--- a/memoria.docx
+++ b/memoria.docx
@@ -2,6 +2,411 @@
 <file path=word/document.xml><?xml version="1.0" encoding="utf-8"?>
 <w:document xmlns:wpc="http://schemas.microsoft.com/office/word/2010/wordprocessingCanvas" xmlns:mc="http://schemas.openxmlformats.org/markup-compatibility/2006" xmlns:o="urn:schemas-microsoft-com:office:office" xmlns:r="http://schemas.openxmlformats.org/officeDocument/2006/relationships" xmlns:m="http://schemas.openxmlformats.org/officeDocument/2006/math" xmlns:v="urn:schemas-microsoft-com:vml" xmlns:wp14="http://schemas.microsoft.com/office/word/2010/wordprocessingDrawing" xmlns:wp="http://schemas.openxmlformats.org/drawingml/2006/wordprocessingDrawing" xmlns:w10="urn:schemas-microsoft-com:office:word" xmlns:w="http://schemas.openxmlformats.org/wordprocessingml/2006/main" xmlns:w14="http://schemas.microsoft.com/office/word/2010/wordml" xmlns:w15="http://schemas.microsoft.com/office/word/2012/wordml" xmlns:wpg="http://schemas.microsoft.com/office/word/2010/wordprocessingGroup" xmlns:wpi="http://schemas.microsoft.com/office/word/2010/wordprocessingInk" xmlns:wne="http://schemas.microsoft.com/office/word/2006/wordml" xmlns:wps="http://schemas.microsoft.com/office/word/2010/wordprocessingShape" mc:Ignorable="w14 w15 wp14">
   <w:body>
+    <w:p>
+      <w:pPr>
+        <w:jc w:val="center"/>
+      </w:pPr>
+    </w:p>
+    <w:p>
+      <w:pPr>
+        <w:jc w:val="center"/>
+      </w:pPr>
+    </w:p>
+    <w:p>
+      <w:r>
+        <w:rPr>
+          <w:noProof/>
+          <w:lang w:eastAsia="es-ES"/>
+        </w:rPr>
+        <w:drawing>
+          <wp:anchor distT="0" distB="0" distL="114300" distR="114300" simplePos="0" relativeHeight="251659264" behindDoc="0" locked="0" layoutInCell="1" allowOverlap="1" wp14:anchorId="78AC6BE8" wp14:editId="09B49FAA">
+            <wp:simplePos x="0" y="0"/>
+            <wp:positionH relativeFrom="margin">
+              <wp:align>center</wp:align>
+            </wp:positionH>
+            <wp:positionV relativeFrom="paragraph">
+              <wp:posOffset>4445</wp:posOffset>
+            </wp:positionV>
+            <wp:extent cx="3084830" cy="1514475"/>
+            <wp:effectExtent l="0" t="0" r="1270" b="9525"/>
+            <wp:wrapSquare wrapText="bothSides"/>
+            <wp:docPr id="5" name="Imagen 5"/>
+            <wp:cNvGraphicFramePr>
+              <a:graphicFrameLocks xmlns:a="http://schemas.openxmlformats.org/drawingml/2006/main" noChangeAspect="1"/>
+            </wp:cNvGraphicFramePr>
+            <a:graphic xmlns:a="http://schemas.openxmlformats.org/drawingml/2006/main">
+              <a:graphicData uri="http://schemas.openxmlformats.org/drawingml/2006/picture">
+                <pic:pic xmlns:pic="http://schemas.openxmlformats.org/drawingml/2006/picture">
+                  <pic:nvPicPr>
+                    <pic:cNvPr id="1" name=""/>
+                    <pic:cNvPicPr/>
+                  </pic:nvPicPr>
+                  <pic:blipFill>
+                    <a:blip r:embed="rId8">
+                      <a:extLst>
+                        <a:ext uri="{28A0092B-C50C-407E-A947-70E740481C1C}">
+                          <a14:useLocalDpi xmlns:a14="http://schemas.microsoft.com/office/drawing/2010/main" val="0"/>
+                        </a:ext>
+                      </a:extLst>
+                    </a:blip>
+                    <a:stretch>
+                      <a:fillRect/>
+                    </a:stretch>
+                  </pic:blipFill>
+                  <pic:spPr>
+                    <a:xfrm>
+                      <a:off x="0" y="0"/>
+                      <a:ext cx="3084830" cy="1514475"/>
+                    </a:xfrm>
+                    <a:prstGeom prst="rect">
+                      <a:avLst/>
+                    </a:prstGeom>
+                  </pic:spPr>
+                </pic:pic>
+              </a:graphicData>
+            </a:graphic>
+            <wp14:sizeRelH relativeFrom="margin">
+              <wp14:pctWidth>0</wp14:pctWidth>
+            </wp14:sizeRelH>
+            <wp14:sizeRelV relativeFrom="margin">
+              <wp14:pctHeight>0</wp14:pctHeight>
+            </wp14:sizeRelV>
+          </wp:anchor>
+        </w:drawing>
+      </w:r>
+    </w:p>
+    <w:p/>
+    <w:p/>
+    <w:p/>
+    <w:p/>
+    <w:p/>
+    <w:p/>
+    <w:p>
+      <w:pPr>
+        <w:tabs>
+          <w:tab w:val="left" w:pos="3660"/>
+        </w:tabs>
+        <w:spacing w:line="360" w:lineRule="auto"/>
+        <w:jc w:val="center"/>
+        <w:rPr>
+          <w:rFonts w:ascii="Arial" w:hAnsi="Arial" w:cs="Arial"/>
+          <w:sz w:val="24"/>
+        </w:rPr>
+      </w:pPr>
+      <w:r>
+        <w:rPr>
+          <w:rFonts w:ascii="Arial" w:hAnsi="Arial" w:cs="Arial"/>
+          <w:sz w:val="24"/>
+        </w:rPr>
+        <w:t>Curso especialización de Inteligencia Artificial y Big Data</w:t>
+      </w:r>
+    </w:p>
+    <w:p>
+      <w:pPr>
+        <w:tabs>
+          <w:tab w:val="left" w:pos="3660"/>
+        </w:tabs>
+        <w:spacing w:line="360" w:lineRule="auto"/>
+        <w:jc w:val="center"/>
+        <w:rPr>
+          <w:rFonts w:ascii="Arial" w:hAnsi="Arial" w:cs="Arial"/>
+          <w:sz w:val="24"/>
+        </w:rPr>
+      </w:pPr>
+    </w:p>
+    <w:p>
+      <w:pPr>
+        <w:tabs>
+          <w:tab w:val="left" w:pos="3660"/>
+        </w:tabs>
+        <w:spacing w:line="360" w:lineRule="auto"/>
+        <w:jc w:val="center"/>
+        <w:rPr>
+          <w:rFonts w:ascii="Arial" w:hAnsi="Arial" w:cs="Arial"/>
+          <w:sz w:val="40"/>
+        </w:rPr>
+      </w:pPr>
+      <w:r>
+        <w:rPr>
+          <w:rFonts w:ascii="Arial" w:hAnsi="Arial" w:cs="Arial"/>
+          <w:sz w:val="40"/>
+        </w:rPr>
+        <w:t>Asistente Inteligente para el Aprendizaje e Interpretación de Secuencias en Lenguaje de Signos</w:t>
+      </w:r>
+    </w:p>
+    <w:p>
+      <w:pPr>
+        <w:tabs>
+          <w:tab w:val="left" w:pos="3660"/>
+        </w:tabs>
+        <w:spacing w:line="360" w:lineRule="auto"/>
+        <w:jc w:val="center"/>
+        <w:rPr>
+          <w:rFonts w:ascii="Arial" w:hAnsi="Arial" w:cs="Arial"/>
+          <w:sz w:val="28"/>
+        </w:rPr>
+      </w:pPr>
+      <w:r>
+        <w:rPr>
+          <w:rFonts w:ascii="Arial" w:hAnsi="Arial" w:cs="Arial"/>
+          <w:sz w:val="28"/>
+        </w:rPr>
+        <w:t xml:space="preserve">Cristian Cabrera Pinto y </w:t>
+      </w:r>
+      <w:r>
+        <w:rPr>
+          <w:rFonts w:ascii="Arial" w:hAnsi="Arial" w:cs="Arial"/>
+          <w:sz w:val="28"/>
+        </w:rPr>
+        <w:t>Álex Rafael de la Cruz Sánchez</w:t>
+      </w:r>
+    </w:p>
+    <w:p>
+      <w:pPr>
+        <w:tabs>
+          <w:tab w:val="left" w:pos="3660"/>
+        </w:tabs>
+        <w:spacing w:line="360" w:lineRule="auto"/>
+        <w:jc w:val="center"/>
+        <w:rPr>
+          <w:rFonts w:ascii="Arial" w:hAnsi="Arial" w:cs="Arial"/>
+          <w:sz w:val="24"/>
+        </w:rPr>
+      </w:pPr>
+      <w:r>
+        <w:rPr>
+          <w:rFonts w:ascii="Arial" w:hAnsi="Arial" w:cs="Arial"/>
+          <w:sz w:val="24"/>
+        </w:rPr>
+        <w:t>Mayo 2026</w:t>
+      </w:r>
+    </w:p>
+    <w:p>
+      <w:pPr>
+        <w:tabs>
+          <w:tab w:val="left" w:pos="3660"/>
+        </w:tabs>
+        <w:spacing w:line="360" w:lineRule="auto"/>
+        <w:jc w:val="center"/>
+        <w:rPr>
+          <w:rFonts w:ascii="Arial" w:hAnsi="Arial" w:cs="Arial"/>
+          <w:sz w:val="28"/>
+        </w:rPr>
+      </w:pPr>
+    </w:p>
+    <w:p>
+      <w:pPr>
+        <w:tabs>
+          <w:tab w:val="left" w:pos="3660"/>
+        </w:tabs>
+        <w:spacing w:line="360" w:lineRule="auto"/>
+        <w:jc w:val="center"/>
+        <w:rPr>
+          <w:rFonts w:ascii="Arial" w:hAnsi="Arial" w:cs="Arial"/>
+          <w:sz w:val="28"/>
+        </w:rPr>
+      </w:pPr>
+    </w:p>
+    <w:p>
+      <w:pPr>
+        <w:tabs>
+          <w:tab w:val="left" w:pos="3660"/>
+        </w:tabs>
+        <w:spacing w:line="360" w:lineRule="auto"/>
+        <w:jc w:val="center"/>
+        <w:rPr>
+          <w:rFonts w:ascii="Arial" w:hAnsi="Arial" w:cs="Arial"/>
+          <w:sz w:val="28"/>
+        </w:rPr>
+      </w:pPr>
+    </w:p>
+    <w:p>
+      <w:pPr>
+        <w:tabs>
+          <w:tab w:val="left" w:pos="3660"/>
+        </w:tabs>
+        <w:spacing w:line="360" w:lineRule="auto"/>
+        <w:jc w:val="center"/>
+        <w:rPr>
+          <w:rFonts w:ascii="Arial" w:hAnsi="Arial" w:cs="Arial"/>
+          <w:sz w:val="28"/>
+        </w:rPr>
+      </w:pPr>
+    </w:p>
+    <w:p>
+      <w:pPr>
+        <w:tabs>
+          <w:tab w:val="left" w:pos="3660"/>
+        </w:tabs>
+        <w:spacing w:line="360" w:lineRule="auto"/>
+        <w:jc w:val="center"/>
+        <w:rPr>
+          <w:rFonts w:ascii="Arial" w:hAnsi="Arial" w:cs="Arial"/>
+          <w:sz w:val="28"/>
+        </w:rPr>
+      </w:pPr>
+    </w:p>
+    <w:p>
+      <w:pPr>
+        <w:tabs>
+          <w:tab w:val="left" w:pos="3660"/>
+        </w:tabs>
+        <w:spacing w:line="360" w:lineRule="auto"/>
+        <w:jc w:val="center"/>
+        <w:rPr>
+          <w:rFonts w:ascii="Arial" w:hAnsi="Arial" w:cs="Arial"/>
+          <w:sz w:val="28"/>
+        </w:rPr>
+      </w:pPr>
+    </w:p>
+    <w:tbl>
+      <w:tblPr>
+        <w:tblStyle w:val="Tablaconcuadrcula"/>
+        <w:tblpPr w:leftFromText="141" w:rightFromText="141" w:vertAnchor="page" w:horzAnchor="margin" w:tblpXSpec="center" w:tblpY="13456"/>
+        <w:tblW w:w="4155" w:type="dxa"/>
+        <w:tblLook w:val="04A0" w:firstRow="1" w:lastRow="0" w:firstColumn="1" w:lastColumn="0" w:noHBand="0" w:noVBand="1"/>
+      </w:tblPr>
+      <w:tblGrid>
+        <w:gridCol w:w="1188"/>
+        <w:gridCol w:w="2967"/>
+      </w:tblGrid>
+      <w:tr>
+        <w:trPr>
+          <w:trHeight w:val="866"/>
+        </w:trPr>
+        <w:tc>
+          <w:tcPr>
+            <w:tcW w:w="1188" w:type="dxa"/>
+            <w:tcBorders>
+              <w:top w:val="nil"/>
+              <w:left w:val="nil"/>
+              <w:bottom w:val="nil"/>
+              <w:right w:val="nil"/>
+            </w:tcBorders>
+          </w:tcPr>
+          <w:p>
+            <w:pPr>
+              <w:tabs>
+                <w:tab w:val="left" w:pos="3660"/>
+              </w:tabs>
+              <w:spacing w:line="360" w:lineRule="auto"/>
+              <w:jc w:val="center"/>
+              <w:rPr>
+                <w:rFonts w:ascii="Arial" w:hAnsi="Arial" w:cs="Arial"/>
+                <w:sz w:val="28"/>
+              </w:rPr>
+            </w:pPr>
+            <w:r>
+              <w:rPr>
+                <w:rFonts w:ascii="Arial" w:hAnsi="Arial" w:cs="Arial"/>
+                <w:noProof/>
+                <w:sz w:val="28"/>
+                <w:lang w:eastAsia="es-ES"/>
+              </w:rPr>
+              <w:drawing>
+                <wp:inline distT="0" distB="0" distL="0" distR="0" wp14:anchorId="715E0450" wp14:editId="3ED85CCF">
+                  <wp:extent cx="609600" cy="609600"/>
+                  <wp:effectExtent l="0" t="0" r="0" b="0"/>
+                  <wp:docPr id="6" name="Imagen 6" descr="C:\Users\Ccp0897\Downloads\ai-technology_16921627.png"/>
+                  <wp:cNvGraphicFramePr>
+                    <a:graphicFrameLocks xmlns:a="http://schemas.openxmlformats.org/drawingml/2006/main" noChangeAspect="1"/>
+                  </wp:cNvGraphicFramePr>
+                  <a:graphic xmlns:a="http://schemas.openxmlformats.org/drawingml/2006/main">
+                    <a:graphicData uri="http://schemas.openxmlformats.org/drawingml/2006/picture">
+                      <pic:pic xmlns:pic="http://schemas.openxmlformats.org/drawingml/2006/picture">
+                        <pic:nvPicPr>
+                          <pic:cNvPr id="0" name="Picture 1" descr="C:\Users\Ccp0897\Downloads\ai-technology_16921627.png"/>
+                          <pic:cNvPicPr>
+                            <a:picLocks noChangeAspect="1" noChangeArrowheads="1"/>
+                          </pic:cNvPicPr>
+                        </pic:nvPicPr>
+                        <pic:blipFill>
+                          <a:blip r:embed="rId9" cstate="print">
+                            <a:extLst>
+                              <a:ext uri="{28A0092B-C50C-407E-A947-70E740481C1C}">
+                                <a14:useLocalDpi xmlns:a14="http://schemas.microsoft.com/office/drawing/2010/main" val="0"/>
+                              </a:ext>
+                            </a:extLst>
+                          </a:blip>
+                          <a:srcRect/>
+                          <a:stretch>
+                            <a:fillRect/>
+                          </a:stretch>
+                        </pic:blipFill>
+                        <pic:spPr bwMode="auto">
+                          <a:xfrm>
+                            <a:off x="0" y="0"/>
+                            <a:ext cx="609600" cy="609600"/>
+                          </a:xfrm>
+                          <a:prstGeom prst="rect">
+                            <a:avLst/>
+                          </a:prstGeom>
+                          <a:noFill/>
+                          <a:ln>
+                            <a:noFill/>
+                          </a:ln>
+                        </pic:spPr>
+                      </pic:pic>
+                    </a:graphicData>
+                  </a:graphic>
+                </wp:inline>
+              </w:drawing>
+            </w:r>
+          </w:p>
+        </w:tc>
+        <w:tc>
+          <w:tcPr>
+            <w:tcW w:w="2967" w:type="dxa"/>
+            <w:tcBorders>
+              <w:top w:val="nil"/>
+              <w:left w:val="nil"/>
+              <w:bottom w:val="nil"/>
+              <w:right w:val="nil"/>
+            </w:tcBorders>
+            <w:vAlign w:val="center"/>
+          </w:tcPr>
+          <w:p>
+            <w:pPr>
+              <w:tabs>
+                <w:tab w:val="left" w:pos="3660"/>
+              </w:tabs>
+              <w:spacing w:line="360" w:lineRule="auto"/>
+              <w:jc w:val="center"/>
+              <w:rPr>
+                <w:rFonts w:ascii="Arial" w:hAnsi="Arial" w:cs="Arial"/>
+                <w:sz w:val="28"/>
+              </w:rPr>
+            </w:pPr>
+            <w:r>
+              <w:rPr>
+                <w:rFonts w:ascii="Arial" w:hAnsi="Arial" w:cs="Arial"/>
+                <w:sz w:val="28"/>
+              </w:rPr>
+              <w:t>Programación de IA</w:t>
+            </w:r>
+          </w:p>
+        </w:tc>
+      </w:tr>
+    </w:tbl>
+    <w:p>
+      <w:pPr>
+        <w:rPr>
+          <w:rFonts w:ascii="Arial" w:eastAsiaTheme="majorEastAsia" w:hAnsi="Arial" w:cs="Arial"/>
+          <w:b/>
+          <w:sz w:val="32"/>
+          <w:szCs w:val="32"/>
+          <w:highlight w:val="lightGray"/>
+        </w:rPr>
+      </w:pPr>
+      <w:r>
+        <w:rPr>
+          <w:rFonts w:ascii="Arial" w:hAnsi="Arial" w:cs="Arial"/>
+          <w:b/>
+          <w:highlight w:val="lightGray"/>
+        </w:rPr>
+        <w:br w:type="page"/>
+      </w:r>
+    </w:p>
     <w:p>
       <w:pPr>
         <w:pStyle w:val="Ttulo1"/>
@@ -23,6 +428,7 @@
           <w:b/>
           <w:color w:val="auto"/>
         </w:rPr>
+        <w:lastRenderedPageBreak/>
         <w:t>Definición y fundamentos</w:t>
       </w:r>
     </w:p>
@@ -64,7 +470,21 @@
           <w:rFonts w:ascii="Arial" w:hAnsi="Arial" w:cs="Arial"/>
           <w:sz w:val="24"/>
         </w:rPr>
-        <w:t>El aprendizaje del lenguaje de signos presenta una curva de dificultad elevada para tanto personas oyentes como para personas que presentan ciertos problemas auditivos. En la actualidad, la mayoría de aplicaciones de aprendizaje o modelos de visión por computadora se limitan a evaluar o traducir letras estáticas de forma aislada o al aprendizaje de palabras reales.</w:t>
+        <w:t xml:space="preserve">El aprendizaje del lenguaje de signos presenta una curva </w:t>
+      </w:r>
+      <w:r>
+        <w:rPr>
+          <w:rFonts w:ascii="Arial" w:hAnsi="Arial" w:cs="Arial"/>
+          <w:sz w:val="24"/>
+        </w:rPr>
+        <w:t>de dificultad elevada tanto para</w:t>
+      </w:r>
+      <w:r>
+        <w:rPr>
+          <w:rFonts w:ascii="Arial" w:hAnsi="Arial" w:cs="Arial"/>
+          <w:sz w:val="24"/>
+        </w:rPr>
+        <w:t xml:space="preserve"> personas oyentes como para personas que presentan ciertos problemas auditivos. En la actualidad, la mayoría de aplicaciones de aprendizaje o modelos de visión por computadora se limitan a evaluar o traducir letras estáticas de forma aislada o al aprendizaje de palabras reales.</w:t>
       </w:r>
     </w:p>
     <w:p>
@@ -102,14 +522,56 @@
           <w:rFonts w:ascii="Arial" w:hAnsi="Arial" w:cs="Arial"/>
           <w:sz w:val="24"/>
         </w:rPr>
-        <w:t xml:space="preserve"> con el deletreo secuencial de palabras a partir de letras estáticas. Ya que unos de los problemas que se tienen a la hora de practicar el lenguaje de signos es adaptarse a la secuencialidad de los signos. </w:t>
-      </w:r>
-      <w:r>
-        <w:rPr>
-          <w:rFonts w:ascii="Arial" w:hAnsi="Arial" w:cs="Arial"/>
-          <w:sz w:val="24"/>
-        </w:rPr>
-        <w:t>Actualmente, no se encuentra en el mercado de aplicaciones de autoaprendizaje una solución eficaz de bajo coste que sea capaz de procesar y evaluar secuencias de signos concatenados a partir de material visual estático. Este proyecto busca desarrollar un sistema capaz de "leer" de izquierda a derecha una imagen compuesta por una secuencia de signos, devolviendo la palabra final interpretada.</w:t>
+        <w:t xml:space="preserve"> con el deletreo secuencial de palabras a partir </w:t>
+      </w:r>
+      <w:r>
+        <w:rPr>
+          <w:rFonts w:ascii="Arial" w:hAnsi="Arial" w:cs="Arial"/>
+          <w:sz w:val="24"/>
+        </w:rPr>
+        <w:t>de letras estáticas. Ya que uno</w:t>
+      </w:r>
+      <w:r>
+        <w:rPr>
+          <w:rFonts w:ascii="Arial" w:hAnsi="Arial" w:cs="Arial"/>
+          <w:sz w:val="24"/>
+        </w:rPr>
+        <w:t xml:space="preserve"> de los problemas que se tienen a la hora de practicar el lenguaje de signos es adaptarse a la secuencialidad de los signos. </w:t>
+      </w:r>
+      <w:r>
+        <w:rPr>
+          <w:rFonts w:ascii="Arial" w:hAnsi="Arial" w:cs="Arial"/>
+          <w:sz w:val="24"/>
+        </w:rPr>
+        <w:t xml:space="preserve">Actualmente, no </w:t>
+      </w:r>
+      <w:r>
+        <w:rPr>
+          <w:rFonts w:ascii="Arial" w:hAnsi="Arial" w:cs="Arial"/>
+          <w:sz w:val="24"/>
+        </w:rPr>
+        <w:t>hemos</w:t>
+      </w:r>
+      <w:r>
+        <w:rPr>
+          <w:rFonts w:ascii="Arial" w:hAnsi="Arial" w:cs="Arial"/>
+          <w:sz w:val="24"/>
+        </w:rPr>
+        <w:t xml:space="preserve"> </w:t>
+      </w:r>
+      <w:r>
+        <w:rPr>
+          <w:rFonts w:ascii="Arial" w:hAnsi="Arial" w:cs="Arial"/>
+          <w:sz w:val="24"/>
+        </w:rPr>
+        <w:t xml:space="preserve">encontrado en el mercado de </w:t>
+      </w:r>
+      <w:r>
+        <w:rPr>
+          <w:rFonts w:ascii="Arial" w:hAnsi="Arial" w:cs="Arial"/>
+          <w:sz w:val="24"/>
+        </w:rPr>
+        <w:t>aplicaciones de autoaprendizaje una solución eficaz de bajo coste que sea capaz de procesar y evaluar secuencias de signos concatenados a partir de material visual estático. Este proyecto busca desarrollar un sistema capaz de "leer" de izquierda a derecha una imagen compuesta por una secuencia de signos, devolviendo la palabra final interpretada.</w:t>
       </w:r>
     </w:p>
     <w:p>
@@ -453,7 +915,6 @@
         </w:rPr>
         <w:t xml:space="preserve"> Entrenar el modelo aplicando técnicas de regularización, ajuste de hiperparámetros y prevención del </w:t>
       </w:r>
-      <w:proofErr w:type="spellStart"/>
       <w:r>
         <w:rPr>
           <w:rFonts w:ascii="Arial" w:hAnsi="Arial" w:cs="Arial"/>
@@ -462,7 +923,6 @@
         </w:rPr>
         <w:t>overfitting</w:t>
       </w:r>
-      <w:proofErr w:type="spellEnd"/>
       <w:r>
         <w:rPr>
           <w:rFonts w:ascii="Arial" w:hAnsi="Arial" w:cs="Arial"/>
@@ -554,6 +1014,43 @@
           <w:b/>
           <w:color w:val="auto"/>
         </w:rPr>
+        <w:t>Estado del arte</w:t>
+      </w:r>
+    </w:p>
+    <w:p>
+      <w:pPr>
+        <w:rPr>
+          <w:color w:val="FF0000"/>
+        </w:rPr>
+      </w:pPr>
+      <w:r>
+        <w:rPr>
+          <w:color w:val="FF0000"/>
+        </w:rPr>
+        <w:t>TO DO</w:t>
+      </w:r>
+    </w:p>
+    <w:p>
+      <w:pPr>
+        <w:pStyle w:val="Ttulo1"/>
+        <w:numPr>
+          <w:ilvl w:val="0"/>
+          <w:numId w:val="1"/>
+        </w:numPr>
+        <w:spacing w:line="276" w:lineRule="auto"/>
+        <w:jc w:val="both"/>
+        <w:rPr>
+          <w:rFonts w:ascii="Arial" w:hAnsi="Arial" w:cs="Arial"/>
+          <w:b/>
+          <w:color w:val="auto"/>
+        </w:rPr>
+      </w:pPr>
+      <w:r>
+        <w:rPr>
+          <w:rFonts w:ascii="Arial" w:hAnsi="Arial" w:cs="Arial"/>
+          <w:b/>
+          <w:color w:val="auto"/>
+        </w:rPr>
         <w:t>Obtención y Análisis Exploratorio de Datos</w:t>
       </w:r>
     </w:p>
@@ -603,18 +1100,8 @@
           <w:i/>
           <w:sz w:val="24"/>
         </w:rPr>
-        <w:t xml:space="preserve">Deep </w:t>
-      </w:r>
-      <w:proofErr w:type="spellStart"/>
-      <w:r>
-        <w:rPr>
-          <w:rFonts w:ascii="Arial" w:hAnsi="Arial" w:cs="Arial"/>
-          <w:i/>
-          <w:sz w:val="24"/>
-        </w:rPr>
-        <w:t>Learning</w:t>
-      </w:r>
-      <w:proofErr w:type="spellEnd"/>
+        <w:t>Deep Learning</w:t>
+      </w:r>
       <w:r>
         <w:rPr>
           <w:rFonts w:ascii="Arial" w:hAnsi="Arial" w:cs="Arial"/>
@@ -663,7 +1150,6 @@
         </w:rPr>
         <w:t xml:space="preserve">Para la creación automática hemos partido del dataset obtenido en la plataforma de </w:t>
       </w:r>
-      <w:proofErr w:type="spellStart"/>
       <w:r>
         <w:rPr>
           <w:rFonts w:ascii="Arial" w:hAnsi="Arial" w:cs="Arial"/>
@@ -672,7 +1158,6 @@
         </w:rPr>
         <w:t>Kaggle</w:t>
       </w:r>
-      <w:proofErr w:type="spellEnd"/>
       <w:r>
         <w:rPr>
           <w:rFonts w:ascii="Arial" w:hAnsi="Arial" w:cs="Arial"/>
@@ -686,25 +1171,7 @@
           <w:i/>
           <w:sz w:val="24"/>
         </w:rPr>
-        <w:t xml:space="preserve">ASL </w:t>
-      </w:r>
-      <w:proofErr w:type="spellStart"/>
-      <w:r>
-        <w:rPr>
-          <w:rFonts w:ascii="Arial" w:hAnsi="Arial" w:cs="Arial"/>
-          <w:i/>
-          <w:sz w:val="24"/>
-        </w:rPr>
-        <w:t>Alphabet</w:t>
-      </w:r>
-      <w:proofErr w:type="spellEnd"/>
-      <w:r>
-        <w:rPr>
-          <w:rFonts w:ascii="Arial" w:hAnsi="Arial" w:cs="Arial"/>
-          <w:i/>
-          <w:sz w:val="24"/>
-        </w:rPr>
-        <w:t xml:space="preserve"> Dataset”</w:t>
+        <w:t>ASL Alphabet Dataset”</w:t>
       </w:r>
       <w:r>
         <w:rPr>
@@ -736,18 +1203,8 @@
           <w:color w:val="auto"/>
         </w:rPr>
         <w:lastRenderedPageBreak/>
-        <w:t xml:space="preserve">Limpieza y </w:t>
-      </w:r>
-      <w:proofErr w:type="spellStart"/>
-      <w:r>
-        <w:rPr>
-          <w:rFonts w:ascii="Arial" w:hAnsi="Arial" w:cs="Arial"/>
-          <w:b/>
-          <w:color w:val="auto"/>
-        </w:rPr>
-        <w:t>preprocesamiento</w:t>
-      </w:r>
-      <w:proofErr w:type="spellEnd"/>
+        <w:t>Limpieza y preprocesamiento</w:t>
+      </w:r>
     </w:p>
     <w:p>
       <w:pPr>
@@ -789,54 +1246,30 @@
         </w:rPr>
         <w:t>Generación del dataset</w:t>
       </w:r>
-    </w:p>
-    <w:p>
-      <w:pPr>
-        <w:spacing w:line="276" w:lineRule="auto"/>
-        <w:jc w:val="both"/>
-        <w:rPr>
-          <w:rFonts w:ascii="Arial" w:hAnsi="Arial" w:cs="Arial"/>
-          <w:sz w:val="24"/>
-        </w:rPr>
-      </w:pPr>
-      <w:r>
-        <w:rPr>
-          <w:rFonts w:ascii="Arial" w:hAnsi="Arial" w:cs="Arial"/>
-          <w:sz w:val="24"/>
-        </w:rPr>
-        <w:t xml:space="preserve">Para la generación de las imágenes con la secuencia de letras hemos empleado </w:t>
-      </w:r>
-      <w:proofErr w:type="spellStart"/>
-      <w:r>
-        <w:rPr>
-          <w:rFonts w:ascii="Arial" w:hAnsi="Arial" w:cs="Arial"/>
-          <w:sz w:val="24"/>
-        </w:rPr>
-        <w:t>OpenCv</w:t>
-      </w:r>
-      <w:proofErr w:type="spellEnd"/>
-      <w:r>
-        <w:rPr>
-          <w:rFonts w:ascii="Arial" w:hAnsi="Arial" w:cs="Arial"/>
-          <w:sz w:val="24"/>
-        </w:rPr>
-        <w:t xml:space="preserve"> y </w:t>
-      </w:r>
-      <w:proofErr w:type="spellStart"/>
-      <w:r>
-        <w:rPr>
-          <w:rFonts w:ascii="Arial" w:hAnsi="Arial" w:cs="Arial"/>
-          <w:sz w:val="24"/>
-        </w:rPr>
-        <w:t>NumPy</w:t>
-      </w:r>
-      <w:proofErr w:type="spellEnd"/>
-      <w:r>
-        <w:rPr>
-          <w:rFonts w:ascii="Arial" w:hAnsi="Arial" w:cs="Arial"/>
-          <w:sz w:val="24"/>
-        </w:rPr>
-        <w:t>. De modo que lo pasos que hemos seguido han sido los siguientes:</w:t>
+      <w:r>
+        <w:rPr>
+          <w:rFonts w:ascii="Arial" w:hAnsi="Arial" w:cs="Arial"/>
+          <w:b/>
+          <w:color w:val="auto"/>
+        </w:rPr>
+        <w:t xml:space="preserve"> para CNN</w:t>
+      </w:r>
+    </w:p>
+    <w:p>
+      <w:pPr>
+        <w:spacing w:line="276" w:lineRule="auto"/>
+        <w:jc w:val="both"/>
+        <w:rPr>
+          <w:rFonts w:ascii="Arial" w:hAnsi="Arial" w:cs="Arial"/>
+          <w:sz w:val="24"/>
+        </w:rPr>
+      </w:pPr>
+      <w:r>
+        <w:rPr>
+          <w:rFonts w:ascii="Arial" w:hAnsi="Arial" w:cs="Arial"/>
+          <w:sz w:val="24"/>
+        </w:rPr>
+        <w:t>Para la generación de las imágenes con la secuencia de letras hemos empleado OpenCv y NumPy. De modo que lo pasos que hemos seguido han sido los siguientes:</w:t>
       </w:r>
     </w:p>
     <w:p>
@@ -943,6 +1376,213 @@
         </w:rPr>
         <w:t>El resultado del proceso es un dataset compuesto por 20.000 imágenes de secuencias de letras con 400 muestras por clase.</w:t>
       </w:r>
+      <w:r>
+        <w:rPr>
+          <w:rFonts w:ascii="Arial" w:hAnsi="Arial" w:cs="Arial"/>
+          <w:sz w:val="24"/>
+        </w:rPr>
+        <w:t xml:space="preserve"> </w:t>
+      </w:r>
+    </w:p>
+    <w:p>
+      <w:pPr>
+        <w:pStyle w:val="Prrafodelista"/>
+        <w:numPr>
+          <w:ilvl w:val="0"/>
+          <w:numId w:val="4"/>
+        </w:numPr>
+        <w:spacing w:line="276" w:lineRule="auto"/>
+        <w:jc w:val="both"/>
+        <w:rPr>
+          <w:rFonts w:ascii="Arial" w:hAnsi="Arial" w:cs="Arial"/>
+          <w:b/>
+          <w:sz w:val="24"/>
+        </w:rPr>
+      </w:pPr>
+      <w:r>
+        <w:rPr>
+          <w:rFonts w:ascii="Arial" w:hAnsi="Arial" w:cs="Arial"/>
+          <w:b/>
+          <w:sz w:val="24"/>
+        </w:rPr>
+        <w:t>Generación dataset para CRNN</w:t>
+      </w:r>
+    </w:p>
+    <w:p>
+      <w:pPr>
+        <w:spacing w:line="276" w:lineRule="auto"/>
+        <w:jc w:val="both"/>
+        <w:rPr>
+          <w:rFonts w:ascii="Arial" w:hAnsi="Arial" w:cs="Arial"/>
+          <w:sz w:val="24"/>
+        </w:rPr>
+      </w:pPr>
+      <w:r>
+        <w:rPr>
+          <w:rFonts w:ascii="Arial" w:hAnsi="Arial" w:cs="Arial"/>
+          <w:sz w:val="24"/>
+        </w:rPr>
+        <w:t xml:space="preserve">El modelo de </w:t>
+      </w:r>
+      <w:r>
+        <w:rPr>
+          <w:rFonts w:ascii="Arial" w:hAnsi="Arial" w:cs="Arial"/>
+          <w:sz w:val="24"/>
+        </w:rPr>
+        <w:t>CRNN ha necesitado otro conjunto de datos para poder llevar a cabo un correcto entrenamiento. Hemos empleado las mismas librerías que en el anterior.</w:t>
+      </w:r>
+      <w:r>
+        <w:t xml:space="preserve"> </w:t>
+      </w:r>
+      <w:r>
+        <w:rPr>
+          <w:rFonts w:ascii="Arial" w:hAnsi="Arial" w:cs="Arial"/>
+          <w:sz w:val="24"/>
+        </w:rPr>
+        <w:t>Dado que el objetivo de esta arquitectura es transcribir texto de longitud variable y evitar la memorización de siluetas de palabras específicas, los pasos que hemos seguido han sido los siguientes:</w:t>
+      </w:r>
+    </w:p>
+    <w:p>
+      <w:pPr>
+        <w:pStyle w:val="Prrafodelista"/>
+        <w:numPr>
+          <w:ilvl w:val="0"/>
+          <w:numId w:val="9"/>
+        </w:numPr>
+        <w:spacing w:line="276" w:lineRule="auto"/>
+        <w:jc w:val="both"/>
+        <w:rPr>
+          <w:rFonts w:ascii="Arial" w:hAnsi="Arial" w:cs="Arial"/>
+          <w:sz w:val="24"/>
+        </w:rPr>
+      </w:pPr>
+      <w:r>
+        <w:rPr>
+          <w:rFonts w:ascii="Arial" w:hAnsi="Arial" w:cs="Arial"/>
+          <w:sz w:val="24"/>
+        </w:rPr>
+        <w:t xml:space="preserve">Generación de secuencias aleatorias de letras, en lugar de emplear un diccionario de palabras. Para ello, hemos configurado el script para generar secuencias de letras aleatorias con longitudes de 3, 4 y 5 caracteres. De modo que la red se vea obligada a aprender la letra y conseguir evitar el </w:t>
+      </w:r>
+      <w:r>
+        <w:rPr>
+          <w:rFonts w:ascii="Arial" w:hAnsi="Arial" w:cs="Arial"/>
+          <w:i/>
+          <w:sz w:val="24"/>
+        </w:rPr>
+        <w:t>overfitting</w:t>
+      </w:r>
+      <w:r>
+        <w:rPr>
+          <w:rFonts w:ascii="Arial" w:hAnsi="Arial" w:cs="Arial"/>
+          <w:sz w:val="24"/>
+        </w:rPr>
+        <w:t>.</w:t>
+      </w:r>
+    </w:p>
+    <w:p>
+      <w:pPr>
+        <w:pStyle w:val="Prrafodelista"/>
+        <w:numPr>
+          <w:ilvl w:val="0"/>
+          <w:numId w:val="9"/>
+        </w:numPr>
+        <w:spacing w:line="276" w:lineRule="auto"/>
+        <w:jc w:val="both"/>
+        <w:rPr>
+          <w:rFonts w:ascii="Arial" w:hAnsi="Arial" w:cs="Arial"/>
+          <w:sz w:val="24"/>
+        </w:rPr>
+      </w:pPr>
+      <w:r>
+        <w:rPr>
+          <w:rFonts w:ascii="Arial" w:hAnsi="Arial" w:cs="Arial"/>
+          <w:sz w:val="24"/>
+        </w:rPr>
+        <w:t>Para cada letra de la secuencia que se genera, el algoritmo accede al directorio de origen y selecciona una imagen al azar entre todas las disponibles de la letra correspondiente. Buscamos que haya la máxima variación posible entre las imágenes utilizadas.</w:t>
+      </w:r>
+    </w:p>
+    <w:p>
+      <w:pPr>
+        <w:pStyle w:val="Prrafodelista"/>
+        <w:numPr>
+          <w:ilvl w:val="0"/>
+          <w:numId w:val="9"/>
+        </w:numPr>
+        <w:spacing w:line="276" w:lineRule="auto"/>
+        <w:jc w:val="both"/>
+        <w:rPr>
+          <w:rFonts w:ascii="Arial" w:hAnsi="Arial" w:cs="Arial"/>
+          <w:sz w:val="24"/>
+        </w:rPr>
+      </w:pPr>
+      <w:r>
+        <w:rPr>
+          <w:rFonts w:ascii="Arial" w:hAnsi="Arial" w:cs="Arial"/>
+          <w:sz w:val="24"/>
+        </w:rPr>
+        <w:t xml:space="preserve">Una vez obtenidas las imágenes de la secuencia, las concatenamos aplicando una superposición difuminada para eliminar posibles uniones artificiales que pueda hacer que la red aprenda patrones. Después, </w:t>
+      </w:r>
+      <w:r>
+        <w:rPr>
+          <w:rFonts w:ascii="Arial" w:hAnsi="Arial" w:cs="Arial"/>
+          <w:sz w:val="24"/>
+        </w:rPr>
+        <w:lastRenderedPageBreak/>
+        <w:t>integramos la secuencia en un lienzo negro de longitud de 620 pixeles de ancho y 128 pixeles de alto (dimensiones máximas para 5 letras). En el caso de que las secuencias sean de 3 o 4 letras, estas se alinean a la izquierda dejando un relleno negro a la derecha. Esto es fundamental para que el algoritmo de decodificación CTC aprenda a ignorar espacios vacíos.</w:t>
+      </w:r>
+    </w:p>
+    <w:p>
+      <w:pPr>
+        <w:pStyle w:val="Prrafodelista"/>
+        <w:numPr>
+          <w:ilvl w:val="0"/>
+          <w:numId w:val="9"/>
+        </w:numPr>
+        <w:spacing w:line="276" w:lineRule="auto"/>
+        <w:jc w:val="both"/>
+        <w:rPr>
+          <w:rFonts w:ascii="Arial" w:hAnsi="Arial" w:cs="Arial"/>
+          <w:sz w:val="24"/>
+        </w:rPr>
+      </w:pPr>
+      <w:r>
+        <w:rPr>
+          <w:rFonts w:ascii="Arial" w:hAnsi="Arial" w:cs="Arial"/>
+          <w:sz w:val="24"/>
+        </w:rPr>
+        <w:t>El proceso se repite hasta generar un total de 3000 imágenes para cada una de las longitudes de palabras que tenemos, asegurando un balance entre las distintas dimensiones.</w:t>
+      </w:r>
+    </w:p>
+    <w:p>
+      <w:pPr>
+        <w:spacing w:line="276" w:lineRule="auto"/>
+        <w:jc w:val="both"/>
+        <w:rPr>
+          <w:rFonts w:ascii="Arial" w:hAnsi="Arial" w:cs="Arial"/>
+          <w:sz w:val="24"/>
+        </w:rPr>
+      </w:pPr>
+      <w:r>
+        <w:rPr>
+          <w:rFonts w:ascii="Arial" w:hAnsi="Arial" w:cs="Arial"/>
+          <w:sz w:val="24"/>
+        </w:rPr>
+        <w:t xml:space="preserve">El resultado de este proceso es un dataset robusto compuesto por 9.000 imágenes de secuencias </w:t>
+      </w:r>
+      <w:r>
+        <w:rPr>
+          <w:rFonts w:ascii="Arial" w:hAnsi="Arial" w:cs="Arial"/>
+          <w:sz w:val="24"/>
+        </w:rPr>
+        <w:t>de letras</w:t>
+      </w:r>
+      <w:r>
+        <w:rPr>
+          <w:rFonts w:ascii="Arial" w:hAnsi="Arial" w:cs="Arial"/>
+          <w:sz w:val="24"/>
+        </w:rPr>
+        <w:t>, preparadas específicamente para entrenar la extracción de características y el alineamiento temporal de la red CRNN.</w:t>
+      </w:r>
     </w:p>
     <w:p>
       <w:pPr>
@@ -970,6 +1610,46 @@
     </w:p>
     <w:p>
       <w:pPr>
+        <w:pStyle w:val="Prrafodelista"/>
+        <w:numPr>
+          <w:ilvl w:val="0"/>
+          <w:numId w:val="8"/>
+        </w:numPr>
+        <w:spacing w:line="276" w:lineRule="auto"/>
+        <w:jc w:val="both"/>
+        <w:rPr>
+          <w:rFonts w:ascii="Arial" w:hAnsi="Arial" w:cs="Arial"/>
+          <w:b/>
+          <w:sz w:val="24"/>
+        </w:rPr>
+      </w:pPr>
+      <w:r>
+        <w:rPr>
+          <w:rFonts w:ascii="Arial" w:hAnsi="Arial" w:cs="Arial"/>
+          <w:b/>
+          <w:sz w:val="24"/>
+        </w:rPr>
+        <w:t>Análisis</w:t>
+      </w:r>
+      <w:r>
+        <w:rPr>
+          <w:rFonts w:ascii="Arial" w:hAnsi="Arial" w:cs="Arial"/>
+          <w:b/>
+          <w:sz w:val="24"/>
+        </w:rPr>
+        <w:t xml:space="preserve"> de</w:t>
+      </w:r>
+      <w:r>
+        <w:rPr>
+          <w:rFonts w:ascii="Arial" w:hAnsi="Arial" w:cs="Arial"/>
+          <w:b/>
+          <w:sz w:val="24"/>
+        </w:rPr>
+        <w:t xml:space="preserve"> dataset para CNN (dataset de 4 letras)</w:t>
+      </w:r>
+    </w:p>
+    <w:p>
+      <w:pPr>
         <w:spacing w:line="276" w:lineRule="auto"/>
         <w:jc w:val="both"/>
         <w:rPr>
@@ -1004,7 +1684,9 @@
       <w:r>
         <w:rPr>
           <w:rFonts w:ascii="Arial" w:hAnsi="Arial" w:cs="Arial"/>
-          <w:sz w:val="24"/>
+          <w:noProof/>
+          <w:sz w:val="24"/>
+          <w:lang w:eastAsia="es-ES"/>
         </w:rPr>
         <w:drawing>
           <wp:inline distT="0" distB="0" distL="0" distR="0" wp14:anchorId="594FE578" wp14:editId="54D0427A">
@@ -1022,7 +1704,7 @@
                     <pic:cNvPicPr/>
                   </pic:nvPicPr>
                   <pic:blipFill>
-                    <a:blip r:embed="rId6"/>
+                    <a:blip r:embed="rId10"/>
                     <a:stretch>
                       <a:fillRect/>
                     </a:stretch>
@@ -1074,24 +1756,26 @@
           <w:rFonts w:ascii="Arial" w:hAnsi="Arial" w:cs="Arial"/>
           <w:sz w:val="24"/>
         </w:rPr>
+        <w:t>Otro aspecto importante puede ser la frecuencia de las letras que hay, ya que hemos buscado un diccionario de palabras que permitan que las letras estén lo mejor distribuidas posible.</w:t>
+      </w:r>
+    </w:p>
+    <w:p>
+      <w:pPr>
+        <w:spacing w:line="276" w:lineRule="auto"/>
+        <w:jc w:val="both"/>
+        <w:rPr>
+          <w:rFonts w:ascii="Arial" w:hAnsi="Arial" w:cs="Arial"/>
+          <w:sz w:val="24"/>
+        </w:rPr>
+      </w:pPr>
+      <w:r>
+        <w:rPr>
+          <w:rFonts w:ascii="Arial" w:hAnsi="Arial" w:cs="Arial"/>
+          <w:noProof/>
+          <w:sz w:val="24"/>
+          <w:lang w:eastAsia="es-ES"/>
+        </w:rPr>
         <w:lastRenderedPageBreak/>
-        <w:t>Otro aspecto importante puede ser la frecuencia de las letras que hay, ya que hemos buscado un diccionario de palabras que permitan que las letras estén lo mejor distribuidas posible.</w:t>
-      </w:r>
-    </w:p>
-    <w:p>
-      <w:pPr>
-        <w:spacing w:line="276" w:lineRule="auto"/>
-        <w:jc w:val="both"/>
-        <w:rPr>
-          <w:rFonts w:ascii="Arial" w:hAnsi="Arial" w:cs="Arial"/>
-          <w:sz w:val="24"/>
-        </w:rPr>
-      </w:pPr>
-      <w:r>
-        <w:rPr>
-          <w:rFonts w:ascii="Arial" w:hAnsi="Arial" w:cs="Arial"/>
-          <w:sz w:val="24"/>
-        </w:rPr>
         <w:drawing>
           <wp:inline distT="0" distB="0" distL="0" distR="0" wp14:anchorId="5D320653" wp14:editId="634898B9">
             <wp:extent cx="5400040" cy="2225675"/>
@@ -1108,7 +1792,7 @@
                     <pic:cNvPicPr/>
                   </pic:nvPicPr>
                   <pic:blipFill>
-                    <a:blip r:embed="rId7"/>
+                    <a:blip r:embed="rId11"/>
                     <a:stretch>
                       <a:fillRect/>
                     </a:stretch>
@@ -1175,7 +1859,9 @@
       <w:r>
         <w:rPr>
           <w:rFonts w:ascii="Arial" w:hAnsi="Arial" w:cs="Arial"/>
-          <w:sz w:val="24"/>
+          <w:noProof/>
+          <w:sz w:val="24"/>
+          <w:lang w:eastAsia="es-ES"/>
         </w:rPr>
         <w:drawing>
           <wp:inline distT="0" distB="0" distL="0" distR="0" wp14:anchorId="1B1BDAC4" wp14:editId="1727A18A">
@@ -1193,7 +1879,7 @@
                     <pic:cNvPicPr/>
                   </pic:nvPicPr>
                   <pic:blipFill>
-                    <a:blip r:embed="rId8"/>
+                    <a:blip r:embed="rId12"/>
                     <a:stretch>
                       <a:fillRect/>
                     </a:stretch>
@@ -1260,7 +1946,9 @@
       <w:r>
         <w:rPr>
           <w:rFonts w:ascii="Arial" w:hAnsi="Arial" w:cs="Arial"/>
-          <w:sz w:val="24"/>
+          <w:noProof/>
+          <w:sz w:val="24"/>
+          <w:lang w:eastAsia="es-ES"/>
         </w:rPr>
         <w:lastRenderedPageBreak/>
         <w:drawing>
@@ -1279,7 +1967,7 @@
                     <pic:cNvPicPr/>
                   </pic:nvPicPr>
                   <pic:blipFill>
-                    <a:blip r:embed="rId9"/>
+                    <a:blip r:embed="rId13"/>
                     <a:stretch>
                       <a:fillRect/>
                     </a:stretch>
@@ -1319,6 +2007,415 @@
     </w:p>
     <w:p>
       <w:pPr>
+        <w:pStyle w:val="Prrafodelista"/>
+        <w:numPr>
+          <w:ilvl w:val="0"/>
+          <w:numId w:val="8"/>
+        </w:numPr>
+        <w:spacing w:line="276" w:lineRule="auto"/>
+        <w:jc w:val="both"/>
+        <w:rPr>
+          <w:rFonts w:ascii="Arial" w:hAnsi="Arial" w:cs="Arial"/>
+          <w:b/>
+          <w:sz w:val="24"/>
+        </w:rPr>
+      </w:pPr>
+      <w:r>
+        <w:rPr>
+          <w:rFonts w:ascii="Arial" w:hAnsi="Arial" w:cs="Arial"/>
+          <w:b/>
+          <w:sz w:val="24"/>
+        </w:rPr>
+        <w:t>Análisis de dataset para CRNN</w:t>
+      </w:r>
+    </w:p>
+    <w:p>
+      <w:pPr>
+        <w:spacing w:line="276" w:lineRule="auto"/>
+        <w:jc w:val="both"/>
+        <w:rPr>
+          <w:rFonts w:ascii="Arial" w:hAnsi="Arial" w:cs="Arial"/>
+          <w:sz w:val="24"/>
+        </w:rPr>
+      </w:pPr>
+      <w:r>
+        <w:rPr>
+          <w:rFonts w:ascii="Arial" w:hAnsi="Arial" w:cs="Arial"/>
+          <w:sz w:val="24"/>
+        </w:rPr>
+        <w:t>Con el objetivo de comprobar si la generación de las imágenes ha sido correcta vamos a ver un pequeño análisis. En primer lugar, hemos analizado la distribución de las muestras según la longitud de la secuencia.</w:t>
+      </w:r>
+    </w:p>
+    <w:p>
+      <w:pPr>
+        <w:spacing w:line="276" w:lineRule="auto"/>
+        <w:jc w:val="both"/>
+        <w:rPr>
+          <w:rFonts w:ascii="Arial" w:hAnsi="Arial" w:cs="Arial"/>
+          <w:sz w:val="24"/>
+        </w:rPr>
+      </w:pPr>
+      <w:r>
+        <w:rPr>
+          <w:rFonts w:ascii="Arial" w:hAnsi="Arial" w:cs="Arial"/>
+          <w:sz w:val="24"/>
+        </w:rPr>
+        <w:drawing>
+          <wp:inline distT="0" distB="0" distL="0" distR="0" wp14:anchorId="0EE7262D" wp14:editId="71260758">
+            <wp:extent cx="5400040" cy="3617595"/>
+            <wp:effectExtent l="0" t="0" r="0" b="1905"/>
+            <wp:docPr id="7" name="Imagen 7"/>
+            <wp:cNvGraphicFramePr>
+              <a:graphicFrameLocks xmlns:a="http://schemas.openxmlformats.org/drawingml/2006/main" noChangeAspect="1"/>
+            </wp:cNvGraphicFramePr>
+            <a:graphic xmlns:a="http://schemas.openxmlformats.org/drawingml/2006/main">
+              <a:graphicData uri="http://schemas.openxmlformats.org/drawingml/2006/picture">
+                <pic:pic xmlns:pic="http://schemas.openxmlformats.org/drawingml/2006/picture">
+                  <pic:nvPicPr>
+                    <pic:cNvPr id="1" name=""/>
+                    <pic:cNvPicPr/>
+                  </pic:nvPicPr>
+                  <pic:blipFill>
+                    <a:blip r:embed="rId14"/>
+                    <a:stretch>
+                      <a:fillRect/>
+                    </a:stretch>
+                  </pic:blipFill>
+                  <pic:spPr>
+                    <a:xfrm>
+                      <a:off x="0" y="0"/>
+                      <a:ext cx="5400040" cy="3617595"/>
+                    </a:xfrm>
+                    <a:prstGeom prst="rect">
+                      <a:avLst/>
+                    </a:prstGeom>
+                  </pic:spPr>
+                </pic:pic>
+              </a:graphicData>
+            </a:graphic>
+          </wp:inline>
+        </w:drawing>
+      </w:r>
+    </w:p>
+    <w:p>
+      <w:pPr>
+        <w:spacing w:line="276" w:lineRule="auto"/>
+        <w:jc w:val="both"/>
+        <w:rPr>
+          <w:rFonts w:ascii="Arial" w:hAnsi="Arial" w:cs="Arial"/>
+          <w:sz w:val="24"/>
+        </w:rPr>
+      </w:pPr>
+      <w:r>
+        <w:rPr>
+          <w:rFonts w:ascii="Arial" w:hAnsi="Arial" w:cs="Arial"/>
+          <w:sz w:val="24"/>
+        </w:rPr>
+        <w:t xml:space="preserve">Tal como pensamos en la generación del dataset, hemos conseguido que todas las secuencias (3, 4 y 5 letras) tengan un total de 3.000 imágenes. Esto suma un </w:t>
+      </w:r>
+      <w:r>
+        <w:rPr>
+          <w:rFonts w:ascii="Arial" w:hAnsi="Arial" w:cs="Arial"/>
+          <w:sz w:val="24"/>
+        </w:rPr>
+        <w:lastRenderedPageBreak/>
+        <w:t>total de 9.000 imágenes de secuencias de letras. Esto es crucial para que la red neuronal no desarrolle preferencias o sesgos.</w:t>
+      </w:r>
+    </w:p>
+    <w:p>
+      <w:pPr>
+        <w:spacing w:line="276" w:lineRule="auto"/>
+        <w:jc w:val="both"/>
+        <w:rPr>
+          <w:rFonts w:ascii="Arial" w:hAnsi="Arial" w:cs="Arial"/>
+          <w:sz w:val="24"/>
+        </w:rPr>
+      </w:pPr>
+      <w:r>
+        <w:rPr>
+          <w:rFonts w:ascii="Arial" w:hAnsi="Arial" w:cs="Arial"/>
+          <w:sz w:val="24"/>
+        </w:rPr>
+        <w:t>Otro aspecto fundamental es la frecuencia de aparición de cada letra individualmente. Esto es lo que queremos comprobar con la siguiente gráfica:</w:t>
+      </w:r>
+    </w:p>
+    <w:p>
+      <w:pPr>
+        <w:spacing w:line="276" w:lineRule="auto"/>
+        <w:jc w:val="both"/>
+        <w:rPr>
+          <w:rFonts w:ascii="Arial" w:hAnsi="Arial" w:cs="Arial"/>
+          <w:sz w:val="24"/>
+        </w:rPr>
+      </w:pPr>
+      <w:r>
+        <w:rPr>
+          <w:rFonts w:ascii="Arial" w:hAnsi="Arial" w:cs="Arial"/>
+          <w:sz w:val="24"/>
+        </w:rPr>
+        <w:drawing>
+          <wp:inline distT="0" distB="0" distL="0" distR="0" wp14:anchorId="4F53563F" wp14:editId="54D392C1">
+            <wp:extent cx="5400040" cy="2183130"/>
+            <wp:effectExtent l="0" t="0" r="0" b="7620"/>
+            <wp:docPr id="8" name="Imagen 8"/>
+            <wp:cNvGraphicFramePr>
+              <a:graphicFrameLocks xmlns:a="http://schemas.openxmlformats.org/drawingml/2006/main" noChangeAspect="1"/>
+            </wp:cNvGraphicFramePr>
+            <a:graphic xmlns:a="http://schemas.openxmlformats.org/drawingml/2006/main">
+              <a:graphicData uri="http://schemas.openxmlformats.org/drawingml/2006/picture">
+                <pic:pic xmlns:pic="http://schemas.openxmlformats.org/drawingml/2006/picture">
+                  <pic:nvPicPr>
+                    <pic:cNvPr id="1" name=""/>
+                    <pic:cNvPicPr/>
+                  </pic:nvPicPr>
+                  <pic:blipFill>
+                    <a:blip r:embed="rId15"/>
+                    <a:stretch>
+                      <a:fillRect/>
+                    </a:stretch>
+                  </pic:blipFill>
+                  <pic:spPr>
+                    <a:xfrm>
+                      <a:off x="0" y="0"/>
+                      <a:ext cx="5400040" cy="2183130"/>
+                    </a:xfrm>
+                    <a:prstGeom prst="rect">
+                      <a:avLst/>
+                    </a:prstGeom>
+                  </pic:spPr>
+                </pic:pic>
+              </a:graphicData>
+            </a:graphic>
+          </wp:inline>
+        </w:drawing>
+      </w:r>
+    </w:p>
+    <w:p>
+      <w:pPr>
+        <w:spacing w:line="276" w:lineRule="auto"/>
+        <w:jc w:val="both"/>
+        <w:rPr>
+          <w:rFonts w:ascii="Arial" w:hAnsi="Arial" w:cs="Arial"/>
+          <w:sz w:val="24"/>
+        </w:rPr>
+      </w:pPr>
+      <w:r>
+        <w:rPr>
+          <w:rFonts w:ascii="Arial" w:hAnsi="Arial" w:cs="Arial"/>
+          <w:sz w:val="24"/>
+        </w:rPr>
+        <w:t xml:space="preserve">Como hemos priorizado la generación aleatoria de secuencias de letras, podemos observar una distribución prácticamente uniforme. Esto certifica que nuestro enfoque para que el modelo extraiga patrones visuales y aprenda cada letra y así evitar el </w:t>
+      </w:r>
+      <w:r>
+        <w:rPr>
+          <w:rFonts w:ascii="Arial" w:hAnsi="Arial" w:cs="Arial"/>
+          <w:i/>
+          <w:sz w:val="24"/>
+        </w:rPr>
+        <w:t>overfitting</w:t>
+      </w:r>
+      <w:r>
+        <w:rPr>
+          <w:rFonts w:ascii="Arial" w:hAnsi="Arial" w:cs="Arial"/>
+          <w:sz w:val="24"/>
+        </w:rPr>
+        <w:t>.</w:t>
+      </w:r>
+    </w:p>
+    <w:p>
+      <w:pPr>
+        <w:spacing w:line="276" w:lineRule="auto"/>
+        <w:jc w:val="both"/>
+        <w:rPr>
+          <w:rFonts w:ascii="Arial" w:hAnsi="Arial" w:cs="Arial"/>
+          <w:sz w:val="24"/>
+        </w:rPr>
+      </w:pPr>
+      <w:r>
+        <w:rPr>
+          <w:rFonts w:ascii="Arial" w:hAnsi="Arial" w:cs="Arial"/>
+          <w:sz w:val="24"/>
+        </w:rPr>
+        <w:t>Para comprobar que el preprocesamiento espacial se ha construido adecuadamente, realizamos una inspección visual de muestras extraídas al azar.</w:t>
+      </w:r>
+    </w:p>
+    <w:p>
+      <w:pPr>
+        <w:spacing w:line="276" w:lineRule="auto"/>
+        <w:jc w:val="both"/>
+        <w:rPr>
+          <w:rFonts w:ascii="Arial" w:hAnsi="Arial" w:cs="Arial"/>
+          <w:sz w:val="24"/>
+        </w:rPr>
+      </w:pPr>
+      <w:r>
+        <w:rPr>
+          <w:rFonts w:ascii="Arial" w:hAnsi="Arial" w:cs="Arial"/>
+          <w:sz w:val="24"/>
+        </w:rPr>
+        <w:drawing>
+          <wp:inline distT="0" distB="0" distL="0" distR="0" wp14:anchorId="76090538" wp14:editId="57817B3A">
+            <wp:extent cx="5400040" cy="1015365"/>
+            <wp:effectExtent l="0" t="0" r="0" b="0"/>
+            <wp:docPr id="10" name="Imagen 10"/>
+            <wp:cNvGraphicFramePr>
+              <a:graphicFrameLocks xmlns:a="http://schemas.openxmlformats.org/drawingml/2006/main" noChangeAspect="1"/>
+            </wp:cNvGraphicFramePr>
+            <a:graphic xmlns:a="http://schemas.openxmlformats.org/drawingml/2006/main">
+              <a:graphicData uri="http://schemas.openxmlformats.org/drawingml/2006/picture">
+                <pic:pic xmlns:pic="http://schemas.openxmlformats.org/drawingml/2006/picture">
+                  <pic:nvPicPr>
+                    <pic:cNvPr id="1" name=""/>
+                    <pic:cNvPicPr/>
+                  </pic:nvPicPr>
+                  <pic:blipFill>
+                    <a:blip r:embed="rId16"/>
+                    <a:stretch>
+                      <a:fillRect/>
+                    </a:stretch>
+                  </pic:blipFill>
+                  <pic:spPr>
+                    <a:xfrm>
+                      <a:off x="0" y="0"/>
+                      <a:ext cx="5400040" cy="1015365"/>
+                    </a:xfrm>
+                    <a:prstGeom prst="rect">
+                      <a:avLst/>
+                    </a:prstGeom>
+                  </pic:spPr>
+                </pic:pic>
+              </a:graphicData>
+            </a:graphic>
+          </wp:inline>
+        </w:drawing>
+      </w:r>
+    </w:p>
+    <w:p>
+      <w:pPr>
+        <w:spacing w:line="276" w:lineRule="auto"/>
+        <w:jc w:val="both"/>
+        <w:rPr>
+          <w:rFonts w:ascii="Arial" w:hAnsi="Arial" w:cs="Arial"/>
+          <w:sz w:val="24"/>
+        </w:rPr>
+      </w:pPr>
+      <w:r>
+        <w:rPr>
+          <w:rFonts w:ascii="Arial" w:hAnsi="Arial" w:cs="Arial"/>
+          <w:sz w:val="24"/>
+        </w:rPr>
+        <w:t>En esta visualización confirmamos el correcto funcionamiento de nuestro algoritmo de estandarización</w:t>
+      </w:r>
+      <w:r>
+        <w:rPr>
+          <w:rFonts w:ascii="Arial" w:hAnsi="Arial" w:cs="Arial"/>
+          <w:sz w:val="24"/>
+        </w:rPr>
+        <w:t xml:space="preserve">. </w:t>
+      </w:r>
+      <w:r>
+        <w:rPr>
+          <w:rFonts w:ascii="Arial" w:hAnsi="Arial" w:cs="Arial"/>
+          <w:sz w:val="24"/>
+        </w:rPr>
+        <w:t>En las muestras correspondientes a 5 letras, los signos ocupan de extremo a extremo las dimensiones máximas. Por el contrario, en las muestras donde las secuencias sean de 3 o 4 letras, estas se alinean a la izquierda dejando un relleno negro a la derecha.</w:t>
+      </w:r>
+    </w:p>
+    <w:p>
+      <w:pPr>
+        <w:spacing w:line="276" w:lineRule="auto"/>
+        <w:jc w:val="both"/>
+        <w:rPr>
+          <w:rFonts w:ascii="Arial" w:hAnsi="Arial" w:cs="Arial"/>
+          <w:sz w:val="24"/>
+        </w:rPr>
+      </w:pPr>
+      <w:r>
+        <w:rPr>
+          <w:rFonts w:ascii="Arial" w:hAnsi="Arial" w:cs="Arial"/>
+          <w:sz w:val="24"/>
+        </w:rPr>
+        <w:t xml:space="preserve">Finalmente, revisamos la distribución de la intensidad </w:t>
+      </w:r>
+      <w:r>
+        <w:rPr>
+          <w:rFonts w:ascii="Arial" w:hAnsi="Arial" w:cs="Arial"/>
+          <w:sz w:val="24"/>
+        </w:rPr>
+        <w:t>de los píxeles y comprobar así que los pixeles se mantienen entre 0 y 255.</w:t>
+      </w:r>
+    </w:p>
+    <w:p>
+      <w:pPr>
+        <w:spacing w:line="276" w:lineRule="auto"/>
+        <w:jc w:val="both"/>
+        <w:rPr>
+          <w:rFonts w:ascii="Arial" w:hAnsi="Arial" w:cs="Arial"/>
+          <w:sz w:val="24"/>
+        </w:rPr>
+      </w:pPr>
+      <w:r>
+        <w:rPr>
+          <w:rFonts w:ascii="Arial" w:hAnsi="Arial" w:cs="Arial"/>
+          <w:sz w:val="24"/>
+        </w:rPr>
+        <w:lastRenderedPageBreak/>
+        <w:drawing>
+          <wp:inline distT="0" distB="0" distL="0" distR="0" wp14:anchorId="4D1BDF26" wp14:editId="34E00188">
+            <wp:extent cx="5400040" cy="3015615"/>
+            <wp:effectExtent l="0" t="0" r="0" b="0"/>
+            <wp:docPr id="16" name="Imagen 16"/>
+            <wp:cNvGraphicFramePr>
+              <a:graphicFrameLocks xmlns:a="http://schemas.openxmlformats.org/drawingml/2006/main" noChangeAspect="1"/>
+            </wp:cNvGraphicFramePr>
+            <a:graphic xmlns:a="http://schemas.openxmlformats.org/drawingml/2006/main">
+              <a:graphicData uri="http://schemas.openxmlformats.org/drawingml/2006/picture">
+                <pic:pic xmlns:pic="http://schemas.openxmlformats.org/drawingml/2006/picture">
+                  <pic:nvPicPr>
+                    <pic:cNvPr id="1" name=""/>
+                    <pic:cNvPicPr/>
+                  </pic:nvPicPr>
+                  <pic:blipFill>
+                    <a:blip r:embed="rId17"/>
+                    <a:stretch>
+                      <a:fillRect/>
+                    </a:stretch>
+                  </pic:blipFill>
+                  <pic:spPr>
+                    <a:xfrm>
+                      <a:off x="0" y="0"/>
+                      <a:ext cx="5400040" cy="3015615"/>
+                    </a:xfrm>
+                    <a:prstGeom prst="rect">
+                      <a:avLst/>
+                    </a:prstGeom>
+                  </pic:spPr>
+                </pic:pic>
+              </a:graphicData>
+            </a:graphic>
+          </wp:inline>
+        </w:drawing>
+      </w:r>
+    </w:p>
+    <w:p>
+      <w:pPr>
+        <w:spacing w:line="276" w:lineRule="auto"/>
+        <w:jc w:val="both"/>
+        <w:rPr>
+          <w:rFonts w:ascii="Arial" w:hAnsi="Arial" w:cs="Arial"/>
+          <w:sz w:val="24"/>
+        </w:rPr>
+      </w:pPr>
+      <w:r>
+        <w:rPr>
+          <w:rFonts w:ascii="Arial" w:hAnsi="Arial" w:cs="Arial"/>
+          <w:sz w:val="24"/>
+        </w:rPr>
+        <w:t>La escala de color mantiene su rango de 0 a 255. No obstante, al analizar el histograma de intensidades de este dataset, destaca un pico masivo y anómalo en el valor 0 (negro absoluto). Esto es una consecuencia directa y esperada del fondo empleado en el lienzo de 620 píxeles y del relleno aplicado a las secuencias cortas. Del mismo modo que ocurría con la red anterior, esta distribución dispar confirma la necesidad de aplicar una normalización matemática de los datos dividiendo entre 255.0 antes de iniciar el entrenamiento del modelo CRNN.</w:t>
+      </w:r>
+    </w:p>
+    <w:p>
+      <w:pPr>
         <w:pStyle w:val="Ttulo1"/>
         <w:numPr>
           <w:ilvl w:val="0"/>
@@ -1338,14 +2435,1606 @@
           <w:b/>
           <w:color w:val="auto"/>
         </w:rPr>
-        <w:t>Estado del arte</w:t>
-      </w:r>
-    </w:p>
-    <w:p>
-      <w:pPr>
-        <w:pStyle w:val="Ttulo1"/>
+        <w:t>Implementación</w:t>
+      </w:r>
+      <w:r>
+        <w:rPr>
+          <w:rFonts w:ascii="Arial" w:hAnsi="Arial" w:cs="Arial"/>
+          <w:b/>
+          <w:color w:val="auto"/>
+        </w:rPr>
+        <w:t xml:space="preserve"> de modelos</w:t>
+      </w:r>
+    </w:p>
+    <w:p>
+      <w:pPr>
+        <w:pStyle w:val="Ttulo2"/>
+        <w:numPr>
+          <w:ilvl w:val="1"/>
+          <w:numId w:val="1"/>
+        </w:numPr>
+        <w:spacing w:line="276" w:lineRule="auto"/>
+        <w:jc w:val="both"/>
+        <w:rPr>
+          <w:rFonts w:ascii="Arial" w:hAnsi="Arial" w:cs="Arial"/>
+          <w:b/>
+          <w:color w:val="auto"/>
+        </w:rPr>
+      </w:pPr>
+      <w:r>
+        <w:rPr>
+          <w:rFonts w:ascii="Arial" w:hAnsi="Arial" w:cs="Arial"/>
+          <w:b/>
+          <w:color w:val="auto"/>
+        </w:rPr>
+        <w:t>CNN con salida múltiple</w:t>
+      </w:r>
+    </w:p>
+    <w:p>
+      <w:pPr>
+        <w:spacing w:line="276" w:lineRule="auto"/>
+        <w:jc w:val="both"/>
+        <w:rPr>
+          <w:rFonts w:ascii="Arial" w:hAnsi="Arial" w:cs="Arial"/>
+          <w:sz w:val="24"/>
+        </w:rPr>
+      </w:pPr>
+      <w:r>
+        <w:rPr>
+          <w:rFonts w:ascii="Arial" w:hAnsi="Arial" w:cs="Arial"/>
+          <w:sz w:val="24"/>
+        </w:rPr>
+        <w:t>Para comprender el correcto seguimiento de la implementación del modelo desarrollado vamos a seguir los siguientes pasos: preparación de los datos para el modelo, división del conjunto de datos, modelado, entrenamiento y optimización y evaluación del modelo.</w:t>
+      </w:r>
+    </w:p>
+    <w:p>
+      <w:pPr>
+        <w:pStyle w:val="Ttulo3"/>
         <w:numPr>
           <w:ilvl w:val="0"/>
+          <w:numId w:val="7"/>
+        </w:numPr>
+        <w:spacing w:line="276" w:lineRule="auto"/>
+        <w:jc w:val="both"/>
+        <w:rPr>
+          <w:rFonts w:ascii="Arial" w:hAnsi="Arial" w:cs="Arial"/>
+          <w:b/>
+          <w:color w:val="auto"/>
+        </w:rPr>
+      </w:pPr>
+      <w:r>
+        <w:rPr>
+          <w:rFonts w:ascii="Arial" w:hAnsi="Arial" w:cs="Arial"/>
+          <w:b/>
+          <w:color w:val="auto"/>
+        </w:rPr>
+        <w:t>Generación y preparación de los datos</w:t>
+      </w:r>
+    </w:p>
+    <w:p>
+      <w:pPr>
+        <w:spacing w:line="276" w:lineRule="auto"/>
+        <w:jc w:val="both"/>
+        <w:rPr>
+          <w:rFonts w:ascii="Arial" w:hAnsi="Arial" w:cs="Arial"/>
+          <w:sz w:val="24"/>
+        </w:rPr>
+      </w:pPr>
+      <w:r>
+        <w:rPr>
+          <w:rFonts w:ascii="Arial" w:hAnsi="Arial" w:cs="Arial"/>
+          <w:sz w:val="24"/>
+        </w:rPr>
+        <w:t xml:space="preserve">Partimos del conjunto de datos que se ha generado, el cual se encuentra organizado en una estructura de directorios. Cada subcarpeta del directorio se corresponde a una clase específica (por ejemplo, la carpeta </w:t>
+      </w:r>
+      <w:r>
+        <w:rPr>
+          <w:rFonts w:ascii="Arial" w:hAnsi="Arial" w:cs="Arial"/>
+          <w:i/>
+          <w:sz w:val="24"/>
+        </w:rPr>
+        <w:t>PAPA)</w:t>
+      </w:r>
+      <w:r>
+        <w:rPr>
+          <w:rFonts w:ascii="Arial" w:hAnsi="Arial" w:cs="Arial"/>
+          <w:sz w:val="24"/>
+        </w:rPr>
+        <w:t xml:space="preserve"> y contiene las imágenes que representan a la palabra de cuatro letras correspondiente.</w:t>
+      </w:r>
+    </w:p>
+    <w:p>
+      <w:pPr>
+        <w:spacing w:line="276" w:lineRule="auto"/>
+        <w:jc w:val="both"/>
+        <w:rPr>
+          <w:rFonts w:ascii="Arial" w:hAnsi="Arial" w:cs="Arial"/>
+          <w:sz w:val="24"/>
+        </w:rPr>
+      </w:pPr>
+      <w:r>
+        <w:rPr>
+          <w:rFonts w:ascii="Arial" w:hAnsi="Arial" w:cs="Arial"/>
+          <w:sz w:val="24"/>
+        </w:rPr>
+        <w:t xml:space="preserve">Con esta estructura podemos obtener fácilmente la etiqueta que corresponde a cada imagen del nombre del directorio de forma automatizada. </w:t>
+      </w:r>
+    </w:p>
+    <w:p>
+      <w:pPr>
+        <w:spacing w:line="276" w:lineRule="auto"/>
+        <w:jc w:val="both"/>
+        <w:rPr>
+          <w:rFonts w:ascii="Arial" w:hAnsi="Arial" w:cs="Arial"/>
+          <w:sz w:val="24"/>
+        </w:rPr>
+      </w:pPr>
+      <w:r>
+        <w:rPr>
+          <w:rFonts w:ascii="Arial" w:hAnsi="Arial" w:cs="Arial"/>
+          <w:sz w:val="24"/>
+        </w:rPr>
+        <w:t xml:space="preserve">Para generar los datos hemos tenido que crear una función que se encargue de etiquetar cada imagen, ya que los generadores proporcionados por la librería de </w:t>
+      </w:r>
+      <w:r>
+        <w:rPr>
+          <w:rFonts w:ascii="Arial" w:hAnsi="Arial" w:cs="Arial"/>
+          <w:i/>
+          <w:sz w:val="24"/>
+        </w:rPr>
+        <w:t>Keras</w:t>
+      </w:r>
+      <w:r>
+        <w:rPr>
+          <w:rFonts w:ascii="Arial" w:hAnsi="Arial" w:cs="Arial"/>
+          <w:sz w:val="24"/>
+        </w:rPr>
+        <w:t xml:space="preserve"> está diseñado para la clasificación simple (una imagen = una etiqueta). </w:t>
+      </w:r>
+      <w:r>
+        <w:rPr>
+          <w:rFonts w:ascii="Arial" w:hAnsi="Arial" w:cs="Arial"/>
+          <w:sz w:val="24"/>
+        </w:rPr>
+        <w:t xml:space="preserve">Nuestro generador no lee el dataset completo para evitar problemas de memoria, </w:t>
+      </w:r>
+      <w:r>
+        <w:rPr>
+          <w:rFonts w:ascii="Arial" w:hAnsi="Arial" w:cs="Arial"/>
+          <w:sz w:val="24"/>
+        </w:rPr>
+        <w:lastRenderedPageBreak/>
+        <w:t xml:space="preserve">sino que carga las imágenes en pequeños lotes. Para cada imagen que se procesa el generador lee la imagen, realiza la conversión de color (BGR a RGB, necesario para </w:t>
+      </w:r>
+      <w:r>
+        <w:rPr>
+          <w:rFonts w:ascii="Arial" w:hAnsi="Arial" w:cs="Arial"/>
+          <w:i/>
+          <w:sz w:val="24"/>
+        </w:rPr>
+        <w:t>OpenCV</w:t>
+      </w:r>
+      <w:r>
+        <w:rPr>
+          <w:rFonts w:ascii="Arial" w:hAnsi="Arial" w:cs="Arial"/>
+          <w:sz w:val="24"/>
+        </w:rPr>
+        <w:t>) y normaliza los pixeles de la imagen. Después, para esa imagen procesada el algoritmo lee la carpeta que contiene la imagen y fragmenta la cadena de texto en los cuatro caracteres correspondiente y lo convierte al número correspondiente en su posición en el alfabeto.</w:t>
+      </w:r>
+    </w:p>
+    <w:p>
+      <w:pPr>
+        <w:spacing w:line="276" w:lineRule="auto"/>
+        <w:jc w:val="both"/>
+        <w:rPr>
+          <w:rFonts w:ascii="Arial" w:hAnsi="Arial" w:cs="Arial"/>
+          <w:sz w:val="24"/>
+        </w:rPr>
+      </w:pPr>
+      <w:r>
+        <w:rPr>
+          <w:rFonts w:ascii="Arial" w:hAnsi="Arial" w:cs="Arial"/>
+          <w:sz w:val="24"/>
+        </w:rPr>
+        <w:t>Con ello, finalmente la función devuelve la imagen de entrada con sus cuatro etiquetas correspondientes empaquetado en un diccionario, garantizando que cada salida de la red reciba exactamente la variable objetivo que le corresponde.</w:t>
+      </w:r>
+    </w:p>
+    <w:p>
+      <w:pPr>
+        <w:pStyle w:val="Ttulo3"/>
+        <w:numPr>
+          <w:ilvl w:val="0"/>
+          <w:numId w:val="7"/>
+        </w:numPr>
+        <w:spacing w:line="276" w:lineRule="auto"/>
+        <w:jc w:val="both"/>
+        <w:rPr>
+          <w:rFonts w:ascii="Arial" w:hAnsi="Arial" w:cs="Arial"/>
+          <w:b/>
+          <w:color w:val="auto"/>
+        </w:rPr>
+      </w:pPr>
+      <w:r>
+        <w:rPr>
+          <w:rFonts w:ascii="Arial" w:hAnsi="Arial" w:cs="Arial"/>
+          <w:b/>
+          <w:color w:val="auto"/>
+        </w:rPr>
+        <w:t>Preparación de los conjuntos de entrenamiento, validación y test</w:t>
+      </w:r>
+    </w:p>
+    <w:p>
+      <w:pPr>
+        <w:spacing w:line="276" w:lineRule="auto"/>
+        <w:jc w:val="both"/>
+        <w:rPr>
+          <w:rFonts w:ascii="Arial" w:hAnsi="Arial" w:cs="Arial"/>
+          <w:sz w:val="24"/>
+        </w:rPr>
+      </w:pPr>
+      <w:r>
+        <w:rPr>
+          <w:rFonts w:ascii="Arial" w:hAnsi="Arial" w:cs="Arial"/>
+          <w:sz w:val="24"/>
+        </w:rPr>
+        <w:t>Para garantizar que el modelo aprende a generalizar y no simplemente a memorizar las imágenes, se aplicó una técnica de validación cruzada estática dividiendo el dataset en tres subconjuntos aislados:</w:t>
+      </w:r>
+    </w:p>
+    <w:p>
+      <w:pPr>
+        <w:pStyle w:val="Prrafodelista"/>
+        <w:numPr>
+          <w:ilvl w:val="0"/>
+          <w:numId w:val="2"/>
+        </w:numPr>
+        <w:spacing w:line="276" w:lineRule="auto"/>
+        <w:jc w:val="both"/>
+        <w:rPr>
+          <w:rFonts w:ascii="Arial" w:hAnsi="Arial" w:cs="Arial"/>
+          <w:sz w:val="24"/>
+        </w:rPr>
+      </w:pPr>
+      <w:r>
+        <w:rPr>
+          <w:rFonts w:ascii="Arial" w:hAnsi="Arial" w:cs="Arial"/>
+          <w:sz w:val="24"/>
+          <w:u w:val="single"/>
+        </w:rPr>
+        <w:t>Conjunto de Entrenamiento (Train - 80%)</w:t>
+      </w:r>
+      <w:r>
+        <w:rPr>
+          <w:rFonts w:ascii="Arial" w:hAnsi="Arial" w:cs="Arial"/>
+          <w:sz w:val="24"/>
+        </w:rPr>
+        <w:t>: Es el volumen principal de datos del que la red neuronal extrae los patrones visuales y actualiza sus pesos matemáticos.</w:t>
+      </w:r>
+    </w:p>
+    <w:p>
+      <w:pPr>
+        <w:pStyle w:val="Prrafodelista"/>
+        <w:numPr>
+          <w:ilvl w:val="0"/>
+          <w:numId w:val="2"/>
+        </w:numPr>
+        <w:spacing w:line="276" w:lineRule="auto"/>
+        <w:jc w:val="both"/>
+        <w:rPr>
+          <w:rFonts w:ascii="Arial" w:hAnsi="Arial" w:cs="Arial"/>
+          <w:sz w:val="24"/>
+        </w:rPr>
+      </w:pPr>
+      <w:r>
+        <w:rPr>
+          <w:rFonts w:ascii="Arial" w:hAnsi="Arial" w:cs="Arial"/>
+          <w:sz w:val="24"/>
+          <w:u w:val="single"/>
+        </w:rPr>
+        <w:t>Conjunto de Validación (Val - 10%)</w:t>
+      </w:r>
+      <w:r>
+        <w:rPr>
+          <w:rFonts w:ascii="Arial" w:hAnsi="Arial" w:cs="Arial"/>
+          <w:sz w:val="24"/>
+        </w:rPr>
+        <w:t>: Se utiliza al final de cada época de entrenamiento. La red se examina con estas imágenes para comprobar su progreso. Es vital porque nos permite monitorizar si el modelo está sufriendo sobreajuste (overfitting) o si necesita detener el entrenamiento.</w:t>
+      </w:r>
+    </w:p>
+    <w:p>
+      <w:pPr>
+        <w:pStyle w:val="Prrafodelista"/>
+        <w:numPr>
+          <w:ilvl w:val="0"/>
+          <w:numId w:val="2"/>
+        </w:numPr>
+        <w:spacing w:line="276" w:lineRule="auto"/>
+        <w:jc w:val="both"/>
+        <w:rPr>
+          <w:rFonts w:ascii="Arial" w:hAnsi="Arial" w:cs="Arial"/>
+          <w:sz w:val="24"/>
+        </w:rPr>
+      </w:pPr>
+      <w:r>
+        <w:rPr>
+          <w:rFonts w:ascii="Arial" w:hAnsi="Arial" w:cs="Arial"/>
+          <w:sz w:val="24"/>
+          <w:u w:val="single"/>
+        </w:rPr>
+        <w:t>Conjunto de Prueba (Test - 10%)</w:t>
+      </w:r>
+      <w:r>
+        <w:rPr>
+          <w:rFonts w:ascii="Arial" w:hAnsi="Arial" w:cs="Arial"/>
+          <w:sz w:val="24"/>
+        </w:rPr>
+        <w:t>: Es un conjunto completamente ciego y apartado desde el inicio. El modelo nunca ve estas imágenes durante su configuración ni entrenamiento. Solo se utilizan al final del proyecto para obtener la métrica de rendimiento real e imparcial.</w:t>
+      </w:r>
+    </w:p>
+    <w:p>
+      <w:pPr>
+        <w:pStyle w:val="Ttulo3"/>
+        <w:numPr>
+          <w:ilvl w:val="0"/>
+          <w:numId w:val="7"/>
+        </w:numPr>
+        <w:spacing w:line="276" w:lineRule="auto"/>
+        <w:jc w:val="both"/>
+        <w:rPr>
+          <w:rFonts w:ascii="Arial" w:hAnsi="Arial" w:cs="Arial"/>
+          <w:b/>
+          <w:color w:val="auto"/>
+        </w:rPr>
+      </w:pPr>
+      <w:r>
+        <w:rPr>
+          <w:rFonts w:ascii="Arial" w:hAnsi="Arial" w:cs="Arial"/>
+          <w:b/>
+          <w:color w:val="auto"/>
+        </w:rPr>
+        <w:t>Diseño del modelo (arquitectura)</w:t>
+      </w:r>
+    </w:p>
+    <w:p>
+      <w:pPr>
+        <w:spacing w:line="276" w:lineRule="auto"/>
+        <w:jc w:val="both"/>
+        <w:rPr>
+          <w:rFonts w:ascii="Arial" w:hAnsi="Arial" w:cs="Arial"/>
+          <w:sz w:val="24"/>
+        </w:rPr>
+      </w:pPr>
+      <w:r>
+        <w:rPr>
+          <w:rFonts w:ascii="Arial" w:hAnsi="Arial" w:cs="Arial"/>
+          <w:sz w:val="24"/>
+        </w:rPr>
+        <w:t>El modelo que hemos seleccionado para la resolución del problema ha sido una red de neuronas convolucional con 4 salidas. El proceso de construcción de una red desde cero requeriría un elevado coste computacional para que la red aprendiera, por ello hemos decidido partir de arquitecturas ya entrenadas como es el caso de VGG16.</w:t>
+      </w:r>
+    </w:p>
+    <w:p>
+      <w:pPr>
+        <w:spacing w:line="276" w:lineRule="auto"/>
+        <w:jc w:val="both"/>
+        <w:rPr>
+          <w:noProof/>
+          <w:lang w:eastAsia="es-ES"/>
+        </w:rPr>
+      </w:pPr>
+      <w:r>
+        <w:rPr>
+          <w:rFonts w:ascii="Arial" w:hAnsi="Arial" w:cs="Arial"/>
+          <w:sz w:val="24"/>
+        </w:rPr>
+        <w:t>Esta red de neuronas será el cerebro de nuestra arquitectura, ya que esta preentrenada con millones de imágenes y es experta en resolución de problemas de visión artificial.</w:t>
+      </w:r>
+      <w:r>
+        <w:rPr>
+          <w:rFonts w:ascii="Arial" w:hAnsi="Arial" w:cs="Arial"/>
+          <w:sz w:val="24"/>
+        </w:rPr>
+        <w:t xml:space="preserve"> La arquitectura de la red VGG16 es la siguiente:</w:t>
+      </w:r>
+      <w:r>
+        <w:t xml:space="preserve"> </w:t>
+      </w:r>
+    </w:p>
+    <w:p>
+      <w:pPr>
+        <w:spacing w:line="276" w:lineRule="auto"/>
+        <w:jc w:val="center"/>
+        <w:rPr>
+          <w:rFonts w:ascii="Arial" w:hAnsi="Arial" w:cs="Arial"/>
+          <w:sz w:val="24"/>
+        </w:rPr>
+      </w:pPr>
+      <w:r>
+        <w:rPr>
+          <w:noProof/>
+          <w:lang w:eastAsia="es-ES"/>
+        </w:rPr>
+        <w:lastRenderedPageBreak/>
+        <w:drawing>
+          <wp:inline distT="0" distB="0" distL="0" distR="0">
+            <wp:extent cx="4476750" cy="2628900"/>
+            <wp:effectExtent l="0" t="0" r="0" b="0"/>
+            <wp:docPr id="11" name="Imagen 11" descr="VGG architecture"/>
+            <wp:cNvGraphicFramePr>
+              <a:graphicFrameLocks xmlns:a="http://schemas.openxmlformats.org/drawingml/2006/main" noChangeAspect="1"/>
+            </wp:cNvGraphicFramePr>
+            <a:graphic xmlns:a="http://schemas.openxmlformats.org/drawingml/2006/main">
+              <a:graphicData uri="http://schemas.openxmlformats.org/drawingml/2006/picture">
+                <pic:pic xmlns:pic="http://schemas.openxmlformats.org/drawingml/2006/picture">
+                  <pic:nvPicPr>
+                    <pic:cNvPr id="0" name="Picture 9" descr="VGG architecture"/>
+                    <pic:cNvPicPr>
+                      <a:picLocks noChangeAspect="1" noChangeArrowheads="1"/>
+                    </pic:cNvPicPr>
+                  </pic:nvPicPr>
+                  <pic:blipFill>
+                    <a:blip r:embed="rId18">
+                      <a:extLst>
+                        <a:ext uri="{28A0092B-C50C-407E-A947-70E740481C1C}">
+                          <a14:useLocalDpi xmlns:a14="http://schemas.microsoft.com/office/drawing/2010/main" val="0"/>
+                        </a:ext>
+                      </a:extLst>
+                    </a:blip>
+                    <a:srcRect/>
+                    <a:stretch>
+                      <a:fillRect/>
+                    </a:stretch>
+                  </pic:blipFill>
+                  <pic:spPr bwMode="auto">
+                    <a:xfrm>
+                      <a:off x="0" y="0"/>
+                      <a:ext cx="4476750" cy="2628900"/>
+                    </a:xfrm>
+                    <a:prstGeom prst="rect">
+                      <a:avLst/>
+                    </a:prstGeom>
+                    <a:noFill/>
+                    <a:ln>
+                      <a:noFill/>
+                    </a:ln>
+                  </pic:spPr>
+                </pic:pic>
+              </a:graphicData>
+            </a:graphic>
+          </wp:inline>
+        </w:drawing>
+      </w:r>
+    </w:p>
+    <w:p>
+      <w:pPr>
+        <w:spacing w:line="276" w:lineRule="auto"/>
+        <w:jc w:val="both"/>
+        <w:rPr>
+          <w:rFonts w:ascii="Arial" w:hAnsi="Arial" w:cs="Arial"/>
+          <w:sz w:val="24"/>
+        </w:rPr>
+      </w:pPr>
+      <w:r>
+        <w:rPr>
+          <w:rFonts w:ascii="Arial" w:hAnsi="Arial" w:cs="Arial"/>
+          <w:sz w:val="24"/>
+        </w:rPr>
+        <w:t xml:space="preserve">Cuenta con 5 bloques de capas convolucionales con sus respectivas capas de </w:t>
+      </w:r>
+      <w:r>
+        <w:rPr>
+          <w:rFonts w:ascii="Arial" w:hAnsi="Arial" w:cs="Arial"/>
+          <w:i/>
+          <w:sz w:val="24"/>
+        </w:rPr>
+        <w:t xml:space="preserve">max pooling </w:t>
+      </w:r>
+      <w:r>
+        <w:rPr>
+          <w:rFonts w:ascii="Arial" w:hAnsi="Arial" w:cs="Arial"/>
+          <w:sz w:val="24"/>
+        </w:rPr>
+        <w:t xml:space="preserve">(se encargan de reducir el tamaño de la imagen). Después tiene una capa de aplanamiento y varias capas densas. Y para finalizar una única salida para la detección del objeto que se busca. Todas las capas tienen funciones de activación </w:t>
+      </w:r>
+      <w:r>
+        <w:rPr>
+          <w:rFonts w:ascii="Arial" w:hAnsi="Arial" w:cs="Arial"/>
+          <w:i/>
+          <w:sz w:val="24"/>
+        </w:rPr>
+        <w:t>ReLU</w:t>
+      </w:r>
+      <w:r>
+        <w:rPr>
+          <w:rFonts w:ascii="Arial" w:hAnsi="Arial" w:cs="Arial"/>
+          <w:sz w:val="24"/>
+        </w:rPr>
+        <w:t xml:space="preserve"> excepto la capa de salida que es </w:t>
+      </w:r>
+      <w:r>
+        <w:rPr>
+          <w:rFonts w:ascii="Arial" w:hAnsi="Arial" w:cs="Arial"/>
+          <w:i/>
+          <w:sz w:val="24"/>
+        </w:rPr>
+        <w:t>softmax.</w:t>
+      </w:r>
+    </w:p>
+    <w:p>
+      <w:pPr>
+        <w:spacing w:line="276" w:lineRule="auto"/>
+        <w:jc w:val="both"/>
+        <w:rPr>
+          <w:rFonts w:ascii="Arial" w:hAnsi="Arial" w:cs="Arial"/>
+          <w:sz w:val="24"/>
+        </w:rPr>
+      </w:pPr>
+      <w:r>
+        <w:rPr>
+          <w:rFonts w:ascii="Arial" w:hAnsi="Arial" w:cs="Arial"/>
+          <w:sz w:val="24"/>
+        </w:rPr>
+        <w:t xml:space="preserve">Como hemos mencionado la red VGG16 tiene una única salida </w:t>
+      </w:r>
+      <w:r>
+        <w:rPr>
+          <w:rFonts w:ascii="Arial" w:hAnsi="Arial" w:cs="Arial"/>
+          <w:sz w:val="24"/>
+        </w:rPr>
+        <w:t>por ello hemos tenido que eliminar su capa de salida (cuenta con un parámetro para ello), conservando solo la parte de los bloques convolucionales. Esto lo hemos tenido que hacer porque nosotros necesitamos que sean 4 salidas. De modo que la arquitectura final de nuestro modelo es el siguiente:</w:t>
+      </w:r>
+    </w:p>
+    <w:p>
+      <w:pPr>
+        <w:spacing w:line="276" w:lineRule="auto"/>
+        <w:jc w:val="center"/>
+        <w:rPr>
+          <w:rFonts w:ascii="Arial" w:hAnsi="Arial" w:cs="Arial"/>
+          <w:sz w:val="24"/>
+        </w:rPr>
+      </w:pPr>
+      <w:r>
+        <w:rPr>
+          <w:rFonts w:ascii="Arial" w:hAnsi="Arial" w:cs="Arial"/>
+          <w:noProof/>
+          <w:sz w:val="24"/>
+          <w:lang w:eastAsia="es-ES"/>
+        </w:rPr>
+        <w:lastRenderedPageBreak/>
+        <w:drawing>
+          <wp:inline distT="0" distB="0" distL="0" distR="0" wp14:anchorId="3359AC88" wp14:editId="28CB7BF8">
+            <wp:extent cx="3820058" cy="4210638"/>
+            <wp:effectExtent l="0" t="0" r="9525" b="0"/>
+            <wp:docPr id="12" name="Imagen 12"/>
+            <wp:cNvGraphicFramePr>
+              <a:graphicFrameLocks xmlns:a="http://schemas.openxmlformats.org/drawingml/2006/main" noChangeAspect="1"/>
+            </wp:cNvGraphicFramePr>
+            <a:graphic xmlns:a="http://schemas.openxmlformats.org/drawingml/2006/main">
+              <a:graphicData uri="http://schemas.openxmlformats.org/drawingml/2006/picture">
+                <pic:pic xmlns:pic="http://schemas.openxmlformats.org/drawingml/2006/picture">
+                  <pic:nvPicPr>
+                    <pic:cNvPr id="1" name=""/>
+                    <pic:cNvPicPr/>
+                  </pic:nvPicPr>
+                  <pic:blipFill>
+                    <a:blip r:embed="rId19"/>
+                    <a:stretch>
+                      <a:fillRect/>
+                    </a:stretch>
+                  </pic:blipFill>
+                  <pic:spPr>
+                    <a:xfrm>
+                      <a:off x="0" y="0"/>
+                      <a:ext cx="3820058" cy="4210638"/>
+                    </a:xfrm>
+                    <a:prstGeom prst="rect">
+                      <a:avLst/>
+                    </a:prstGeom>
+                  </pic:spPr>
+                </pic:pic>
+              </a:graphicData>
+            </a:graphic>
+          </wp:inline>
+        </w:drawing>
+      </w:r>
+    </w:p>
+    <w:p>
+      <w:pPr>
+        <w:spacing w:line="276" w:lineRule="auto"/>
+        <w:jc w:val="both"/>
+        <w:rPr>
+          <w:rFonts w:ascii="Arial" w:hAnsi="Arial" w:cs="Arial"/>
+          <w:sz w:val="24"/>
+        </w:rPr>
+      </w:pPr>
+      <w:r>
+        <w:rPr>
+          <w:rFonts w:ascii="Arial" w:hAnsi="Arial" w:cs="Arial"/>
+          <w:sz w:val="24"/>
+        </w:rPr>
+        <w:t xml:space="preserve">Donde a la arquitectura de la VGG16 se le une una capa de </w:t>
+      </w:r>
+      <w:r>
+        <w:rPr>
+          <w:rFonts w:ascii="Arial" w:hAnsi="Arial" w:cs="Arial"/>
+          <w:i/>
+          <w:sz w:val="24"/>
+        </w:rPr>
+        <w:t xml:space="preserve">pooling, </w:t>
+      </w:r>
+      <w:r>
+        <w:rPr>
+          <w:rFonts w:ascii="Arial" w:hAnsi="Arial" w:cs="Arial"/>
+          <w:sz w:val="24"/>
+        </w:rPr>
+        <w:t>una capa densa con función de activación ReLU</w:t>
+      </w:r>
+      <w:r>
+        <w:rPr>
+          <w:rFonts w:ascii="Arial" w:hAnsi="Arial" w:cs="Arial"/>
+          <w:sz w:val="24"/>
+        </w:rPr>
+        <w:t xml:space="preserve"> y esta última se conecta a las cuatro neuronas de salida</w:t>
+      </w:r>
+      <w:r>
+        <w:rPr>
+          <w:rFonts w:ascii="Arial" w:hAnsi="Arial" w:cs="Arial"/>
+          <w:sz w:val="24"/>
+        </w:rPr>
+        <w:t xml:space="preserve"> con función de activación </w:t>
+      </w:r>
+      <w:r>
+        <w:rPr>
+          <w:rFonts w:ascii="Arial" w:hAnsi="Arial" w:cs="Arial"/>
+          <w:i/>
+          <w:sz w:val="24"/>
+        </w:rPr>
+        <w:t>softmax</w:t>
+      </w:r>
+      <w:r>
+        <w:rPr>
+          <w:rFonts w:ascii="Arial" w:hAnsi="Arial" w:cs="Arial"/>
+          <w:sz w:val="24"/>
+        </w:rPr>
+        <w:t xml:space="preserve"> (por ello hemos usado redes de neuronas funcionales)</w:t>
+      </w:r>
+      <w:r>
+        <w:rPr>
+          <w:rFonts w:ascii="Arial" w:hAnsi="Arial" w:cs="Arial"/>
+          <w:sz w:val="24"/>
+        </w:rPr>
+        <w:t>.</w:t>
+      </w:r>
+    </w:p>
+    <w:p>
+      <w:pPr>
+        <w:spacing w:line="276" w:lineRule="auto"/>
+        <w:jc w:val="both"/>
+        <w:rPr>
+          <w:rFonts w:ascii="Arial" w:hAnsi="Arial" w:cs="Arial"/>
+          <w:sz w:val="24"/>
+        </w:rPr>
+      </w:pPr>
+      <w:r>
+        <w:rPr>
+          <w:rFonts w:ascii="Arial" w:hAnsi="Arial" w:cs="Arial"/>
+          <w:sz w:val="24"/>
+        </w:rPr>
+        <w:t>La red VGG16 es una red ya entrenada, de modo que para no destruir el conocimiento previo que ya tenía hemos congelado sus capas, es decir, que hemos bloqueado su entrenamiento. Con la estructura ya definida llega el momento del entrenamiento.</w:t>
+      </w:r>
+    </w:p>
+    <w:p>
+      <w:pPr>
+        <w:pStyle w:val="Ttulo3"/>
+        <w:numPr>
+          <w:ilvl w:val="0"/>
+          <w:numId w:val="7"/>
+        </w:numPr>
+        <w:spacing w:line="276" w:lineRule="auto"/>
+        <w:jc w:val="both"/>
+        <w:rPr>
+          <w:rFonts w:ascii="Arial" w:hAnsi="Arial" w:cs="Arial"/>
+          <w:b/>
+          <w:color w:val="auto"/>
+        </w:rPr>
+      </w:pPr>
+      <w:r>
+        <w:rPr>
+          <w:rFonts w:ascii="Arial" w:hAnsi="Arial" w:cs="Arial"/>
+          <w:b/>
+          <w:color w:val="auto"/>
+        </w:rPr>
+        <w:t>Entrenamiento y optimización</w:t>
+      </w:r>
+    </w:p>
+    <w:p>
+      <w:pPr>
+        <w:spacing w:line="276" w:lineRule="auto"/>
+        <w:jc w:val="both"/>
+        <w:rPr>
+          <w:rFonts w:ascii="Arial" w:hAnsi="Arial" w:cs="Arial"/>
+          <w:sz w:val="24"/>
+        </w:rPr>
+      </w:pPr>
+      <w:r>
+        <w:rPr>
+          <w:rFonts w:ascii="Arial" w:hAnsi="Arial" w:cs="Arial"/>
+          <w:sz w:val="24"/>
+        </w:rPr>
+        <w:t>La fase de entrenamiento la hemos desarrollado haciendo uso de la GPU. Para maximizar el rendimiento, hemos aplicado las siguientes técnicas de optimización:</w:t>
+      </w:r>
+    </w:p>
+    <w:p>
+      <w:pPr>
+        <w:pStyle w:val="Prrafodelista"/>
+        <w:numPr>
+          <w:ilvl w:val="0"/>
+          <w:numId w:val="2"/>
+        </w:numPr>
+        <w:spacing w:line="276" w:lineRule="auto"/>
+        <w:jc w:val="both"/>
+        <w:rPr>
+          <w:rFonts w:ascii="Arial" w:hAnsi="Arial" w:cs="Arial"/>
+          <w:sz w:val="24"/>
+        </w:rPr>
+      </w:pPr>
+      <w:r>
+        <w:rPr>
+          <w:rFonts w:ascii="Arial" w:hAnsi="Arial" w:cs="Arial"/>
+          <w:sz w:val="24"/>
+          <w:u w:val="single"/>
+        </w:rPr>
+        <w:t>Regularización (Dropout):</w:t>
+      </w:r>
+      <w:r>
+        <w:rPr>
+          <w:rFonts w:ascii="Arial" w:hAnsi="Arial" w:cs="Arial"/>
+          <w:sz w:val="24"/>
+        </w:rPr>
+        <w:t xml:space="preserve"> </w:t>
+      </w:r>
+      <w:r>
+        <w:rPr>
+          <w:rFonts w:ascii="Arial" w:hAnsi="Arial" w:cs="Arial"/>
+          <w:sz w:val="24"/>
+        </w:rPr>
+        <w:t xml:space="preserve">Implementamos una capa de </w:t>
+      </w:r>
+      <w:r>
+        <w:rPr>
+          <w:rFonts w:ascii="Arial" w:hAnsi="Arial" w:cs="Arial"/>
+          <w:i/>
+          <w:sz w:val="24"/>
+        </w:rPr>
+        <w:t>Dropout</w:t>
+      </w:r>
+      <w:r>
+        <w:rPr>
+          <w:rFonts w:ascii="Arial" w:hAnsi="Arial" w:cs="Arial"/>
+          <w:sz w:val="24"/>
+        </w:rPr>
+        <w:t xml:space="preserve"> apagando aleatoriamente el 50% de las neuronas durante el entrenamiento. Esto fuerza al modelo a no depender de pixeles concretos y a aprender patrones robustos, evitando el </w:t>
+      </w:r>
+      <w:r>
+        <w:rPr>
+          <w:rFonts w:ascii="Arial" w:hAnsi="Arial" w:cs="Arial"/>
+          <w:i/>
+          <w:sz w:val="24"/>
+        </w:rPr>
+        <w:t>overfitting</w:t>
+      </w:r>
+      <w:r>
+        <w:rPr>
+          <w:rFonts w:ascii="Arial" w:hAnsi="Arial" w:cs="Arial"/>
+          <w:sz w:val="24"/>
+        </w:rPr>
+        <w:t>.</w:t>
+      </w:r>
+    </w:p>
+    <w:p>
+      <w:pPr>
+        <w:pStyle w:val="Prrafodelista"/>
+        <w:numPr>
+          <w:ilvl w:val="0"/>
+          <w:numId w:val="2"/>
+        </w:numPr>
+        <w:spacing w:line="276" w:lineRule="auto"/>
+        <w:jc w:val="both"/>
+        <w:rPr>
+          <w:rFonts w:ascii="Arial" w:hAnsi="Arial" w:cs="Arial"/>
+          <w:sz w:val="24"/>
+        </w:rPr>
+      </w:pPr>
+      <w:r>
+        <w:rPr>
+          <w:rFonts w:ascii="Arial" w:hAnsi="Arial" w:cs="Arial"/>
+          <w:sz w:val="24"/>
+          <w:u w:val="single"/>
+        </w:rPr>
+        <w:t>Early Stopping:</w:t>
+      </w:r>
+      <w:r>
+        <w:rPr>
+          <w:rFonts w:ascii="Arial" w:hAnsi="Arial" w:cs="Arial"/>
+          <w:sz w:val="24"/>
+        </w:rPr>
+        <w:t xml:space="preserve"> Durante el entrenamiento hemos implementado una monitorización de la función de pérdida. Si la red no mejoraba durante una serie de épocas seguidas, el entrenamiento se detenía automáticamente, restaurando la mejor versión histórica de los pesos del modelo.</w:t>
+      </w:r>
+    </w:p>
+    <w:p>
+      <w:pPr>
+        <w:spacing w:line="276" w:lineRule="auto"/>
+        <w:jc w:val="both"/>
+        <w:rPr>
+          <w:rFonts w:ascii="Arial" w:hAnsi="Arial" w:cs="Arial"/>
+          <w:sz w:val="24"/>
+        </w:rPr>
+      </w:pPr>
+      <w:r>
+        <w:rPr>
+          <w:rFonts w:ascii="Arial" w:hAnsi="Arial" w:cs="Arial"/>
+          <w:sz w:val="24"/>
+        </w:rPr>
+        <w:lastRenderedPageBreak/>
+        <w:t xml:space="preserve">Durante el entrenamiento hemos realizados dos fases con las que hemos obtenido dos resultados diferentes. En la primera fase, hemos partido de la congelación total de todas las capas de la red VGG16, usando un optimizador </w:t>
+      </w:r>
+      <w:r>
+        <w:rPr>
+          <w:rFonts w:ascii="Arial" w:hAnsi="Arial" w:cs="Arial"/>
+          <w:i/>
+          <w:sz w:val="24"/>
+        </w:rPr>
+        <w:t>Adam</w:t>
+      </w:r>
+      <w:r>
+        <w:rPr>
+          <w:rFonts w:ascii="Arial" w:hAnsi="Arial" w:cs="Arial"/>
+          <w:sz w:val="24"/>
+        </w:rPr>
+        <w:t xml:space="preserve"> con una tasa de aprendizaje estándar. Con lo que hemos conseguido un modelo con una precisión cercana al 75%. Pero no queríamos quedarnos así, de modo que aplicamos técnicas de </w:t>
+      </w:r>
+      <w:r>
+        <w:rPr>
+          <w:rFonts w:ascii="Arial" w:hAnsi="Arial" w:cs="Arial"/>
+          <w:i/>
+          <w:sz w:val="24"/>
+        </w:rPr>
+        <w:t>fine-tuning</w:t>
+      </w:r>
+      <w:r>
+        <w:rPr>
+          <w:rFonts w:ascii="Arial" w:hAnsi="Arial" w:cs="Arial"/>
+          <w:sz w:val="24"/>
+        </w:rPr>
+        <w:t xml:space="preserve"> para romper ese techo de precisión. Por ello, descongelamos el último bloque convolucional de la red VGG16 y redujimos la tasa de aprendizaje a 1℮</w:t>
+      </w:r>
+      <w:r>
+        <w:rPr>
+          <w:rFonts w:ascii="Arial" w:hAnsi="Arial" w:cs="Arial"/>
+          <w:sz w:val="24"/>
+          <w:vertAlign w:val="superscript"/>
+        </w:rPr>
+        <w:t>-5</w:t>
+      </w:r>
+      <w:r>
+        <w:rPr>
+          <w:rFonts w:ascii="Arial" w:hAnsi="Arial" w:cs="Arial"/>
+          <w:sz w:val="24"/>
+        </w:rPr>
+        <w:t xml:space="preserve">. Esto permitió que las capas se adaptaran </w:t>
+      </w:r>
+      <w:r>
+        <w:rPr>
+          <w:rFonts w:ascii="Arial" w:hAnsi="Arial" w:cs="Arial"/>
+          <w:sz w:val="24"/>
+        </w:rPr>
+        <w:t>más a las manos logrando un gran salto en la precisión.</w:t>
+      </w:r>
+    </w:p>
+    <w:p>
+      <w:pPr>
+        <w:pStyle w:val="Ttulo3"/>
+        <w:numPr>
+          <w:ilvl w:val="0"/>
+          <w:numId w:val="7"/>
+        </w:numPr>
+        <w:spacing w:line="276" w:lineRule="auto"/>
+        <w:jc w:val="both"/>
+        <w:rPr>
+          <w:rFonts w:ascii="Arial" w:hAnsi="Arial" w:cs="Arial"/>
+          <w:b/>
+          <w:color w:val="auto"/>
+        </w:rPr>
+      </w:pPr>
+      <w:r>
+        <w:t xml:space="preserve"> </w:t>
+      </w:r>
+      <w:r>
+        <w:rPr>
+          <w:rFonts w:ascii="Arial" w:hAnsi="Arial" w:cs="Arial"/>
+          <w:b/>
+          <w:color w:val="auto"/>
+        </w:rPr>
+        <w:t>Evaluación del modelo</w:t>
+      </w:r>
+    </w:p>
+    <w:p>
+      <w:pPr>
+        <w:spacing w:line="276" w:lineRule="auto"/>
+        <w:jc w:val="both"/>
+        <w:rPr>
+          <w:rFonts w:ascii="Arial" w:hAnsi="Arial" w:cs="Arial"/>
+          <w:sz w:val="24"/>
+        </w:rPr>
+      </w:pPr>
+      <w:r>
+        <w:rPr>
+          <w:rFonts w:ascii="Arial" w:hAnsi="Arial" w:cs="Arial"/>
+          <w:sz w:val="24"/>
+        </w:rPr>
+        <w:t>La evaluación del modelo se fundamenta en métricas sólidas deriva</w:t>
+      </w:r>
+      <w:r>
+        <w:rPr>
+          <w:rFonts w:ascii="Arial" w:hAnsi="Arial" w:cs="Arial"/>
+          <w:sz w:val="24"/>
+        </w:rPr>
+        <w:t xml:space="preserve">das de un conjunto de datos de test puro (el 10% de los datos </w:t>
+      </w:r>
+      <w:r>
+        <w:rPr>
+          <w:rFonts w:ascii="Arial" w:hAnsi="Arial" w:cs="Arial"/>
+          <w:sz w:val="24"/>
+        </w:rPr>
+        <w:t>original</w:t>
+      </w:r>
+      <w:r>
+        <w:rPr>
+          <w:rFonts w:ascii="Arial" w:hAnsi="Arial" w:cs="Arial"/>
+          <w:sz w:val="24"/>
+        </w:rPr>
+        <w:t>es</w:t>
+      </w:r>
+      <w:r>
+        <w:rPr>
+          <w:rFonts w:ascii="Arial" w:hAnsi="Arial" w:cs="Arial"/>
+          <w:sz w:val="24"/>
+        </w:rPr>
+        <w:t>, equivalente a 2.000 imágenes secuenciales). Estas imágenes fueron apartadas antes del preprocesamiento, garantizando que la red neuronal nunca las hubiera visto du</w:t>
+      </w:r>
+      <w:r>
+        <w:rPr>
+          <w:rFonts w:ascii="Arial" w:hAnsi="Arial" w:cs="Arial"/>
+          <w:sz w:val="24"/>
+        </w:rPr>
+        <w:t>rante la fase de entrenamiento</w:t>
+      </w:r>
+      <w:r>
+        <w:rPr>
+          <w:rFonts w:ascii="Arial" w:hAnsi="Arial" w:cs="Arial"/>
+          <w:sz w:val="24"/>
+        </w:rPr>
+        <w:t xml:space="preserve"> ni en los</w:t>
+      </w:r>
+      <w:r>
+        <w:rPr>
+          <w:rFonts w:ascii="Arial" w:hAnsi="Arial" w:cs="Arial"/>
+          <w:sz w:val="24"/>
+        </w:rPr>
+        <w:t xml:space="preserve"> exámenes de validación</w:t>
+      </w:r>
+      <w:r>
+        <w:rPr>
+          <w:rFonts w:ascii="Arial" w:hAnsi="Arial" w:cs="Arial"/>
+          <w:sz w:val="24"/>
+        </w:rPr>
+        <w:t>.</w:t>
+      </w:r>
+    </w:p>
+    <w:p>
+      <w:pPr>
+        <w:spacing w:line="276" w:lineRule="auto"/>
+        <w:jc w:val="both"/>
+        <w:rPr>
+          <w:rFonts w:ascii="Arial" w:hAnsi="Arial" w:cs="Arial"/>
+          <w:sz w:val="24"/>
+        </w:rPr>
+      </w:pPr>
+      <w:r>
+        <w:rPr>
+          <w:rFonts w:ascii="Arial" w:hAnsi="Arial" w:cs="Arial"/>
+          <w:noProof/>
+          <w:sz w:val="24"/>
+          <w:lang w:eastAsia="es-ES"/>
+        </w:rPr>
+        <w:drawing>
+          <wp:inline distT="0" distB="0" distL="0" distR="0" wp14:anchorId="2E06854F" wp14:editId="240D8E33">
+            <wp:extent cx="5400040" cy="2004060"/>
+            <wp:effectExtent l="0" t="0" r="0" b="0"/>
+            <wp:docPr id="13" name="Imagen 13"/>
+            <wp:cNvGraphicFramePr>
+              <a:graphicFrameLocks xmlns:a="http://schemas.openxmlformats.org/drawingml/2006/main" noChangeAspect="1"/>
+            </wp:cNvGraphicFramePr>
+            <a:graphic xmlns:a="http://schemas.openxmlformats.org/drawingml/2006/main">
+              <a:graphicData uri="http://schemas.openxmlformats.org/drawingml/2006/picture">
+                <pic:pic xmlns:pic="http://schemas.openxmlformats.org/drawingml/2006/picture">
+                  <pic:nvPicPr>
+                    <pic:cNvPr id="1" name=""/>
+                    <pic:cNvPicPr/>
+                  </pic:nvPicPr>
+                  <pic:blipFill>
+                    <a:blip r:embed="rId20"/>
+                    <a:stretch>
+                      <a:fillRect/>
+                    </a:stretch>
+                  </pic:blipFill>
+                  <pic:spPr>
+                    <a:xfrm>
+                      <a:off x="0" y="0"/>
+                      <a:ext cx="5400040" cy="2004060"/>
+                    </a:xfrm>
+                    <a:prstGeom prst="rect">
+                      <a:avLst/>
+                    </a:prstGeom>
+                  </pic:spPr>
+                </pic:pic>
+              </a:graphicData>
+            </a:graphic>
+          </wp:inline>
+        </w:drawing>
+      </w:r>
+    </w:p>
+    <w:p>
+      <w:pPr>
+        <w:spacing w:line="276" w:lineRule="auto"/>
+        <w:jc w:val="both"/>
+        <w:rPr>
+          <w:rFonts w:ascii="Arial" w:hAnsi="Arial" w:cs="Arial"/>
+          <w:sz w:val="24"/>
+        </w:rPr>
+      </w:pPr>
+      <w:r>
+        <w:rPr>
+          <w:rFonts w:ascii="Arial" w:hAnsi="Arial" w:cs="Arial"/>
+          <w:sz w:val="24"/>
+        </w:rPr>
+        <w:t>La observación de las gráficas de evolución durante el entrenamiento arroja conclusiones clave sobre la robustez del modelo:</w:t>
+      </w:r>
+    </w:p>
+    <w:p>
+      <w:pPr>
+        <w:spacing w:line="276" w:lineRule="auto"/>
+        <w:jc w:val="both"/>
+        <w:rPr>
+          <w:rFonts w:ascii="Arial" w:hAnsi="Arial" w:cs="Arial"/>
+          <w:sz w:val="24"/>
+        </w:rPr>
+      </w:pPr>
+    </w:p>
+    <w:p>
+      <w:pPr>
+        <w:pStyle w:val="Prrafodelista"/>
+        <w:numPr>
+          <w:ilvl w:val="0"/>
+          <w:numId w:val="2"/>
+        </w:numPr>
+        <w:spacing w:line="276" w:lineRule="auto"/>
+        <w:jc w:val="both"/>
+        <w:rPr>
+          <w:rFonts w:ascii="Arial" w:hAnsi="Arial" w:cs="Arial"/>
+          <w:sz w:val="24"/>
+        </w:rPr>
+      </w:pPr>
+      <w:r>
+        <w:rPr>
+          <w:rFonts w:ascii="Arial" w:hAnsi="Arial" w:cs="Arial"/>
+          <w:sz w:val="24"/>
+        </w:rPr>
+        <w:t xml:space="preserve">Ausencia de Overfitting: Las curvas de </w:t>
+      </w:r>
+      <w:r>
+        <w:rPr>
+          <w:rFonts w:ascii="Arial" w:hAnsi="Arial" w:cs="Arial"/>
+          <w:sz w:val="24"/>
+        </w:rPr>
+        <w:t>validación</w:t>
+      </w:r>
+      <w:r>
+        <w:rPr>
+          <w:rFonts w:ascii="Arial" w:hAnsi="Arial" w:cs="Arial"/>
+          <w:sz w:val="24"/>
+        </w:rPr>
+        <w:t xml:space="preserve"> (</w:t>
+      </w:r>
+      <w:r>
+        <w:rPr>
+          <w:rFonts w:ascii="Arial" w:hAnsi="Arial" w:cs="Arial"/>
+          <w:sz w:val="24"/>
+        </w:rPr>
+        <w:t>amarilla</w:t>
+      </w:r>
+      <w:r>
+        <w:rPr>
+          <w:rFonts w:ascii="Arial" w:hAnsi="Arial" w:cs="Arial"/>
+          <w:sz w:val="24"/>
+        </w:rPr>
+        <w:t xml:space="preserve">/verde) acompañan en todo momento a las curvas de </w:t>
+      </w:r>
+      <w:r>
+        <w:rPr>
+          <w:rFonts w:ascii="Arial" w:hAnsi="Arial" w:cs="Arial"/>
+          <w:sz w:val="24"/>
+        </w:rPr>
+        <w:t xml:space="preserve">entrenamiento (azul/roja). De hecho, </w:t>
+      </w:r>
+      <w:r>
+        <w:rPr>
+          <w:rFonts w:ascii="Arial" w:hAnsi="Arial" w:cs="Arial"/>
+          <w:sz w:val="24"/>
+        </w:rPr>
+        <w:t xml:space="preserve">el modelo rinde consistentemente mejor en validación. No existe divergencia entre las líneas, lo que certifica una generalización </w:t>
+      </w:r>
+      <w:r>
+        <w:rPr>
+          <w:rFonts w:ascii="Arial" w:hAnsi="Arial" w:cs="Arial"/>
+          <w:sz w:val="24"/>
+        </w:rPr>
+        <w:t>buena</w:t>
+      </w:r>
+      <w:r>
+        <w:rPr>
+          <w:rFonts w:ascii="Arial" w:hAnsi="Arial" w:cs="Arial"/>
+          <w:sz w:val="24"/>
+        </w:rPr>
+        <w:t>.</w:t>
+      </w:r>
+    </w:p>
+    <w:p>
+      <w:pPr>
+        <w:spacing w:line="276" w:lineRule="auto"/>
+        <w:jc w:val="both"/>
+        <w:rPr>
+          <w:rFonts w:ascii="Arial" w:hAnsi="Arial" w:cs="Arial"/>
+          <w:sz w:val="24"/>
+        </w:rPr>
+      </w:pPr>
+      <w:r>
+        <w:rPr>
+          <w:rFonts w:ascii="Arial" w:hAnsi="Arial" w:cs="Arial"/>
+          <w:sz w:val="24"/>
+        </w:rPr>
+        <w:t>Al someter la red al conjunto de imágenes de test, el algoritmo de evaluación nos llevó a los siguientes resultados:</w:t>
+      </w:r>
+    </w:p>
+    <w:p>
+      <w:pPr>
+        <w:pStyle w:val="Prrafodelista"/>
+        <w:numPr>
+          <w:ilvl w:val="0"/>
+          <w:numId w:val="2"/>
+        </w:numPr>
+        <w:spacing w:line="276" w:lineRule="auto"/>
+        <w:jc w:val="both"/>
+        <w:rPr>
+          <w:rFonts w:ascii="Arial" w:hAnsi="Arial" w:cs="Arial"/>
+          <w:sz w:val="24"/>
+        </w:rPr>
+      </w:pPr>
+      <w:r>
+        <w:rPr>
+          <w:rFonts w:ascii="Arial" w:hAnsi="Arial" w:cs="Arial"/>
+          <w:b/>
+          <w:sz w:val="24"/>
+        </w:rPr>
+        <w:t>Pérdida Global (Loss)</w:t>
+      </w:r>
+      <w:r>
+        <w:rPr>
+          <w:rFonts w:ascii="Arial" w:hAnsi="Arial" w:cs="Arial"/>
+          <w:sz w:val="24"/>
+        </w:rPr>
+        <w:t>: Un valor excepcionalmente bajo</w:t>
+      </w:r>
+      <w:r>
+        <w:rPr>
+          <w:rFonts w:ascii="Arial" w:hAnsi="Arial" w:cs="Arial"/>
+          <w:sz w:val="24"/>
+        </w:rPr>
+        <w:t xml:space="preserve"> (0.13)</w:t>
+      </w:r>
+      <w:r>
+        <w:rPr>
+          <w:rFonts w:ascii="Arial" w:hAnsi="Arial" w:cs="Arial"/>
+          <w:sz w:val="24"/>
+        </w:rPr>
+        <w:t xml:space="preserve"> que demuestra una alta confianza matemática (probabilidades cercanas al 100%) en las decisiones de la red.</w:t>
+      </w:r>
+    </w:p>
+    <w:p>
+      <w:pPr>
+        <w:pStyle w:val="Prrafodelista"/>
+        <w:numPr>
+          <w:ilvl w:val="0"/>
+          <w:numId w:val="2"/>
+        </w:numPr>
+        <w:spacing w:line="276" w:lineRule="auto"/>
+        <w:jc w:val="both"/>
+        <w:rPr>
+          <w:rFonts w:ascii="Arial" w:hAnsi="Arial" w:cs="Arial"/>
+          <w:sz w:val="24"/>
+        </w:rPr>
+      </w:pPr>
+      <w:r>
+        <w:rPr>
+          <w:rFonts w:ascii="Arial" w:hAnsi="Arial" w:cs="Arial"/>
+          <w:b/>
+          <w:sz w:val="24"/>
+        </w:rPr>
+        <w:t xml:space="preserve">Precisión múltiple: </w:t>
+      </w:r>
+      <w:r>
+        <w:rPr>
+          <w:rFonts w:ascii="Arial" w:hAnsi="Arial" w:cs="Arial"/>
+          <w:sz w:val="24"/>
+        </w:rPr>
+        <w:t>Para la posición 1 una precisión de 99,24%, la posición 2 de 99,6%, posición 3 de 99,6% y posición 4 de 99,9%.</w:t>
+      </w:r>
+    </w:p>
+    <w:p>
+      <w:pPr>
+        <w:spacing w:line="276" w:lineRule="auto"/>
+        <w:jc w:val="both"/>
+        <w:rPr>
+          <w:rFonts w:ascii="Arial" w:hAnsi="Arial" w:cs="Arial"/>
+          <w:sz w:val="24"/>
+        </w:rPr>
+      </w:pPr>
+      <w:r>
+        <w:rPr>
+          <w:rFonts w:ascii="Arial" w:hAnsi="Arial" w:cs="Arial"/>
+          <w:sz w:val="24"/>
+        </w:rPr>
+        <w:lastRenderedPageBreak/>
+        <w:t>Por ello, podemos decir que</w:t>
+      </w:r>
+      <w:r>
+        <w:rPr>
+          <w:rFonts w:ascii="Arial" w:hAnsi="Arial" w:cs="Arial"/>
+          <w:sz w:val="24"/>
+        </w:rPr>
+        <w:t xml:space="preserve"> el modelo alcanza una media operativa superior al 99% de acierto por letra. Si comprobamos alguna predicción podemos ver lo que el modelo a predicho y lo real.</w:t>
+      </w:r>
+    </w:p>
+    <w:p>
+      <w:pPr>
+        <w:spacing w:line="276" w:lineRule="auto"/>
+        <w:jc w:val="both"/>
+        <w:rPr>
+          <w:rFonts w:ascii="Arial" w:hAnsi="Arial" w:cs="Arial"/>
+          <w:sz w:val="24"/>
+        </w:rPr>
+      </w:pPr>
+      <w:r>
+        <w:rPr>
+          <w:rFonts w:ascii="Arial" w:hAnsi="Arial" w:cs="Arial"/>
+          <w:noProof/>
+          <w:sz w:val="24"/>
+          <w:lang w:eastAsia="es-ES"/>
+        </w:rPr>
+        <w:drawing>
+          <wp:inline distT="0" distB="0" distL="0" distR="0" wp14:anchorId="29CEF530" wp14:editId="6AA3E598">
+            <wp:extent cx="5400040" cy="1514475"/>
+            <wp:effectExtent l="0" t="0" r="0" b="9525"/>
+            <wp:docPr id="14" name="Imagen 14"/>
+            <wp:cNvGraphicFramePr>
+              <a:graphicFrameLocks xmlns:a="http://schemas.openxmlformats.org/drawingml/2006/main" noChangeAspect="1"/>
+            </wp:cNvGraphicFramePr>
+            <a:graphic xmlns:a="http://schemas.openxmlformats.org/drawingml/2006/main">
+              <a:graphicData uri="http://schemas.openxmlformats.org/drawingml/2006/picture">
+                <pic:pic xmlns:pic="http://schemas.openxmlformats.org/drawingml/2006/picture">
+                  <pic:nvPicPr>
+                    <pic:cNvPr id="1" name=""/>
+                    <pic:cNvPicPr/>
+                  </pic:nvPicPr>
+                  <pic:blipFill>
+                    <a:blip r:embed="rId21"/>
+                    <a:stretch>
+                      <a:fillRect/>
+                    </a:stretch>
+                  </pic:blipFill>
+                  <pic:spPr>
+                    <a:xfrm>
+                      <a:off x="0" y="0"/>
+                      <a:ext cx="5400040" cy="1514475"/>
+                    </a:xfrm>
+                    <a:prstGeom prst="rect">
+                      <a:avLst/>
+                    </a:prstGeom>
+                  </pic:spPr>
+                </pic:pic>
+              </a:graphicData>
+            </a:graphic>
+          </wp:inline>
+        </w:drawing>
+      </w:r>
+    </w:p>
+    <w:p>
+      <w:pPr>
+        <w:spacing w:line="276" w:lineRule="auto"/>
+        <w:jc w:val="both"/>
+        <w:rPr>
+          <w:rFonts w:ascii="Arial" w:hAnsi="Arial" w:cs="Arial"/>
+          <w:sz w:val="24"/>
+        </w:rPr>
+      </w:pPr>
+      <w:r>
+        <w:rPr>
+          <w:rFonts w:ascii="Arial" w:hAnsi="Arial" w:cs="Arial"/>
+          <w:sz w:val="24"/>
+        </w:rPr>
+        <w:t>Finalmente, podemos determinar a ver en qué se puede llegar a equivocar esta red. Para ello, hemos detectado del conjunto de test cuales son los fallos que ha cometido.</w:t>
+      </w:r>
+    </w:p>
+    <w:p>
+      <w:pPr>
+        <w:spacing w:line="276" w:lineRule="auto"/>
+        <w:jc w:val="both"/>
+        <w:rPr>
+          <w:rFonts w:ascii="Arial" w:hAnsi="Arial" w:cs="Arial"/>
+          <w:sz w:val="24"/>
+        </w:rPr>
+      </w:pPr>
+      <w:r>
+        <w:rPr>
+          <w:rFonts w:ascii="Arial" w:hAnsi="Arial" w:cs="Arial"/>
+          <w:noProof/>
+          <w:sz w:val="24"/>
+          <w:lang w:eastAsia="es-ES"/>
+        </w:rPr>
+        <w:drawing>
+          <wp:inline distT="0" distB="0" distL="0" distR="0" wp14:anchorId="22EE2B18" wp14:editId="312C4E90">
+            <wp:extent cx="5372100" cy="1105458"/>
+            <wp:effectExtent l="0" t="0" r="0" b="0"/>
+            <wp:docPr id="15" name="Imagen 15"/>
+            <wp:cNvGraphicFramePr>
+              <a:graphicFrameLocks xmlns:a="http://schemas.openxmlformats.org/drawingml/2006/main" noChangeAspect="1"/>
+            </wp:cNvGraphicFramePr>
+            <a:graphic xmlns:a="http://schemas.openxmlformats.org/drawingml/2006/main">
+              <a:graphicData uri="http://schemas.openxmlformats.org/drawingml/2006/picture">
+                <pic:pic xmlns:pic="http://schemas.openxmlformats.org/drawingml/2006/picture">
+                  <pic:nvPicPr>
+                    <pic:cNvPr id="1" name=""/>
+                    <pic:cNvPicPr/>
+                  </pic:nvPicPr>
+                  <pic:blipFill rotWithShape="1">
+                    <a:blip r:embed="rId22"/>
+                    <a:srcRect l="40569"/>
+                    <a:stretch/>
+                  </pic:blipFill>
+                  <pic:spPr bwMode="auto">
+                    <a:xfrm>
+                      <a:off x="0" y="0"/>
+                      <a:ext cx="5662545" cy="1165225"/>
+                    </a:xfrm>
+                    <a:prstGeom prst="rect">
+                      <a:avLst/>
+                    </a:prstGeom>
+                    <a:ln>
+                      <a:noFill/>
+                    </a:ln>
+                    <a:extLst>
+                      <a:ext uri="{53640926-AAD7-44D8-BBD7-CCE9431645EC}">
+                        <a14:shadowObscured xmlns:a14="http://schemas.microsoft.com/office/drawing/2010/main"/>
+                      </a:ext>
+                    </a:extLst>
+                  </pic:spPr>
+                </pic:pic>
+              </a:graphicData>
+            </a:graphic>
+          </wp:inline>
+        </w:drawing>
+      </w:r>
+    </w:p>
+    <w:p>
+      <w:pPr>
+        <w:spacing w:line="276" w:lineRule="auto"/>
+        <w:jc w:val="both"/>
+        <w:rPr>
+          <w:rFonts w:ascii="Arial" w:hAnsi="Arial" w:cs="Arial"/>
+          <w:sz w:val="24"/>
+        </w:rPr>
+      </w:pPr>
+      <w:r>
+        <w:rPr>
+          <w:rFonts w:ascii="Arial" w:hAnsi="Arial" w:cs="Arial"/>
+          <w:sz w:val="24"/>
+        </w:rPr>
+        <w:t>Podemos observar que a veces se equivoca en alguna letra y no en la palabra completa, de ahí que siempre acierte.</w:t>
+      </w:r>
+    </w:p>
+    <w:p>
+      <w:pPr>
+        <w:spacing w:line="276" w:lineRule="auto"/>
+        <w:jc w:val="both"/>
+        <w:rPr>
+          <w:rFonts w:ascii="Arial" w:hAnsi="Arial" w:cs="Arial"/>
+          <w:sz w:val="24"/>
+        </w:rPr>
+      </w:pPr>
+      <w:r>
+        <w:rPr>
+          <w:rFonts w:ascii="Arial" w:hAnsi="Arial" w:cs="Arial"/>
+          <w:sz w:val="24"/>
+        </w:rPr>
+        <w:t>Además si probamos con palabras con las que no se han entrenado, tampoco funciona el modelo. Por lo que tendríamos, que ampliar el diccionario de palabras o elaborar un modelo que generalice mejor.</w:t>
+      </w:r>
+    </w:p>
+    <w:p>
+      <w:pPr>
+        <w:pStyle w:val="Ttulo3"/>
+        <w:numPr>
+          <w:ilvl w:val="0"/>
+          <w:numId w:val="7"/>
+        </w:numPr>
+        <w:spacing w:line="276" w:lineRule="auto"/>
+        <w:jc w:val="both"/>
+        <w:rPr>
+          <w:rFonts w:ascii="Arial" w:hAnsi="Arial" w:cs="Arial"/>
+          <w:b/>
+          <w:color w:val="auto"/>
+        </w:rPr>
+      </w:pPr>
+      <w:r>
+        <w:rPr>
+          <w:rFonts w:ascii="Arial" w:hAnsi="Arial" w:cs="Arial"/>
+          <w:b/>
+          <w:color w:val="auto"/>
+        </w:rPr>
+        <w:t>Limitaciones del modelo</w:t>
+      </w:r>
+    </w:p>
+    <w:p>
+      <w:pPr>
+        <w:spacing w:line="276" w:lineRule="auto"/>
+        <w:jc w:val="both"/>
+        <w:rPr>
+          <w:rFonts w:ascii="Arial" w:hAnsi="Arial" w:cs="Arial"/>
+          <w:sz w:val="24"/>
+        </w:rPr>
+      </w:pPr>
+      <w:r>
+        <w:rPr>
+          <w:rFonts w:ascii="Arial" w:hAnsi="Arial" w:cs="Arial"/>
+          <w:sz w:val="24"/>
+        </w:rPr>
+        <w:t>Aunque el modelo ha alcanzado un rendimient</w:t>
+      </w:r>
+      <w:r>
+        <w:rPr>
+          <w:rFonts w:ascii="Arial" w:hAnsi="Arial" w:cs="Arial"/>
+          <w:sz w:val="24"/>
+        </w:rPr>
+        <w:t>o sobresaliente superior al 99% en el conjunto de datos de test</w:t>
+      </w:r>
+      <w:r>
+        <w:rPr>
+          <w:rFonts w:ascii="Arial" w:hAnsi="Arial" w:cs="Arial"/>
+          <w:sz w:val="24"/>
+        </w:rPr>
+        <w:t xml:space="preserve">, </w:t>
+      </w:r>
+      <w:r>
+        <w:rPr>
+          <w:rFonts w:ascii="Arial" w:hAnsi="Arial" w:cs="Arial"/>
+          <w:sz w:val="24"/>
+        </w:rPr>
+        <w:t xml:space="preserve">hay que </w:t>
+      </w:r>
+      <w:r>
+        <w:rPr>
+          <w:rFonts w:ascii="Arial" w:hAnsi="Arial" w:cs="Arial"/>
+          <w:sz w:val="24"/>
+        </w:rPr>
+        <w:t>reconocer que su aplicabilidad inmediata en un entorno de producción real</w:t>
+      </w:r>
+      <w:r>
+        <w:rPr>
+          <w:rFonts w:ascii="Arial" w:hAnsi="Arial" w:cs="Arial"/>
+          <w:sz w:val="24"/>
+        </w:rPr>
+        <w:t xml:space="preserve"> no es viable.</w:t>
+      </w:r>
+    </w:p>
+    <w:p>
+      <w:pPr>
+        <w:spacing w:line="276" w:lineRule="auto"/>
+        <w:jc w:val="both"/>
+        <w:rPr>
+          <w:rFonts w:ascii="Arial" w:hAnsi="Arial" w:cs="Arial"/>
+          <w:sz w:val="24"/>
+        </w:rPr>
+      </w:pPr>
+      <w:r>
+        <w:rPr>
+          <w:rFonts w:ascii="Arial" w:hAnsi="Arial" w:cs="Arial"/>
+          <w:sz w:val="24"/>
+        </w:rPr>
+        <w:t xml:space="preserve">La red VGG16 </w:t>
+      </w:r>
+      <w:r>
+        <w:rPr>
+          <w:rFonts w:ascii="Arial" w:hAnsi="Arial" w:cs="Arial"/>
+          <w:sz w:val="24"/>
+        </w:rPr>
+        <w:t>h</w:t>
+      </w:r>
+      <w:r>
+        <w:rPr>
+          <w:rFonts w:ascii="Arial" w:hAnsi="Arial" w:cs="Arial"/>
+          <w:sz w:val="24"/>
+        </w:rPr>
+        <w:t xml:space="preserve">a </w:t>
+      </w:r>
+      <w:r>
+        <w:rPr>
+          <w:rFonts w:ascii="Arial" w:hAnsi="Arial" w:cs="Arial"/>
+          <w:sz w:val="24"/>
+        </w:rPr>
+        <w:t>optimizado</w:t>
+      </w:r>
+      <w:r>
+        <w:rPr>
+          <w:rFonts w:ascii="Arial" w:hAnsi="Arial" w:cs="Arial"/>
+          <w:sz w:val="24"/>
+        </w:rPr>
+        <w:t xml:space="preserve"> sus mapas de características para las condiciones exactas del dataset sintético (fondos lisos, iluminación de estudio, recortes programáticos y tono de piel específico). Si el modelo es sometido a inferencia con imágenes capturadas por ejemplo, mediante la cámara de un </w:t>
+      </w:r>
+      <w:r>
+        <w:rPr>
+          <w:rFonts w:ascii="Arial" w:hAnsi="Arial" w:cs="Arial"/>
+          <w:sz w:val="24"/>
+        </w:rPr>
+        <w:t xml:space="preserve">teléfono </w:t>
+      </w:r>
+      <w:r>
+        <w:rPr>
+          <w:rFonts w:ascii="Arial" w:hAnsi="Arial" w:cs="Arial"/>
+          <w:sz w:val="24"/>
+        </w:rPr>
+        <w:t>móvil</w:t>
+      </w:r>
+      <w:r>
+        <w:rPr>
+          <w:rFonts w:ascii="Arial" w:hAnsi="Arial" w:cs="Arial"/>
+          <w:sz w:val="24"/>
+        </w:rPr>
+        <w:t xml:space="preserve"> con fondos ruidosos, iluminación asimétr</w:t>
+      </w:r>
+      <w:r>
+        <w:rPr>
+          <w:rFonts w:ascii="Arial" w:hAnsi="Arial" w:cs="Arial"/>
+          <w:sz w:val="24"/>
+        </w:rPr>
+        <w:t>ica o ángulos variables</w:t>
+      </w:r>
+      <w:r>
+        <w:rPr>
+          <w:rFonts w:ascii="Arial" w:hAnsi="Arial" w:cs="Arial"/>
+          <w:sz w:val="24"/>
+        </w:rPr>
+        <w:t>, la confianza de las predicciones decaerá drásticamente.</w:t>
+      </w:r>
+      <w:r>
+        <w:rPr>
+          <w:rFonts w:ascii="Arial" w:hAnsi="Arial" w:cs="Arial"/>
+          <w:sz w:val="24"/>
+        </w:rPr>
+        <w:t xml:space="preserve"> Además, que solo está pensado para un diccionario de palabras especifico de 4 letras.</w:t>
+      </w:r>
+    </w:p>
+    <w:p>
+      <w:pPr>
+        <w:pStyle w:val="Ttulo2"/>
+        <w:numPr>
+          <w:ilvl w:val="1"/>
           <w:numId w:val="1"/>
         </w:numPr>
         <w:spacing w:line="276" w:lineRule="auto"/>
@@ -1362,12 +4051,1428 @@
           <w:b/>
           <w:color w:val="auto"/>
         </w:rPr>
-        <w:t>Implementación</w:t>
-      </w:r>
-    </w:p>
-    <w:p>
+        <w:t>Red Neuronal Recurrente (CRNN) con CTC</w:t>
+      </w:r>
+    </w:p>
+    <w:p>
+      <w:pPr>
+        <w:spacing w:line="276" w:lineRule="auto"/>
+        <w:jc w:val="both"/>
+        <w:rPr>
+          <w:rFonts w:ascii="Arial" w:hAnsi="Arial" w:cs="Arial"/>
+          <w:sz w:val="24"/>
+        </w:rPr>
+      </w:pPr>
+      <w:r>
+        <w:rPr>
+          <w:rFonts w:ascii="Arial" w:hAnsi="Arial" w:cs="Arial"/>
+          <w:sz w:val="24"/>
+        </w:rPr>
+        <w:t xml:space="preserve">Como hemos dicho anteriormente la red CNN tenía limitaciones y requería siempre una longitud fija de letras (en nuestro caso de 4). Para resolver este problema y acercarnos a una aplicación real donde el usuario pueda deletrear </w:t>
+      </w:r>
+      <w:r>
+        <w:rPr>
+          <w:rFonts w:ascii="Arial" w:hAnsi="Arial" w:cs="Arial"/>
+          <w:sz w:val="24"/>
+        </w:rPr>
+        <w:lastRenderedPageBreak/>
+        <w:t>secuencias de 3, 4 o 5 letras, hemos implementado una CRNN</w:t>
+      </w:r>
+      <w:r>
+        <w:rPr>
+          <w:rFonts w:ascii="Arial" w:hAnsi="Arial" w:cs="Arial"/>
+          <w:sz w:val="24"/>
+        </w:rPr>
+        <w:t xml:space="preserve"> (Red de Neuronas Recurrente Convolucional) apoyada en un algoritmo de decodificación llamado CTC.</w:t>
+      </w:r>
+    </w:p>
+    <w:p>
+      <w:pPr>
+        <w:pStyle w:val="Ttulo3"/>
+        <w:numPr>
+          <w:ilvl w:val="0"/>
+          <w:numId w:val="12"/>
+        </w:numPr>
+        <w:spacing w:line="276" w:lineRule="auto"/>
+        <w:jc w:val="both"/>
+        <w:rPr>
+          <w:rFonts w:ascii="Arial" w:hAnsi="Arial" w:cs="Arial"/>
+          <w:b/>
+          <w:color w:val="auto"/>
+        </w:rPr>
+      </w:pPr>
+      <w:r>
+        <w:rPr>
+          <w:rFonts w:ascii="Arial" w:hAnsi="Arial" w:cs="Arial"/>
+          <w:b/>
+          <w:color w:val="auto"/>
+        </w:rPr>
+        <w:t>Generación y preparación de los datos</w:t>
+      </w:r>
+    </w:p>
+    <w:p>
+      <w:pPr>
+        <w:spacing w:line="276" w:lineRule="auto"/>
+        <w:jc w:val="both"/>
+        <w:rPr>
+          <w:rFonts w:ascii="Arial" w:hAnsi="Arial" w:cs="Arial"/>
+          <w:sz w:val="24"/>
+        </w:rPr>
+      </w:pPr>
+      <w:r>
+        <w:rPr>
+          <w:rFonts w:ascii="Arial" w:hAnsi="Arial" w:cs="Arial"/>
+          <w:sz w:val="24"/>
+        </w:rPr>
+        <w:t>Partiendo del conjunto de datos generado por el script, hemos tenido que crear una función que se encargue de etiquetar dichas imágenes. Esta función trabaja por pequeños lotes para evitar saturar la memoria RAM. Esta función generadora se encarga de:</w:t>
+      </w:r>
+    </w:p>
+    <w:p>
+      <w:pPr>
+        <w:pStyle w:val="Prrafodelista"/>
+        <w:numPr>
+          <w:ilvl w:val="0"/>
+          <w:numId w:val="2"/>
+        </w:numPr>
+        <w:spacing w:line="276" w:lineRule="auto"/>
+        <w:jc w:val="both"/>
+        <w:rPr>
+          <w:rFonts w:ascii="Arial" w:hAnsi="Arial" w:cs="Arial"/>
+          <w:sz w:val="24"/>
+        </w:rPr>
+      </w:pPr>
+      <w:r>
+        <w:rPr>
+          <w:rFonts w:ascii="Arial" w:hAnsi="Arial" w:cs="Arial"/>
+          <w:sz w:val="24"/>
+        </w:rPr>
+        <w:t xml:space="preserve">Cargar las </w:t>
+      </w:r>
+      <w:r>
+        <w:rPr>
+          <w:rFonts w:ascii="Arial" w:hAnsi="Arial" w:cs="Arial"/>
+          <w:sz w:val="24"/>
+        </w:rPr>
+        <w:t>imágenes que se van a emplear para entrenamiento, validación y test.</w:t>
+      </w:r>
+    </w:p>
+    <w:p>
+      <w:pPr>
+        <w:pStyle w:val="Prrafodelista"/>
+        <w:numPr>
+          <w:ilvl w:val="0"/>
+          <w:numId w:val="2"/>
+        </w:numPr>
+        <w:spacing w:line="276" w:lineRule="auto"/>
+        <w:jc w:val="both"/>
+        <w:rPr>
+          <w:rFonts w:ascii="Arial" w:hAnsi="Arial" w:cs="Arial"/>
+          <w:sz w:val="24"/>
+        </w:rPr>
+      </w:pPr>
+      <w:r>
+        <w:rPr>
+          <w:rFonts w:ascii="Arial" w:hAnsi="Arial" w:cs="Arial"/>
+          <w:sz w:val="24"/>
+        </w:rPr>
+        <w:t xml:space="preserve">Extraer las diferentes etiquetas de las secuencias de letras. Para ello, lee el nombre del archivo </w:t>
+      </w:r>
+      <w:r>
+        <w:rPr>
+          <w:rFonts w:ascii="Arial" w:hAnsi="Arial" w:cs="Arial"/>
+          <w:sz w:val="24"/>
+        </w:rPr>
+        <w:t xml:space="preserve">(por ejemplo, </w:t>
+      </w:r>
+      <w:r>
+        <w:rPr>
+          <w:rFonts w:ascii="Arial" w:hAnsi="Arial" w:cs="Arial"/>
+          <w:i/>
+          <w:sz w:val="24"/>
+        </w:rPr>
+        <w:t>WIFI_0123.jpg</w:t>
+      </w:r>
+      <w:r>
+        <w:rPr>
+          <w:rFonts w:ascii="Arial" w:hAnsi="Arial" w:cs="Arial"/>
+          <w:sz w:val="24"/>
+        </w:rPr>
+        <w:t>), extrae la palabra real (</w:t>
+      </w:r>
+      <w:r>
+        <w:rPr>
+          <w:rFonts w:ascii="Arial" w:hAnsi="Arial" w:cs="Arial"/>
+          <w:i/>
+          <w:sz w:val="24"/>
+        </w:rPr>
+        <w:t>WIFI</w:t>
+      </w:r>
+      <w:r>
+        <w:rPr>
+          <w:rFonts w:ascii="Arial" w:hAnsi="Arial" w:cs="Arial"/>
+          <w:sz w:val="24"/>
+        </w:rPr>
+        <w:t>), determina su longitud (4 letras) y convierte cada carácter en su índice numérico correspondiente según nuestro alfabeto.</w:t>
+      </w:r>
+    </w:p>
+    <w:p>
+      <w:pPr>
+        <w:pStyle w:val="Prrafodelista"/>
+        <w:numPr>
+          <w:ilvl w:val="0"/>
+          <w:numId w:val="2"/>
+        </w:numPr>
+        <w:spacing w:line="276" w:lineRule="auto"/>
+        <w:jc w:val="both"/>
+        <w:rPr>
+          <w:rFonts w:ascii="Arial" w:hAnsi="Arial" w:cs="Arial"/>
+          <w:sz w:val="24"/>
+        </w:rPr>
+      </w:pPr>
+      <w:r>
+        <w:rPr>
+          <w:rFonts w:ascii="Arial" w:hAnsi="Arial" w:cs="Arial"/>
+          <w:sz w:val="24"/>
+        </w:rPr>
+        <w:t>Después pasa las imágenes a escala de grises y las normaliza dividiendo el valor de sus píxeles entre 255. Tras esto, necesitamos aplicar una transposición de la imagen, para obligar a la red de neuronas a escanear la imagen de izquierda a derecha y prepararla así para el análisis secuencial de las capas recurrentes.</w:t>
+      </w:r>
+    </w:p>
+    <w:p>
+      <w:pPr>
+        <w:pStyle w:val="Prrafodelista"/>
+        <w:numPr>
+          <w:ilvl w:val="0"/>
+          <w:numId w:val="2"/>
+        </w:numPr>
+        <w:spacing w:line="276" w:lineRule="auto"/>
+        <w:jc w:val="both"/>
+        <w:rPr>
+          <w:rFonts w:ascii="Arial" w:hAnsi="Arial" w:cs="Arial"/>
+          <w:sz w:val="24"/>
+        </w:rPr>
+      </w:pPr>
+      <w:r>
+        <w:rPr>
+          <w:rFonts w:ascii="Arial" w:hAnsi="Arial" w:cs="Arial"/>
+          <w:sz w:val="24"/>
+        </w:rPr>
+        <w:t>Además, como necesitamos tratar aquellas palabras que son más cortas rellenamos las etiquetas de las palabras con valores de -1, ya que el algoritmo de decodificación CTC está programado para ignorar los valores de -1.</w:t>
+      </w:r>
+    </w:p>
+    <w:p>
+      <w:pPr>
+        <w:spacing w:line="276" w:lineRule="auto"/>
+        <w:jc w:val="both"/>
+        <w:rPr>
+          <w:rFonts w:ascii="Arial" w:hAnsi="Arial" w:cs="Arial"/>
+          <w:sz w:val="24"/>
+        </w:rPr>
+      </w:pPr>
+      <w:r>
+        <w:rPr>
+          <w:rFonts w:ascii="Arial" w:hAnsi="Arial" w:cs="Arial"/>
+          <w:sz w:val="24"/>
+        </w:rPr>
+        <w:t>Finalmente, el generado empaqueta todos estos datos en un diccionario que contiene la imagen, las etiquetas reales, la longitud de la entrada y la longitud real de la etiqueta. Este paquete es exactamente la entrada múltiple que requiere la arquitectura CRNN y su capa interna de cálculo de pérdida CTC.</w:t>
+      </w:r>
+    </w:p>
+    <w:p>
+      <w:pPr>
+        <w:pStyle w:val="Ttulo3"/>
+        <w:numPr>
+          <w:ilvl w:val="0"/>
+          <w:numId w:val="12"/>
+        </w:numPr>
+        <w:spacing w:line="276" w:lineRule="auto"/>
+        <w:jc w:val="both"/>
+        <w:rPr>
+          <w:rFonts w:ascii="Arial" w:hAnsi="Arial" w:cs="Arial"/>
+          <w:b/>
+          <w:color w:val="auto"/>
+        </w:rPr>
+      </w:pPr>
+      <w:r>
+        <w:rPr>
+          <w:rFonts w:ascii="Arial" w:hAnsi="Arial" w:cs="Arial"/>
+          <w:b/>
+          <w:color w:val="auto"/>
+        </w:rPr>
+        <w:t>Preparación de los conjuntos de entrenamiento, validación y test</w:t>
+      </w:r>
+    </w:p>
+    <w:p>
+      <w:pPr>
+        <w:spacing w:line="276" w:lineRule="auto"/>
+        <w:jc w:val="both"/>
+        <w:rPr>
+          <w:rFonts w:ascii="Arial" w:hAnsi="Arial" w:cs="Arial"/>
+          <w:sz w:val="24"/>
+        </w:rPr>
+      </w:pPr>
+      <w:r>
+        <w:rPr>
+          <w:rFonts w:ascii="Arial" w:hAnsi="Arial" w:cs="Arial"/>
+          <w:sz w:val="24"/>
+        </w:rPr>
+        <w:t>Para garantizar que el modelo aprende a generalizar y no simplemente a memorizar las imágenes</w:t>
+      </w:r>
+      <w:r>
+        <w:rPr>
+          <w:rFonts w:ascii="Arial" w:hAnsi="Arial" w:cs="Arial"/>
+          <w:sz w:val="24"/>
+        </w:rPr>
+        <w:t>, hemos divido el conjunto de datos en:</w:t>
+      </w:r>
+    </w:p>
+    <w:p>
+      <w:pPr>
+        <w:pStyle w:val="Prrafodelista"/>
+        <w:numPr>
+          <w:ilvl w:val="0"/>
+          <w:numId w:val="2"/>
+        </w:numPr>
+        <w:spacing w:line="276" w:lineRule="auto"/>
+        <w:jc w:val="both"/>
+        <w:rPr>
+          <w:rFonts w:ascii="Arial" w:hAnsi="Arial" w:cs="Arial"/>
+          <w:sz w:val="24"/>
+        </w:rPr>
+      </w:pPr>
+      <w:r>
+        <w:rPr>
+          <w:rFonts w:ascii="Arial" w:hAnsi="Arial" w:cs="Arial"/>
+          <w:sz w:val="24"/>
+          <w:u w:val="single"/>
+        </w:rPr>
+        <w:t>Conjunto de Entrenamiento (Train - 80%)</w:t>
+      </w:r>
+      <w:r>
+        <w:rPr>
+          <w:rFonts w:ascii="Arial" w:hAnsi="Arial" w:cs="Arial"/>
+          <w:sz w:val="24"/>
+        </w:rPr>
+        <w:t xml:space="preserve">: Es el volumen principal de datos del que la red neuronal extrae los patrones visuales y actualiza sus pesos matemáticos.  </w:t>
+      </w:r>
+    </w:p>
+    <w:p>
+      <w:pPr>
+        <w:pStyle w:val="Prrafodelista"/>
+        <w:numPr>
+          <w:ilvl w:val="0"/>
+          <w:numId w:val="2"/>
+        </w:numPr>
+        <w:spacing w:line="276" w:lineRule="auto"/>
+        <w:jc w:val="both"/>
+        <w:rPr>
+          <w:rFonts w:ascii="Arial" w:hAnsi="Arial" w:cs="Arial"/>
+          <w:sz w:val="24"/>
+        </w:rPr>
+      </w:pPr>
+      <w:r>
+        <w:rPr>
+          <w:rFonts w:ascii="Arial" w:hAnsi="Arial" w:cs="Arial"/>
+          <w:sz w:val="24"/>
+          <w:u w:val="single"/>
+        </w:rPr>
+        <w:t>Conjunto de Validación (Val - 10%)</w:t>
+      </w:r>
+      <w:r>
+        <w:rPr>
+          <w:rFonts w:ascii="Arial" w:hAnsi="Arial" w:cs="Arial"/>
+          <w:sz w:val="24"/>
+        </w:rPr>
+        <w:t>: Se utiliza al final de cada época de entrenamiento. La red se examina con estas imágenes para comprobar su progreso. Es vital porque nos permite monitorizar si el mod</w:t>
+      </w:r>
+      <w:r>
+        <w:rPr>
+          <w:rFonts w:ascii="Arial" w:hAnsi="Arial" w:cs="Arial"/>
+          <w:sz w:val="24"/>
+        </w:rPr>
+        <w:t xml:space="preserve">elo está sufriendo </w:t>
+      </w:r>
+      <w:r>
+        <w:rPr>
+          <w:rFonts w:ascii="Arial" w:hAnsi="Arial" w:cs="Arial"/>
+          <w:i/>
+          <w:sz w:val="24"/>
+        </w:rPr>
+        <w:t>overfitting</w:t>
+      </w:r>
+      <w:r>
+        <w:rPr>
+          <w:rFonts w:ascii="Arial" w:hAnsi="Arial" w:cs="Arial"/>
+          <w:sz w:val="24"/>
+        </w:rPr>
+        <w:t xml:space="preserve"> o si necesita detener el entrenamiento.  </w:t>
+      </w:r>
+    </w:p>
+    <w:p>
+      <w:pPr>
+        <w:pStyle w:val="Prrafodelista"/>
+        <w:numPr>
+          <w:ilvl w:val="0"/>
+          <w:numId w:val="2"/>
+        </w:numPr>
+        <w:spacing w:line="276" w:lineRule="auto"/>
+        <w:jc w:val="both"/>
+        <w:rPr>
+          <w:rFonts w:ascii="Arial" w:hAnsi="Arial" w:cs="Arial"/>
+          <w:sz w:val="24"/>
+        </w:rPr>
+      </w:pPr>
+      <w:r>
+        <w:rPr>
+          <w:rFonts w:ascii="Arial" w:hAnsi="Arial" w:cs="Arial"/>
+          <w:sz w:val="24"/>
+          <w:u w:val="single"/>
+        </w:rPr>
+        <w:t>Conjunto de Prueba (Test - 10%)</w:t>
+      </w:r>
+      <w:r>
+        <w:rPr>
+          <w:rFonts w:ascii="Arial" w:hAnsi="Arial" w:cs="Arial"/>
+          <w:sz w:val="24"/>
+        </w:rPr>
+        <w:t>: Es un conjunto completamente ciego y apartado desde el inicio. El modelo nunca ve estas imágenes durante su configuración ni entrenamiento. Solo se utilizan al final del proyecto para obtener la métrica de rendimiento real e imparcial.</w:t>
+      </w:r>
+    </w:p>
+    <w:p>
+      <w:pPr>
+        <w:pStyle w:val="Ttulo3"/>
+        <w:numPr>
+          <w:ilvl w:val="0"/>
+          <w:numId w:val="12"/>
+        </w:numPr>
+        <w:spacing w:line="276" w:lineRule="auto"/>
+        <w:jc w:val="both"/>
+        <w:rPr>
+          <w:rFonts w:ascii="Arial" w:hAnsi="Arial" w:cs="Arial"/>
+          <w:b/>
+          <w:color w:val="auto"/>
+        </w:rPr>
+      </w:pPr>
+      <w:r>
+        <w:rPr>
+          <w:rFonts w:ascii="Arial" w:hAnsi="Arial" w:cs="Arial"/>
+          <w:b/>
+          <w:color w:val="auto"/>
+        </w:rPr>
+        <w:lastRenderedPageBreak/>
+        <w:t>Diseño del modelo</w:t>
+      </w:r>
+    </w:p>
+    <w:p>
+      <w:pPr>
+        <w:pStyle w:val="Prrafodelista"/>
+        <w:numPr>
+          <w:ilvl w:val="0"/>
+          <w:numId w:val="14"/>
+        </w:numPr>
+        <w:spacing w:line="276" w:lineRule="auto"/>
+        <w:jc w:val="both"/>
+      </w:pPr>
+      <w:r>
+        <w:rPr>
+          <w:rFonts w:ascii="Arial" w:hAnsi="Arial" w:cs="Arial"/>
+          <w:sz w:val="24"/>
+          <w:u w:val="single"/>
+        </w:rPr>
+        <w:t>Arquitectura</w:t>
+      </w:r>
+      <w:r>
+        <w:rPr>
+          <w:rFonts w:ascii="Arial" w:hAnsi="Arial" w:cs="Arial"/>
+          <w:sz w:val="24"/>
+        </w:rPr>
+        <w:t>: La arquitectura que hemos desarrollado para este modelo ha sido la siguiente:</w:t>
+      </w:r>
+    </w:p>
+    <w:p>
+      <w:pPr>
+        <w:pStyle w:val="NormalWeb"/>
+        <w:spacing w:line="276" w:lineRule="auto"/>
+        <w:ind w:left="720"/>
+        <w:jc w:val="center"/>
+        <w:rPr>
+          <w:rFonts w:ascii="Arial" w:hAnsi="Arial" w:cs="Arial"/>
+        </w:rPr>
+      </w:pPr>
+      <w:r>
+        <w:rPr>
+          <w:rFonts w:ascii="Arial" w:hAnsi="Arial" w:cs="Arial"/>
+          <w:noProof/>
+        </w:rPr>
+        <w:drawing>
+          <wp:inline distT="0" distB="0" distL="0" distR="0">
+            <wp:extent cx="1566407" cy="3504411"/>
+            <wp:effectExtent l="0" t="0" r="0" b="1270"/>
+            <wp:docPr id="17" name="Imagen 17" descr="C:\Users\Ccp0897\Downloads\Convolutional Neural-2026-05-04-123507.png"/>
+            <wp:cNvGraphicFramePr>
+              <a:graphicFrameLocks xmlns:a="http://schemas.openxmlformats.org/drawingml/2006/main" noChangeAspect="1"/>
+            </wp:cNvGraphicFramePr>
+            <a:graphic xmlns:a="http://schemas.openxmlformats.org/drawingml/2006/main">
+              <a:graphicData uri="http://schemas.openxmlformats.org/drawingml/2006/picture">
+                <pic:pic xmlns:pic="http://schemas.openxmlformats.org/drawingml/2006/picture">
+                  <pic:nvPicPr>
+                    <pic:cNvPr id="0" name="Picture 1" descr="C:\Users\Ccp0897\Downloads\Convolutional Neural-2026-05-04-123507.png"/>
+                    <pic:cNvPicPr>
+                      <a:picLocks noChangeAspect="1" noChangeArrowheads="1"/>
+                    </pic:cNvPicPr>
+                  </pic:nvPicPr>
+                  <pic:blipFill>
+                    <a:blip r:embed="rId23" cstate="print">
+                      <a:extLst>
+                        <a:ext uri="{28A0092B-C50C-407E-A947-70E740481C1C}">
+                          <a14:useLocalDpi xmlns:a14="http://schemas.microsoft.com/office/drawing/2010/main" val="0"/>
+                        </a:ext>
+                      </a:extLst>
+                    </a:blip>
+                    <a:srcRect/>
+                    <a:stretch>
+                      <a:fillRect/>
+                    </a:stretch>
+                  </pic:blipFill>
+                  <pic:spPr bwMode="auto">
+                    <a:xfrm>
+                      <a:off x="0" y="0"/>
+                      <a:ext cx="1576456" cy="3526893"/>
+                    </a:xfrm>
+                    <a:prstGeom prst="rect">
+                      <a:avLst/>
+                    </a:prstGeom>
+                    <a:noFill/>
+                    <a:ln>
+                      <a:noFill/>
+                    </a:ln>
+                  </pic:spPr>
+                </pic:pic>
+              </a:graphicData>
+            </a:graphic>
+          </wp:inline>
+        </w:drawing>
+      </w:r>
+    </w:p>
+    <w:p>
+      <w:pPr>
+        <w:pStyle w:val="NormalWeb"/>
+        <w:spacing w:line="276" w:lineRule="auto"/>
+        <w:ind w:left="720"/>
+        <w:jc w:val="both"/>
+        <w:rPr>
+          <w:rFonts w:ascii="Arial" w:hAnsi="Arial" w:cs="Arial"/>
+        </w:rPr>
+      </w:pPr>
+      <w:r>
+        <w:rPr>
+          <w:rFonts w:ascii="Arial" w:hAnsi="Arial" w:cs="Arial"/>
+        </w:rPr>
+        <w:t xml:space="preserve">Como podemos ver la arquitectura se puede dividir en varios bloques. El primero de ellos es el bloque convolucional que está compuesto por varias capas de convolución y de </w:t>
+      </w:r>
+      <w:r>
+        <w:rPr>
+          <w:rFonts w:ascii="Arial" w:hAnsi="Arial" w:cs="Arial"/>
+          <w:i/>
+        </w:rPr>
+        <w:t>pooling</w:t>
+      </w:r>
+      <w:r>
+        <w:rPr>
+          <w:rFonts w:ascii="Arial" w:hAnsi="Arial" w:cs="Arial"/>
+        </w:rPr>
+        <w:t>. Esta capa recibe la imagen completa y extrae las características visuales. Después, tenemos una capa de adaptación para dejar lista la entrada al bloque recurrente.</w:t>
+      </w:r>
+    </w:p>
+    <w:p>
+      <w:pPr>
+        <w:pStyle w:val="NormalWeb"/>
+        <w:spacing w:line="276" w:lineRule="auto"/>
+        <w:ind w:left="720"/>
+        <w:jc w:val="both"/>
+        <w:rPr>
+          <w:rFonts w:ascii="Arial" w:hAnsi="Arial" w:cs="Arial"/>
+        </w:rPr>
+      </w:pPr>
+      <w:r>
+        <w:rPr>
+          <w:rFonts w:ascii="Arial" w:hAnsi="Arial" w:cs="Arial"/>
+        </w:rPr>
+        <w:t xml:space="preserve">En el bloque recurrente tenemos utilizamos capas </w:t>
+      </w:r>
+      <w:r>
+        <w:rPr>
+          <w:rFonts w:ascii="Arial" w:hAnsi="Arial" w:cs="Arial"/>
+          <w:i/>
+        </w:rPr>
+        <w:t>BiLSTM</w:t>
+      </w:r>
+      <w:r>
+        <w:rPr>
+          <w:rFonts w:ascii="Arial" w:hAnsi="Arial" w:cs="Arial"/>
+        </w:rPr>
+        <w:t>, que se encargan de leer la entrada de izquierda a derecha, permitiendo a la red entender el contexto y así saber que desp</w:t>
+      </w:r>
+      <w:r>
+        <w:rPr>
+          <w:rFonts w:ascii="Arial" w:hAnsi="Arial" w:cs="Arial"/>
+        </w:rPr>
+        <w:t>ués de una letra suele haber un espacio o la transición a otra mano. Y por último está la capa de salida con las letras que se corresponden a lo que ha predicho.</w:t>
+      </w:r>
+    </w:p>
+    <w:p>
+      <w:pPr>
+        <w:pStyle w:val="NormalWeb"/>
+        <w:spacing w:line="276" w:lineRule="auto"/>
+        <w:ind w:left="720"/>
+        <w:jc w:val="both"/>
+        <w:rPr>
+          <w:rFonts w:ascii="Arial" w:hAnsi="Arial" w:cs="Arial"/>
+        </w:rPr>
+      </w:pPr>
+      <w:r>
+        <w:rPr>
+          <w:rFonts w:ascii="Arial" w:hAnsi="Arial" w:cs="Arial"/>
+        </w:rPr>
+        <w:t>Cabe destacar que en esta red de neuronas contamos con 4 entradas: la primera es la imagen de entrenamiento, la segunda es la palabra correcta codificada, la tercera es el número de pasos temporales de la predicción y la última es la longitud real de la palabra (3,4 o 5).</w:t>
+      </w:r>
+    </w:p>
+    <w:p>
+      <w:pPr>
+        <w:pStyle w:val="NormalWeb"/>
+        <w:spacing w:line="276" w:lineRule="auto"/>
+        <w:ind w:left="720"/>
+        <w:jc w:val="both"/>
+        <w:rPr>
+          <w:rFonts w:ascii="Arial" w:hAnsi="Arial" w:cs="Arial"/>
+        </w:rPr>
+      </w:pPr>
+      <w:r>
+        <w:rPr>
+          <w:rFonts w:ascii="Arial" w:hAnsi="Arial" w:cs="Arial"/>
+        </w:rPr>
+        <w:t>Esta cantidad de entradas es necesaria para el algoritmo de CTC y así poder predecir bien la palabra real. De modo que la a este algoritmo se le conectan la salida predicha por la red de neuronas y las otras entradas (etiqueta, la longitud de la imagen de salida</w:t>
+      </w:r>
+      <w:r>
+        <w:rPr>
+          <w:rFonts w:ascii="Arial" w:hAnsi="Arial" w:cs="Arial"/>
+        </w:rPr>
+        <w:t xml:space="preserve"> y la longitud de la palabra </w:t>
+      </w:r>
+      <w:r>
+        <w:rPr>
+          <w:rFonts w:ascii="Arial" w:hAnsi="Arial" w:cs="Arial"/>
+        </w:rPr>
+        <w:lastRenderedPageBreak/>
+        <w:t>real). Y es este algoritmo el que determina la salida final del modelo y permite calcular la función de perdida.</w:t>
+      </w:r>
+    </w:p>
+    <w:p>
+      <w:pPr>
+        <w:pStyle w:val="NormalWeb"/>
+        <w:numPr>
+          <w:ilvl w:val="0"/>
+          <w:numId w:val="14"/>
+        </w:numPr>
+        <w:spacing w:line="276" w:lineRule="auto"/>
+        <w:jc w:val="both"/>
+        <w:rPr>
+          <w:rFonts w:ascii="Arial" w:hAnsi="Arial" w:cs="Arial"/>
+        </w:rPr>
+      </w:pPr>
+      <w:r>
+        <w:rPr>
+          <w:rFonts w:ascii="Arial" w:hAnsi="Arial" w:cs="Arial"/>
+          <w:u w:val="single"/>
+        </w:rPr>
+        <w:t>Algoritmo CTC</w:t>
+      </w:r>
+      <w:r>
+        <w:rPr>
+          <w:rFonts w:ascii="Arial" w:hAnsi="Arial" w:cs="Arial"/>
+        </w:rPr>
+        <w:t xml:space="preserve">: </w:t>
+      </w:r>
+      <w:r>
+        <w:rPr>
+          <w:rFonts w:ascii="Arial" w:hAnsi="Arial" w:cs="Arial"/>
+        </w:rPr>
+        <w:t>El mayor desafío al transcribir secuencias en una imagen no es identificar qué letra hay, sino el alineamiento: no sabemos en qué píxel exacto empieza o termina cada signo, ni cómo encajar el ancho del lienzo con una palabra de 3, 4 o 5 letras. Para resolver este problema, la red utiliza un enfoque de escaneo temporal y un algoritmo de decodificación llamado CTC</w:t>
+      </w:r>
+      <w:r>
+        <w:rPr>
+          <w:rFonts w:ascii="Arial" w:hAnsi="Arial" w:cs="Arial"/>
+        </w:rPr>
+        <w:t>.</w:t>
+      </w:r>
+    </w:p>
+    <w:p>
+      <w:pPr>
+        <w:pStyle w:val="NormalWeb"/>
+        <w:spacing w:line="276" w:lineRule="auto"/>
+        <w:ind w:left="720"/>
+        <w:jc w:val="both"/>
+        <w:rPr>
+          <w:rFonts w:ascii="Arial" w:hAnsi="Arial" w:cs="Arial"/>
+        </w:rPr>
+      </w:pPr>
+      <w:r>
+        <w:rPr>
+          <w:rFonts w:ascii="Arial" w:hAnsi="Arial" w:cs="Arial"/>
+        </w:rPr>
+        <w:t xml:space="preserve">Para entender cómo lee el modelo, debemos imaginar que la red no evalúa la imagen de golpe. En su lugar, el bloque convolucional comprime el lienzo original y lo divide </w:t>
+      </w:r>
+      <w:r>
+        <w:rPr>
+          <w:rFonts w:ascii="Arial" w:hAnsi="Arial" w:cs="Arial"/>
+        </w:rPr>
+        <w:t xml:space="preserve">en 155 </w:t>
+      </w:r>
+      <w:r>
+        <w:rPr>
+          <w:rFonts w:ascii="Arial" w:hAnsi="Arial" w:cs="Arial"/>
+        </w:rPr>
+        <w:t>pasos temporales. La red recurrente esc</w:t>
+      </w:r>
+      <w:r>
+        <w:rPr>
+          <w:rFonts w:ascii="Arial" w:hAnsi="Arial" w:cs="Arial"/>
+        </w:rPr>
+        <w:t xml:space="preserve">anea la imagen procesando estos pasos temporales de izquierda a derecha. </w:t>
+      </w:r>
+      <w:r>
+        <w:rPr>
+          <w:rFonts w:ascii="Arial" w:hAnsi="Arial" w:cs="Arial"/>
+        </w:rPr>
+        <w:t xml:space="preserve">En cada uno de esos 155 instantes, la capa de salida enciende sus 27 neuronas (las 26 letras del alfabeto </w:t>
+      </w:r>
+      <w:r>
+        <w:rPr>
+          <w:rFonts w:ascii="Arial" w:hAnsi="Arial" w:cs="Arial"/>
+        </w:rPr>
+        <w:t xml:space="preserve">y el </w:t>
+      </w:r>
+      <w:r>
+        <w:rPr>
+          <w:rFonts w:ascii="Arial" w:hAnsi="Arial" w:cs="Arial"/>
+        </w:rPr>
+        <w:t>espacio en blanco). De este modo, la salida en bruto de la red no es una simple palabra, sino una enorme cuadrícula matemática de 155 x 27 probabilidades.</w:t>
+      </w:r>
+    </w:p>
+    <w:p>
+      <w:pPr>
+        <w:pStyle w:val="NormalWeb"/>
+        <w:spacing w:line="276" w:lineRule="auto"/>
+        <w:ind w:left="720"/>
+        <w:jc w:val="both"/>
+        <w:rPr>
+          <w:rFonts w:ascii="Arial" w:hAnsi="Arial" w:cs="Arial"/>
+        </w:rPr>
+      </w:pPr>
+      <w:r>
+        <w:rPr>
+          <w:rFonts w:ascii="Arial" w:hAnsi="Arial" w:cs="Arial"/>
+        </w:rPr>
+        <w:t>Para transformar esa inmensa cuadrícula de probabilidades en texto limpio y solucionar el problema de las letras dobles, el algoritmo CTC in</w:t>
+      </w:r>
+      <w:r>
+        <w:rPr>
+          <w:rFonts w:ascii="Arial" w:hAnsi="Arial" w:cs="Arial"/>
+        </w:rPr>
+        <w:t>troduce el espacio en blanco</w:t>
+      </w:r>
+      <w:r>
+        <w:rPr>
+          <w:rFonts w:ascii="Arial" w:hAnsi="Arial" w:cs="Arial"/>
+        </w:rPr>
+        <w:t xml:space="preserve"> como separador obligatorio y</w:t>
+      </w:r>
+      <w:r>
+        <w:rPr>
+          <w:rFonts w:ascii="Arial" w:hAnsi="Arial" w:cs="Arial"/>
+        </w:rPr>
+        <w:t xml:space="preserve"> aplica dos reglas matemáticas:</w:t>
+      </w:r>
+    </w:p>
+    <w:p>
+      <w:pPr>
+        <w:pStyle w:val="NormalWeb"/>
+        <w:numPr>
+          <w:ilvl w:val="1"/>
+          <w:numId w:val="2"/>
+        </w:numPr>
+        <w:spacing w:line="276" w:lineRule="auto"/>
+        <w:jc w:val="both"/>
+        <w:rPr>
+          <w:rFonts w:ascii="Arial" w:hAnsi="Arial" w:cs="Arial"/>
+        </w:rPr>
+      </w:pPr>
+      <w:r>
+        <w:rPr>
+          <w:rFonts w:ascii="Arial" w:hAnsi="Arial" w:cs="Arial"/>
+          <w:u w:val="single"/>
+        </w:rPr>
+        <w:t>Regla 1 (Colapso de duplicados)</w:t>
+      </w:r>
+      <w:r>
+        <w:rPr>
+          <w:rFonts w:ascii="Arial" w:hAnsi="Arial" w:cs="Arial"/>
+        </w:rPr>
+        <w:t>: El algoritmo lee las predicciones con mayor probabilidad en los 155 pasos y fusiona los caracteres idénticos que aparecen de forma consecutiva.</w:t>
+      </w:r>
+    </w:p>
+    <w:p>
+      <w:pPr>
+        <w:pStyle w:val="NormalWeb"/>
+        <w:numPr>
+          <w:ilvl w:val="1"/>
+          <w:numId w:val="2"/>
+        </w:numPr>
+        <w:spacing w:line="276" w:lineRule="auto"/>
+        <w:jc w:val="both"/>
+        <w:rPr>
+          <w:rFonts w:ascii="Arial" w:hAnsi="Arial" w:cs="Arial"/>
+        </w:rPr>
+      </w:pPr>
+      <w:r>
+        <w:rPr>
+          <w:rFonts w:ascii="Arial" w:hAnsi="Arial" w:cs="Arial"/>
+          <w:u w:val="single"/>
+        </w:rPr>
+        <w:t>Regla 2 (Filtrado de blancos)</w:t>
+      </w:r>
+      <w:r>
+        <w:rPr>
+          <w:rFonts w:ascii="Arial" w:hAnsi="Arial" w:cs="Arial"/>
+        </w:rPr>
+        <w:t>: Una vez colapsada la secuencia, se eliminan todos los espacios en blanco sobrantes.</w:t>
+      </w:r>
+    </w:p>
+    <w:p>
+      <w:pPr>
+        <w:pStyle w:val="NormalWeb"/>
+        <w:spacing w:line="276" w:lineRule="auto"/>
+        <w:ind w:left="708"/>
+        <w:jc w:val="both"/>
+        <w:rPr>
+          <w:rFonts w:ascii="Arial" w:hAnsi="Arial" w:cs="Arial"/>
+        </w:rPr>
+      </w:pPr>
+      <w:r>
+        <w:rPr>
+          <w:rFonts w:ascii="Arial" w:hAnsi="Arial" w:cs="Arial"/>
+        </w:rPr>
+        <w:t xml:space="preserve">Vamos a poner un ejemplo para mejor comprensión. </w:t>
+      </w:r>
+      <w:r>
+        <w:rPr>
+          <w:rFonts w:ascii="Arial" w:hAnsi="Arial" w:cs="Arial"/>
+        </w:rPr>
+        <w:t xml:space="preserve">Si la </w:t>
+      </w:r>
+      <w:r>
+        <w:rPr>
+          <w:rFonts w:ascii="Arial" w:hAnsi="Arial" w:cs="Arial"/>
+        </w:rPr>
+        <w:t xml:space="preserve">red escanea la secuencia </w:t>
+      </w:r>
+      <w:r>
+        <w:rPr>
+          <w:rFonts w:ascii="Arial" w:hAnsi="Arial" w:cs="Arial"/>
+          <w:i/>
+        </w:rPr>
+        <w:t>PERRO</w:t>
+      </w:r>
+      <w:r>
+        <w:rPr>
+          <w:rFonts w:ascii="Arial" w:hAnsi="Arial" w:cs="Arial"/>
+        </w:rPr>
+        <w:t>, utilizará el espacio en blanco como separador para no confundir las dos letras 'R'. La transcripción en bruto a lo largo del tiempo sería algo similar a:</w:t>
+      </w:r>
+      <w:r>
+        <w:rPr>
+          <w:rFonts w:ascii="Arial" w:hAnsi="Arial" w:cs="Arial"/>
+        </w:rPr>
+        <w:t xml:space="preserve"> </w:t>
+      </w:r>
+      <w:r>
+        <w:rPr>
+          <w:rFonts w:ascii="Arial" w:hAnsi="Arial" w:cs="Arial"/>
+        </w:rPr>
+        <w:t>[P, P, E, E, R, R, -, R, R, O, -, -, -] (Los últimos guiones representan el fondo negro del lienzo).</w:t>
+      </w:r>
+      <w:r>
+        <w:rPr>
+          <w:rFonts w:ascii="Arial" w:hAnsi="Arial" w:cs="Arial"/>
+        </w:rPr>
+        <w:t xml:space="preserve"> Al aplicar las reglas del CTC, la secuencia de letras pasaría a ser: aplicando la primera regla la secuencia se convertiría en </w:t>
+      </w:r>
+      <w:r>
+        <w:rPr>
+          <w:rFonts w:ascii="Arial" w:hAnsi="Arial" w:cs="Arial"/>
+        </w:rPr>
+        <w:t>[P, E, R, -, R, O, -]</w:t>
+      </w:r>
+      <w:r>
+        <w:rPr>
+          <w:rFonts w:ascii="Arial" w:hAnsi="Arial" w:cs="Arial"/>
+        </w:rPr>
+        <w:t xml:space="preserve"> (se eliminar las repeticiones de palabra) y aplicando la segunda reglas obtendríamos la secuencia final </w:t>
+      </w:r>
+      <w:r>
+        <w:rPr>
+          <w:rFonts w:ascii="Arial" w:hAnsi="Arial" w:cs="Arial"/>
+        </w:rPr>
+        <w:t>[P, E, R, R, O]</w:t>
+      </w:r>
+      <w:r>
+        <w:rPr>
+          <w:rFonts w:ascii="Arial" w:hAnsi="Arial" w:cs="Arial"/>
+        </w:rPr>
+        <w:t>.</w:t>
+      </w:r>
+    </w:p>
+    <w:p>
+      <w:pPr>
+        <w:pStyle w:val="Ttulo3"/>
+        <w:numPr>
+          <w:ilvl w:val="0"/>
+          <w:numId w:val="12"/>
+        </w:numPr>
+        <w:spacing w:line="276" w:lineRule="auto"/>
+        <w:jc w:val="both"/>
+        <w:rPr>
+          <w:rFonts w:ascii="Arial" w:hAnsi="Arial" w:cs="Arial"/>
+          <w:b/>
+          <w:color w:val="auto"/>
+        </w:rPr>
+      </w:pPr>
+      <w:r>
+        <w:rPr>
+          <w:rFonts w:ascii="Arial" w:hAnsi="Arial" w:cs="Arial"/>
+          <w:b/>
+          <w:color w:val="auto"/>
+        </w:rPr>
+        <w:t>Entrenamiento</w:t>
+      </w:r>
+      <w:r>
+        <w:rPr>
+          <w:rFonts w:ascii="Arial" w:hAnsi="Arial" w:cs="Arial"/>
+          <w:b/>
+          <w:color w:val="auto"/>
+        </w:rPr>
+        <w:t xml:space="preserve"> y optimización</w:t>
+      </w:r>
+    </w:p>
+    <w:p>
+      <w:pPr>
+        <w:spacing w:line="276" w:lineRule="auto"/>
+        <w:jc w:val="both"/>
+        <w:rPr>
+          <w:rFonts w:ascii="Arial" w:hAnsi="Arial" w:cs="Arial"/>
+          <w:sz w:val="24"/>
+        </w:rPr>
+      </w:pPr>
+      <w:r>
+        <w:rPr>
+          <w:rFonts w:ascii="Arial" w:hAnsi="Arial" w:cs="Arial"/>
+          <w:sz w:val="24"/>
+        </w:rPr>
+        <w:t xml:space="preserve">Durante el entrenamiento de una red neuronal tradicional, la librería </w:t>
+      </w:r>
+      <w:r>
+        <w:rPr>
+          <w:rFonts w:ascii="Arial" w:hAnsi="Arial" w:cs="Arial"/>
+          <w:i/>
+          <w:sz w:val="24"/>
+        </w:rPr>
+        <w:t>Keras</w:t>
+      </w:r>
+      <w:r>
+        <w:rPr>
+          <w:rFonts w:ascii="Arial" w:hAnsi="Arial" w:cs="Arial"/>
+          <w:sz w:val="24"/>
+        </w:rPr>
+        <w:t xml:space="preserve"> compara la predicción de la red con la etiqueta real utilizando una función de pérdida</w:t>
+      </w:r>
+      <w:r>
+        <w:rPr>
+          <w:rFonts w:ascii="Arial" w:hAnsi="Arial" w:cs="Arial"/>
+          <w:sz w:val="24"/>
+        </w:rPr>
+        <w:t xml:space="preserve">. </w:t>
+      </w:r>
+      <w:r>
+        <w:rPr>
+          <w:rFonts w:ascii="Arial" w:hAnsi="Arial" w:cs="Arial"/>
+          <w:sz w:val="24"/>
+        </w:rPr>
+        <w:t xml:space="preserve">Sin embargo, para que el algoritmo CTC pueda calcular el error durante </w:t>
+      </w:r>
+      <w:r>
+        <w:rPr>
+          <w:rFonts w:ascii="Arial" w:hAnsi="Arial" w:cs="Arial"/>
+          <w:sz w:val="24"/>
+        </w:rPr>
+        <w:lastRenderedPageBreak/>
+        <w:t xml:space="preserve">el entrenamiento, necesita </w:t>
+      </w:r>
+      <w:r>
+        <w:rPr>
+          <w:rFonts w:ascii="Arial" w:hAnsi="Arial" w:cs="Arial"/>
+          <w:sz w:val="24"/>
+        </w:rPr>
+        <w:t xml:space="preserve">las cuatro entradas que hemos mencionado anteriormente. </w:t>
+      </w:r>
+    </w:p>
+    <w:p>
+      <w:pPr>
+        <w:spacing w:line="276" w:lineRule="auto"/>
+        <w:jc w:val="both"/>
+        <w:rPr>
+          <w:rFonts w:ascii="Arial" w:hAnsi="Arial" w:cs="Arial"/>
+          <w:sz w:val="24"/>
+        </w:rPr>
+      </w:pPr>
+      <w:r>
+        <w:rPr>
+          <w:rFonts w:ascii="Arial" w:hAnsi="Arial" w:cs="Arial"/>
+          <w:sz w:val="24"/>
+        </w:rPr>
+        <w:t xml:space="preserve">Como </w:t>
+      </w:r>
+      <w:r>
+        <w:rPr>
+          <w:rFonts w:ascii="Arial" w:hAnsi="Arial" w:cs="Arial"/>
+          <w:i/>
+          <w:sz w:val="24"/>
+        </w:rPr>
+        <w:t>Keras</w:t>
+      </w:r>
+      <w:r>
+        <w:rPr>
+          <w:rFonts w:ascii="Arial" w:hAnsi="Arial" w:cs="Arial"/>
+          <w:sz w:val="24"/>
+        </w:rPr>
+        <w:t xml:space="preserve"> no permite enviar cuatro parámetros directamente a su sistema de entrenamiento por defecto, t</w:t>
+      </w:r>
+      <w:r>
+        <w:rPr>
+          <w:rFonts w:ascii="Arial" w:hAnsi="Arial" w:cs="Arial"/>
+          <w:sz w:val="24"/>
+        </w:rPr>
+        <w:t xml:space="preserve">uvimos que aplicar una solución </w:t>
+      </w:r>
+      <w:r>
+        <w:rPr>
+          <w:rFonts w:ascii="Arial" w:hAnsi="Arial" w:cs="Arial"/>
+          <w:sz w:val="24"/>
+        </w:rPr>
+        <w:t>conocida como cálculo interno de pérdida. En lugar de calcular el error al final, creamos una capa especial (Lambda) dentro de la propia arquitectura de la red que realiza la fórmula matemática del CTC.</w:t>
+      </w:r>
+      <w:r>
+        <w:rPr>
+          <w:rFonts w:ascii="Arial" w:hAnsi="Arial" w:cs="Arial"/>
+          <w:sz w:val="24"/>
+        </w:rPr>
+        <w:t xml:space="preserve"> Y con ello, vamos comprobando en cada época del entrenamiento cual es la pérdida que se ha cometido. </w:t>
+      </w:r>
+    </w:p>
+    <w:p>
+      <w:pPr>
+        <w:spacing w:line="276" w:lineRule="auto"/>
+        <w:jc w:val="both"/>
+        <w:rPr>
+          <w:rFonts w:ascii="Arial" w:hAnsi="Arial" w:cs="Arial"/>
+          <w:sz w:val="24"/>
+        </w:rPr>
+      </w:pPr>
+      <w:r>
+        <w:rPr>
+          <w:rFonts w:ascii="Arial" w:hAnsi="Arial" w:cs="Arial"/>
+          <w:sz w:val="24"/>
+        </w:rPr>
+        <w:t>Para maximizar el rendimiento, hemos aplicado las siguientes técnicas de optimización:</w:t>
+      </w:r>
+    </w:p>
+    <w:p>
+      <w:pPr>
+        <w:pStyle w:val="Prrafodelista"/>
+        <w:numPr>
+          <w:ilvl w:val="0"/>
+          <w:numId w:val="2"/>
+        </w:numPr>
+        <w:spacing w:line="276" w:lineRule="auto"/>
+        <w:jc w:val="both"/>
+        <w:rPr>
+          <w:rFonts w:ascii="Arial" w:hAnsi="Arial" w:cs="Arial"/>
+          <w:sz w:val="24"/>
+        </w:rPr>
+      </w:pPr>
+      <w:r>
+        <w:rPr>
+          <w:rFonts w:ascii="Arial" w:hAnsi="Arial" w:cs="Arial"/>
+          <w:sz w:val="24"/>
+          <w:u w:val="single"/>
+        </w:rPr>
+        <w:t>Regularización (Dropout):</w:t>
+      </w:r>
+      <w:r>
+        <w:rPr>
+          <w:rFonts w:ascii="Arial" w:hAnsi="Arial" w:cs="Arial"/>
+          <w:sz w:val="24"/>
+        </w:rPr>
+        <w:t xml:space="preserve"> </w:t>
+      </w:r>
+      <w:r>
+        <w:rPr>
+          <w:rFonts w:ascii="Arial" w:hAnsi="Arial" w:cs="Arial"/>
+          <w:sz w:val="24"/>
+        </w:rPr>
+        <w:t>Desactivamos un porcentaje de neuronas de forma aleatoria. Esto forzó a la red a no depender de píxeles específicos y aprender patrones morfológicos reales de las manos.</w:t>
+      </w:r>
+    </w:p>
+    <w:p>
+      <w:pPr>
+        <w:pStyle w:val="Prrafodelista"/>
+        <w:numPr>
+          <w:ilvl w:val="0"/>
+          <w:numId w:val="2"/>
+        </w:numPr>
+        <w:spacing w:line="276" w:lineRule="auto"/>
+        <w:jc w:val="both"/>
+        <w:rPr>
+          <w:rFonts w:ascii="Arial" w:hAnsi="Arial" w:cs="Arial"/>
+          <w:sz w:val="24"/>
+        </w:rPr>
+      </w:pPr>
+      <w:r>
+        <w:rPr>
+          <w:rFonts w:ascii="Arial" w:hAnsi="Arial" w:cs="Arial"/>
+          <w:sz w:val="24"/>
+          <w:u w:val="single"/>
+        </w:rPr>
+        <w:t>Early Stopping:</w:t>
+      </w:r>
+      <w:r>
+        <w:rPr>
+          <w:rFonts w:ascii="Arial" w:hAnsi="Arial" w:cs="Arial"/>
+          <w:sz w:val="24"/>
+        </w:rPr>
+        <w:t xml:space="preserve"> Durante el entrenamiento hemos implementado una monitorización de la función de pérdida. Si la red no mejoraba durante una serie de épocas seguidas, el entrenamiento se detenía automáticamente, restaurando la mejor versión histórica de los pesos del modelo.</w:t>
+      </w:r>
+    </w:p>
+    <w:p>
+      <w:pPr>
+        <w:pStyle w:val="Prrafodelista"/>
+        <w:numPr>
+          <w:ilvl w:val="0"/>
+          <w:numId w:val="2"/>
+        </w:numPr>
+        <w:spacing w:line="276" w:lineRule="auto"/>
+        <w:jc w:val="both"/>
+        <w:rPr>
+          <w:rFonts w:ascii="Arial" w:hAnsi="Arial" w:cs="Arial"/>
+          <w:sz w:val="24"/>
+        </w:rPr>
+      </w:pPr>
+      <w:r>
+        <w:rPr>
+          <w:rFonts w:ascii="Arial" w:hAnsi="Arial" w:cs="Arial"/>
+          <w:sz w:val="24"/>
+        </w:rPr>
+        <w:t>ReduceLROnPlateau: Incorporamos un monitor dinámico que reducía la tasa de aprendizaje (</w:t>
+      </w:r>
+      <w:r>
+        <w:rPr>
+          <w:rFonts w:ascii="Arial" w:hAnsi="Arial" w:cs="Arial"/>
+          <w:i/>
+          <w:sz w:val="24"/>
+        </w:rPr>
+        <w:t>Learning Rate</w:t>
+      </w:r>
+      <w:r>
+        <w:rPr>
+          <w:rFonts w:ascii="Arial" w:hAnsi="Arial" w:cs="Arial"/>
+          <w:sz w:val="24"/>
+        </w:rPr>
+        <w:t>) a la mitad si la red se quedaba estancada durante 4 épocas. Esto</w:t>
+      </w:r>
+      <w:r>
+        <w:rPr>
+          <w:rFonts w:ascii="Arial" w:hAnsi="Arial" w:cs="Arial"/>
+          <w:sz w:val="24"/>
+        </w:rPr>
+        <w:t xml:space="preserve"> nos permitió </w:t>
+      </w:r>
+      <w:r>
+        <w:rPr>
+          <w:rFonts w:ascii="Arial" w:hAnsi="Arial" w:cs="Arial"/>
+          <w:sz w:val="24"/>
+        </w:rPr>
+        <w:t xml:space="preserve">realizar ajustes en sus pesos en las </w:t>
+      </w:r>
+      <w:r>
+        <w:rPr>
+          <w:rFonts w:ascii="Arial" w:hAnsi="Arial" w:cs="Arial"/>
+          <w:sz w:val="24"/>
+        </w:rPr>
+        <w:t>fases finales del entrenamiento</w:t>
+      </w:r>
+      <w:r>
+        <w:rPr>
+          <w:rFonts w:ascii="Arial" w:hAnsi="Arial" w:cs="Arial"/>
+          <w:sz w:val="24"/>
+        </w:rPr>
+        <w:t xml:space="preserve"> logrando minimizar el error.</w:t>
+      </w:r>
+    </w:p>
+    <w:p>
+      <w:pPr>
+        <w:pStyle w:val="Ttulo3"/>
+        <w:numPr>
+          <w:ilvl w:val="0"/>
+          <w:numId w:val="12"/>
+        </w:numPr>
+        <w:spacing w:line="276" w:lineRule="auto"/>
+        <w:jc w:val="both"/>
+        <w:rPr>
+          <w:rFonts w:ascii="Arial" w:hAnsi="Arial" w:cs="Arial"/>
+          <w:b/>
+          <w:color w:val="auto"/>
+        </w:rPr>
+      </w:pPr>
+      <w:r>
+        <w:rPr>
+          <w:rFonts w:ascii="Arial" w:hAnsi="Arial" w:cs="Arial"/>
+          <w:b/>
+          <w:color w:val="auto"/>
+        </w:rPr>
+        <w:t>Evaluación del modelo</w:t>
+      </w:r>
+    </w:p>
+    <w:p>
+      <w:pPr>
+        <w:spacing w:line="276" w:lineRule="auto"/>
+        <w:jc w:val="both"/>
+        <w:rPr>
+          <w:rFonts w:ascii="Arial" w:hAnsi="Arial" w:cs="Arial"/>
+          <w:sz w:val="24"/>
+        </w:rPr>
+      </w:pPr>
+      <w:r>
+        <w:rPr>
+          <w:rFonts w:ascii="Arial" w:hAnsi="Arial" w:cs="Arial"/>
+          <w:sz w:val="24"/>
+        </w:rPr>
+        <w:t>Para l</w:t>
+      </w:r>
+      <w:r>
+        <w:rPr>
+          <w:rFonts w:ascii="Arial" w:hAnsi="Arial" w:cs="Arial"/>
+          <w:sz w:val="24"/>
+        </w:rPr>
+        <w:t>a evaluación del modelo secuencial</w:t>
+      </w:r>
+      <w:r>
+        <w:rPr>
+          <w:rFonts w:ascii="Arial" w:hAnsi="Arial" w:cs="Arial"/>
+          <w:sz w:val="24"/>
+        </w:rPr>
+        <w:t xml:space="preserve"> no hemos basado</w:t>
+      </w:r>
+      <w:r>
+        <w:rPr>
+          <w:rFonts w:ascii="Arial" w:hAnsi="Arial" w:cs="Arial"/>
+          <w:sz w:val="24"/>
+        </w:rPr>
+        <w:t xml:space="preserve"> en el análisis de su convergencia durante el entrenamiento y en el sometimiento a un conjun</w:t>
+      </w:r>
+      <w:r>
+        <w:rPr>
+          <w:rFonts w:ascii="Arial" w:hAnsi="Arial" w:cs="Arial"/>
+          <w:sz w:val="24"/>
+        </w:rPr>
+        <w:t>to de datos de test puro</w:t>
+      </w:r>
+      <w:r>
+        <w:rPr>
+          <w:rFonts w:ascii="Arial" w:hAnsi="Arial" w:cs="Arial"/>
+          <w:sz w:val="24"/>
+        </w:rPr>
+        <w:t>.</w:t>
+      </w:r>
+      <w:r>
+        <w:rPr>
+          <w:rFonts w:ascii="Arial" w:hAnsi="Arial" w:cs="Arial"/>
+          <w:sz w:val="24"/>
+        </w:rPr>
+        <w:t xml:space="preserve"> Gracias al algoritmo CTC hemos podido monitorizar la función de perdida durante el entrenamiento.</w:t>
+      </w:r>
+    </w:p>
+    <w:p>
+      <w:pPr>
+        <w:spacing w:line="276" w:lineRule="auto"/>
+        <w:jc w:val="center"/>
+        <w:rPr>
+          <w:rFonts w:ascii="Arial" w:hAnsi="Arial" w:cs="Arial"/>
+          <w:sz w:val="24"/>
+        </w:rPr>
+      </w:pPr>
+      <w:r>
+        <w:rPr>
+          <w:rFonts w:ascii="Arial" w:hAnsi="Arial" w:cs="Arial"/>
+          <w:sz w:val="24"/>
+        </w:rPr>
+        <w:drawing>
+          <wp:inline distT="0" distB="0" distL="0" distR="0" wp14:anchorId="64D8ED42" wp14:editId="71998C5A">
+            <wp:extent cx="5400040" cy="3001010"/>
+            <wp:effectExtent l="0" t="0" r="0" b="8890"/>
+            <wp:docPr id="18" name="Imagen 18"/>
+            <wp:cNvGraphicFramePr>
+              <a:graphicFrameLocks xmlns:a="http://schemas.openxmlformats.org/drawingml/2006/main" noChangeAspect="1"/>
+            </wp:cNvGraphicFramePr>
+            <a:graphic xmlns:a="http://schemas.openxmlformats.org/drawingml/2006/main">
+              <a:graphicData uri="http://schemas.openxmlformats.org/drawingml/2006/picture">
+                <pic:pic xmlns:pic="http://schemas.openxmlformats.org/drawingml/2006/picture">
+                  <pic:nvPicPr>
+                    <pic:cNvPr id="1" name=""/>
+                    <pic:cNvPicPr/>
+                  </pic:nvPicPr>
+                  <pic:blipFill>
+                    <a:blip r:embed="rId24"/>
+                    <a:stretch>
+                      <a:fillRect/>
+                    </a:stretch>
+                  </pic:blipFill>
+                  <pic:spPr>
+                    <a:xfrm>
+                      <a:off x="0" y="0"/>
+                      <a:ext cx="5400040" cy="3001010"/>
+                    </a:xfrm>
+                    <a:prstGeom prst="rect">
+                      <a:avLst/>
+                    </a:prstGeom>
+                  </pic:spPr>
+                </pic:pic>
+              </a:graphicData>
+            </a:graphic>
+          </wp:inline>
+        </w:drawing>
+      </w:r>
+    </w:p>
+    <w:p>
+      <w:pPr>
+        <w:spacing w:line="276" w:lineRule="auto"/>
+        <w:jc w:val="both"/>
+        <w:rPr>
+          <w:rFonts w:ascii="Arial" w:hAnsi="Arial" w:cs="Arial"/>
+          <w:sz w:val="24"/>
+        </w:rPr>
+      </w:pPr>
+      <w:r>
+        <w:rPr>
+          <w:rFonts w:ascii="Arial" w:hAnsi="Arial" w:cs="Arial"/>
+          <w:sz w:val="24"/>
+        </w:rPr>
+        <w:lastRenderedPageBreak/>
+        <w:t>En las primeras épocas, la pérdida parte de un valor elevado, pero el optimizador logra un descenso brusco y continuo, demostrando que las capas convolucionales y recurrentes consiguen alinear rápidamente las características visuales con el texto.</w:t>
+      </w:r>
+    </w:p>
+    <w:p>
+      <w:pPr>
+        <w:spacing w:line="276" w:lineRule="auto"/>
+        <w:jc w:val="both"/>
+        <w:rPr>
+          <w:rFonts w:ascii="Arial" w:hAnsi="Arial" w:cs="Arial"/>
+          <w:sz w:val="24"/>
+        </w:rPr>
+      </w:pPr>
+      <w:r>
+        <w:rPr>
+          <w:rFonts w:ascii="Arial" w:hAnsi="Arial" w:cs="Arial"/>
+          <w:sz w:val="24"/>
+        </w:rPr>
+        <w:t>La curva de pérdida de validación acompaña en todo momento a la cur</w:t>
+      </w:r>
+      <w:r>
+        <w:rPr>
+          <w:rFonts w:ascii="Arial" w:hAnsi="Arial" w:cs="Arial"/>
+          <w:sz w:val="24"/>
+        </w:rPr>
+        <w:t>va de entrenamiento</w:t>
+      </w:r>
       <w:bookmarkStart w:id="0" w:name="_GoBack"/>
       <w:bookmarkEnd w:id="0"/>
+      <w:r>
+        <w:rPr>
+          <w:rFonts w:ascii="Arial" w:hAnsi="Arial" w:cs="Arial"/>
+          <w:sz w:val="24"/>
+        </w:rPr>
+        <w:t>. Ambas convergen hacia valores muy próximos a cero, lo que certifica que el modelo ha aprendido a generalizar los patrones morfológicos de las manos en lugar de memorizar el dataset de entrenamiento.</w:t>
+      </w:r>
+    </w:p>
+    <w:p>
+      <w:pPr>
+        <w:spacing w:line="276" w:lineRule="auto"/>
+        <w:jc w:val="both"/>
+        <w:rPr>
+          <w:rFonts w:ascii="Arial" w:hAnsi="Arial" w:cs="Arial"/>
+          <w:sz w:val="24"/>
+        </w:rPr>
+      </w:pPr>
+    </w:p>
+    <w:p>
+      <w:pPr>
+        <w:spacing w:line="276" w:lineRule="auto"/>
+        <w:jc w:val="both"/>
+        <w:rPr>
+          <w:rFonts w:ascii="Arial" w:hAnsi="Arial" w:cs="Arial"/>
+          <w:sz w:val="24"/>
+        </w:rPr>
+      </w:pPr>
+    </w:p>
+    <w:p>
+      <w:pPr>
+        <w:spacing w:line="276" w:lineRule="auto"/>
+        <w:jc w:val="both"/>
+        <w:rPr>
+          <w:rFonts w:ascii="Arial" w:hAnsi="Arial" w:cs="Arial"/>
+          <w:sz w:val="24"/>
+        </w:rPr>
+      </w:pPr>
+    </w:p>
+    <w:p>
+      <w:pPr>
+        <w:pStyle w:val="NormalWeb"/>
+        <w:ind w:left="720"/>
+        <w:jc w:val="both"/>
+      </w:pPr>
+    </w:p>
+    <w:p>
+      <w:pPr>
+        <w:pStyle w:val="Prrafodelista"/>
+        <w:spacing w:line="276" w:lineRule="auto"/>
+        <w:jc w:val="both"/>
+      </w:pPr>
+    </w:p>
+    <w:p>
+      <w:pPr>
+        <w:spacing w:line="276" w:lineRule="auto"/>
+        <w:jc w:val="both"/>
+        <w:rPr>
+          <w:rFonts w:ascii="Arial" w:hAnsi="Arial" w:cs="Arial"/>
+          <w:sz w:val="24"/>
+        </w:rPr>
+      </w:pPr>
+    </w:p>
+    <w:p>
+      <w:pPr>
+        <w:spacing w:line="276" w:lineRule="auto"/>
+        <w:jc w:val="both"/>
+        <w:rPr>
+          <w:rFonts w:ascii="Arial" w:hAnsi="Arial" w:cs="Arial"/>
+          <w:sz w:val="24"/>
+        </w:rPr>
+      </w:pPr>
     </w:p>
     <w:sectPr>
       <w:pgSz w:w="11906" w:h="16838"/>
@@ -1379,9 +5484,237 @@
 </w:document>
 </file>
 
+<file path=word/endnotes.xml><?xml version="1.0" encoding="utf-8"?>
+<w:endnotes xmlns:wpc="http://schemas.microsoft.com/office/word/2010/wordprocessingCanvas" xmlns:mc="http://schemas.openxmlformats.org/markup-compatibility/2006" xmlns:o="urn:schemas-microsoft-com:office:office" xmlns:r="http://schemas.openxmlformats.org/officeDocument/2006/relationships" xmlns:m="http://schemas.openxmlformats.org/officeDocument/2006/math" xmlns:v="urn:schemas-microsoft-com:vml" xmlns:wp14="http://schemas.microsoft.com/office/word/2010/wordprocessingDrawing" xmlns:wp="http://schemas.openxmlformats.org/drawingml/2006/wordprocessingDrawing" xmlns:w10="urn:schemas-microsoft-com:office:word" xmlns:w="http://schemas.openxmlformats.org/wordprocessingml/2006/main" xmlns:w14="http://schemas.microsoft.com/office/word/2010/wordml" xmlns:w15="http://schemas.microsoft.com/office/word/2012/wordml" xmlns:wpg="http://schemas.microsoft.com/office/word/2010/wordprocessingGroup" xmlns:wpi="http://schemas.microsoft.com/office/word/2010/wordprocessingInk" xmlns:wne="http://schemas.microsoft.com/office/word/2006/wordml" xmlns:wps="http://schemas.microsoft.com/office/word/2010/wordprocessingShape" mc:Ignorable="w14 w15 wp14">
+  <w:endnote w:type="separator" w:id="-1">
+    <w:p>
+      <w:pPr>
+        <w:spacing w:after="0" w:line="240" w:lineRule="auto"/>
+      </w:pPr>
+      <w:r>
+        <w:separator/>
+      </w:r>
+    </w:p>
+  </w:endnote>
+  <w:endnote w:type="continuationSeparator" w:id="0">
+    <w:p>
+      <w:pPr>
+        <w:spacing w:after="0" w:line="240" w:lineRule="auto"/>
+      </w:pPr>
+      <w:r>
+        <w:continuationSeparator/>
+      </w:r>
+    </w:p>
+  </w:endnote>
+</w:endnotes>
+</file>
+
+<file path=word/footnotes.xml><?xml version="1.0" encoding="utf-8"?>
+<w:footnotes xmlns:wpc="http://schemas.microsoft.com/office/word/2010/wordprocessingCanvas" xmlns:mc="http://schemas.openxmlformats.org/markup-compatibility/2006" xmlns:o="urn:schemas-microsoft-com:office:office" xmlns:r="http://schemas.openxmlformats.org/officeDocument/2006/relationships" xmlns:m="http://schemas.openxmlformats.org/officeDocument/2006/math" xmlns:v="urn:schemas-microsoft-com:vml" xmlns:wp14="http://schemas.microsoft.com/office/word/2010/wordprocessingDrawing" xmlns:wp="http://schemas.openxmlformats.org/drawingml/2006/wordprocessingDrawing" xmlns:w10="urn:schemas-microsoft-com:office:word" xmlns:w="http://schemas.openxmlformats.org/wordprocessingml/2006/main" xmlns:w14="http://schemas.microsoft.com/office/word/2010/wordml" xmlns:w15="http://schemas.microsoft.com/office/word/2012/wordml" xmlns:wpg="http://schemas.microsoft.com/office/word/2010/wordprocessingGroup" xmlns:wpi="http://schemas.microsoft.com/office/word/2010/wordprocessingInk" xmlns:wne="http://schemas.microsoft.com/office/word/2006/wordml" xmlns:wps="http://schemas.microsoft.com/office/word/2010/wordprocessingShape" mc:Ignorable="w14 w15 wp14">
+  <w:footnote w:type="separator" w:id="-1">
+    <w:p>
+      <w:pPr>
+        <w:spacing w:after="0" w:line="240" w:lineRule="auto"/>
+      </w:pPr>
+      <w:r>
+        <w:separator/>
+      </w:r>
+    </w:p>
+  </w:footnote>
+  <w:footnote w:type="continuationSeparator" w:id="0">
+    <w:p>
+      <w:pPr>
+        <w:spacing w:after="0" w:line="240" w:lineRule="auto"/>
+      </w:pPr>
+      <w:r>
+        <w:continuationSeparator/>
+      </w:r>
+    </w:p>
+  </w:footnote>
+</w:footnotes>
+</file>
+
 <file path=word/numbering.xml><?xml version="1.0" encoding="utf-8"?>
 <w:numbering xmlns:wpc="http://schemas.microsoft.com/office/word/2010/wordprocessingCanvas" xmlns:mc="http://schemas.openxmlformats.org/markup-compatibility/2006" xmlns:o="urn:schemas-microsoft-com:office:office" xmlns:r="http://schemas.openxmlformats.org/officeDocument/2006/relationships" xmlns:m="http://schemas.openxmlformats.org/officeDocument/2006/math" xmlns:v="urn:schemas-microsoft-com:vml" xmlns:wp14="http://schemas.microsoft.com/office/word/2010/wordprocessingDrawing" xmlns:wp="http://schemas.openxmlformats.org/drawingml/2006/wordprocessingDrawing" xmlns:w10="urn:schemas-microsoft-com:office:word" xmlns:w="http://schemas.openxmlformats.org/wordprocessingml/2006/main" xmlns:w14="http://schemas.microsoft.com/office/word/2010/wordml" xmlns:w15="http://schemas.microsoft.com/office/word/2012/wordml" xmlns:wpg="http://schemas.microsoft.com/office/word/2010/wordprocessingGroup" xmlns:wpi="http://schemas.microsoft.com/office/word/2010/wordprocessingInk" xmlns:wne="http://schemas.microsoft.com/office/word/2006/wordml" xmlns:wps="http://schemas.microsoft.com/office/word/2010/wordprocessingShape" mc:Ignorable="w14 w15 wp14">
   <w:abstractNum w:abstractNumId="0" w15:restartNumberingAfterBreak="0">
+    <w:nsid w:val="01AF50F7"/>
+    <w:multiLevelType w:val="hybridMultilevel"/>
+    <w:tmpl w:val="6944D812"/>
+    <w:lvl w:ilvl="0" w:tplc="0C0A0017">
+      <w:start w:val="1"/>
+      <w:numFmt w:val="lowerLetter"/>
+      <w:lvlText w:val="%1)"/>
+      <w:lvlJc w:val="left"/>
+      <w:pPr>
+        <w:ind w:left="720" w:hanging="360"/>
+      </w:pPr>
+      <w:rPr>
+        <w:rFonts w:hint="default"/>
+      </w:rPr>
+    </w:lvl>
+    <w:lvl w:ilvl="1" w:tplc="0C0A0019" w:tentative="1">
+      <w:start w:val="1"/>
+      <w:numFmt w:val="lowerLetter"/>
+      <w:lvlText w:val="%2."/>
+      <w:lvlJc w:val="left"/>
+      <w:pPr>
+        <w:ind w:left="1440" w:hanging="360"/>
+      </w:pPr>
+    </w:lvl>
+    <w:lvl w:ilvl="2" w:tplc="0C0A001B" w:tentative="1">
+      <w:start w:val="1"/>
+      <w:numFmt w:val="lowerRoman"/>
+      <w:lvlText w:val="%3."/>
+      <w:lvlJc w:val="right"/>
+      <w:pPr>
+        <w:ind w:left="2160" w:hanging="180"/>
+      </w:pPr>
+    </w:lvl>
+    <w:lvl w:ilvl="3" w:tplc="0C0A000F" w:tentative="1">
+      <w:start w:val="1"/>
+      <w:numFmt w:val="decimal"/>
+      <w:lvlText w:val="%4."/>
+      <w:lvlJc w:val="left"/>
+      <w:pPr>
+        <w:ind w:left="2880" w:hanging="360"/>
+      </w:pPr>
+    </w:lvl>
+    <w:lvl w:ilvl="4" w:tplc="0C0A0019" w:tentative="1">
+      <w:start w:val="1"/>
+      <w:numFmt w:val="lowerLetter"/>
+      <w:lvlText w:val="%5."/>
+      <w:lvlJc w:val="left"/>
+      <w:pPr>
+        <w:ind w:left="3600" w:hanging="360"/>
+      </w:pPr>
+    </w:lvl>
+    <w:lvl w:ilvl="5" w:tplc="0C0A001B" w:tentative="1">
+      <w:start w:val="1"/>
+      <w:numFmt w:val="lowerRoman"/>
+      <w:lvlText w:val="%6."/>
+      <w:lvlJc w:val="right"/>
+      <w:pPr>
+        <w:ind w:left="4320" w:hanging="180"/>
+      </w:pPr>
+    </w:lvl>
+    <w:lvl w:ilvl="6" w:tplc="0C0A000F" w:tentative="1">
+      <w:start w:val="1"/>
+      <w:numFmt w:val="decimal"/>
+      <w:lvlText w:val="%7."/>
+      <w:lvlJc w:val="left"/>
+      <w:pPr>
+        <w:ind w:left="5040" w:hanging="360"/>
+      </w:pPr>
+    </w:lvl>
+    <w:lvl w:ilvl="7" w:tplc="0C0A0019" w:tentative="1">
+      <w:start w:val="1"/>
+      <w:numFmt w:val="lowerLetter"/>
+      <w:lvlText w:val="%8."/>
+      <w:lvlJc w:val="left"/>
+      <w:pPr>
+        <w:ind w:left="5760" w:hanging="360"/>
+      </w:pPr>
+    </w:lvl>
+    <w:lvl w:ilvl="8" w:tplc="0C0A001B" w:tentative="1">
+      <w:start w:val="1"/>
+      <w:numFmt w:val="lowerRoman"/>
+      <w:lvlText w:val="%9."/>
+      <w:lvlJc w:val="right"/>
+      <w:pPr>
+        <w:ind w:left="6480" w:hanging="180"/>
+      </w:pPr>
+    </w:lvl>
+  </w:abstractNum>
+  <w:abstractNum w:abstractNumId="1" w15:restartNumberingAfterBreak="0">
+    <w:nsid w:val="0D1C102D"/>
+    <w:multiLevelType w:val="hybridMultilevel"/>
+    <w:tmpl w:val="02389D66"/>
+    <w:lvl w:ilvl="0" w:tplc="0C0A000F">
+      <w:start w:val="1"/>
+      <w:numFmt w:val="decimal"/>
+      <w:lvlText w:val="%1."/>
+      <w:lvlJc w:val="left"/>
+      <w:pPr>
+        <w:ind w:left="720" w:hanging="360"/>
+      </w:pPr>
+      <w:rPr>
+        <w:rFonts w:hint="default"/>
+      </w:rPr>
+    </w:lvl>
+    <w:lvl w:ilvl="1" w:tplc="0C0A0019" w:tentative="1">
+      <w:start w:val="1"/>
+      <w:numFmt w:val="lowerLetter"/>
+      <w:lvlText w:val="%2."/>
+      <w:lvlJc w:val="left"/>
+      <w:pPr>
+        <w:ind w:left="1440" w:hanging="360"/>
+      </w:pPr>
+    </w:lvl>
+    <w:lvl w:ilvl="2" w:tplc="0C0A001B" w:tentative="1">
+      <w:start w:val="1"/>
+      <w:numFmt w:val="lowerRoman"/>
+      <w:lvlText w:val="%3."/>
+      <w:lvlJc w:val="right"/>
+      <w:pPr>
+        <w:ind w:left="2160" w:hanging="180"/>
+      </w:pPr>
+    </w:lvl>
+    <w:lvl w:ilvl="3" w:tplc="0C0A000F" w:tentative="1">
+      <w:start w:val="1"/>
+      <w:numFmt w:val="decimal"/>
+      <w:lvlText w:val="%4."/>
+      <w:lvlJc w:val="left"/>
+      <w:pPr>
+        <w:ind w:left="2880" w:hanging="360"/>
+      </w:pPr>
+    </w:lvl>
+    <w:lvl w:ilvl="4" w:tplc="0C0A0019" w:tentative="1">
+      <w:start w:val="1"/>
+      <w:numFmt w:val="lowerLetter"/>
+      <w:lvlText w:val="%5."/>
+      <w:lvlJc w:val="left"/>
+      <w:pPr>
+        <w:ind w:left="3600" w:hanging="360"/>
+      </w:pPr>
+    </w:lvl>
+    <w:lvl w:ilvl="5" w:tplc="0C0A001B" w:tentative="1">
+      <w:start w:val="1"/>
+      <w:numFmt w:val="lowerRoman"/>
+      <w:lvlText w:val="%6."/>
+      <w:lvlJc w:val="right"/>
+      <w:pPr>
+        <w:ind w:left="4320" w:hanging="180"/>
+      </w:pPr>
+    </w:lvl>
+    <w:lvl w:ilvl="6" w:tplc="0C0A000F" w:tentative="1">
+      <w:start w:val="1"/>
+      <w:numFmt w:val="decimal"/>
+      <w:lvlText w:val="%7."/>
+      <w:lvlJc w:val="left"/>
+      <w:pPr>
+        <w:ind w:left="5040" w:hanging="360"/>
+      </w:pPr>
+    </w:lvl>
+    <w:lvl w:ilvl="7" w:tplc="0C0A0019" w:tentative="1">
+      <w:start w:val="1"/>
+      <w:numFmt w:val="lowerLetter"/>
+      <w:lvlText w:val="%8."/>
+      <w:lvlJc w:val="left"/>
+      <w:pPr>
+        <w:ind w:left="5760" w:hanging="360"/>
+      </w:pPr>
+    </w:lvl>
+    <w:lvl w:ilvl="8" w:tplc="0C0A001B" w:tentative="1">
+      <w:start w:val="1"/>
+      <w:numFmt w:val="lowerRoman"/>
+      <w:lvlText w:val="%9."/>
+      <w:lvlJc w:val="right"/>
+      <w:pPr>
+        <w:ind w:left="6480" w:hanging="180"/>
+      </w:pPr>
+    </w:lvl>
+  </w:abstractNum>
+  <w:abstractNum w:abstractNumId="2" w15:restartNumberingAfterBreak="0">
     <w:nsid w:val="165B461F"/>
     <w:multiLevelType w:val="hybridMultilevel"/>
     <w:tmpl w:val="4044FC60"/>
@@ -1470,7 +5803,7 @@
       </w:pPr>
     </w:lvl>
   </w:abstractNum>
-  <w:abstractNum w:abstractNumId="1" w15:restartNumberingAfterBreak="0">
+  <w:abstractNum w:abstractNumId="3" w15:restartNumberingAfterBreak="0">
     <w:nsid w:val="168F15FA"/>
     <w:multiLevelType w:val="hybridMultilevel"/>
     <w:tmpl w:val="C922CDF6"/>
@@ -1559,7 +5892,277 @@
       </w:pPr>
     </w:lvl>
   </w:abstractNum>
-  <w:abstractNum w:abstractNumId="2" w15:restartNumberingAfterBreak="0">
+  <w:abstractNum w:abstractNumId="4" w15:restartNumberingAfterBreak="0">
+    <w:nsid w:val="47B95726"/>
+    <w:multiLevelType w:val="hybridMultilevel"/>
+    <w:tmpl w:val="0CFA47D8"/>
+    <w:lvl w:ilvl="0" w:tplc="AEC2BB32">
+      <w:start w:val="1"/>
+      <w:numFmt w:val="decimal"/>
+      <w:lvlText w:val="%1."/>
+      <w:lvlJc w:val="left"/>
+      <w:pPr>
+        <w:ind w:left="720" w:hanging="360"/>
+      </w:pPr>
+      <w:rPr>
+        <w:rFonts w:ascii="Arial" w:hAnsi="Arial" w:cs="Arial" w:hint="default"/>
+        <w:sz w:val="24"/>
+      </w:rPr>
+    </w:lvl>
+    <w:lvl w:ilvl="1" w:tplc="0C0A0019" w:tentative="1">
+      <w:start w:val="1"/>
+      <w:numFmt w:val="lowerLetter"/>
+      <w:lvlText w:val="%2."/>
+      <w:lvlJc w:val="left"/>
+      <w:pPr>
+        <w:ind w:left="1440" w:hanging="360"/>
+      </w:pPr>
+    </w:lvl>
+    <w:lvl w:ilvl="2" w:tplc="0C0A001B" w:tentative="1">
+      <w:start w:val="1"/>
+      <w:numFmt w:val="lowerRoman"/>
+      <w:lvlText w:val="%3."/>
+      <w:lvlJc w:val="right"/>
+      <w:pPr>
+        <w:ind w:left="2160" w:hanging="180"/>
+      </w:pPr>
+    </w:lvl>
+    <w:lvl w:ilvl="3" w:tplc="0C0A000F" w:tentative="1">
+      <w:start w:val="1"/>
+      <w:numFmt w:val="decimal"/>
+      <w:lvlText w:val="%4."/>
+      <w:lvlJc w:val="left"/>
+      <w:pPr>
+        <w:ind w:left="2880" w:hanging="360"/>
+      </w:pPr>
+    </w:lvl>
+    <w:lvl w:ilvl="4" w:tplc="0C0A0019" w:tentative="1">
+      <w:start w:val="1"/>
+      <w:numFmt w:val="lowerLetter"/>
+      <w:lvlText w:val="%5."/>
+      <w:lvlJc w:val="left"/>
+      <w:pPr>
+        <w:ind w:left="3600" w:hanging="360"/>
+      </w:pPr>
+    </w:lvl>
+    <w:lvl w:ilvl="5" w:tplc="0C0A001B" w:tentative="1">
+      <w:start w:val="1"/>
+      <w:numFmt w:val="lowerRoman"/>
+      <w:lvlText w:val="%6."/>
+      <w:lvlJc w:val="right"/>
+      <w:pPr>
+        <w:ind w:left="4320" w:hanging="180"/>
+      </w:pPr>
+    </w:lvl>
+    <w:lvl w:ilvl="6" w:tplc="0C0A000F" w:tentative="1">
+      <w:start w:val="1"/>
+      <w:numFmt w:val="decimal"/>
+      <w:lvlText w:val="%7."/>
+      <w:lvlJc w:val="left"/>
+      <w:pPr>
+        <w:ind w:left="5040" w:hanging="360"/>
+      </w:pPr>
+    </w:lvl>
+    <w:lvl w:ilvl="7" w:tplc="0C0A0019" w:tentative="1">
+      <w:start w:val="1"/>
+      <w:numFmt w:val="lowerLetter"/>
+      <w:lvlText w:val="%8."/>
+      <w:lvlJc w:val="left"/>
+      <w:pPr>
+        <w:ind w:left="5760" w:hanging="360"/>
+      </w:pPr>
+    </w:lvl>
+    <w:lvl w:ilvl="8" w:tplc="0C0A001B" w:tentative="1">
+      <w:start w:val="1"/>
+      <w:numFmt w:val="lowerRoman"/>
+      <w:lvlText w:val="%9."/>
+      <w:lvlJc w:val="right"/>
+      <w:pPr>
+        <w:ind w:left="6480" w:hanging="180"/>
+      </w:pPr>
+    </w:lvl>
+  </w:abstractNum>
+  <w:abstractNum w:abstractNumId="5" w15:restartNumberingAfterBreak="0">
+    <w:nsid w:val="4B0722C2"/>
+    <w:multiLevelType w:val="hybridMultilevel"/>
+    <w:tmpl w:val="06B48DE4"/>
+    <w:lvl w:ilvl="0" w:tplc="02A25126">
+      <w:start w:val="1"/>
+      <w:numFmt w:val="lowerLetter"/>
+      <w:lvlText w:val="%1)"/>
+      <w:lvlJc w:val="left"/>
+      <w:pPr>
+        <w:ind w:left="720" w:hanging="360"/>
+      </w:pPr>
+      <w:rPr>
+        <w:rFonts w:hint="default"/>
+        <w:b/>
+        <w:color w:val="auto"/>
+      </w:rPr>
+    </w:lvl>
+    <w:lvl w:ilvl="1" w:tplc="0C0A0019" w:tentative="1">
+      <w:start w:val="1"/>
+      <w:numFmt w:val="lowerLetter"/>
+      <w:lvlText w:val="%2."/>
+      <w:lvlJc w:val="left"/>
+      <w:pPr>
+        <w:ind w:left="1440" w:hanging="360"/>
+      </w:pPr>
+    </w:lvl>
+    <w:lvl w:ilvl="2" w:tplc="0C0A001B" w:tentative="1">
+      <w:start w:val="1"/>
+      <w:numFmt w:val="lowerRoman"/>
+      <w:lvlText w:val="%3."/>
+      <w:lvlJc w:val="right"/>
+      <w:pPr>
+        <w:ind w:left="2160" w:hanging="180"/>
+      </w:pPr>
+    </w:lvl>
+    <w:lvl w:ilvl="3" w:tplc="0C0A000F" w:tentative="1">
+      <w:start w:val="1"/>
+      <w:numFmt w:val="decimal"/>
+      <w:lvlText w:val="%4."/>
+      <w:lvlJc w:val="left"/>
+      <w:pPr>
+        <w:ind w:left="2880" w:hanging="360"/>
+      </w:pPr>
+    </w:lvl>
+    <w:lvl w:ilvl="4" w:tplc="0C0A0019" w:tentative="1">
+      <w:start w:val="1"/>
+      <w:numFmt w:val="lowerLetter"/>
+      <w:lvlText w:val="%5."/>
+      <w:lvlJc w:val="left"/>
+      <w:pPr>
+        <w:ind w:left="3600" w:hanging="360"/>
+      </w:pPr>
+    </w:lvl>
+    <w:lvl w:ilvl="5" w:tplc="0C0A001B" w:tentative="1">
+      <w:start w:val="1"/>
+      <w:numFmt w:val="lowerRoman"/>
+      <w:lvlText w:val="%6."/>
+      <w:lvlJc w:val="right"/>
+      <w:pPr>
+        <w:ind w:left="4320" w:hanging="180"/>
+      </w:pPr>
+    </w:lvl>
+    <w:lvl w:ilvl="6" w:tplc="0C0A000F" w:tentative="1">
+      <w:start w:val="1"/>
+      <w:numFmt w:val="decimal"/>
+      <w:lvlText w:val="%7."/>
+      <w:lvlJc w:val="left"/>
+      <w:pPr>
+        <w:ind w:left="5040" w:hanging="360"/>
+      </w:pPr>
+    </w:lvl>
+    <w:lvl w:ilvl="7" w:tplc="0C0A0019" w:tentative="1">
+      <w:start w:val="1"/>
+      <w:numFmt w:val="lowerLetter"/>
+      <w:lvlText w:val="%8."/>
+      <w:lvlJc w:val="left"/>
+      <w:pPr>
+        <w:ind w:left="5760" w:hanging="360"/>
+      </w:pPr>
+    </w:lvl>
+    <w:lvl w:ilvl="8" w:tplc="0C0A001B" w:tentative="1">
+      <w:start w:val="1"/>
+      <w:numFmt w:val="lowerRoman"/>
+      <w:lvlText w:val="%9."/>
+      <w:lvlJc w:val="right"/>
+      <w:pPr>
+        <w:ind w:left="6480" w:hanging="180"/>
+      </w:pPr>
+    </w:lvl>
+  </w:abstractNum>
+  <w:abstractNum w:abstractNumId="6" w15:restartNumberingAfterBreak="0">
+    <w:nsid w:val="623D78F9"/>
+    <w:multiLevelType w:val="hybridMultilevel"/>
+    <w:tmpl w:val="DE6EADBA"/>
+    <w:lvl w:ilvl="0" w:tplc="0C0A0017">
+      <w:start w:val="1"/>
+      <w:numFmt w:val="lowerLetter"/>
+      <w:lvlText w:val="%1)"/>
+      <w:lvlJc w:val="left"/>
+      <w:pPr>
+        <w:ind w:left="720" w:hanging="360"/>
+      </w:pPr>
+      <w:rPr>
+        <w:rFonts w:hint="default"/>
+      </w:rPr>
+    </w:lvl>
+    <w:lvl w:ilvl="1" w:tplc="0C0A0019" w:tentative="1">
+      <w:start w:val="1"/>
+      <w:numFmt w:val="lowerLetter"/>
+      <w:lvlText w:val="%2."/>
+      <w:lvlJc w:val="left"/>
+      <w:pPr>
+        <w:ind w:left="1440" w:hanging="360"/>
+      </w:pPr>
+    </w:lvl>
+    <w:lvl w:ilvl="2" w:tplc="0C0A001B" w:tentative="1">
+      <w:start w:val="1"/>
+      <w:numFmt w:val="lowerRoman"/>
+      <w:lvlText w:val="%3."/>
+      <w:lvlJc w:val="right"/>
+      <w:pPr>
+        <w:ind w:left="2160" w:hanging="180"/>
+      </w:pPr>
+    </w:lvl>
+    <w:lvl w:ilvl="3" w:tplc="0C0A000F" w:tentative="1">
+      <w:start w:val="1"/>
+      <w:numFmt w:val="decimal"/>
+      <w:lvlText w:val="%4."/>
+      <w:lvlJc w:val="left"/>
+      <w:pPr>
+        <w:ind w:left="2880" w:hanging="360"/>
+      </w:pPr>
+    </w:lvl>
+    <w:lvl w:ilvl="4" w:tplc="0C0A0019" w:tentative="1">
+      <w:start w:val="1"/>
+      <w:numFmt w:val="lowerLetter"/>
+      <w:lvlText w:val="%5."/>
+      <w:lvlJc w:val="left"/>
+      <w:pPr>
+        <w:ind w:left="3600" w:hanging="360"/>
+      </w:pPr>
+    </w:lvl>
+    <w:lvl w:ilvl="5" w:tplc="0C0A001B" w:tentative="1">
+      <w:start w:val="1"/>
+      <w:numFmt w:val="lowerRoman"/>
+      <w:lvlText w:val="%6."/>
+      <w:lvlJc w:val="right"/>
+      <w:pPr>
+        <w:ind w:left="4320" w:hanging="180"/>
+      </w:pPr>
+    </w:lvl>
+    <w:lvl w:ilvl="6" w:tplc="0C0A000F" w:tentative="1">
+      <w:start w:val="1"/>
+      <w:numFmt w:val="decimal"/>
+      <w:lvlText w:val="%7."/>
+      <w:lvlJc w:val="left"/>
+      <w:pPr>
+        <w:ind w:left="5040" w:hanging="360"/>
+      </w:pPr>
+    </w:lvl>
+    <w:lvl w:ilvl="7" w:tplc="0C0A0019" w:tentative="1">
+      <w:start w:val="1"/>
+      <w:numFmt w:val="lowerLetter"/>
+      <w:lvlText w:val="%8."/>
+      <w:lvlJc w:val="left"/>
+      <w:pPr>
+        <w:ind w:left="5760" w:hanging="360"/>
+      </w:pPr>
+    </w:lvl>
+    <w:lvl w:ilvl="8" w:tplc="0C0A001B" w:tentative="1">
+      <w:start w:val="1"/>
+      <w:numFmt w:val="lowerRoman"/>
+      <w:lvlText w:val="%9."/>
+      <w:lvlJc w:val="right"/>
+      <w:pPr>
+        <w:ind w:left="6480" w:hanging="180"/>
+      </w:pPr>
+    </w:lvl>
+  </w:abstractNum>
+  <w:abstractNum w:abstractNumId="7" w15:restartNumberingAfterBreak="0">
     <w:nsid w:val="65901350"/>
     <w:multiLevelType w:val="hybridMultilevel"/>
     <w:tmpl w:val="6C3E0BB0"/>
@@ -1648,10 +6251,10 @@
       </w:pPr>
     </w:lvl>
   </w:abstractNum>
-  <w:abstractNum w:abstractNumId="3" w15:restartNumberingAfterBreak="0">
+  <w:abstractNum w:abstractNumId="8" w15:restartNumberingAfterBreak="0">
     <w:nsid w:val="6A2855A6"/>
     <w:multiLevelType w:val="multilevel"/>
-    <w:tmpl w:val="31D2A6AE"/>
+    <w:tmpl w:val="1ADA6C1E"/>
     <w:lvl w:ilvl="0">
       <w:start w:val="1"/>
       <w:numFmt w:val="decimal"/>
@@ -1661,7 +6264,7 @@
         <w:ind w:left="720" w:hanging="360"/>
       </w:pPr>
       <w:rPr>
-        <w:rFonts w:hint="default"/>
+        <w:rFonts w:ascii="Arial" w:eastAsiaTheme="majorEastAsia" w:hAnsi="Arial" w:cs="Arial"/>
         <w:color w:val="auto"/>
       </w:rPr>
     </w:lvl>
@@ -1770,7 +6373,278 @@
       </w:rPr>
     </w:lvl>
   </w:abstractNum>
-  <w:abstractNum w:abstractNumId="4" w15:restartNumberingAfterBreak="0">
+  <w:abstractNum w:abstractNumId="9" w15:restartNumberingAfterBreak="0">
+    <w:nsid w:val="6CC87724"/>
+    <w:multiLevelType w:val="hybridMultilevel"/>
+    <w:tmpl w:val="2158786E"/>
+    <w:lvl w:ilvl="0" w:tplc="0C0A0017">
+      <w:start w:val="1"/>
+      <w:numFmt w:val="lowerLetter"/>
+      <w:lvlText w:val="%1)"/>
+      <w:lvlJc w:val="left"/>
+      <w:pPr>
+        <w:ind w:left="720" w:hanging="360"/>
+      </w:pPr>
+      <w:rPr>
+        <w:rFonts w:hint="default"/>
+      </w:rPr>
+    </w:lvl>
+    <w:lvl w:ilvl="1" w:tplc="0C0A0019" w:tentative="1">
+      <w:start w:val="1"/>
+      <w:numFmt w:val="lowerLetter"/>
+      <w:lvlText w:val="%2."/>
+      <w:lvlJc w:val="left"/>
+      <w:pPr>
+        <w:ind w:left="1440" w:hanging="360"/>
+      </w:pPr>
+    </w:lvl>
+    <w:lvl w:ilvl="2" w:tplc="0C0A001B" w:tentative="1">
+      <w:start w:val="1"/>
+      <w:numFmt w:val="lowerRoman"/>
+      <w:lvlText w:val="%3."/>
+      <w:lvlJc w:val="right"/>
+      <w:pPr>
+        <w:ind w:left="2160" w:hanging="180"/>
+      </w:pPr>
+    </w:lvl>
+    <w:lvl w:ilvl="3" w:tplc="0C0A000F" w:tentative="1">
+      <w:start w:val="1"/>
+      <w:numFmt w:val="decimal"/>
+      <w:lvlText w:val="%4."/>
+      <w:lvlJc w:val="left"/>
+      <w:pPr>
+        <w:ind w:left="2880" w:hanging="360"/>
+      </w:pPr>
+    </w:lvl>
+    <w:lvl w:ilvl="4" w:tplc="0C0A0019" w:tentative="1">
+      <w:start w:val="1"/>
+      <w:numFmt w:val="lowerLetter"/>
+      <w:lvlText w:val="%5."/>
+      <w:lvlJc w:val="left"/>
+      <w:pPr>
+        <w:ind w:left="3600" w:hanging="360"/>
+      </w:pPr>
+    </w:lvl>
+    <w:lvl w:ilvl="5" w:tplc="0C0A001B" w:tentative="1">
+      <w:start w:val="1"/>
+      <w:numFmt w:val="lowerRoman"/>
+      <w:lvlText w:val="%6."/>
+      <w:lvlJc w:val="right"/>
+      <w:pPr>
+        <w:ind w:left="4320" w:hanging="180"/>
+      </w:pPr>
+    </w:lvl>
+    <w:lvl w:ilvl="6" w:tplc="0C0A000F" w:tentative="1">
+      <w:start w:val="1"/>
+      <w:numFmt w:val="decimal"/>
+      <w:lvlText w:val="%7."/>
+      <w:lvlJc w:val="left"/>
+      <w:pPr>
+        <w:ind w:left="5040" w:hanging="360"/>
+      </w:pPr>
+    </w:lvl>
+    <w:lvl w:ilvl="7" w:tplc="0C0A0019" w:tentative="1">
+      <w:start w:val="1"/>
+      <w:numFmt w:val="lowerLetter"/>
+      <w:lvlText w:val="%8."/>
+      <w:lvlJc w:val="left"/>
+      <w:pPr>
+        <w:ind w:left="5760" w:hanging="360"/>
+      </w:pPr>
+    </w:lvl>
+    <w:lvl w:ilvl="8" w:tplc="0C0A001B" w:tentative="1">
+      <w:start w:val="1"/>
+      <w:numFmt w:val="lowerRoman"/>
+      <w:lvlText w:val="%9."/>
+      <w:lvlJc w:val="right"/>
+      <w:pPr>
+        <w:ind w:left="6480" w:hanging="180"/>
+      </w:pPr>
+    </w:lvl>
+  </w:abstractNum>
+  <w:abstractNum w:abstractNumId="10" w15:restartNumberingAfterBreak="0">
+    <w:nsid w:val="74941415"/>
+    <w:multiLevelType w:val="hybridMultilevel"/>
+    <w:tmpl w:val="06B48DE4"/>
+    <w:lvl w:ilvl="0" w:tplc="02A25126">
+      <w:start w:val="1"/>
+      <w:numFmt w:val="lowerLetter"/>
+      <w:lvlText w:val="%1)"/>
+      <w:lvlJc w:val="left"/>
+      <w:pPr>
+        <w:ind w:left="720" w:hanging="360"/>
+      </w:pPr>
+      <w:rPr>
+        <w:rFonts w:hint="default"/>
+        <w:b/>
+        <w:color w:val="auto"/>
+      </w:rPr>
+    </w:lvl>
+    <w:lvl w:ilvl="1" w:tplc="0C0A0019" w:tentative="1">
+      <w:start w:val="1"/>
+      <w:numFmt w:val="lowerLetter"/>
+      <w:lvlText w:val="%2."/>
+      <w:lvlJc w:val="left"/>
+      <w:pPr>
+        <w:ind w:left="1440" w:hanging="360"/>
+      </w:pPr>
+    </w:lvl>
+    <w:lvl w:ilvl="2" w:tplc="0C0A001B" w:tentative="1">
+      <w:start w:val="1"/>
+      <w:numFmt w:val="lowerRoman"/>
+      <w:lvlText w:val="%3."/>
+      <w:lvlJc w:val="right"/>
+      <w:pPr>
+        <w:ind w:left="2160" w:hanging="180"/>
+      </w:pPr>
+    </w:lvl>
+    <w:lvl w:ilvl="3" w:tplc="0C0A000F" w:tentative="1">
+      <w:start w:val="1"/>
+      <w:numFmt w:val="decimal"/>
+      <w:lvlText w:val="%4."/>
+      <w:lvlJc w:val="left"/>
+      <w:pPr>
+        <w:ind w:left="2880" w:hanging="360"/>
+      </w:pPr>
+    </w:lvl>
+    <w:lvl w:ilvl="4" w:tplc="0C0A0019" w:tentative="1">
+      <w:start w:val="1"/>
+      <w:numFmt w:val="lowerLetter"/>
+      <w:lvlText w:val="%5."/>
+      <w:lvlJc w:val="left"/>
+      <w:pPr>
+        <w:ind w:left="3600" w:hanging="360"/>
+      </w:pPr>
+    </w:lvl>
+    <w:lvl w:ilvl="5" w:tplc="0C0A001B" w:tentative="1">
+      <w:start w:val="1"/>
+      <w:numFmt w:val="lowerRoman"/>
+      <w:lvlText w:val="%6."/>
+      <w:lvlJc w:val="right"/>
+      <w:pPr>
+        <w:ind w:left="4320" w:hanging="180"/>
+      </w:pPr>
+    </w:lvl>
+    <w:lvl w:ilvl="6" w:tplc="0C0A000F" w:tentative="1">
+      <w:start w:val="1"/>
+      <w:numFmt w:val="decimal"/>
+      <w:lvlText w:val="%7."/>
+      <w:lvlJc w:val="left"/>
+      <w:pPr>
+        <w:ind w:left="5040" w:hanging="360"/>
+      </w:pPr>
+    </w:lvl>
+    <w:lvl w:ilvl="7" w:tplc="0C0A0019" w:tentative="1">
+      <w:start w:val="1"/>
+      <w:numFmt w:val="lowerLetter"/>
+      <w:lvlText w:val="%8."/>
+      <w:lvlJc w:val="left"/>
+      <w:pPr>
+        <w:ind w:left="5760" w:hanging="360"/>
+      </w:pPr>
+    </w:lvl>
+    <w:lvl w:ilvl="8" w:tplc="0C0A001B" w:tentative="1">
+      <w:start w:val="1"/>
+      <w:numFmt w:val="lowerRoman"/>
+      <w:lvlText w:val="%9."/>
+      <w:lvlJc w:val="right"/>
+      <w:pPr>
+        <w:ind w:left="6480" w:hanging="180"/>
+      </w:pPr>
+    </w:lvl>
+  </w:abstractNum>
+  <w:abstractNum w:abstractNumId="11" w15:restartNumberingAfterBreak="0">
+    <w:nsid w:val="75603B7B"/>
+    <w:multiLevelType w:val="hybridMultilevel"/>
+    <w:tmpl w:val="06B48DE4"/>
+    <w:lvl w:ilvl="0" w:tplc="02A25126">
+      <w:start w:val="1"/>
+      <w:numFmt w:val="lowerLetter"/>
+      <w:lvlText w:val="%1)"/>
+      <w:lvlJc w:val="left"/>
+      <w:pPr>
+        <w:ind w:left="720" w:hanging="360"/>
+      </w:pPr>
+      <w:rPr>
+        <w:rFonts w:hint="default"/>
+        <w:b/>
+        <w:color w:val="auto"/>
+      </w:rPr>
+    </w:lvl>
+    <w:lvl w:ilvl="1" w:tplc="0C0A0019" w:tentative="1">
+      <w:start w:val="1"/>
+      <w:numFmt w:val="lowerLetter"/>
+      <w:lvlText w:val="%2."/>
+      <w:lvlJc w:val="left"/>
+      <w:pPr>
+        <w:ind w:left="1440" w:hanging="360"/>
+      </w:pPr>
+    </w:lvl>
+    <w:lvl w:ilvl="2" w:tplc="0C0A001B" w:tentative="1">
+      <w:start w:val="1"/>
+      <w:numFmt w:val="lowerRoman"/>
+      <w:lvlText w:val="%3."/>
+      <w:lvlJc w:val="right"/>
+      <w:pPr>
+        <w:ind w:left="2160" w:hanging="180"/>
+      </w:pPr>
+    </w:lvl>
+    <w:lvl w:ilvl="3" w:tplc="0C0A000F" w:tentative="1">
+      <w:start w:val="1"/>
+      <w:numFmt w:val="decimal"/>
+      <w:lvlText w:val="%4."/>
+      <w:lvlJc w:val="left"/>
+      <w:pPr>
+        <w:ind w:left="2880" w:hanging="360"/>
+      </w:pPr>
+    </w:lvl>
+    <w:lvl w:ilvl="4" w:tplc="0C0A0019" w:tentative="1">
+      <w:start w:val="1"/>
+      <w:numFmt w:val="lowerLetter"/>
+      <w:lvlText w:val="%5."/>
+      <w:lvlJc w:val="left"/>
+      <w:pPr>
+        <w:ind w:left="3600" w:hanging="360"/>
+      </w:pPr>
+    </w:lvl>
+    <w:lvl w:ilvl="5" w:tplc="0C0A001B" w:tentative="1">
+      <w:start w:val="1"/>
+      <w:numFmt w:val="lowerRoman"/>
+      <w:lvlText w:val="%6."/>
+      <w:lvlJc w:val="right"/>
+      <w:pPr>
+        <w:ind w:left="4320" w:hanging="180"/>
+      </w:pPr>
+    </w:lvl>
+    <w:lvl w:ilvl="6" w:tplc="0C0A000F" w:tentative="1">
+      <w:start w:val="1"/>
+      <w:numFmt w:val="decimal"/>
+      <w:lvlText w:val="%7."/>
+      <w:lvlJc w:val="left"/>
+      <w:pPr>
+        <w:ind w:left="5040" w:hanging="360"/>
+      </w:pPr>
+    </w:lvl>
+    <w:lvl w:ilvl="7" w:tplc="0C0A0019" w:tentative="1">
+      <w:start w:val="1"/>
+      <w:numFmt w:val="lowerLetter"/>
+      <w:lvlText w:val="%8."/>
+      <w:lvlJc w:val="left"/>
+      <w:pPr>
+        <w:ind w:left="5760" w:hanging="360"/>
+      </w:pPr>
+    </w:lvl>
+    <w:lvl w:ilvl="8" w:tplc="0C0A001B" w:tentative="1">
+      <w:start w:val="1"/>
+      <w:numFmt w:val="lowerRoman"/>
+      <w:lvlText w:val="%9."/>
+      <w:lvlJc w:val="right"/>
+      <w:pPr>
+        <w:ind w:left="6480" w:hanging="180"/>
+      </w:pPr>
+    </w:lvl>
+  </w:abstractNum>
+  <w:abstractNum w:abstractNumId="12" w15:restartNumberingAfterBreak="0">
     <w:nsid w:val="773163D5"/>
     <w:multiLevelType w:val="hybridMultilevel"/>
     <w:tmpl w:val="3FD662FE"/>
@@ -1786,7 +6660,7 @@
         <w:rFonts w:ascii="Arial" w:eastAsiaTheme="minorHAnsi" w:hAnsi="Arial" w:cs="Arial" w:hint="default"/>
       </w:rPr>
     </w:lvl>
-    <w:lvl w:ilvl="1" w:tplc="0C0A0003" w:tentative="1">
+    <w:lvl w:ilvl="1" w:tplc="0C0A0003">
       <w:start w:val="1"/>
       <w:numFmt w:val="bullet"/>
       <w:lvlText w:val="o"/>
@@ -1798,7 +6672,7 @@
         <w:rFonts w:ascii="Courier New" w:hAnsi="Courier New" w:cs="Courier New" w:hint="default"/>
       </w:rPr>
     </w:lvl>
-    <w:lvl w:ilvl="2" w:tplc="0C0A0005" w:tentative="1">
+    <w:lvl w:ilvl="2" w:tplc="0C0A0005">
       <w:start w:val="1"/>
       <w:numFmt w:val="bullet"/>
       <w:lvlText w:val=""/>
@@ -1883,20 +6757,136 @@
       </w:rPr>
     </w:lvl>
   </w:abstractNum>
+  <w:abstractNum w:abstractNumId="13" w15:restartNumberingAfterBreak="0">
+    <w:nsid w:val="7D184BA2"/>
+    <w:multiLevelType w:val="hybridMultilevel"/>
+    <w:tmpl w:val="C0B097C4"/>
+    <w:lvl w:ilvl="0" w:tplc="0C0A0017">
+      <w:start w:val="1"/>
+      <w:numFmt w:val="lowerLetter"/>
+      <w:lvlText w:val="%1)"/>
+      <w:lvlJc w:val="left"/>
+      <w:pPr>
+        <w:ind w:left="720" w:hanging="360"/>
+      </w:pPr>
+      <w:rPr>
+        <w:rFonts w:hint="default"/>
+      </w:rPr>
+    </w:lvl>
+    <w:lvl w:ilvl="1" w:tplc="0C0A0019" w:tentative="1">
+      <w:start w:val="1"/>
+      <w:numFmt w:val="lowerLetter"/>
+      <w:lvlText w:val="%2."/>
+      <w:lvlJc w:val="left"/>
+      <w:pPr>
+        <w:ind w:left="1440" w:hanging="360"/>
+      </w:pPr>
+    </w:lvl>
+    <w:lvl w:ilvl="2" w:tplc="0C0A001B" w:tentative="1">
+      <w:start w:val="1"/>
+      <w:numFmt w:val="lowerRoman"/>
+      <w:lvlText w:val="%3."/>
+      <w:lvlJc w:val="right"/>
+      <w:pPr>
+        <w:ind w:left="2160" w:hanging="180"/>
+      </w:pPr>
+    </w:lvl>
+    <w:lvl w:ilvl="3" w:tplc="0C0A000F" w:tentative="1">
+      <w:start w:val="1"/>
+      <w:numFmt w:val="decimal"/>
+      <w:lvlText w:val="%4."/>
+      <w:lvlJc w:val="left"/>
+      <w:pPr>
+        <w:ind w:left="2880" w:hanging="360"/>
+      </w:pPr>
+    </w:lvl>
+    <w:lvl w:ilvl="4" w:tplc="0C0A0019" w:tentative="1">
+      <w:start w:val="1"/>
+      <w:numFmt w:val="lowerLetter"/>
+      <w:lvlText w:val="%5."/>
+      <w:lvlJc w:val="left"/>
+      <w:pPr>
+        <w:ind w:left="3600" w:hanging="360"/>
+      </w:pPr>
+    </w:lvl>
+    <w:lvl w:ilvl="5" w:tplc="0C0A001B" w:tentative="1">
+      <w:start w:val="1"/>
+      <w:numFmt w:val="lowerRoman"/>
+      <w:lvlText w:val="%6."/>
+      <w:lvlJc w:val="right"/>
+      <w:pPr>
+        <w:ind w:left="4320" w:hanging="180"/>
+      </w:pPr>
+    </w:lvl>
+    <w:lvl w:ilvl="6" w:tplc="0C0A000F" w:tentative="1">
+      <w:start w:val="1"/>
+      <w:numFmt w:val="decimal"/>
+      <w:lvlText w:val="%7."/>
+      <w:lvlJc w:val="left"/>
+      <w:pPr>
+        <w:ind w:left="5040" w:hanging="360"/>
+      </w:pPr>
+    </w:lvl>
+    <w:lvl w:ilvl="7" w:tplc="0C0A0019" w:tentative="1">
+      <w:start w:val="1"/>
+      <w:numFmt w:val="lowerLetter"/>
+      <w:lvlText w:val="%8."/>
+      <w:lvlJc w:val="left"/>
+      <w:pPr>
+        <w:ind w:left="5760" w:hanging="360"/>
+      </w:pPr>
+    </w:lvl>
+    <w:lvl w:ilvl="8" w:tplc="0C0A001B" w:tentative="1">
+      <w:start w:val="1"/>
+      <w:numFmt w:val="lowerRoman"/>
+      <w:lvlText w:val="%9."/>
+      <w:lvlJc w:val="right"/>
+      <w:pPr>
+        <w:ind w:left="6480" w:hanging="180"/>
+      </w:pPr>
+    </w:lvl>
+  </w:abstractNum>
   <w:num w:numId="1">
+    <w:abstractNumId w:val="8"/>
+  </w:num>
+  <w:num w:numId="2">
+    <w:abstractNumId w:val="12"/>
+  </w:num>
+  <w:num w:numId="3">
+    <w:abstractNumId w:val="2"/>
+  </w:num>
+  <w:num w:numId="4">
+    <w:abstractNumId w:val="7"/>
+  </w:num>
+  <w:num w:numId="5">
     <w:abstractNumId w:val="3"/>
   </w:num>
-  <w:num w:numId="2">
-    <w:abstractNumId w:val="4"/>
+  <w:num w:numId="6">
+    <w:abstractNumId w:val="13"/>
   </w:num>
-  <w:num w:numId="3">
+  <w:num w:numId="7">
+    <w:abstractNumId w:val="11"/>
+  </w:num>
+  <w:num w:numId="8">
     <w:abstractNumId w:val="0"/>
   </w:num>
-  <w:num w:numId="4">
-    <w:abstractNumId w:val="2"/>
+  <w:num w:numId="9">
+    <w:abstractNumId w:val="1"/>
   </w:num>
-  <w:num w:numId="5">
-    <w:abstractNumId w:val="1"/>
+  <w:num w:numId="10">
+    <w:abstractNumId w:val="9"/>
+  </w:num>
+  <w:num w:numId="11">
+    <w:abstractNumId w:val="10"/>
+  </w:num>
+  <w:num w:numId="12">
+    <w:abstractNumId w:val="6"/>
+  </w:num>
+  <w:num w:numId="13">
+    <w:abstractNumId w:val="5"/>
+  </w:num>
+  <w:num w:numId="14">
+    <w:abstractNumId w:val="4"/>
   </w:num>
 </w:numbering>
 </file>
@@ -2360,6 +7350,28 @@
       <w:szCs w:val="24"/>
     </w:rPr>
   </w:style>
+  <w:style w:type="paragraph" w:styleId="Ttulo4">
+    <w:name w:val="heading 4"/>
+    <w:basedOn w:val="Normal"/>
+    <w:next w:val="Normal"/>
+    <w:link w:val="Ttulo4Car"/>
+    <w:uiPriority w:val="9"/>
+    <w:unhideWhenUsed/>
+    <w:qFormat/>
+    <w:rsid w:val="002B50AE"/>
+    <w:pPr>
+      <w:keepNext/>
+      <w:keepLines/>
+      <w:spacing w:before="40" w:after="0"/>
+      <w:outlineLvl w:val="3"/>
+    </w:pPr>
+    <w:rPr>
+      <w:rFonts w:asciiTheme="majorHAnsi" w:eastAsiaTheme="majorEastAsia" w:hAnsiTheme="majorHAnsi" w:cstheme="majorBidi"/>
+      <w:i/>
+      <w:iCs/>
+      <w:color w:val="2E74B5" w:themeColor="accent1" w:themeShade="BF"/>
+    </w:rPr>
+  </w:style>
   <w:style w:type="character" w:default="1" w:styleId="Fuentedeprrafopredeter">
     <w:name w:val="Default Paragraph Font"/>
     <w:uiPriority w:val="1"/>
@@ -2435,6 +7447,99 @@
       <w:color w:val="1F4D78" w:themeColor="accent1" w:themeShade="7F"/>
       <w:sz w:val="24"/>
       <w:szCs w:val="24"/>
+    </w:rPr>
+  </w:style>
+  <w:style w:type="table" w:styleId="Tablaconcuadrcula">
+    <w:name w:val="Table Grid"/>
+    <w:basedOn w:val="Tablanormal"/>
+    <w:uiPriority w:val="39"/>
+    <w:rsid w:val="00085C77"/>
+    <w:pPr>
+      <w:spacing w:after="0" w:line="240" w:lineRule="auto"/>
+    </w:pPr>
+    <w:tblPr>
+      <w:tblBorders>
+        <w:top w:val="single" w:sz="4" w:space="0" w:color="auto"/>
+        <w:left w:val="single" w:sz="4" w:space="0" w:color="auto"/>
+        <w:bottom w:val="single" w:sz="4" w:space="0" w:color="auto"/>
+        <w:right w:val="single" w:sz="4" w:space="0" w:color="auto"/>
+        <w:insideH w:val="single" w:sz="4" w:space="0" w:color="auto"/>
+        <w:insideV w:val="single" w:sz="4" w:space="0" w:color="auto"/>
+      </w:tblBorders>
+    </w:tblPr>
+  </w:style>
+  <w:style w:type="character" w:customStyle="1" w:styleId="Ttulo4Car">
+    <w:name w:val="Título 4 Car"/>
+    <w:basedOn w:val="Fuentedeprrafopredeter"/>
+    <w:link w:val="Ttulo4"/>
+    <w:uiPriority w:val="9"/>
+    <w:rsid w:val="002B50AE"/>
+    <w:rPr>
+      <w:rFonts w:asciiTheme="majorHAnsi" w:eastAsiaTheme="majorEastAsia" w:hAnsiTheme="majorHAnsi" w:cstheme="majorBidi"/>
+      <w:i/>
+      <w:iCs/>
+      <w:color w:val="2E74B5" w:themeColor="accent1" w:themeShade="BF"/>
+    </w:rPr>
+  </w:style>
+  <w:style w:type="paragraph" w:styleId="Encabezado">
+    <w:name w:val="header"/>
+    <w:basedOn w:val="Normal"/>
+    <w:link w:val="EncabezadoCar"/>
+    <w:uiPriority w:val="99"/>
+    <w:unhideWhenUsed/>
+    <w:rsid w:val="004A3CD5"/>
+    <w:pPr>
+      <w:tabs>
+        <w:tab w:val="center" w:pos="4252"/>
+        <w:tab w:val="right" w:pos="8504"/>
+      </w:tabs>
+      <w:spacing w:after="0" w:line="240" w:lineRule="auto"/>
+    </w:pPr>
+  </w:style>
+  <w:style w:type="character" w:customStyle="1" w:styleId="EncabezadoCar">
+    <w:name w:val="Encabezado Car"/>
+    <w:basedOn w:val="Fuentedeprrafopredeter"/>
+    <w:link w:val="Encabezado"/>
+    <w:uiPriority w:val="99"/>
+    <w:rsid w:val="004A3CD5"/>
+  </w:style>
+  <w:style w:type="paragraph" w:styleId="Piedepgina">
+    <w:name w:val="footer"/>
+    <w:basedOn w:val="Normal"/>
+    <w:link w:val="PiedepginaCar"/>
+    <w:uiPriority w:val="99"/>
+    <w:unhideWhenUsed/>
+    <w:rsid w:val="004A3CD5"/>
+    <w:pPr>
+      <w:tabs>
+        <w:tab w:val="center" w:pos="4252"/>
+        <w:tab w:val="right" w:pos="8504"/>
+      </w:tabs>
+      <w:spacing w:after="0" w:line="240" w:lineRule="auto"/>
+    </w:pPr>
+  </w:style>
+  <w:style w:type="character" w:customStyle="1" w:styleId="PiedepginaCar">
+    <w:name w:val="Pie de página Car"/>
+    <w:basedOn w:val="Fuentedeprrafopredeter"/>
+    <w:link w:val="Piedepgina"/>
+    <w:uiPriority w:val="99"/>
+    <w:rsid w:val="004A3CD5"/>
+  </w:style>
+  <w:style w:type="paragraph" w:styleId="NormalWeb">
+    <w:name w:val="Normal (Web)"/>
+    <w:basedOn w:val="Normal"/>
+    <w:uiPriority w:val="99"/>
+    <w:semiHidden/>
+    <w:unhideWhenUsed/>
+    <w:rsid w:val="00E14E19"/>
+    <w:pPr>
+      <w:spacing w:before="100" w:beforeAutospacing="1" w:after="100" w:afterAutospacing="1" w:line="240" w:lineRule="auto"/>
+    </w:pPr>
+    <w:rPr>
+      <w:rFonts w:ascii="Times New Roman" w:eastAsia="Times New Roman" w:hAnsi="Times New Roman" w:cs="Times New Roman"/>
+      <w:sz w:val="24"/>
+      <w:szCs w:val="24"/>
+      <w:lang w:eastAsia="es-ES"/>
     </w:rPr>
   </w:style>
 </w:styles>
@@ -2706,7 +7811,7 @@
 </file>
 
 <file path=customXml/itemProps1.xml><?xml version="1.0" encoding="utf-8"?>
-<ds:datastoreItem xmlns:ds="http://schemas.openxmlformats.org/officeDocument/2006/customXml" ds:itemID="{57047EC8-A8F0-470B-ADAA-5C105447C460}">
+<ds:datastoreItem xmlns:ds="http://schemas.openxmlformats.org/officeDocument/2006/customXml" ds:itemID="{AA96FD68-B6FF-4015-995F-FBF35DDE9EC6}">
   <ds:schemaRefs>
     <ds:schemaRef ds:uri="http://schemas.openxmlformats.org/officeDocument/2006/bibliography"/>
   </ds:schemaRefs>

--- a/memoria.docx
+++ b/memoria.docx
@@ -407,6 +407,3354 @@
         <w:br w:type="page"/>
       </w:r>
     </w:p>
+    <w:sdt>
+      <w:sdtPr>
+        <w:rPr>
+          <w:rFonts w:ascii="Arial" w:hAnsi="Arial" w:cs="Arial"/>
+          <w:b/>
+          <w:color w:val="auto"/>
+          <w:sz w:val="24"/>
+          <w:szCs w:val="24"/>
+        </w:rPr>
+        <w:id w:val="799580332"/>
+        <w:docPartObj>
+          <w:docPartGallery w:val="Table of Contents"/>
+          <w:docPartUnique/>
+        </w:docPartObj>
+      </w:sdtPr>
+      <w:sdtEndPr>
+        <w:rPr>
+          <w:rFonts w:asciiTheme="minorHAnsi" w:eastAsiaTheme="minorHAnsi" w:hAnsiTheme="minorHAnsi" w:cstheme="minorBidi"/>
+          <w:bCs/>
+          <w:sz w:val="22"/>
+          <w:szCs w:val="22"/>
+          <w:lang w:eastAsia="en-US"/>
+        </w:rPr>
+      </w:sdtEndPr>
+      <w:sdtContent>
+        <w:p>
+          <w:pPr>
+            <w:pStyle w:val="TtulodeTDC"/>
+            <w:spacing w:line="276" w:lineRule="auto"/>
+            <w:jc w:val="both"/>
+            <w:rPr>
+              <w:rFonts w:ascii="Arial" w:hAnsi="Arial" w:cs="Arial"/>
+              <w:b/>
+              <w:color w:val="auto"/>
+              <w:szCs w:val="24"/>
+            </w:rPr>
+          </w:pPr>
+          <w:r>
+            <w:rPr>
+              <w:rFonts w:ascii="Arial" w:hAnsi="Arial" w:cs="Arial"/>
+              <w:b/>
+              <w:color w:val="auto"/>
+              <w:szCs w:val="24"/>
+            </w:rPr>
+            <w:t>Índice</w:t>
+          </w:r>
+        </w:p>
+        <w:p>
+          <w:pPr>
+            <w:pStyle w:val="TDC1"/>
+          </w:pPr>
+          <w:r>
+            <w:rPr>
+              <w:bCs/>
+            </w:rPr>
+            <w:fldChar w:fldCharType="begin"/>
+          </w:r>
+          <w:r>
+            <w:rPr>
+              <w:bCs/>
+            </w:rPr>
+            <w:instrText xml:space="preserve"> TOC \o "1-3" \h \z \u </w:instrText>
+          </w:r>
+          <w:r>
+            <w:rPr>
+              <w:bCs/>
+            </w:rPr>
+            <w:fldChar w:fldCharType="separate"/>
+          </w:r>
+          <w:hyperlink w:anchor="_Toc228966569" w:history="1">
+            <w:r>
+              <w:rPr>
+                <w:rStyle w:val="Hipervnculo"/>
+                <w:color w:val="auto"/>
+              </w:rPr>
+              <w:t>1.</w:t>
+            </w:r>
+            <w:r>
+              <w:tab/>
+            </w:r>
+            <w:r>
+              <w:rPr>
+                <w:rStyle w:val="Hipervnculo"/>
+                <w:color w:val="auto"/>
+              </w:rPr>
+              <w:t>Definición y fundamentos</w:t>
+            </w:r>
+            <w:r>
+              <w:rPr>
+                <w:webHidden/>
+              </w:rPr>
+              <w:tab/>
+            </w:r>
+            <w:r>
+              <w:rPr>
+                <w:webHidden/>
+              </w:rPr>
+              <w:fldChar w:fldCharType="begin"/>
+            </w:r>
+            <w:r>
+              <w:rPr>
+                <w:webHidden/>
+              </w:rPr>
+              <w:instrText xml:space="preserve"> PAGEREF _Toc228966569 \h </w:instrText>
+            </w:r>
+            <w:r>
+              <w:rPr>
+                <w:webHidden/>
+              </w:rPr>
+            </w:r>
+            <w:r>
+              <w:rPr>
+                <w:webHidden/>
+              </w:rPr>
+              <w:fldChar w:fldCharType="separate"/>
+            </w:r>
+            <w:r>
+              <w:rPr>
+                <w:webHidden/>
+              </w:rPr>
+              <w:t>3</w:t>
+            </w:r>
+            <w:r>
+              <w:rPr>
+                <w:webHidden/>
+              </w:rPr>
+              <w:fldChar w:fldCharType="end"/>
+            </w:r>
+          </w:hyperlink>
+        </w:p>
+        <w:p>
+          <w:pPr>
+            <w:pStyle w:val="TDC2"/>
+            <w:tabs>
+              <w:tab w:val="left" w:pos="880"/>
+              <w:tab w:val="right" w:leader="dot" w:pos="8494"/>
+            </w:tabs>
+            <w:spacing w:line="276" w:lineRule="auto"/>
+            <w:jc w:val="both"/>
+            <w:rPr>
+              <w:rFonts w:ascii="Arial" w:hAnsi="Arial" w:cs="Arial"/>
+              <w:noProof/>
+              <w:sz w:val="24"/>
+              <w:szCs w:val="24"/>
+            </w:rPr>
+          </w:pPr>
+          <w:hyperlink w:anchor="_Toc228966570" w:history="1">
+            <w:r>
+              <w:rPr>
+                <w:rStyle w:val="Hipervnculo"/>
+                <w:rFonts w:ascii="Arial" w:hAnsi="Arial" w:cs="Arial"/>
+                <w:noProof/>
+                <w:color w:val="auto"/>
+                <w:sz w:val="24"/>
+                <w:szCs w:val="24"/>
+              </w:rPr>
+              <w:t>1.1.</w:t>
+            </w:r>
+            <w:r>
+              <w:rPr>
+                <w:rFonts w:ascii="Arial" w:hAnsi="Arial" w:cs="Arial"/>
+                <w:noProof/>
+                <w:sz w:val="24"/>
+                <w:szCs w:val="24"/>
+              </w:rPr>
+              <w:tab/>
+            </w:r>
+            <w:r>
+              <w:rPr>
+                <w:rStyle w:val="Hipervnculo"/>
+                <w:rFonts w:ascii="Arial" w:hAnsi="Arial" w:cs="Arial"/>
+                <w:noProof/>
+                <w:color w:val="auto"/>
+                <w:sz w:val="24"/>
+                <w:szCs w:val="24"/>
+              </w:rPr>
+              <w:t>Contextualización y definición del problema</w:t>
+            </w:r>
+            <w:r>
+              <w:rPr>
+                <w:rFonts w:ascii="Arial" w:hAnsi="Arial" w:cs="Arial"/>
+                <w:noProof/>
+                <w:webHidden/>
+                <w:sz w:val="24"/>
+                <w:szCs w:val="24"/>
+              </w:rPr>
+              <w:tab/>
+            </w:r>
+            <w:r>
+              <w:rPr>
+                <w:rFonts w:ascii="Arial" w:hAnsi="Arial" w:cs="Arial"/>
+                <w:noProof/>
+                <w:webHidden/>
+                <w:sz w:val="24"/>
+                <w:szCs w:val="24"/>
+              </w:rPr>
+              <w:fldChar w:fldCharType="begin"/>
+            </w:r>
+            <w:r>
+              <w:rPr>
+                <w:rFonts w:ascii="Arial" w:hAnsi="Arial" w:cs="Arial"/>
+                <w:noProof/>
+                <w:webHidden/>
+                <w:sz w:val="24"/>
+                <w:szCs w:val="24"/>
+              </w:rPr>
+              <w:instrText xml:space="preserve"> PAGEREF _Toc228966570 \h </w:instrText>
+            </w:r>
+            <w:r>
+              <w:rPr>
+                <w:rFonts w:ascii="Arial" w:hAnsi="Arial" w:cs="Arial"/>
+                <w:noProof/>
+                <w:webHidden/>
+                <w:sz w:val="24"/>
+                <w:szCs w:val="24"/>
+              </w:rPr>
+            </w:r>
+            <w:r>
+              <w:rPr>
+                <w:rFonts w:ascii="Arial" w:hAnsi="Arial" w:cs="Arial"/>
+                <w:noProof/>
+                <w:webHidden/>
+                <w:sz w:val="24"/>
+                <w:szCs w:val="24"/>
+              </w:rPr>
+              <w:fldChar w:fldCharType="separate"/>
+            </w:r>
+            <w:r>
+              <w:rPr>
+                <w:rFonts w:ascii="Arial" w:hAnsi="Arial" w:cs="Arial"/>
+                <w:noProof/>
+                <w:webHidden/>
+                <w:sz w:val="24"/>
+                <w:szCs w:val="24"/>
+              </w:rPr>
+              <w:t>3</w:t>
+            </w:r>
+            <w:r>
+              <w:rPr>
+                <w:rFonts w:ascii="Arial" w:hAnsi="Arial" w:cs="Arial"/>
+                <w:noProof/>
+                <w:webHidden/>
+                <w:sz w:val="24"/>
+                <w:szCs w:val="24"/>
+              </w:rPr>
+              <w:fldChar w:fldCharType="end"/>
+            </w:r>
+          </w:hyperlink>
+        </w:p>
+        <w:p>
+          <w:pPr>
+            <w:pStyle w:val="TDC2"/>
+            <w:tabs>
+              <w:tab w:val="left" w:pos="880"/>
+              <w:tab w:val="right" w:leader="dot" w:pos="8494"/>
+            </w:tabs>
+            <w:spacing w:line="276" w:lineRule="auto"/>
+            <w:jc w:val="both"/>
+            <w:rPr>
+              <w:rFonts w:ascii="Arial" w:hAnsi="Arial" w:cs="Arial"/>
+              <w:noProof/>
+              <w:sz w:val="24"/>
+              <w:szCs w:val="24"/>
+            </w:rPr>
+          </w:pPr>
+          <w:hyperlink w:anchor="_Toc228966571" w:history="1">
+            <w:r>
+              <w:rPr>
+                <w:rStyle w:val="Hipervnculo"/>
+                <w:rFonts w:ascii="Arial" w:hAnsi="Arial" w:cs="Arial"/>
+                <w:noProof/>
+                <w:color w:val="auto"/>
+                <w:sz w:val="24"/>
+                <w:szCs w:val="24"/>
+              </w:rPr>
+              <w:t>1.2.</w:t>
+            </w:r>
+            <w:r>
+              <w:rPr>
+                <w:rFonts w:ascii="Arial" w:hAnsi="Arial" w:cs="Arial"/>
+                <w:noProof/>
+                <w:sz w:val="24"/>
+                <w:szCs w:val="24"/>
+              </w:rPr>
+              <w:tab/>
+            </w:r>
+            <w:r>
+              <w:rPr>
+                <w:rStyle w:val="Hipervnculo"/>
+                <w:rFonts w:ascii="Arial" w:hAnsi="Arial" w:cs="Arial"/>
+                <w:noProof/>
+                <w:color w:val="auto"/>
+                <w:sz w:val="24"/>
+                <w:szCs w:val="24"/>
+              </w:rPr>
+              <w:t>Justificación del uso de la IA</w:t>
+            </w:r>
+            <w:r>
+              <w:rPr>
+                <w:rFonts w:ascii="Arial" w:hAnsi="Arial" w:cs="Arial"/>
+                <w:noProof/>
+                <w:webHidden/>
+                <w:sz w:val="24"/>
+                <w:szCs w:val="24"/>
+              </w:rPr>
+              <w:tab/>
+            </w:r>
+            <w:r>
+              <w:rPr>
+                <w:rFonts w:ascii="Arial" w:hAnsi="Arial" w:cs="Arial"/>
+                <w:noProof/>
+                <w:webHidden/>
+                <w:sz w:val="24"/>
+                <w:szCs w:val="24"/>
+              </w:rPr>
+              <w:fldChar w:fldCharType="begin"/>
+            </w:r>
+            <w:r>
+              <w:rPr>
+                <w:rFonts w:ascii="Arial" w:hAnsi="Arial" w:cs="Arial"/>
+                <w:noProof/>
+                <w:webHidden/>
+                <w:sz w:val="24"/>
+                <w:szCs w:val="24"/>
+              </w:rPr>
+              <w:instrText xml:space="preserve"> PAGEREF _Toc228966571 \h </w:instrText>
+            </w:r>
+            <w:r>
+              <w:rPr>
+                <w:rFonts w:ascii="Arial" w:hAnsi="Arial" w:cs="Arial"/>
+                <w:noProof/>
+                <w:webHidden/>
+                <w:sz w:val="24"/>
+                <w:szCs w:val="24"/>
+              </w:rPr>
+            </w:r>
+            <w:r>
+              <w:rPr>
+                <w:rFonts w:ascii="Arial" w:hAnsi="Arial" w:cs="Arial"/>
+                <w:noProof/>
+                <w:webHidden/>
+                <w:sz w:val="24"/>
+                <w:szCs w:val="24"/>
+              </w:rPr>
+              <w:fldChar w:fldCharType="separate"/>
+            </w:r>
+            <w:r>
+              <w:rPr>
+                <w:rFonts w:ascii="Arial" w:hAnsi="Arial" w:cs="Arial"/>
+                <w:noProof/>
+                <w:webHidden/>
+                <w:sz w:val="24"/>
+                <w:szCs w:val="24"/>
+              </w:rPr>
+              <w:t>3</w:t>
+            </w:r>
+            <w:r>
+              <w:rPr>
+                <w:rFonts w:ascii="Arial" w:hAnsi="Arial" w:cs="Arial"/>
+                <w:noProof/>
+                <w:webHidden/>
+                <w:sz w:val="24"/>
+                <w:szCs w:val="24"/>
+              </w:rPr>
+              <w:fldChar w:fldCharType="end"/>
+            </w:r>
+          </w:hyperlink>
+        </w:p>
+        <w:p>
+          <w:pPr>
+            <w:pStyle w:val="TDC2"/>
+            <w:tabs>
+              <w:tab w:val="left" w:pos="880"/>
+              <w:tab w:val="right" w:leader="dot" w:pos="8494"/>
+            </w:tabs>
+            <w:spacing w:line="276" w:lineRule="auto"/>
+            <w:jc w:val="both"/>
+            <w:rPr>
+              <w:rFonts w:ascii="Arial" w:hAnsi="Arial" w:cs="Arial"/>
+              <w:noProof/>
+              <w:sz w:val="24"/>
+              <w:szCs w:val="24"/>
+            </w:rPr>
+          </w:pPr>
+          <w:hyperlink w:anchor="_Toc228966572" w:history="1">
+            <w:r>
+              <w:rPr>
+                <w:rStyle w:val="Hipervnculo"/>
+                <w:rFonts w:ascii="Arial" w:hAnsi="Arial" w:cs="Arial"/>
+                <w:noProof/>
+                <w:color w:val="auto"/>
+                <w:sz w:val="24"/>
+                <w:szCs w:val="24"/>
+              </w:rPr>
+              <w:t>1.3.</w:t>
+            </w:r>
+            <w:r>
+              <w:rPr>
+                <w:rFonts w:ascii="Arial" w:hAnsi="Arial" w:cs="Arial"/>
+                <w:noProof/>
+                <w:sz w:val="24"/>
+                <w:szCs w:val="24"/>
+              </w:rPr>
+              <w:tab/>
+            </w:r>
+            <w:r>
+              <w:rPr>
+                <w:rStyle w:val="Hipervnculo"/>
+                <w:rFonts w:ascii="Arial" w:hAnsi="Arial" w:cs="Arial"/>
+                <w:noProof/>
+                <w:color w:val="auto"/>
+                <w:sz w:val="24"/>
+                <w:szCs w:val="24"/>
+              </w:rPr>
+              <w:t>Valor e impacto</w:t>
+            </w:r>
+            <w:r>
+              <w:rPr>
+                <w:rFonts w:ascii="Arial" w:hAnsi="Arial" w:cs="Arial"/>
+                <w:noProof/>
+                <w:webHidden/>
+                <w:sz w:val="24"/>
+                <w:szCs w:val="24"/>
+              </w:rPr>
+              <w:tab/>
+            </w:r>
+            <w:r>
+              <w:rPr>
+                <w:rFonts w:ascii="Arial" w:hAnsi="Arial" w:cs="Arial"/>
+                <w:noProof/>
+                <w:webHidden/>
+                <w:sz w:val="24"/>
+                <w:szCs w:val="24"/>
+              </w:rPr>
+              <w:fldChar w:fldCharType="begin"/>
+            </w:r>
+            <w:r>
+              <w:rPr>
+                <w:rFonts w:ascii="Arial" w:hAnsi="Arial" w:cs="Arial"/>
+                <w:noProof/>
+                <w:webHidden/>
+                <w:sz w:val="24"/>
+                <w:szCs w:val="24"/>
+              </w:rPr>
+              <w:instrText xml:space="preserve"> PAGEREF _Toc228966572 \h </w:instrText>
+            </w:r>
+            <w:r>
+              <w:rPr>
+                <w:rFonts w:ascii="Arial" w:hAnsi="Arial" w:cs="Arial"/>
+                <w:noProof/>
+                <w:webHidden/>
+                <w:sz w:val="24"/>
+                <w:szCs w:val="24"/>
+              </w:rPr>
+            </w:r>
+            <w:r>
+              <w:rPr>
+                <w:rFonts w:ascii="Arial" w:hAnsi="Arial" w:cs="Arial"/>
+                <w:noProof/>
+                <w:webHidden/>
+                <w:sz w:val="24"/>
+                <w:szCs w:val="24"/>
+              </w:rPr>
+              <w:fldChar w:fldCharType="separate"/>
+            </w:r>
+            <w:r>
+              <w:rPr>
+                <w:rFonts w:ascii="Arial" w:hAnsi="Arial" w:cs="Arial"/>
+                <w:noProof/>
+                <w:webHidden/>
+                <w:sz w:val="24"/>
+                <w:szCs w:val="24"/>
+              </w:rPr>
+              <w:t>3</w:t>
+            </w:r>
+            <w:r>
+              <w:rPr>
+                <w:rFonts w:ascii="Arial" w:hAnsi="Arial" w:cs="Arial"/>
+                <w:noProof/>
+                <w:webHidden/>
+                <w:sz w:val="24"/>
+                <w:szCs w:val="24"/>
+              </w:rPr>
+              <w:fldChar w:fldCharType="end"/>
+            </w:r>
+          </w:hyperlink>
+        </w:p>
+        <w:p>
+          <w:pPr>
+            <w:pStyle w:val="TDC2"/>
+            <w:tabs>
+              <w:tab w:val="left" w:pos="880"/>
+              <w:tab w:val="right" w:leader="dot" w:pos="8494"/>
+            </w:tabs>
+            <w:spacing w:line="276" w:lineRule="auto"/>
+            <w:jc w:val="both"/>
+            <w:rPr>
+              <w:rFonts w:ascii="Arial" w:hAnsi="Arial" w:cs="Arial"/>
+              <w:noProof/>
+              <w:sz w:val="24"/>
+              <w:szCs w:val="24"/>
+            </w:rPr>
+          </w:pPr>
+          <w:hyperlink w:anchor="_Toc228966573" w:history="1">
+            <w:r>
+              <w:rPr>
+                <w:rStyle w:val="Hipervnculo"/>
+                <w:rFonts w:ascii="Arial" w:hAnsi="Arial" w:cs="Arial"/>
+                <w:noProof/>
+                <w:color w:val="auto"/>
+                <w:sz w:val="24"/>
+                <w:szCs w:val="24"/>
+              </w:rPr>
+              <w:t>1.4.</w:t>
+            </w:r>
+            <w:r>
+              <w:rPr>
+                <w:rFonts w:ascii="Arial" w:hAnsi="Arial" w:cs="Arial"/>
+                <w:noProof/>
+                <w:sz w:val="24"/>
+                <w:szCs w:val="24"/>
+              </w:rPr>
+              <w:tab/>
+            </w:r>
+            <w:r>
+              <w:rPr>
+                <w:rStyle w:val="Hipervnculo"/>
+                <w:rFonts w:ascii="Arial" w:hAnsi="Arial" w:cs="Arial"/>
+                <w:noProof/>
+                <w:color w:val="auto"/>
+                <w:sz w:val="24"/>
+                <w:szCs w:val="24"/>
+              </w:rPr>
+              <w:t>Objetivos del proyecto</w:t>
+            </w:r>
+            <w:r>
+              <w:rPr>
+                <w:rFonts w:ascii="Arial" w:hAnsi="Arial" w:cs="Arial"/>
+                <w:noProof/>
+                <w:webHidden/>
+                <w:sz w:val="24"/>
+                <w:szCs w:val="24"/>
+              </w:rPr>
+              <w:tab/>
+            </w:r>
+            <w:r>
+              <w:rPr>
+                <w:rFonts w:ascii="Arial" w:hAnsi="Arial" w:cs="Arial"/>
+                <w:noProof/>
+                <w:webHidden/>
+                <w:sz w:val="24"/>
+                <w:szCs w:val="24"/>
+              </w:rPr>
+              <w:fldChar w:fldCharType="begin"/>
+            </w:r>
+            <w:r>
+              <w:rPr>
+                <w:rFonts w:ascii="Arial" w:hAnsi="Arial" w:cs="Arial"/>
+                <w:noProof/>
+                <w:webHidden/>
+                <w:sz w:val="24"/>
+                <w:szCs w:val="24"/>
+              </w:rPr>
+              <w:instrText xml:space="preserve"> PAGEREF _Toc228966573 \h </w:instrText>
+            </w:r>
+            <w:r>
+              <w:rPr>
+                <w:rFonts w:ascii="Arial" w:hAnsi="Arial" w:cs="Arial"/>
+                <w:noProof/>
+                <w:webHidden/>
+                <w:sz w:val="24"/>
+                <w:szCs w:val="24"/>
+              </w:rPr>
+            </w:r>
+            <w:r>
+              <w:rPr>
+                <w:rFonts w:ascii="Arial" w:hAnsi="Arial" w:cs="Arial"/>
+                <w:noProof/>
+                <w:webHidden/>
+                <w:sz w:val="24"/>
+                <w:szCs w:val="24"/>
+              </w:rPr>
+              <w:fldChar w:fldCharType="separate"/>
+            </w:r>
+            <w:r>
+              <w:rPr>
+                <w:rFonts w:ascii="Arial" w:hAnsi="Arial" w:cs="Arial"/>
+                <w:noProof/>
+                <w:webHidden/>
+                <w:sz w:val="24"/>
+                <w:szCs w:val="24"/>
+              </w:rPr>
+              <w:t>4</w:t>
+            </w:r>
+            <w:r>
+              <w:rPr>
+                <w:rFonts w:ascii="Arial" w:hAnsi="Arial" w:cs="Arial"/>
+                <w:noProof/>
+                <w:webHidden/>
+                <w:sz w:val="24"/>
+                <w:szCs w:val="24"/>
+              </w:rPr>
+              <w:fldChar w:fldCharType="end"/>
+            </w:r>
+          </w:hyperlink>
+        </w:p>
+        <w:p>
+          <w:pPr>
+            <w:pStyle w:val="TDC1"/>
+          </w:pPr>
+          <w:hyperlink w:anchor="_Toc228966574" w:history="1">
+            <w:r>
+              <w:rPr>
+                <w:rStyle w:val="Hipervnculo"/>
+                <w:color w:val="auto"/>
+              </w:rPr>
+              <w:t>2.</w:t>
+            </w:r>
+            <w:r>
+              <w:tab/>
+            </w:r>
+            <w:r>
+              <w:rPr>
+                <w:rStyle w:val="Hipervnculo"/>
+                <w:color w:val="auto"/>
+              </w:rPr>
+              <w:t>Estado del arte</w:t>
+            </w:r>
+            <w:r>
+              <w:rPr>
+                <w:webHidden/>
+              </w:rPr>
+              <w:tab/>
+            </w:r>
+            <w:r>
+              <w:rPr>
+                <w:webHidden/>
+              </w:rPr>
+              <w:fldChar w:fldCharType="begin"/>
+            </w:r>
+            <w:r>
+              <w:rPr>
+                <w:webHidden/>
+              </w:rPr>
+              <w:instrText xml:space="preserve"> PAGEREF _Toc228966574 \h </w:instrText>
+            </w:r>
+            <w:r>
+              <w:rPr>
+                <w:webHidden/>
+              </w:rPr>
+            </w:r>
+            <w:r>
+              <w:rPr>
+                <w:webHidden/>
+              </w:rPr>
+              <w:fldChar w:fldCharType="separate"/>
+            </w:r>
+            <w:r>
+              <w:rPr>
+                <w:webHidden/>
+              </w:rPr>
+              <w:t>4</w:t>
+            </w:r>
+            <w:r>
+              <w:rPr>
+                <w:webHidden/>
+              </w:rPr>
+              <w:fldChar w:fldCharType="end"/>
+            </w:r>
+          </w:hyperlink>
+        </w:p>
+        <w:p>
+          <w:pPr>
+            <w:pStyle w:val="TDC1"/>
+          </w:pPr>
+          <w:hyperlink w:anchor="_Toc228966575" w:history="1">
+            <w:r>
+              <w:rPr>
+                <w:rStyle w:val="Hipervnculo"/>
+                <w:color w:val="auto"/>
+              </w:rPr>
+              <w:t>3.</w:t>
+            </w:r>
+            <w:r>
+              <w:tab/>
+            </w:r>
+            <w:r>
+              <w:rPr>
+                <w:rStyle w:val="Hipervnculo"/>
+                <w:color w:val="auto"/>
+              </w:rPr>
+              <w:t>Obtención y Análisis Exploratorio de Datos</w:t>
+            </w:r>
+            <w:r>
+              <w:rPr>
+                <w:webHidden/>
+              </w:rPr>
+              <w:tab/>
+            </w:r>
+            <w:r>
+              <w:rPr>
+                <w:webHidden/>
+              </w:rPr>
+              <w:fldChar w:fldCharType="begin"/>
+            </w:r>
+            <w:r>
+              <w:rPr>
+                <w:webHidden/>
+              </w:rPr>
+              <w:instrText xml:space="preserve"> PAGEREF _Toc228966575 \h </w:instrText>
+            </w:r>
+            <w:r>
+              <w:rPr>
+                <w:webHidden/>
+              </w:rPr>
+            </w:r>
+            <w:r>
+              <w:rPr>
+                <w:webHidden/>
+              </w:rPr>
+              <w:fldChar w:fldCharType="separate"/>
+            </w:r>
+            <w:r>
+              <w:rPr>
+                <w:webHidden/>
+              </w:rPr>
+              <w:t>5</w:t>
+            </w:r>
+            <w:r>
+              <w:rPr>
+                <w:webHidden/>
+              </w:rPr>
+              <w:fldChar w:fldCharType="end"/>
+            </w:r>
+          </w:hyperlink>
+        </w:p>
+        <w:p>
+          <w:pPr>
+            <w:pStyle w:val="TDC2"/>
+            <w:tabs>
+              <w:tab w:val="left" w:pos="880"/>
+              <w:tab w:val="right" w:leader="dot" w:pos="8494"/>
+            </w:tabs>
+            <w:spacing w:line="276" w:lineRule="auto"/>
+            <w:jc w:val="both"/>
+            <w:rPr>
+              <w:rFonts w:ascii="Arial" w:hAnsi="Arial" w:cs="Arial"/>
+              <w:noProof/>
+              <w:sz w:val="24"/>
+              <w:szCs w:val="24"/>
+            </w:rPr>
+          </w:pPr>
+          <w:hyperlink w:anchor="_Toc228966576" w:history="1">
+            <w:r>
+              <w:rPr>
+                <w:rStyle w:val="Hipervnculo"/>
+                <w:rFonts w:ascii="Arial" w:hAnsi="Arial" w:cs="Arial"/>
+                <w:noProof/>
+                <w:color w:val="auto"/>
+                <w:sz w:val="24"/>
+                <w:szCs w:val="24"/>
+              </w:rPr>
+              <w:t>3.1.</w:t>
+            </w:r>
+            <w:r>
+              <w:rPr>
+                <w:rFonts w:ascii="Arial" w:hAnsi="Arial" w:cs="Arial"/>
+                <w:noProof/>
+                <w:sz w:val="24"/>
+                <w:szCs w:val="24"/>
+              </w:rPr>
+              <w:tab/>
+            </w:r>
+            <w:r>
+              <w:rPr>
+                <w:rStyle w:val="Hipervnculo"/>
+                <w:rFonts w:ascii="Arial" w:hAnsi="Arial" w:cs="Arial"/>
+                <w:noProof/>
+                <w:color w:val="auto"/>
+                <w:sz w:val="24"/>
+                <w:szCs w:val="24"/>
+              </w:rPr>
+              <w:t>Obtención de datos</w:t>
+            </w:r>
+            <w:r>
+              <w:rPr>
+                <w:rFonts w:ascii="Arial" w:hAnsi="Arial" w:cs="Arial"/>
+                <w:noProof/>
+                <w:webHidden/>
+                <w:sz w:val="24"/>
+                <w:szCs w:val="24"/>
+              </w:rPr>
+              <w:tab/>
+            </w:r>
+            <w:r>
+              <w:rPr>
+                <w:rFonts w:ascii="Arial" w:hAnsi="Arial" w:cs="Arial"/>
+                <w:noProof/>
+                <w:webHidden/>
+                <w:sz w:val="24"/>
+                <w:szCs w:val="24"/>
+              </w:rPr>
+              <w:fldChar w:fldCharType="begin"/>
+            </w:r>
+            <w:r>
+              <w:rPr>
+                <w:rFonts w:ascii="Arial" w:hAnsi="Arial" w:cs="Arial"/>
+                <w:noProof/>
+                <w:webHidden/>
+                <w:sz w:val="24"/>
+                <w:szCs w:val="24"/>
+              </w:rPr>
+              <w:instrText xml:space="preserve"> PAGEREF _Toc228966576 \h </w:instrText>
+            </w:r>
+            <w:r>
+              <w:rPr>
+                <w:rFonts w:ascii="Arial" w:hAnsi="Arial" w:cs="Arial"/>
+                <w:noProof/>
+                <w:webHidden/>
+                <w:sz w:val="24"/>
+                <w:szCs w:val="24"/>
+              </w:rPr>
+            </w:r>
+            <w:r>
+              <w:rPr>
+                <w:rFonts w:ascii="Arial" w:hAnsi="Arial" w:cs="Arial"/>
+                <w:noProof/>
+                <w:webHidden/>
+                <w:sz w:val="24"/>
+                <w:szCs w:val="24"/>
+              </w:rPr>
+              <w:fldChar w:fldCharType="separate"/>
+            </w:r>
+            <w:r>
+              <w:rPr>
+                <w:rFonts w:ascii="Arial" w:hAnsi="Arial" w:cs="Arial"/>
+                <w:noProof/>
+                <w:webHidden/>
+                <w:sz w:val="24"/>
+                <w:szCs w:val="24"/>
+              </w:rPr>
+              <w:t>5</w:t>
+            </w:r>
+            <w:r>
+              <w:rPr>
+                <w:rFonts w:ascii="Arial" w:hAnsi="Arial" w:cs="Arial"/>
+                <w:noProof/>
+                <w:webHidden/>
+                <w:sz w:val="24"/>
+                <w:szCs w:val="24"/>
+              </w:rPr>
+              <w:fldChar w:fldCharType="end"/>
+            </w:r>
+          </w:hyperlink>
+        </w:p>
+        <w:p>
+          <w:pPr>
+            <w:pStyle w:val="TDC3"/>
+            <w:tabs>
+              <w:tab w:val="left" w:pos="880"/>
+              <w:tab w:val="right" w:leader="dot" w:pos="8494"/>
+            </w:tabs>
+            <w:spacing w:line="276" w:lineRule="auto"/>
+            <w:jc w:val="both"/>
+            <w:rPr>
+              <w:rFonts w:ascii="Arial" w:hAnsi="Arial" w:cs="Arial"/>
+              <w:noProof/>
+              <w:sz w:val="24"/>
+              <w:szCs w:val="24"/>
+            </w:rPr>
+          </w:pPr>
+          <w:hyperlink w:anchor="_Toc228966577" w:history="1">
+            <w:r>
+              <w:rPr>
+                <w:rStyle w:val="Hipervnculo"/>
+                <w:rFonts w:ascii="Arial" w:hAnsi="Arial" w:cs="Arial"/>
+                <w:noProof/>
+                <w:color w:val="auto"/>
+                <w:sz w:val="24"/>
+                <w:szCs w:val="24"/>
+              </w:rPr>
+              <w:t>a)</w:t>
+            </w:r>
+            <w:r>
+              <w:rPr>
+                <w:rFonts w:ascii="Arial" w:hAnsi="Arial" w:cs="Arial"/>
+                <w:noProof/>
+                <w:sz w:val="24"/>
+                <w:szCs w:val="24"/>
+              </w:rPr>
+              <w:tab/>
+            </w:r>
+            <w:r>
+              <w:rPr>
+                <w:rStyle w:val="Hipervnculo"/>
+                <w:rFonts w:ascii="Arial" w:hAnsi="Arial" w:cs="Arial"/>
+                <w:noProof/>
+                <w:color w:val="auto"/>
+                <w:sz w:val="24"/>
+                <w:szCs w:val="24"/>
+              </w:rPr>
+              <w:t>Conjunto de datos de partida</w:t>
+            </w:r>
+            <w:r>
+              <w:rPr>
+                <w:rFonts w:ascii="Arial" w:hAnsi="Arial" w:cs="Arial"/>
+                <w:noProof/>
+                <w:webHidden/>
+                <w:sz w:val="24"/>
+                <w:szCs w:val="24"/>
+              </w:rPr>
+              <w:tab/>
+            </w:r>
+            <w:r>
+              <w:rPr>
+                <w:rFonts w:ascii="Arial" w:hAnsi="Arial" w:cs="Arial"/>
+                <w:noProof/>
+                <w:webHidden/>
+                <w:sz w:val="24"/>
+                <w:szCs w:val="24"/>
+              </w:rPr>
+              <w:fldChar w:fldCharType="begin"/>
+            </w:r>
+            <w:r>
+              <w:rPr>
+                <w:rFonts w:ascii="Arial" w:hAnsi="Arial" w:cs="Arial"/>
+                <w:noProof/>
+                <w:webHidden/>
+                <w:sz w:val="24"/>
+                <w:szCs w:val="24"/>
+              </w:rPr>
+              <w:instrText xml:space="preserve"> PAGEREF _Toc228966577 \h </w:instrText>
+            </w:r>
+            <w:r>
+              <w:rPr>
+                <w:rFonts w:ascii="Arial" w:hAnsi="Arial" w:cs="Arial"/>
+                <w:noProof/>
+                <w:webHidden/>
+                <w:sz w:val="24"/>
+                <w:szCs w:val="24"/>
+              </w:rPr>
+            </w:r>
+            <w:r>
+              <w:rPr>
+                <w:rFonts w:ascii="Arial" w:hAnsi="Arial" w:cs="Arial"/>
+                <w:noProof/>
+                <w:webHidden/>
+                <w:sz w:val="24"/>
+                <w:szCs w:val="24"/>
+              </w:rPr>
+              <w:fldChar w:fldCharType="separate"/>
+            </w:r>
+            <w:r>
+              <w:rPr>
+                <w:rFonts w:ascii="Arial" w:hAnsi="Arial" w:cs="Arial"/>
+                <w:noProof/>
+                <w:webHidden/>
+                <w:sz w:val="24"/>
+                <w:szCs w:val="24"/>
+              </w:rPr>
+              <w:t>5</w:t>
+            </w:r>
+            <w:r>
+              <w:rPr>
+                <w:rFonts w:ascii="Arial" w:hAnsi="Arial" w:cs="Arial"/>
+                <w:noProof/>
+                <w:webHidden/>
+                <w:sz w:val="24"/>
+                <w:szCs w:val="24"/>
+              </w:rPr>
+              <w:fldChar w:fldCharType="end"/>
+            </w:r>
+          </w:hyperlink>
+        </w:p>
+        <w:p>
+          <w:pPr>
+            <w:pStyle w:val="TDC3"/>
+            <w:tabs>
+              <w:tab w:val="left" w:pos="880"/>
+              <w:tab w:val="right" w:leader="dot" w:pos="8494"/>
+            </w:tabs>
+            <w:spacing w:line="276" w:lineRule="auto"/>
+            <w:jc w:val="both"/>
+            <w:rPr>
+              <w:rFonts w:ascii="Arial" w:hAnsi="Arial" w:cs="Arial"/>
+              <w:noProof/>
+              <w:sz w:val="24"/>
+              <w:szCs w:val="24"/>
+            </w:rPr>
+          </w:pPr>
+          <w:hyperlink w:anchor="_Toc228966578" w:history="1">
+            <w:r>
+              <w:rPr>
+                <w:rStyle w:val="Hipervnculo"/>
+                <w:rFonts w:ascii="Arial" w:hAnsi="Arial" w:cs="Arial"/>
+                <w:noProof/>
+                <w:color w:val="auto"/>
+                <w:sz w:val="24"/>
+                <w:szCs w:val="24"/>
+              </w:rPr>
+              <w:t>b)</w:t>
+            </w:r>
+            <w:r>
+              <w:rPr>
+                <w:rFonts w:ascii="Arial" w:hAnsi="Arial" w:cs="Arial"/>
+                <w:noProof/>
+                <w:sz w:val="24"/>
+                <w:szCs w:val="24"/>
+              </w:rPr>
+              <w:tab/>
+            </w:r>
+            <w:r>
+              <w:rPr>
+                <w:rStyle w:val="Hipervnculo"/>
+                <w:rFonts w:ascii="Arial" w:hAnsi="Arial" w:cs="Arial"/>
+                <w:noProof/>
+                <w:color w:val="auto"/>
+                <w:sz w:val="24"/>
+                <w:szCs w:val="24"/>
+              </w:rPr>
+              <w:t>Limpieza y preprocesamiento</w:t>
+            </w:r>
+            <w:r>
+              <w:rPr>
+                <w:rFonts w:ascii="Arial" w:hAnsi="Arial" w:cs="Arial"/>
+                <w:noProof/>
+                <w:webHidden/>
+                <w:sz w:val="24"/>
+                <w:szCs w:val="24"/>
+              </w:rPr>
+              <w:tab/>
+            </w:r>
+            <w:r>
+              <w:rPr>
+                <w:rFonts w:ascii="Arial" w:hAnsi="Arial" w:cs="Arial"/>
+                <w:noProof/>
+                <w:webHidden/>
+                <w:sz w:val="24"/>
+                <w:szCs w:val="24"/>
+              </w:rPr>
+              <w:fldChar w:fldCharType="begin"/>
+            </w:r>
+            <w:r>
+              <w:rPr>
+                <w:rFonts w:ascii="Arial" w:hAnsi="Arial" w:cs="Arial"/>
+                <w:noProof/>
+                <w:webHidden/>
+                <w:sz w:val="24"/>
+                <w:szCs w:val="24"/>
+              </w:rPr>
+              <w:instrText xml:space="preserve"> PAGEREF _Toc228966578 \h </w:instrText>
+            </w:r>
+            <w:r>
+              <w:rPr>
+                <w:rFonts w:ascii="Arial" w:hAnsi="Arial" w:cs="Arial"/>
+                <w:noProof/>
+                <w:webHidden/>
+                <w:sz w:val="24"/>
+                <w:szCs w:val="24"/>
+              </w:rPr>
+            </w:r>
+            <w:r>
+              <w:rPr>
+                <w:rFonts w:ascii="Arial" w:hAnsi="Arial" w:cs="Arial"/>
+                <w:noProof/>
+                <w:webHidden/>
+                <w:sz w:val="24"/>
+                <w:szCs w:val="24"/>
+              </w:rPr>
+              <w:fldChar w:fldCharType="separate"/>
+            </w:r>
+            <w:r>
+              <w:rPr>
+                <w:rFonts w:ascii="Arial" w:hAnsi="Arial" w:cs="Arial"/>
+                <w:noProof/>
+                <w:webHidden/>
+                <w:sz w:val="24"/>
+                <w:szCs w:val="24"/>
+              </w:rPr>
+              <w:t>6</w:t>
+            </w:r>
+            <w:r>
+              <w:rPr>
+                <w:rFonts w:ascii="Arial" w:hAnsi="Arial" w:cs="Arial"/>
+                <w:noProof/>
+                <w:webHidden/>
+                <w:sz w:val="24"/>
+                <w:szCs w:val="24"/>
+              </w:rPr>
+              <w:fldChar w:fldCharType="end"/>
+            </w:r>
+          </w:hyperlink>
+        </w:p>
+        <w:p>
+          <w:pPr>
+            <w:pStyle w:val="TDC3"/>
+            <w:tabs>
+              <w:tab w:val="left" w:pos="880"/>
+              <w:tab w:val="right" w:leader="dot" w:pos="8494"/>
+            </w:tabs>
+            <w:spacing w:line="276" w:lineRule="auto"/>
+            <w:jc w:val="both"/>
+            <w:rPr>
+              <w:rFonts w:ascii="Arial" w:hAnsi="Arial" w:cs="Arial"/>
+              <w:noProof/>
+              <w:sz w:val="24"/>
+              <w:szCs w:val="24"/>
+            </w:rPr>
+          </w:pPr>
+          <w:hyperlink w:anchor="_Toc228966579" w:history="1">
+            <w:r>
+              <w:rPr>
+                <w:rStyle w:val="Hipervnculo"/>
+                <w:rFonts w:ascii="Arial" w:hAnsi="Arial" w:cs="Arial"/>
+                <w:noProof/>
+                <w:color w:val="auto"/>
+                <w:sz w:val="24"/>
+                <w:szCs w:val="24"/>
+              </w:rPr>
+              <w:t>c)</w:t>
+            </w:r>
+            <w:r>
+              <w:rPr>
+                <w:rFonts w:ascii="Arial" w:hAnsi="Arial" w:cs="Arial"/>
+                <w:noProof/>
+                <w:sz w:val="24"/>
+                <w:szCs w:val="24"/>
+              </w:rPr>
+              <w:tab/>
+            </w:r>
+            <w:r>
+              <w:rPr>
+                <w:rStyle w:val="Hipervnculo"/>
+                <w:rFonts w:ascii="Arial" w:hAnsi="Arial" w:cs="Arial"/>
+                <w:noProof/>
+                <w:color w:val="auto"/>
+                <w:sz w:val="24"/>
+                <w:szCs w:val="24"/>
+              </w:rPr>
+              <w:t>Generación del dataset para CNN</w:t>
+            </w:r>
+            <w:r>
+              <w:rPr>
+                <w:rFonts w:ascii="Arial" w:hAnsi="Arial" w:cs="Arial"/>
+                <w:noProof/>
+                <w:webHidden/>
+                <w:sz w:val="24"/>
+                <w:szCs w:val="24"/>
+              </w:rPr>
+              <w:tab/>
+            </w:r>
+            <w:r>
+              <w:rPr>
+                <w:rFonts w:ascii="Arial" w:hAnsi="Arial" w:cs="Arial"/>
+                <w:noProof/>
+                <w:webHidden/>
+                <w:sz w:val="24"/>
+                <w:szCs w:val="24"/>
+              </w:rPr>
+              <w:fldChar w:fldCharType="begin"/>
+            </w:r>
+            <w:r>
+              <w:rPr>
+                <w:rFonts w:ascii="Arial" w:hAnsi="Arial" w:cs="Arial"/>
+                <w:noProof/>
+                <w:webHidden/>
+                <w:sz w:val="24"/>
+                <w:szCs w:val="24"/>
+              </w:rPr>
+              <w:instrText xml:space="preserve"> PAGEREF _Toc228966579 \h </w:instrText>
+            </w:r>
+            <w:r>
+              <w:rPr>
+                <w:rFonts w:ascii="Arial" w:hAnsi="Arial" w:cs="Arial"/>
+                <w:noProof/>
+                <w:webHidden/>
+                <w:sz w:val="24"/>
+                <w:szCs w:val="24"/>
+              </w:rPr>
+            </w:r>
+            <w:r>
+              <w:rPr>
+                <w:rFonts w:ascii="Arial" w:hAnsi="Arial" w:cs="Arial"/>
+                <w:noProof/>
+                <w:webHidden/>
+                <w:sz w:val="24"/>
+                <w:szCs w:val="24"/>
+              </w:rPr>
+              <w:fldChar w:fldCharType="separate"/>
+            </w:r>
+            <w:r>
+              <w:rPr>
+                <w:rFonts w:ascii="Arial" w:hAnsi="Arial" w:cs="Arial"/>
+                <w:noProof/>
+                <w:webHidden/>
+                <w:sz w:val="24"/>
+                <w:szCs w:val="24"/>
+              </w:rPr>
+              <w:t>6</w:t>
+            </w:r>
+            <w:r>
+              <w:rPr>
+                <w:rFonts w:ascii="Arial" w:hAnsi="Arial" w:cs="Arial"/>
+                <w:noProof/>
+                <w:webHidden/>
+                <w:sz w:val="24"/>
+                <w:szCs w:val="24"/>
+              </w:rPr>
+              <w:fldChar w:fldCharType="end"/>
+            </w:r>
+          </w:hyperlink>
+        </w:p>
+        <w:p>
+          <w:pPr>
+            <w:pStyle w:val="TDC2"/>
+            <w:tabs>
+              <w:tab w:val="left" w:pos="880"/>
+              <w:tab w:val="right" w:leader="dot" w:pos="8494"/>
+            </w:tabs>
+            <w:spacing w:line="276" w:lineRule="auto"/>
+            <w:jc w:val="both"/>
+            <w:rPr>
+              <w:rFonts w:ascii="Arial" w:hAnsi="Arial" w:cs="Arial"/>
+              <w:noProof/>
+              <w:sz w:val="24"/>
+              <w:szCs w:val="24"/>
+            </w:rPr>
+          </w:pPr>
+          <w:hyperlink w:anchor="_Toc228966580" w:history="1">
+            <w:r>
+              <w:rPr>
+                <w:rStyle w:val="Hipervnculo"/>
+                <w:rFonts w:ascii="Arial" w:hAnsi="Arial" w:cs="Arial"/>
+                <w:noProof/>
+                <w:color w:val="auto"/>
+                <w:sz w:val="24"/>
+                <w:szCs w:val="24"/>
+              </w:rPr>
+              <w:t>3.2.</w:t>
+            </w:r>
+            <w:r>
+              <w:rPr>
+                <w:rFonts w:ascii="Arial" w:hAnsi="Arial" w:cs="Arial"/>
+                <w:noProof/>
+                <w:sz w:val="24"/>
+                <w:szCs w:val="24"/>
+              </w:rPr>
+              <w:tab/>
+            </w:r>
+            <w:r>
+              <w:rPr>
+                <w:rStyle w:val="Hipervnculo"/>
+                <w:rFonts w:ascii="Arial" w:hAnsi="Arial" w:cs="Arial"/>
+                <w:noProof/>
+                <w:color w:val="auto"/>
+                <w:sz w:val="24"/>
+                <w:szCs w:val="24"/>
+              </w:rPr>
+              <w:t>Análisis exploratorio de datos (EDA)</w:t>
+            </w:r>
+            <w:r>
+              <w:rPr>
+                <w:rFonts w:ascii="Arial" w:hAnsi="Arial" w:cs="Arial"/>
+                <w:noProof/>
+                <w:webHidden/>
+                <w:sz w:val="24"/>
+                <w:szCs w:val="24"/>
+              </w:rPr>
+              <w:tab/>
+            </w:r>
+            <w:r>
+              <w:rPr>
+                <w:rFonts w:ascii="Arial" w:hAnsi="Arial" w:cs="Arial"/>
+                <w:noProof/>
+                <w:webHidden/>
+                <w:sz w:val="24"/>
+                <w:szCs w:val="24"/>
+              </w:rPr>
+              <w:fldChar w:fldCharType="begin"/>
+            </w:r>
+            <w:r>
+              <w:rPr>
+                <w:rFonts w:ascii="Arial" w:hAnsi="Arial" w:cs="Arial"/>
+                <w:noProof/>
+                <w:webHidden/>
+                <w:sz w:val="24"/>
+                <w:szCs w:val="24"/>
+              </w:rPr>
+              <w:instrText xml:space="preserve"> PAGEREF _Toc228966580 \h </w:instrText>
+            </w:r>
+            <w:r>
+              <w:rPr>
+                <w:rFonts w:ascii="Arial" w:hAnsi="Arial" w:cs="Arial"/>
+                <w:noProof/>
+                <w:webHidden/>
+                <w:sz w:val="24"/>
+                <w:szCs w:val="24"/>
+              </w:rPr>
+            </w:r>
+            <w:r>
+              <w:rPr>
+                <w:rFonts w:ascii="Arial" w:hAnsi="Arial" w:cs="Arial"/>
+                <w:noProof/>
+                <w:webHidden/>
+                <w:sz w:val="24"/>
+                <w:szCs w:val="24"/>
+              </w:rPr>
+              <w:fldChar w:fldCharType="separate"/>
+            </w:r>
+            <w:r>
+              <w:rPr>
+                <w:rFonts w:ascii="Arial" w:hAnsi="Arial" w:cs="Arial"/>
+                <w:noProof/>
+                <w:webHidden/>
+                <w:sz w:val="24"/>
+                <w:szCs w:val="24"/>
+              </w:rPr>
+              <w:t>7</w:t>
+            </w:r>
+            <w:r>
+              <w:rPr>
+                <w:rFonts w:ascii="Arial" w:hAnsi="Arial" w:cs="Arial"/>
+                <w:noProof/>
+                <w:webHidden/>
+                <w:sz w:val="24"/>
+                <w:szCs w:val="24"/>
+              </w:rPr>
+              <w:fldChar w:fldCharType="end"/>
+            </w:r>
+          </w:hyperlink>
+        </w:p>
+        <w:p>
+          <w:pPr>
+            <w:pStyle w:val="TDC1"/>
+          </w:pPr>
+          <w:hyperlink w:anchor="_Toc228966581" w:history="1">
+            <w:r>
+              <w:rPr>
+                <w:rStyle w:val="Hipervnculo"/>
+                <w:color w:val="auto"/>
+              </w:rPr>
+              <w:t>4.</w:t>
+            </w:r>
+            <w:r>
+              <w:tab/>
+            </w:r>
+            <w:r>
+              <w:rPr>
+                <w:rStyle w:val="Hipervnculo"/>
+                <w:color w:val="auto"/>
+              </w:rPr>
+              <w:t>Implementación de modelos</w:t>
+            </w:r>
+            <w:r>
+              <w:rPr>
+                <w:webHidden/>
+              </w:rPr>
+              <w:tab/>
+            </w:r>
+            <w:r>
+              <w:rPr>
+                <w:webHidden/>
+              </w:rPr>
+              <w:fldChar w:fldCharType="begin"/>
+            </w:r>
+            <w:r>
+              <w:rPr>
+                <w:webHidden/>
+              </w:rPr>
+              <w:instrText xml:space="preserve"> PAGEREF _Toc228966581 \h </w:instrText>
+            </w:r>
+            <w:r>
+              <w:rPr>
+                <w:webHidden/>
+              </w:rPr>
+            </w:r>
+            <w:r>
+              <w:rPr>
+                <w:webHidden/>
+              </w:rPr>
+              <w:fldChar w:fldCharType="separate"/>
+            </w:r>
+            <w:r>
+              <w:rPr>
+                <w:webHidden/>
+              </w:rPr>
+              <w:t>11</w:t>
+            </w:r>
+            <w:r>
+              <w:rPr>
+                <w:webHidden/>
+              </w:rPr>
+              <w:fldChar w:fldCharType="end"/>
+            </w:r>
+          </w:hyperlink>
+        </w:p>
+        <w:p>
+          <w:pPr>
+            <w:pStyle w:val="TDC2"/>
+            <w:tabs>
+              <w:tab w:val="left" w:pos="880"/>
+              <w:tab w:val="right" w:leader="dot" w:pos="8494"/>
+            </w:tabs>
+            <w:spacing w:line="276" w:lineRule="auto"/>
+            <w:jc w:val="both"/>
+            <w:rPr>
+              <w:rFonts w:ascii="Arial" w:hAnsi="Arial" w:cs="Arial"/>
+              <w:noProof/>
+              <w:sz w:val="24"/>
+              <w:szCs w:val="24"/>
+            </w:rPr>
+          </w:pPr>
+          <w:hyperlink w:anchor="_Toc228966582" w:history="1">
+            <w:r>
+              <w:rPr>
+                <w:rStyle w:val="Hipervnculo"/>
+                <w:rFonts w:ascii="Arial" w:hAnsi="Arial" w:cs="Arial"/>
+                <w:noProof/>
+                <w:color w:val="auto"/>
+                <w:sz w:val="24"/>
+                <w:szCs w:val="24"/>
+              </w:rPr>
+              <w:t>4.1.</w:t>
+            </w:r>
+            <w:r>
+              <w:rPr>
+                <w:rFonts w:ascii="Arial" w:hAnsi="Arial" w:cs="Arial"/>
+                <w:noProof/>
+                <w:sz w:val="24"/>
+                <w:szCs w:val="24"/>
+              </w:rPr>
+              <w:tab/>
+            </w:r>
+            <w:r>
+              <w:rPr>
+                <w:rStyle w:val="Hipervnculo"/>
+                <w:rFonts w:ascii="Arial" w:hAnsi="Arial" w:cs="Arial"/>
+                <w:noProof/>
+                <w:color w:val="auto"/>
+                <w:sz w:val="24"/>
+                <w:szCs w:val="24"/>
+              </w:rPr>
+              <w:t>CNN con salida múltiple</w:t>
+            </w:r>
+            <w:r>
+              <w:rPr>
+                <w:rFonts w:ascii="Arial" w:hAnsi="Arial" w:cs="Arial"/>
+                <w:noProof/>
+                <w:webHidden/>
+                <w:sz w:val="24"/>
+                <w:szCs w:val="24"/>
+              </w:rPr>
+              <w:tab/>
+            </w:r>
+            <w:r>
+              <w:rPr>
+                <w:rFonts w:ascii="Arial" w:hAnsi="Arial" w:cs="Arial"/>
+                <w:noProof/>
+                <w:webHidden/>
+                <w:sz w:val="24"/>
+                <w:szCs w:val="24"/>
+              </w:rPr>
+              <w:fldChar w:fldCharType="begin"/>
+            </w:r>
+            <w:r>
+              <w:rPr>
+                <w:rFonts w:ascii="Arial" w:hAnsi="Arial" w:cs="Arial"/>
+                <w:noProof/>
+                <w:webHidden/>
+                <w:sz w:val="24"/>
+                <w:szCs w:val="24"/>
+              </w:rPr>
+              <w:instrText xml:space="preserve"> PAGEREF _Toc228966582 \h </w:instrText>
+            </w:r>
+            <w:r>
+              <w:rPr>
+                <w:rFonts w:ascii="Arial" w:hAnsi="Arial" w:cs="Arial"/>
+                <w:noProof/>
+                <w:webHidden/>
+                <w:sz w:val="24"/>
+                <w:szCs w:val="24"/>
+              </w:rPr>
+            </w:r>
+            <w:r>
+              <w:rPr>
+                <w:rFonts w:ascii="Arial" w:hAnsi="Arial" w:cs="Arial"/>
+                <w:noProof/>
+                <w:webHidden/>
+                <w:sz w:val="24"/>
+                <w:szCs w:val="24"/>
+              </w:rPr>
+              <w:fldChar w:fldCharType="separate"/>
+            </w:r>
+            <w:r>
+              <w:rPr>
+                <w:rFonts w:ascii="Arial" w:hAnsi="Arial" w:cs="Arial"/>
+                <w:noProof/>
+                <w:webHidden/>
+                <w:sz w:val="24"/>
+                <w:szCs w:val="24"/>
+              </w:rPr>
+              <w:t>11</w:t>
+            </w:r>
+            <w:r>
+              <w:rPr>
+                <w:rFonts w:ascii="Arial" w:hAnsi="Arial" w:cs="Arial"/>
+                <w:noProof/>
+                <w:webHidden/>
+                <w:sz w:val="24"/>
+                <w:szCs w:val="24"/>
+              </w:rPr>
+              <w:fldChar w:fldCharType="end"/>
+            </w:r>
+          </w:hyperlink>
+        </w:p>
+        <w:p>
+          <w:pPr>
+            <w:pStyle w:val="TDC3"/>
+            <w:tabs>
+              <w:tab w:val="left" w:pos="880"/>
+              <w:tab w:val="right" w:leader="dot" w:pos="8494"/>
+            </w:tabs>
+            <w:spacing w:line="276" w:lineRule="auto"/>
+            <w:jc w:val="both"/>
+            <w:rPr>
+              <w:rFonts w:ascii="Arial" w:hAnsi="Arial" w:cs="Arial"/>
+              <w:noProof/>
+              <w:sz w:val="24"/>
+              <w:szCs w:val="24"/>
+            </w:rPr>
+          </w:pPr>
+          <w:hyperlink w:anchor="_Toc228966583" w:history="1">
+            <w:r>
+              <w:rPr>
+                <w:rStyle w:val="Hipervnculo"/>
+                <w:rFonts w:ascii="Arial" w:hAnsi="Arial" w:cs="Arial"/>
+                <w:noProof/>
+                <w:color w:val="auto"/>
+                <w:sz w:val="24"/>
+                <w:szCs w:val="24"/>
+              </w:rPr>
+              <w:t>a)</w:t>
+            </w:r>
+            <w:r>
+              <w:rPr>
+                <w:rFonts w:ascii="Arial" w:hAnsi="Arial" w:cs="Arial"/>
+                <w:noProof/>
+                <w:sz w:val="24"/>
+                <w:szCs w:val="24"/>
+              </w:rPr>
+              <w:tab/>
+            </w:r>
+            <w:r>
+              <w:rPr>
+                <w:rStyle w:val="Hipervnculo"/>
+                <w:rFonts w:ascii="Arial" w:hAnsi="Arial" w:cs="Arial"/>
+                <w:noProof/>
+                <w:color w:val="auto"/>
+                <w:sz w:val="24"/>
+                <w:szCs w:val="24"/>
+              </w:rPr>
+              <w:t>Generación y preparación de los datos</w:t>
+            </w:r>
+            <w:r>
+              <w:rPr>
+                <w:rFonts w:ascii="Arial" w:hAnsi="Arial" w:cs="Arial"/>
+                <w:noProof/>
+                <w:webHidden/>
+                <w:sz w:val="24"/>
+                <w:szCs w:val="24"/>
+              </w:rPr>
+              <w:tab/>
+            </w:r>
+            <w:r>
+              <w:rPr>
+                <w:rFonts w:ascii="Arial" w:hAnsi="Arial" w:cs="Arial"/>
+                <w:noProof/>
+                <w:webHidden/>
+                <w:sz w:val="24"/>
+                <w:szCs w:val="24"/>
+              </w:rPr>
+              <w:fldChar w:fldCharType="begin"/>
+            </w:r>
+            <w:r>
+              <w:rPr>
+                <w:rFonts w:ascii="Arial" w:hAnsi="Arial" w:cs="Arial"/>
+                <w:noProof/>
+                <w:webHidden/>
+                <w:sz w:val="24"/>
+                <w:szCs w:val="24"/>
+              </w:rPr>
+              <w:instrText xml:space="preserve"> PAGEREF _Toc228966583 \h </w:instrText>
+            </w:r>
+            <w:r>
+              <w:rPr>
+                <w:rFonts w:ascii="Arial" w:hAnsi="Arial" w:cs="Arial"/>
+                <w:noProof/>
+                <w:webHidden/>
+                <w:sz w:val="24"/>
+                <w:szCs w:val="24"/>
+              </w:rPr>
+            </w:r>
+            <w:r>
+              <w:rPr>
+                <w:rFonts w:ascii="Arial" w:hAnsi="Arial" w:cs="Arial"/>
+                <w:noProof/>
+                <w:webHidden/>
+                <w:sz w:val="24"/>
+                <w:szCs w:val="24"/>
+              </w:rPr>
+              <w:fldChar w:fldCharType="separate"/>
+            </w:r>
+            <w:r>
+              <w:rPr>
+                <w:rFonts w:ascii="Arial" w:hAnsi="Arial" w:cs="Arial"/>
+                <w:noProof/>
+                <w:webHidden/>
+                <w:sz w:val="24"/>
+                <w:szCs w:val="24"/>
+              </w:rPr>
+              <w:t>11</w:t>
+            </w:r>
+            <w:r>
+              <w:rPr>
+                <w:rFonts w:ascii="Arial" w:hAnsi="Arial" w:cs="Arial"/>
+                <w:noProof/>
+                <w:webHidden/>
+                <w:sz w:val="24"/>
+                <w:szCs w:val="24"/>
+              </w:rPr>
+              <w:fldChar w:fldCharType="end"/>
+            </w:r>
+          </w:hyperlink>
+        </w:p>
+        <w:p>
+          <w:pPr>
+            <w:pStyle w:val="TDC3"/>
+            <w:tabs>
+              <w:tab w:val="left" w:pos="880"/>
+              <w:tab w:val="right" w:leader="dot" w:pos="8494"/>
+            </w:tabs>
+            <w:spacing w:line="276" w:lineRule="auto"/>
+            <w:jc w:val="both"/>
+            <w:rPr>
+              <w:rFonts w:ascii="Arial" w:hAnsi="Arial" w:cs="Arial"/>
+              <w:noProof/>
+              <w:sz w:val="24"/>
+              <w:szCs w:val="24"/>
+            </w:rPr>
+          </w:pPr>
+          <w:hyperlink w:anchor="_Toc228966584" w:history="1">
+            <w:r>
+              <w:rPr>
+                <w:rStyle w:val="Hipervnculo"/>
+                <w:rFonts w:ascii="Arial" w:hAnsi="Arial" w:cs="Arial"/>
+                <w:noProof/>
+                <w:color w:val="auto"/>
+                <w:sz w:val="24"/>
+                <w:szCs w:val="24"/>
+              </w:rPr>
+              <w:t>b)</w:t>
+            </w:r>
+            <w:r>
+              <w:rPr>
+                <w:rFonts w:ascii="Arial" w:hAnsi="Arial" w:cs="Arial"/>
+                <w:noProof/>
+                <w:sz w:val="24"/>
+                <w:szCs w:val="24"/>
+              </w:rPr>
+              <w:tab/>
+            </w:r>
+            <w:r>
+              <w:rPr>
+                <w:rStyle w:val="Hipervnculo"/>
+                <w:rFonts w:ascii="Arial" w:hAnsi="Arial" w:cs="Arial"/>
+                <w:noProof/>
+                <w:color w:val="auto"/>
+                <w:sz w:val="24"/>
+                <w:szCs w:val="24"/>
+              </w:rPr>
+              <w:t>Preparación de los conjuntos de entrenamiento, validación y test</w:t>
+            </w:r>
+            <w:r>
+              <w:rPr>
+                <w:rFonts w:ascii="Arial" w:hAnsi="Arial" w:cs="Arial"/>
+                <w:noProof/>
+                <w:webHidden/>
+                <w:sz w:val="24"/>
+                <w:szCs w:val="24"/>
+              </w:rPr>
+              <w:tab/>
+            </w:r>
+            <w:r>
+              <w:rPr>
+                <w:rFonts w:ascii="Arial" w:hAnsi="Arial" w:cs="Arial"/>
+                <w:noProof/>
+                <w:webHidden/>
+                <w:sz w:val="24"/>
+                <w:szCs w:val="24"/>
+              </w:rPr>
+              <w:fldChar w:fldCharType="begin"/>
+            </w:r>
+            <w:r>
+              <w:rPr>
+                <w:rFonts w:ascii="Arial" w:hAnsi="Arial" w:cs="Arial"/>
+                <w:noProof/>
+                <w:webHidden/>
+                <w:sz w:val="24"/>
+                <w:szCs w:val="24"/>
+              </w:rPr>
+              <w:instrText xml:space="preserve"> PAGEREF _Toc228966584 \h </w:instrText>
+            </w:r>
+            <w:r>
+              <w:rPr>
+                <w:rFonts w:ascii="Arial" w:hAnsi="Arial" w:cs="Arial"/>
+                <w:noProof/>
+                <w:webHidden/>
+                <w:sz w:val="24"/>
+                <w:szCs w:val="24"/>
+              </w:rPr>
+            </w:r>
+            <w:r>
+              <w:rPr>
+                <w:rFonts w:ascii="Arial" w:hAnsi="Arial" w:cs="Arial"/>
+                <w:noProof/>
+                <w:webHidden/>
+                <w:sz w:val="24"/>
+                <w:szCs w:val="24"/>
+              </w:rPr>
+              <w:fldChar w:fldCharType="separate"/>
+            </w:r>
+            <w:r>
+              <w:rPr>
+                <w:rFonts w:ascii="Arial" w:hAnsi="Arial" w:cs="Arial"/>
+                <w:noProof/>
+                <w:webHidden/>
+                <w:sz w:val="24"/>
+                <w:szCs w:val="24"/>
+              </w:rPr>
+              <w:t>12</w:t>
+            </w:r>
+            <w:r>
+              <w:rPr>
+                <w:rFonts w:ascii="Arial" w:hAnsi="Arial" w:cs="Arial"/>
+                <w:noProof/>
+                <w:webHidden/>
+                <w:sz w:val="24"/>
+                <w:szCs w:val="24"/>
+              </w:rPr>
+              <w:fldChar w:fldCharType="end"/>
+            </w:r>
+          </w:hyperlink>
+        </w:p>
+        <w:p>
+          <w:pPr>
+            <w:pStyle w:val="TDC3"/>
+            <w:tabs>
+              <w:tab w:val="left" w:pos="880"/>
+              <w:tab w:val="right" w:leader="dot" w:pos="8494"/>
+            </w:tabs>
+            <w:spacing w:line="276" w:lineRule="auto"/>
+            <w:jc w:val="both"/>
+            <w:rPr>
+              <w:rFonts w:ascii="Arial" w:hAnsi="Arial" w:cs="Arial"/>
+              <w:noProof/>
+              <w:sz w:val="24"/>
+              <w:szCs w:val="24"/>
+            </w:rPr>
+          </w:pPr>
+          <w:hyperlink w:anchor="_Toc228966585" w:history="1">
+            <w:r>
+              <w:rPr>
+                <w:rStyle w:val="Hipervnculo"/>
+                <w:rFonts w:ascii="Arial" w:hAnsi="Arial" w:cs="Arial"/>
+                <w:noProof/>
+                <w:color w:val="auto"/>
+                <w:sz w:val="24"/>
+                <w:szCs w:val="24"/>
+              </w:rPr>
+              <w:t>c)</w:t>
+            </w:r>
+            <w:r>
+              <w:rPr>
+                <w:rFonts w:ascii="Arial" w:hAnsi="Arial" w:cs="Arial"/>
+                <w:noProof/>
+                <w:sz w:val="24"/>
+                <w:szCs w:val="24"/>
+              </w:rPr>
+              <w:tab/>
+            </w:r>
+            <w:r>
+              <w:rPr>
+                <w:rStyle w:val="Hipervnculo"/>
+                <w:rFonts w:ascii="Arial" w:hAnsi="Arial" w:cs="Arial"/>
+                <w:noProof/>
+                <w:color w:val="auto"/>
+                <w:sz w:val="24"/>
+                <w:szCs w:val="24"/>
+              </w:rPr>
+              <w:t>Diseño del modelo (arquitectura)</w:t>
+            </w:r>
+            <w:r>
+              <w:rPr>
+                <w:rFonts w:ascii="Arial" w:hAnsi="Arial" w:cs="Arial"/>
+                <w:noProof/>
+                <w:webHidden/>
+                <w:sz w:val="24"/>
+                <w:szCs w:val="24"/>
+              </w:rPr>
+              <w:tab/>
+            </w:r>
+            <w:r>
+              <w:rPr>
+                <w:rFonts w:ascii="Arial" w:hAnsi="Arial" w:cs="Arial"/>
+                <w:noProof/>
+                <w:webHidden/>
+                <w:sz w:val="24"/>
+                <w:szCs w:val="24"/>
+              </w:rPr>
+              <w:fldChar w:fldCharType="begin"/>
+            </w:r>
+            <w:r>
+              <w:rPr>
+                <w:rFonts w:ascii="Arial" w:hAnsi="Arial" w:cs="Arial"/>
+                <w:noProof/>
+                <w:webHidden/>
+                <w:sz w:val="24"/>
+                <w:szCs w:val="24"/>
+              </w:rPr>
+              <w:instrText xml:space="preserve"> PAGEREF _Toc228966585 \h </w:instrText>
+            </w:r>
+            <w:r>
+              <w:rPr>
+                <w:rFonts w:ascii="Arial" w:hAnsi="Arial" w:cs="Arial"/>
+                <w:noProof/>
+                <w:webHidden/>
+                <w:sz w:val="24"/>
+                <w:szCs w:val="24"/>
+              </w:rPr>
+            </w:r>
+            <w:r>
+              <w:rPr>
+                <w:rFonts w:ascii="Arial" w:hAnsi="Arial" w:cs="Arial"/>
+                <w:noProof/>
+                <w:webHidden/>
+                <w:sz w:val="24"/>
+                <w:szCs w:val="24"/>
+              </w:rPr>
+              <w:fldChar w:fldCharType="separate"/>
+            </w:r>
+            <w:r>
+              <w:rPr>
+                <w:rFonts w:ascii="Arial" w:hAnsi="Arial" w:cs="Arial"/>
+                <w:noProof/>
+                <w:webHidden/>
+                <w:sz w:val="24"/>
+                <w:szCs w:val="24"/>
+              </w:rPr>
+              <w:t>12</w:t>
+            </w:r>
+            <w:r>
+              <w:rPr>
+                <w:rFonts w:ascii="Arial" w:hAnsi="Arial" w:cs="Arial"/>
+                <w:noProof/>
+                <w:webHidden/>
+                <w:sz w:val="24"/>
+                <w:szCs w:val="24"/>
+              </w:rPr>
+              <w:fldChar w:fldCharType="end"/>
+            </w:r>
+          </w:hyperlink>
+        </w:p>
+        <w:p>
+          <w:pPr>
+            <w:pStyle w:val="TDC3"/>
+            <w:tabs>
+              <w:tab w:val="left" w:pos="880"/>
+              <w:tab w:val="right" w:leader="dot" w:pos="8494"/>
+            </w:tabs>
+            <w:spacing w:line="276" w:lineRule="auto"/>
+            <w:jc w:val="both"/>
+            <w:rPr>
+              <w:rFonts w:ascii="Arial" w:hAnsi="Arial" w:cs="Arial"/>
+              <w:noProof/>
+              <w:sz w:val="24"/>
+              <w:szCs w:val="24"/>
+            </w:rPr>
+          </w:pPr>
+          <w:hyperlink w:anchor="_Toc228966586" w:history="1">
+            <w:r>
+              <w:rPr>
+                <w:rStyle w:val="Hipervnculo"/>
+                <w:rFonts w:ascii="Arial" w:hAnsi="Arial" w:cs="Arial"/>
+                <w:noProof/>
+                <w:color w:val="auto"/>
+                <w:sz w:val="24"/>
+                <w:szCs w:val="24"/>
+              </w:rPr>
+              <w:t>d)</w:t>
+            </w:r>
+            <w:r>
+              <w:rPr>
+                <w:rFonts w:ascii="Arial" w:hAnsi="Arial" w:cs="Arial"/>
+                <w:noProof/>
+                <w:sz w:val="24"/>
+                <w:szCs w:val="24"/>
+              </w:rPr>
+              <w:tab/>
+            </w:r>
+            <w:r>
+              <w:rPr>
+                <w:rStyle w:val="Hipervnculo"/>
+                <w:rFonts w:ascii="Arial" w:hAnsi="Arial" w:cs="Arial"/>
+                <w:noProof/>
+                <w:color w:val="auto"/>
+                <w:sz w:val="24"/>
+                <w:szCs w:val="24"/>
+              </w:rPr>
+              <w:t>Entrenamiento y optimización</w:t>
+            </w:r>
+            <w:r>
+              <w:rPr>
+                <w:rFonts w:ascii="Arial" w:hAnsi="Arial" w:cs="Arial"/>
+                <w:noProof/>
+                <w:webHidden/>
+                <w:sz w:val="24"/>
+                <w:szCs w:val="24"/>
+              </w:rPr>
+              <w:tab/>
+            </w:r>
+            <w:r>
+              <w:rPr>
+                <w:rFonts w:ascii="Arial" w:hAnsi="Arial" w:cs="Arial"/>
+                <w:noProof/>
+                <w:webHidden/>
+                <w:sz w:val="24"/>
+                <w:szCs w:val="24"/>
+              </w:rPr>
+              <w:fldChar w:fldCharType="begin"/>
+            </w:r>
+            <w:r>
+              <w:rPr>
+                <w:rFonts w:ascii="Arial" w:hAnsi="Arial" w:cs="Arial"/>
+                <w:noProof/>
+                <w:webHidden/>
+                <w:sz w:val="24"/>
+                <w:szCs w:val="24"/>
+              </w:rPr>
+              <w:instrText xml:space="preserve"> PAGEREF _Toc228966586 \h </w:instrText>
+            </w:r>
+            <w:r>
+              <w:rPr>
+                <w:rFonts w:ascii="Arial" w:hAnsi="Arial" w:cs="Arial"/>
+                <w:noProof/>
+                <w:webHidden/>
+                <w:sz w:val="24"/>
+                <w:szCs w:val="24"/>
+              </w:rPr>
+            </w:r>
+            <w:r>
+              <w:rPr>
+                <w:rFonts w:ascii="Arial" w:hAnsi="Arial" w:cs="Arial"/>
+                <w:noProof/>
+                <w:webHidden/>
+                <w:sz w:val="24"/>
+                <w:szCs w:val="24"/>
+              </w:rPr>
+              <w:fldChar w:fldCharType="separate"/>
+            </w:r>
+            <w:r>
+              <w:rPr>
+                <w:rFonts w:ascii="Arial" w:hAnsi="Arial" w:cs="Arial"/>
+                <w:noProof/>
+                <w:webHidden/>
+                <w:sz w:val="24"/>
+                <w:szCs w:val="24"/>
+              </w:rPr>
+              <w:t>14</w:t>
+            </w:r>
+            <w:r>
+              <w:rPr>
+                <w:rFonts w:ascii="Arial" w:hAnsi="Arial" w:cs="Arial"/>
+                <w:noProof/>
+                <w:webHidden/>
+                <w:sz w:val="24"/>
+                <w:szCs w:val="24"/>
+              </w:rPr>
+              <w:fldChar w:fldCharType="end"/>
+            </w:r>
+          </w:hyperlink>
+        </w:p>
+        <w:p>
+          <w:pPr>
+            <w:pStyle w:val="TDC3"/>
+            <w:tabs>
+              <w:tab w:val="left" w:pos="880"/>
+              <w:tab w:val="right" w:leader="dot" w:pos="8494"/>
+            </w:tabs>
+            <w:spacing w:line="276" w:lineRule="auto"/>
+            <w:jc w:val="both"/>
+            <w:rPr>
+              <w:rFonts w:ascii="Arial" w:hAnsi="Arial" w:cs="Arial"/>
+              <w:noProof/>
+              <w:sz w:val="24"/>
+              <w:szCs w:val="24"/>
+            </w:rPr>
+          </w:pPr>
+          <w:hyperlink w:anchor="_Toc228966587" w:history="1">
+            <w:r>
+              <w:rPr>
+                <w:rStyle w:val="Hipervnculo"/>
+                <w:rFonts w:ascii="Arial" w:hAnsi="Arial" w:cs="Arial"/>
+                <w:noProof/>
+                <w:color w:val="auto"/>
+                <w:sz w:val="24"/>
+                <w:szCs w:val="24"/>
+              </w:rPr>
+              <w:t>e)</w:t>
+            </w:r>
+            <w:r>
+              <w:rPr>
+                <w:rFonts w:ascii="Arial" w:hAnsi="Arial" w:cs="Arial"/>
+                <w:noProof/>
+                <w:sz w:val="24"/>
+                <w:szCs w:val="24"/>
+              </w:rPr>
+              <w:tab/>
+            </w:r>
+            <w:r>
+              <w:rPr>
+                <w:rStyle w:val="Hipervnculo"/>
+                <w:rFonts w:ascii="Arial" w:hAnsi="Arial" w:cs="Arial"/>
+                <w:noProof/>
+                <w:color w:val="auto"/>
+                <w:sz w:val="24"/>
+                <w:szCs w:val="24"/>
+              </w:rPr>
+              <w:t>Evaluación del modelo</w:t>
+            </w:r>
+            <w:r>
+              <w:rPr>
+                <w:rFonts w:ascii="Arial" w:hAnsi="Arial" w:cs="Arial"/>
+                <w:noProof/>
+                <w:webHidden/>
+                <w:sz w:val="24"/>
+                <w:szCs w:val="24"/>
+              </w:rPr>
+              <w:tab/>
+            </w:r>
+            <w:r>
+              <w:rPr>
+                <w:rFonts w:ascii="Arial" w:hAnsi="Arial" w:cs="Arial"/>
+                <w:noProof/>
+                <w:webHidden/>
+                <w:sz w:val="24"/>
+                <w:szCs w:val="24"/>
+              </w:rPr>
+              <w:fldChar w:fldCharType="begin"/>
+            </w:r>
+            <w:r>
+              <w:rPr>
+                <w:rFonts w:ascii="Arial" w:hAnsi="Arial" w:cs="Arial"/>
+                <w:noProof/>
+                <w:webHidden/>
+                <w:sz w:val="24"/>
+                <w:szCs w:val="24"/>
+              </w:rPr>
+              <w:instrText xml:space="preserve"> PAGEREF _Toc228966587 \h </w:instrText>
+            </w:r>
+            <w:r>
+              <w:rPr>
+                <w:rFonts w:ascii="Arial" w:hAnsi="Arial" w:cs="Arial"/>
+                <w:noProof/>
+                <w:webHidden/>
+                <w:sz w:val="24"/>
+                <w:szCs w:val="24"/>
+              </w:rPr>
+            </w:r>
+            <w:r>
+              <w:rPr>
+                <w:rFonts w:ascii="Arial" w:hAnsi="Arial" w:cs="Arial"/>
+                <w:noProof/>
+                <w:webHidden/>
+                <w:sz w:val="24"/>
+                <w:szCs w:val="24"/>
+              </w:rPr>
+              <w:fldChar w:fldCharType="separate"/>
+            </w:r>
+            <w:r>
+              <w:rPr>
+                <w:rFonts w:ascii="Arial" w:hAnsi="Arial" w:cs="Arial"/>
+                <w:noProof/>
+                <w:webHidden/>
+                <w:sz w:val="24"/>
+                <w:szCs w:val="24"/>
+              </w:rPr>
+              <w:t>15</w:t>
+            </w:r>
+            <w:r>
+              <w:rPr>
+                <w:rFonts w:ascii="Arial" w:hAnsi="Arial" w:cs="Arial"/>
+                <w:noProof/>
+                <w:webHidden/>
+                <w:sz w:val="24"/>
+                <w:szCs w:val="24"/>
+              </w:rPr>
+              <w:fldChar w:fldCharType="end"/>
+            </w:r>
+          </w:hyperlink>
+        </w:p>
+        <w:p>
+          <w:pPr>
+            <w:pStyle w:val="TDC3"/>
+            <w:tabs>
+              <w:tab w:val="left" w:pos="880"/>
+              <w:tab w:val="right" w:leader="dot" w:pos="8494"/>
+            </w:tabs>
+            <w:spacing w:line="276" w:lineRule="auto"/>
+            <w:jc w:val="both"/>
+            <w:rPr>
+              <w:rFonts w:ascii="Arial" w:hAnsi="Arial" w:cs="Arial"/>
+              <w:noProof/>
+              <w:sz w:val="24"/>
+              <w:szCs w:val="24"/>
+            </w:rPr>
+          </w:pPr>
+          <w:hyperlink w:anchor="_Toc228966588" w:history="1">
+            <w:r>
+              <w:rPr>
+                <w:rStyle w:val="Hipervnculo"/>
+                <w:rFonts w:ascii="Arial" w:hAnsi="Arial" w:cs="Arial"/>
+                <w:noProof/>
+                <w:color w:val="auto"/>
+                <w:sz w:val="24"/>
+                <w:szCs w:val="24"/>
+              </w:rPr>
+              <w:t>f)</w:t>
+            </w:r>
+            <w:r>
+              <w:rPr>
+                <w:rFonts w:ascii="Arial" w:hAnsi="Arial" w:cs="Arial"/>
+                <w:noProof/>
+                <w:sz w:val="24"/>
+                <w:szCs w:val="24"/>
+              </w:rPr>
+              <w:tab/>
+            </w:r>
+            <w:r>
+              <w:rPr>
+                <w:rStyle w:val="Hipervnculo"/>
+                <w:rFonts w:ascii="Arial" w:hAnsi="Arial" w:cs="Arial"/>
+                <w:noProof/>
+                <w:color w:val="auto"/>
+                <w:sz w:val="24"/>
+                <w:szCs w:val="24"/>
+              </w:rPr>
+              <w:t>Limitaciones del modelo</w:t>
+            </w:r>
+            <w:r>
+              <w:rPr>
+                <w:rFonts w:ascii="Arial" w:hAnsi="Arial" w:cs="Arial"/>
+                <w:noProof/>
+                <w:webHidden/>
+                <w:sz w:val="24"/>
+                <w:szCs w:val="24"/>
+              </w:rPr>
+              <w:tab/>
+            </w:r>
+            <w:r>
+              <w:rPr>
+                <w:rFonts w:ascii="Arial" w:hAnsi="Arial" w:cs="Arial"/>
+                <w:noProof/>
+                <w:webHidden/>
+                <w:sz w:val="24"/>
+                <w:szCs w:val="24"/>
+              </w:rPr>
+              <w:fldChar w:fldCharType="begin"/>
+            </w:r>
+            <w:r>
+              <w:rPr>
+                <w:rFonts w:ascii="Arial" w:hAnsi="Arial" w:cs="Arial"/>
+                <w:noProof/>
+                <w:webHidden/>
+                <w:sz w:val="24"/>
+                <w:szCs w:val="24"/>
+              </w:rPr>
+              <w:instrText xml:space="preserve"> PAGEREF _Toc228966588 \h </w:instrText>
+            </w:r>
+            <w:r>
+              <w:rPr>
+                <w:rFonts w:ascii="Arial" w:hAnsi="Arial" w:cs="Arial"/>
+                <w:noProof/>
+                <w:webHidden/>
+                <w:sz w:val="24"/>
+                <w:szCs w:val="24"/>
+              </w:rPr>
+            </w:r>
+            <w:r>
+              <w:rPr>
+                <w:rFonts w:ascii="Arial" w:hAnsi="Arial" w:cs="Arial"/>
+                <w:noProof/>
+                <w:webHidden/>
+                <w:sz w:val="24"/>
+                <w:szCs w:val="24"/>
+              </w:rPr>
+              <w:fldChar w:fldCharType="separate"/>
+            </w:r>
+            <w:r>
+              <w:rPr>
+                <w:rFonts w:ascii="Arial" w:hAnsi="Arial" w:cs="Arial"/>
+                <w:noProof/>
+                <w:webHidden/>
+                <w:sz w:val="24"/>
+                <w:szCs w:val="24"/>
+              </w:rPr>
+              <w:t>16</w:t>
+            </w:r>
+            <w:r>
+              <w:rPr>
+                <w:rFonts w:ascii="Arial" w:hAnsi="Arial" w:cs="Arial"/>
+                <w:noProof/>
+                <w:webHidden/>
+                <w:sz w:val="24"/>
+                <w:szCs w:val="24"/>
+              </w:rPr>
+              <w:fldChar w:fldCharType="end"/>
+            </w:r>
+          </w:hyperlink>
+        </w:p>
+        <w:p>
+          <w:pPr>
+            <w:pStyle w:val="TDC2"/>
+            <w:tabs>
+              <w:tab w:val="left" w:pos="880"/>
+              <w:tab w:val="right" w:leader="dot" w:pos="8494"/>
+            </w:tabs>
+            <w:spacing w:line="276" w:lineRule="auto"/>
+            <w:jc w:val="both"/>
+            <w:rPr>
+              <w:rFonts w:ascii="Arial" w:hAnsi="Arial" w:cs="Arial"/>
+              <w:noProof/>
+              <w:sz w:val="24"/>
+              <w:szCs w:val="24"/>
+            </w:rPr>
+          </w:pPr>
+          <w:hyperlink w:anchor="_Toc228966589" w:history="1">
+            <w:r>
+              <w:rPr>
+                <w:rStyle w:val="Hipervnculo"/>
+                <w:rFonts w:ascii="Arial" w:hAnsi="Arial" w:cs="Arial"/>
+                <w:noProof/>
+                <w:color w:val="auto"/>
+                <w:sz w:val="24"/>
+                <w:szCs w:val="24"/>
+              </w:rPr>
+              <w:t>4.2.</w:t>
+            </w:r>
+            <w:r>
+              <w:rPr>
+                <w:rFonts w:ascii="Arial" w:hAnsi="Arial" w:cs="Arial"/>
+                <w:noProof/>
+                <w:sz w:val="24"/>
+                <w:szCs w:val="24"/>
+              </w:rPr>
+              <w:tab/>
+            </w:r>
+            <w:r>
+              <w:rPr>
+                <w:rStyle w:val="Hipervnculo"/>
+                <w:rFonts w:ascii="Arial" w:hAnsi="Arial" w:cs="Arial"/>
+                <w:noProof/>
+                <w:color w:val="auto"/>
+                <w:sz w:val="24"/>
+                <w:szCs w:val="24"/>
+              </w:rPr>
+              <w:t>Red Neuronal Recurrente (CRNN) con CTC</w:t>
+            </w:r>
+            <w:r>
+              <w:rPr>
+                <w:rFonts w:ascii="Arial" w:hAnsi="Arial" w:cs="Arial"/>
+                <w:noProof/>
+                <w:webHidden/>
+                <w:sz w:val="24"/>
+                <w:szCs w:val="24"/>
+              </w:rPr>
+              <w:tab/>
+            </w:r>
+            <w:r>
+              <w:rPr>
+                <w:rFonts w:ascii="Arial" w:hAnsi="Arial" w:cs="Arial"/>
+                <w:noProof/>
+                <w:webHidden/>
+                <w:sz w:val="24"/>
+                <w:szCs w:val="24"/>
+              </w:rPr>
+              <w:fldChar w:fldCharType="begin"/>
+            </w:r>
+            <w:r>
+              <w:rPr>
+                <w:rFonts w:ascii="Arial" w:hAnsi="Arial" w:cs="Arial"/>
+                <w:noProof/>
+                <w:webHidden/>
+                <w:sz w:val="24"/>
+                <w:szCs w:val="24"/>
+              </w:rPr>
+              <w:instrText xml:space="preserve"> PAGEREF _Toc228966589 \h </w:instrText>
+            </w:r>
+            <w:r>
+              <w:rPr>
+                <w:rFonts w:ascii="Arial" w:hAnsi="Arial" w:cs="Arial"/>
+                <w:noProof/>
+                <w:webHidden/>
+                <w:sz w:val="24"/>
+                <w:szCs w:val="24"/>
+              </w:rPr>
+            </w:r>
+            <w:r>
+              <w:rPr>
+                <w:rFonts w:ascii="Arial" w:hAnsi="Arial" w:cs="Arial"/>
+                <w:noProof/>
+                <w:webHidden/>
+                <w:sz w:val="24"/>
+                <w:szCs w:val="24"/>
+              </w:rPr>
+              <w:fldChar w:fldCharType="separate"/>
+            </w:r>
+            <w:r>
+              <w:rPr>
+                <w:rFonts w:ascii="Arial" w:hAnsi="Arial" w:cs="Arial"/>
+                <w:noProof/>
+                <w:webHidden/>
+                <w:sz w:val="24"/>
+                <w:szCs w:val="24"/>
+              </w:rPr>
+              <w:t>16</w:t>
+            </w:r>
+            <w:r>
+              <w:rPr>
+                <w:rFonts w:ascii="Arial" w:hAnsi="Arial" w:cs="Arial"/>
+                <w:noProof/>
+                <w:webHidden/>
+                <w:sz w:val="24"/>
+                <w:szCs w:val="24"/>
+              </w:rPr>
+              <w:fldChar w:fldCharType="end"/>
+            </w:r>
+          </w:hyperlink>
+        </w:p>
+        <w:p>
+          <w:pPr>
+            <w:pStyle w:val="TDC3"/>
+            <w:tabs>
+              <w:tab w:val="left" w:pos="880"/>
+              <w:tab w:val="right" w:leader="dot" w:pos="8494"/>
+            </w:tabs>
+            <w:spacing w:line="276" w:lineRule="auto"/>
+            <w:jc w:val="both"/>
+            <w:rPr>
+              <w:rFonts w:ascii="Arial" w:hAnsi="Arial" w:cs="Arial"/>
+              <w:noProof/>
+              <w:sz w:val="24"/>
+              <w:szCs w:val="24"/>
+            </w:rPr>
+          </w:pPr>
+          <w:hyperlink w:anchor="_Toc228966590" w:history="1">
+            <w:r>
+              <w:rPr>
+                <w:rStyle w:val="Hipervnculo"/>
+                <w:rFonts w:ascii="Arial" w:hAnsi="Arial" w:cs="Arial"/>
+                <w:noProof/>
+                <w:color w:val="auto"/>
+                <w:sz w:val="24"/>
+                <w:szCs w:val="24"/>
+              </w:rPr>
+              <w:t>a)</w:t>
+            </w:r>
+            <w:r>
+              <w:rPr>
+                <w:rFonts w:ascii="Arial" w:hAnsi="Arial" w:cs="Arial"/>
+                <w:noProof/>
+                <w:sz w:val="24"/>
+                <w:szCs w:val="24"/>
+              </w:rPr>
+              <w:tab/>
+            </w:r>
+            <w:r>
+              <w:rPr>
+                <w:rStyle w:val="Hipervnculo"/>
+                <w:rFonts w:ascii="Arial" w:hAnsi="Arial" w:cs="Arial"/>
+                <w:noProof/>
+                <w:color w:val="auto"/>
+                <w:sz w:val="24"/>
+                <w:szCs w:val="24"/>
+              </w:rPr>
+              <w:t>Generación y preparación de los datos</w:t>
+            </w:r>
+            <w:r>
+              <w:rPr>
+                <w:rFonts w:ascii="Arial" w:hAnsi="Arial" w:cs="Arial"/>
+                <w:noProof/>
+                <w:webHidden/>
+                <w:sz w:val="24"/>
+                <w:szCs w:val="24"/>
+              </w:rPr>
+              <w:tab/>
+            </w:r>
+            <w:r>
+              <w:rPr>
+                <w:rFonts w:ascii="Arial" w:hAnsi="Arial" w:cs="Arial"/>
+                <w:noProof/>
+                <w:webHidden/>
+                <w:sz w:val="24"/>
+                <w:szCs w:val="24"/>
+              </w:rPr>
+              <w:fldChar w:fldCharType="begin"/>
+            </w:r>
+            <w:r>
+              <w:rPr>
+                <w:rFonts w:ascii="Arial" w:hAnsi="Arial" w:cs="Arial"/>
+                <w:noProof/>
+                <w:webHidden/>
+                <w:sz w:val="24"/>
+                <w:szCs w:val="24"/>
+              </w:rPr>
+              <w:instrText xml:space="preserve"> PAGEREF _Toc228966590 \h </w:instrText>
+            </w:r>
+            <w:r>
+              <w:rPr>
+                <w:rFonts w:ascii="Arial" w:hAnsi="Arial" w:cs="Arial"/>
+                <w:noProof/>
+                <w:webHidden/>
+                <w:sz w:val="24"/>
+                <w:szCs w:val="24"/>
+              </w:rPr>
+            </w:r>
+            <w:r>
+              <w:rPr>
+                <w:rFonts w:ascii="Arial" w:hAnsi="Arial" w:cs="Arial"/>
+                <w:noProof/>
+                <w:webHidden/>
+                <w:sz w:val="24"/>
+                <w:szCs w:val="24"/>
+              </w:rPr>
+              <w:fldChar w:fldCharType="separate"/>
+            </w:r>
+            <w:r>
+              <w:rPr>
+                <w:rFonts w:ascii="Arial" w:hAnsi="Arial" w:cs="Arial"/>
+                <w:noProof/>
+                <w:webHidden/>
+                <w:sz w:val="24"/>
+                <w:szCs w:val="24"/>
+              </w:rPr>
+              <w:t>17</w:t>
+            </w:r>
+            <w:r>
+              <w:rPr>
+                <w:rFonts w:ascii="Arial" w:hAnsi="Arial" w:cs="Arial"/>
+                <w:noProof/>
+                <w:webHidden/>
+                <w:sz w:val="24"/>
+                <w:szCs w:val="24"/>
+              </w:rPr>
+              <w:fldChar w:fldCharType="end"/>
+            </w:r>
+          </w:hyperlink>
+        </w:p>
+        <w:p>
+          <w:pPr>
+            <w:pStyle w:val="TDC3"/>
+            <w:tabs>
+              <w:tab w:val="left" w:pos="880"/>
+              <w:tab w:val="right" w:leader="dot" w:pos="8494"/>
+            </w:tabs>
+            <w:spacing w:line="276" w:lineRule="auto"/>
+            <w:jc w:val="both"/>
+            <w:rPr>
+              <w:rFonts w:ascii="Arial" w:hAnsi="Arial" w:cs="Arial"/>
+              <w:noProof/>
+              <w:sz w:val="24"/>
+              <w:szCs w:val="24"/>
+            </w:rPr>
+          </w:pPr>
+          <w:hyperlink w:anchor="_Toc228966591" w:history="1">
+            <w:r>
+              <w:rPr>
+                <w:rStyle w:val="Hipervnculo"/>
+                <w:rFonts w:ascii="Arial" w:hAnsi="Arial" w:cs="Arial"/>
+                <w:noProof/>
+                <w:color w:val="auto"/>
+                <w:sz w:val="24"/>
+                <w:szCs w:val="24"/>
+              </w:rPr>
+              <w:t>b)</w:t>
+            </w:r>
+            <w:r>
+              <w:rPr>
+                <w:rFonts w:ascii="Arial" w:hAnsi="Arial" w:cs="Arial"/>
+                <w:noProof/>
+                <w:sz w:val="24"/>
+                <w:szCs w:val="24"/>
+              </w:rPr>
+              <w:tab/>
+            </w:r>
+            <w:r>
+              <w:rPr>
+                <w:rStyle w:val="Hipervnculo"/>
+                <w:rFonts w:ascii="Arial" w:hAnsi="Arial" w:cs="Arial"/>
+                <w:noProof/>
+                <w:color w:val="auto"/>
+                <w:sz w:val="24"/>
+                <w:szCs w:val="24"/>
+              </w:rPr>
+              <w:t>Preparación de los conjuntos de entrenamiento, validación y test</w:t>
+            </w:r>
+            <w:r>
+              <w:rPr>
+                <w:rFonts w:ascii="Arial" w:hAnsi="Arial" w:cs="Arial"/>
+                <w:noProof/>
+                <w:webHidden/>
+                <w:sz w:val="24"/>
+                <w:szCs w:val="24"/>
+              </w:rPr>
+              <w:tab/>
+            </w:r>
+            <w:r>
+              <w:rPr>
+                <w:rFonts w:ascii="Arial" w:hAnsi="Arial" w:cs="Arial"/>
+                <w:noProof/>
+                <w:webHidden/>
+                <w:sz w:val="24"/>
+                <w:szCs w:val="24"/>
+              </w:rPr>
+              <w:fldChar w:fldCharType="begin"/>
+            </w:r>
+            <w:r>
+              <w:rPr>
+                <w:rFonts w:ascii="Arial" w:hAnsi="Arial" w:cs="Arial"/>
+                <w:noProof/>
+                <w:webHidden/>
+                <w:sz w:val="24"/>
+                <w:szCs w:val="24"/>
+              </w:rPr>
+              <w:instrText xml:space="preserve"> PAGEREF _Toc228966591 \h </w:instrText>
+            </w:r>
+            <w:r>
+              <w:rPr>
+                <w:rFonts w:ascii="Arial" w:hAnsi="Arial" w:cs="Arial"/>
+                <w:noProof/>
+                <w:webHidden/>
+                <w:sz w:val="24"/>
+                <w:szCs w:val="24"/>
+              </w:rPr>
+            </w:r>
+            <w:r>
+              <w:rPr>
+                <w:rFonts w:ascii="Arial" w:hAnsi="Arial" w:cs="Arial"/>
+                <w:noProof/>
+                <w:webHidden/>
+                <w:sz w:val="24"/>
+                <w:szCs w:val="24"/>
+              </w:rPr>
+              <w:fldChar w:fldCharType="separate"/>
+            </w:r>
+            <w:r>
+              <w:rPr>
+                <w:rFonts w:ascii="Arial" w:hAnsi="Arial" w:cs="Arial"/>
+                <w:noProof/>
+                <w:webHidden/>
+                <w:sz w:val="24"/>
+                <w:szCs w:val="24"/>
+              </w:rPr>
+              <w:t>17</w:t>
+            </w:r>
+            <w:r>
+              <w:rPr>
+                <w:rFonts w:ascii="Arial" w:hAnsi="Arial" w:cs="Arial"/>
+                <w:noProof/>
+                <w:webHidden/>
+                <w:sz w:val="24"/>
+                <w:szCs w:val="24"/>
+              </w:rPr>
+              <w:fldChar w:fldCharType="end"/>
+            </w:r>
+          </w:hyperlink>
+        </w:p>
+        <w:p>
+          <w:pPr>
+            <w:pStyle w:val="TDC3"/>
+            <w:tabs>
+              <w:tab w:val="left" w:pos="880"/>
+              <w:tab w:val="right" w:leader="dot" w:pos="8494"/>
+            </w:tabs>
+            <w:spacing w:line="276" w:lineRule="auto"/>
+            <w:jc w:val="both"/>
+            <w:rPr>
+              <w:rFonts w:ascii="Arial" w:hAnsi="Arial" w:cs="Arial"/>
+              <w:noProof/>
+              <w:sz w:val="24"/>
+              <w:szCs w:val="24"/>
+            </w:rPr>
+          </w:pPr>
+          <w:hyperlink w:anchor="_Toc228966592" w:history="1">
+            <w:r>
+              <w:rPr>
+                <w:rStyle w:val="Hipervnculo"/>
+                <w:rFonts w:ascii="Arial" w:hAnsi="Arial" w:cs="Arial"/>
+                <w:noProof/>
+                <w:color w:val="auto"/>
+                <w:sz w:val="24"/>
+                <w:szCs w:val="24"/>
+              </w:rPr>
+              <w:t>c)</w:t>
+            </w:r>
+            <w:r>
+              <w:rPr>
+                <w:rFonts w:ascii="Arial" w:hAnsi="Arial" w:cs="Arial"/>
+                <w:noProof/>
+                <w:sz w:val="24"/>
+                <w:szCs w:val="24"/>
+              </w:rPr>
+              <w:tab/>
+            </w:r>
+            <w:r>
+              <w:rPr>
+                <w:rStyle w:val="Hipervnculo"/>
+                <w:rFonts w:ascii="Arial" w:hAnsi="Arial" w:cs="Arial"/>
+                <w:noProof/>
+                <w:color w:val="auto"/>
+                <w:sz w:val="24"/>
+                <w:szCs w:val="24"/>
+              </w:rPr>
+              <w:t>Diseño del modelo</w:t>
+            </w:r>
+            <w:r>
+              <w:rPr>
+                <w:rFonts w:ascii="Arial" w:hAnsi="Arial" w:cs="Arial"/>
+                <w:noProof/>
+                <w:webHidden/>
+                <w:sz w:val="24"/>
+                <w:szCs w:val="24"/>
+              </w:rPr>
+              <w:tab/>
+            </w:r>
+            <w:r>
+              <w:rPr>
+                <w:rFonts w:ascii="Arial" w:hAnsi="Arial" w:cs="Arial"/>
+                <w:noProof/>
+                <w:webHidden/>
+                <w:sz w:val="24"/>
+                <w:szCs w:val="24"/>
+              </w:rPr>
+              <w:fldChar w:fldCharType="begin"/>
+            </w:r>
+            <w:r>
+              <w:rPr>
+                <w:rFonts w:ascii="Arial" w:hAnsi="Arial" w:cs="Arial"/>
+                <w:noProof/>
+                <w:webHidden/>
+                <w:sz w:val="24"/>
+                <w:szCs w:val="24"/>
+              </w:rPr>
+              <w:instrText xml:space="preserve"> PAGEREF _Toc228966592 \h </w:instrText>
+            </w:r>
+            <w:r>
+              <w:rPr>
+                <w:rFonts w:ascii="Arial" w:hAnsi="Arial" w:cs="Arial"/>
+                <w:noProof/>
+                <w:webHidden/>
+                <w:sz w:val="24"/>
+                <w:szCs w:val="24"/>
+              </w:rPr>
+            </w:r>
+            <w:r>
+              <w:rPr>
+                <w:rFonts w:ascii="Arial" w:hAnsi="Arial" w:cs="Arial"/>
+                <w:noProof/>
+                <w:webHidden/>
+                <w:sz w:val="24"/>
+                <w:szCs w:val="24"/>
+              </w:rPr>
+              <w:fldChar w:fldCharType="separate"/>
+            </w:r>
+            <w:r>
+              <w:rPr>
+                <w:rFonts w:ascii="Arial" w:hAnsi="Arial" w:cs="Arial"/>
+                <w:noProof/>
+                <w:webHidden/>
+                <w:sz w:val="24"/>
+                <w:szCs w:val="24"/>
+              </w:rPr>
+              <w:t>17</w:t>
+            </w:r>
+            <w:r>
+              <w:rPr>
+                <w:rFonts w:ascii="Arial" w:hAnsi="Arial" w:cs="Arial"/>
+                <w:noProof/>
+                <w:webHidden/>
+                <w:sz w:val="24"/>
+                <w:szCs w:val="24"/>
+              </w:rPr>
+              <w:fldChar w:fldCharType="end"/>
+            </w:r>
+          </w:hyperlink>
+        </w:p>
+        <w:p>
+          <w:pPr>
+            <w:pStyle w:val="TDC3"/>
+            <w:tabs>
+              <w:tab w:val="left" w:pos="880"/>
+              <w:tab w:val="right" w:leader="dot" w:pos="8494"/>
+            </w:tabs>
+            <w:spacing w:line="276" w:lineRule="auto"/>
+            <w:jc w:val="both"/>
+            <w:rPr>
+              <w:rFonts w:ascii="Arial" w:hAnsi="Arial" w:cs="Arial"/>
+              <w:noProof/>
+              <w:sz w:val="24"/>
+              <w:szCs w:val="24"/>
+            </w:rPr>
+          </w:pPr>
+          <w:hyperlink w:anchor="_Toc228966593" w:history="1">
+            <w:r>
+              <w:rPr>
+                <w:rStyle w:val="Hipervnculo"/>
+                <w:rFonts w:ascii="Arial" w:hAnsi="Arial" w:cs="Arial"/>
+                <w:noProof/>
+                <w:color w:val="auto"/>
+                <w:sz w:val="24"/>
+                <w:szCs w:val="24"/>
+              </w:rPr>
+              <w:t>d)</w:t>
+            </w:r>
+            <w:r>
+              <w:rPr>
+                <w:rFonts w:ascii="Arial" w:hAnsi="Arial" w:cs="Arial"/>
+                <w:noProof/>
+                <w:sz w:val="24"/>
+                <w:szCs w:val="24"/>
+              </w:rPr>
+              <w:tab/>
+            </w:r>
+            <w:r>
+              <w:rPr>
+                <w:rStyle w:val="Hipervnculo"/>
+                <w:rFonts w:ascii="Arial" w:hAnsi="Arial" w:cs="Arial"/>
+                <w:noProof/>
+                <w:color w:val="auto"/>
+                <w:sz w:val="24"/>
+                <w:szCs w:val="24"/>
+              </w:rPr>
+              <w:t>Entrenamiento y optimización</w:t>
+            </w:r>
+            <w:r>
+              <w:rPr>
+                <w:rFonts w:ascii="Arial" w:hAnsi="Arial" w:cs="Arial"/>
+                <w:noProof/>
+                <w:webHidden/>
+                <w:sz w:val="24"/>
+                <w:szCs w:val="24"/>
+              </w:rPr>
+              <w:tab/>
+            </w:r>
+            <w:r>
+              <w:rPr>
+                <w:rFonts w:ascii="Arial" w:hAnsi="Arial" w:cs="Arial"/>
+                <w:noProof/>
+                <w:webHidden/>
+                <w:sz w:val="24"/>
+                <w:szCs w:val="24"/>
+              </w:rPr>
+              <w:fldChar w:fldCharType="begin"/>
+            </w:r>
+            <w:r>
+              <w:rPr>
+                <w:rFonts w:ascii="Arial" w:hAnsi="Arial" w:cs="Arial"/>
+                <w:noProof/>
+                <w:webHidden/>
+                <w:sz w:val="24"/>
+                <w:szCs w:val="24"/>
+              </w:rPr>
+              <w:instrText xml:space="preserve"> PAGEREF _Toc228966593 \h </w:instrText>
+            </w:r>
+            <w:r>
+              <w:rPr>
+                <w:rFonts w:ascii="Arial" w:hAnsi="Arial" w:cs="Arial"/>
+                <w:noProof/>
+                <w:webHidden/>
+                <w:sz w:val="24"/>
+                <w:szCs w:val="24"/>
+              </w:rPr>
+            </w:r>
+            <w:r>
+              <w:rPr>
+                <w:rFonts w:ascii="Arial" w:hAnsi="Arial" w:cs="Arial"/>
+                <w:noProof/>
+                <w:webHidden/>
+                <w:sz w:val="24"/>
+                <w:szCs w:val="24"/>
+              </w:rPr>
+              <w:fldChar w:fldCharType="separate"/>
+            </w:r>
+            <w:r>
+              <w:rPr>
+                <w:rFonts w:ascii="Arial" w:hAnsi="Arial" w:cs="Arial"/>
+                <w:noProof/>
+                <w:webHidden/>
+                <w:sz w:val="24"/>
+                <w:szCs w:val="24"/>
+              </w:rPr>
+              <w:t>19</w:t>
+            </w:r>
+            <w:r>
+              <w:rPr>
+                <w:rFonts w:ascii="Arial" w:hAnsi="Arial" w:cs="Arial"/>
+                <w:noProof/>
+                <w:webHidden/>
+                <w:sz w:val="24"/>
+                <w:szCs w:val="24"/>
+              </w:rPr>
+              <w:fldChar w:fldCharType="end"/>
+            </w:r>
+          </w:hyperlink>
+        </w:p>
+        <w:p>
+          <w:pPr>
+            <w:pStyle w:val="TDC3"/>
+            <w:tabs>
+              <w:tab w:val="left" w:pos="880"/>
+              <w:tab w:val="right" w:leader="dot" w:pos="8494"/>
+            </w:tabs>
+            <w:spacing w:line="276" w:lineRule="auto"/>
+            <w:jc w:val="both"/>
+            <w:rPr>
+              <w:rFonts w:ascii="Arial" w:hAnsi="Arial" w:cs="Arial"/>
+              <w:noProof/>
+              <w:sz w:val="24"/>
+              <w:szCs w:val="24"/>
+            </w:rPr>
+          </w:pPr>
+          <w:hyperlink w:anchor="_Toc228966594" w:history="1">
+            <w:r>
+              <w:rPr>
+                <w:rStyle w:val="Hipervnculo"/>
+                <w:rFonts w:ascii="Arial" w:hAnsi="Arial" w:cs="Arial"/>
+                <w:noProof/>
+                <w:color w:val="auto"/>
+                <w:sz w:val="24"/>
+                <w:szCs w:val="24"/>
+              </w:rPr>
+              <w:t>e)</w:t>
+            </w:r>
+            <w:r>
+              <w:rPr>
+                <w:rFonts w:ascii="Arial" w:hAnsi="Arial" w:cs="Arial"/>
+                <w:noProof/>
+                <w:sz w:val="24"/>
+                <w:szCs w:val="24"/>
+              </w:rPr>
+              <w:tab/>
+            </w:r>
+            <w:r>
+              <w:rPr>
+                <w:rStyle w:val="Hipervnculo"/>
+                <w:rFonts w:ascii="Arial" w:hAnsi="Arial" w:cs="Arial"/>
+                <w:noProof/>
+                <w:color w:val="auto"/>
+                <w:sz w:val="24"/>
+                <w:szCs w:val="24"/>
+              </w:rPr>
+              <w:t>Evaluación del modelo</w:t>
+            </w:r>
+            <w:r>
+              <w:rPr>
+                <w:rFonts w:ascii="Arial" w:hAnsi="Arial" w:cs="Arial"/>
+                <w:noProof/>
+                <w:webHidden/>
+                <w:sz w:val="24"/>
+                <w:szCs w:val="24"/>
+              </w:rPr>
+              <w:tab/>
+            </w:r>
+            <w:r>
+              <w:rPr>
+                <w:rFonts w:ascii="Arial" w:hAnsi="Arial" w:cs="Arial"/>
+                <w:noProof/>
+                <w:webHidden/>
+                <w:sz w:val="24"/>
+                <w:szCs w:val="24"/>
+              </w:rPr>
+              <w:fldChar w:fldCharType="begin"/>
+            </w:r>
+            <w:r>
+              <w:rPr>
+                <w:rFonts w:ascii="Arial" w:hAnsi="Arial" w:cs="Arial"/>
+                <w:noProof/>
+                <w:webHidden/>
+                <w:sz w:val="24"/>
+                <w:szCs w:val="24"/>
+              </w:rPr>
+              <w:instrText xml:space="preserve"> PAGEREF _Toc228966594 \h </w:instrText>
+            </w:r>
+            <w:r>
+              <w:rPr>
+                <w:rFonts w:ascii="Arial" w:hAnsi="Arial" w:cs="Arial"/>
+                <w:noProof/>
+                <w:webHidden/>
+                <w:sz w:val="24"/>
+                <w:szCs w:val="24"/>
+              </w:rPr>
+            </w:r>
+            <w:r>
+              <w:rPr>
+                <w:rFonts w:ascii="Arial" w:hAnsi="Arial" w:cs="Arial"/>
+                <w:noProof/>
+                <w:webHidden/>
+                <w:sz w:val="24"/>
+                <w:szCs w:val="24"/>
+              </w:rPr>
+              <w:fldChar w:fldCharType="separate"/>
+            </w:r>
+            <w:r>
+              <w:rPr>
+                <w:rFonts w:ascii="Arial" w:hAnsi="Arial" w:cs="Arial"/>
+                <w:noProof/>
+                <w:webHidden/>
+                <w:sz w:val="24"/>
+                <w:szCs w:val="24"/>
+              </w:rPr>
+              <w:t>20</w:t>
+            </w:r>
+            <w:r>
+              <w:rPr>
+                <w:rFonts w:ascii="Arial" w:hAnsi="Arial" w:cs="Arial"/>
+                <w:noProof/>
+                <w:webHidden/>
+                <w:sz w:val="24"/>
+                <w:szCs w:val="24"/>
+              </w:rPr>
+              <w:fldChar w:fldCharType="end"/>
+            </w:r>
+          </w:hyperlink>
+        </w:p>
+        <w:p>
+          <w:pPr>
+            <w:pStyle w:val="TDC3"/>
+            <w:tabs>
+              <w:tab w:val="left" w:pos="880"/>
+              <w:tab w:val="right" w:leader="dot" w:pos="8494"/>
+            </w:tabs>
+            <w:spacing w:line="276" w:lineRule="auto"/>
+            <w:jc w:val="both"/>
+            <w:rPr>
+              <w:rFonts w:ascii="Arial" w:hAnsi="Arial" w:cs="Arial"/>
+              <w:noProof/>
+              <w:sz w:val="24"/>
+              <w:szCs w:val="24"/>
+            </w:rPr>
+          </w:pPr>
+          <w:hyperlink w:anchor="_Toc228966595" w:history="1">
+            <w:r>
+              <w:rPr>
+                <w:rStyle w:val="Hipervnculo"/>
+                <w:rFonts w:ascii="Arial" w:hAnsi="Arial" w:cs="Arial"/>
+                <w:noProof/>
+                <w:color w:val="auto"/>
+                <w:sz w:val="24"/>
+                <w:szCs w:val="24"/>
+              </w:rPr>
+              <w:t>f)</w:t>
+            </w:r>
+            <w:r>
+              <w:rPr>
+                <w:rFonts w:ascii="Arial" w:hAnsi="Arial" w:cs="Arial"/>
+                <w:noProof/>
+                <w:sz w:val="24"/>
+                <w:szCs w:val="24"/>
+              </w:rPr>
+              <w:tab/>
+            </w:r>
+            <w:r>
+              <w:rPr>
+                <w:rStyle w:val="Hipervnculo"/>
+                <w:rFonts w:ascii="Arial" w:hAnsi="Arial" w:cs="Arial"/>
+                <w:noProof/>
+                <w:color w:val="auto"/>
+                <w:sz w:val="24"/>
+                <w:szCs w:val="24"/>
+              </w:rPr>
+              <w:t>Análisis de predicciones</w:t>
+            </w:r>
+            <w:r>
+              <w:rPr>
+                <w:rFonts w:ascii="Arial" w:hAnsi="Arial" w:cs="Arial"/>
+                <w:noProof/>
+                <w:webHidden/>
+                <w:sz w:val="24"/>
+                <w:szCs w:val="24"/>
+              </w:rPr>
+              <w:tab/>
+            </w:r>
+            <w:r>
+              <w:rPr>
+                <w:rFonts w:ascii="Arial" w:hAnsi="Arial" w:cs="Arial"/>
+                <w:noProof/>
+                <w:webHidden/>
+                <w:sz w:val="24"/>
+                <w:szCs w:val="24"/>
+              </w:rPr>
+              <w:fldChar w:fldCharType="begin"/>
+            </w:r>
+            <w:r>
+              <w:rPr>
+                <w:rFonts w:ascii="Arial" w:hAnsi="Arial" w:cs="Arial"/>
+                <w:noProof/>
+                <w:webHidden/>
+                <w:sz w:val="24"/>
+                <w:szCs w:val="24"/>
+              </w:rPr>
+              <w:instrText xml:space="preserve"> PAGEREF _Toc228966595 \h </w:instrText>
+            </w:r>
+            <w:r>
+              <w:rPr>
+                <w:rFonts w:ascii="Arial" w:hAnsi="Arial" w:cs="Arial"/>
+                <w:noProof/>
+                <w:webHidden/>
+                <w:sz w:val="24"/>
+                <w:szCs w:val="24"/>
+              </w:rPr>
+            </w:r>
+            <w:r>
+              <w:rPr>
+                <w:rFonts w:ascii="Arial" w:hAnsi="Arial" w:cs="Arial"/>
+                <w:noProof/>
+                <w:webHidden/>
+                <w:sz w:val="24"/>
+                <w:szCs w:val="24"/>
+              </w:rPr>
+              <w:fldChar w:fldCharType="separate"/>
+            </w:r>
+            <w:r>
+              <w:rPr>
+                <w:rFonts w:ascii="Arial" w:hAnsi="Arial" w:cs="Arial"/>
+                <w:noProof/>
+                <w:webHidden/>
+                <w:sz w:val="24"/>
+                <w:szCs w:val="24"/>
+              </w:rPr>
+              <w:t>21</w:t>
+            </w:r>
+            <w:r>
+              <w:rPr>
+                <w:rFonts w:ascii="Arial" w:hAnsi="Arial" w:cs="Arial"/>
+                <w:noProof/>
+                <w:webHidden/>
+                <w:sz w:val="24"/>
+                <w:szCs w:val="24"/>
+              </w:rPr>
+              <w:fldChar w:fldCharType="end"/>
+            </w:r>
+          </w:hyperlink>
+        </w:p>
+        <w:p>
+          <w:pPr>
+            <w:pStyle w:val="TDC3"/>
+            <w:tabs>
+              <w:tab w:val="left" w:pos="880"/>
+              <w:tab w:val="right" w:leader="dot" w:pos="8494"/>
+            </w:tabs>
+            <w:spacing w:line="276" w:lineRule="auto"/>
+            <w:jc w:val="both"/>
+            <w:rPr>
+              <w:rFonts w:ascii="Arial" w:hAnsi="Arial" w:cs="Arial"/>
+              <w:noProof/>
+              <w:sz w:val="24"/>
+              <w:szCs w:val="24"/>
+            </w:rPr>
+          </w:pPr>
+          <w:hyperlink w:anchor="_Toc228966596" w:history="1">
+            <w:r>
+              <w:rPr>
+                <w:rStyle w:val="Hipervnculo"/>
+                <w:rFonts w:ascii="Arial" w:hAnsi="Arial" w:cs="Arial"/>
+                <w:noProof/>
+                <w:color w:val="auto"/>
+                <w:sz w:val="24"/>
+                <w:szCs w:val="24"/>
+              </w:rPr>
+              <w:t>g)</w:t>
+            </w:r>
+            <w:r>
+              <w:rPr>
+                <w:rFonts w:ascii="Arial" w:hAnsi="Arial" w:cs="Arial"/>
+                <w:noProof/>
+                <w:sz w:val="24"/>
+                <w:szCs w:val="24"/>
+              </w:rPr>
+              <w:tab/>
+            </w:r>
+            <w:r>
+              <w:rPr>
+                <w:rStyle w:val="Hipervnculo"/>
+                <w:rFonts w:ascii="Arial" w:hAnsi="Arial" w:cs="Arial"/>
+                <w:noProof/>
+                <w:color w:val="auto"/>
+                <w:sz w:val="24"/>
+                <w:szCs w:val="24"/>
+              </w:rPr>
+              <w:t>Limitaciones del modelo</w:t>
+            </w:r>
+            <w:r>
+              <w:rPr>
+                <w:rFonts w:ascii="Arial" w:hAnsi="Arial" w:cs="Arial"/>
+                <w:noProof/>
+                <w:webHidden/>
+                <w:sz w:val="24"/>
+                <w:szCs w:val="24"/>
+              </w:rPr>
+              <w:tab/>
+            </w:r>
+            <w:r>
+              <w:rPr>
+                <w:rFonts w:ascii="Arial" w:hAnsi="Arial" w:cs="Arial"/>
+                <w:noProof/>
+                <w:webHidden/>
+                <w:sz w:val="24"/>
+                <w:szCs w:val="24"/>
+              </w:rPr>
+              <w:fldChar w:fldCharType="begin"/>
+            </w:r>
+            <w:r>
+              <w:rPr>
+                <w:rFonts w:ascii="Arial" w:hAnsi="Arial" w:cs="Arial"/>
+                <w:noProof/>
+                <w:webHidden/>
+                <w:sz w:val="24"/>
+                <w:szCs w:val="24"/>
+              </w:rPr>
+              <w:instrText xml:space="preserve"> PAGEREF _Toc228966596 \h </w:instrText>
+            </w:r>
+            <w:r>
+              <w:rPr>
+                <w:rFonts w:ascii="Arial" w:hAnsi="Arial" w:cs="Arial"/>
+                <w:noProof/>
+                <w:webHidden/>
+                <w:sz w:val="24"/>
+                <w:szCs w:val="24"/>
+              </w:rPr>
+            </w:r>
+            <w:r>
+              <w:rPr>
+                <w:rFonts w:ascii="Arial" w:hAnsi="Arial" w:cs="Arial"/>
+                <w:noProof/>
+                <w:webHidden/>
+                <w:sz w:val="24"/>
+                <w:szCs w:val="24"/>
+              </w:rPr>
+              <w:fldChar w:fldCharType="separate"/>
+            </w:r>
+            <w:r>
+              <w:rPr>
+                <w:rFonts w:ascii="Arial" w:hAnsi="Arial" w:cs="Arial"/>
+                <w:noProof/>
+                <w:webHidden/>
+                <w:sz w:val="24"/>
+                <w:szCs w:val="24"/>
+              </w:rPr>
+              <w:t>22</w:t>
+            </w:r>
+            <w:r>
+              <w:rPr>
+                <w:rFonts w:ascii="Arial" w:hAnsi="Arial" w:cs="Arial"/>
+                <w:noProof/>
+                <w:webHidden/>
+                <w:sz w:val="24"/>
+                <w:szCs w:val="24"/>
+              </w:rPr>
+              <w:fldChar w:fldCharType="end"/>
+            </w:r>
+          </w:hyperlink>
+        </w:p>
+        <w:p>
+          <w:pPr>
+            <w:pStyle w:val="TDC1"/>
+          </w:pPr>
+          <w:hyperlink w:anchor="_Toc228966597" w:history="1">
+            <w:r>
+              <w:rPr>
+                <w:rStyle w:val="Hipervnculo"/>
+                <w:color w:val="auto"/>
+              </w:rPr>
+              <w:t>5.</w:t>
+            </w:r>
+            <w:r>
+              <w:tab/>
+            </w:r>
+            <w:r>
+              <w:rPr>
+                <w:rStyle w:val="Hipervnculo"/>
+                <w:color w:val="auto"/>
+              </w:rPr>
+              <w:t>Despliegue del modelo e integración</w:t>
+            </w:r>
+            <w:r>
+              <w:rPr>
+                <w:webHidden/>
+              </w:rPr>
+              <w:tab/>
+            </w:r>
+            <w:r>
+              <w:rPr>
+                <w:webHidden/>
+              </w:rPr>
+              <w:fldChar w:fldCharType="begin"/>
+            </w:r>
+            <w:r>
+              <w:rPr>
+                <w:webHidden/>
+              </w:rPr>
+              <w:instrText xml:space="preserve"> PAGEREF _Toc228966597 \h </w:instrText>
+            </w:r>
+            <w:r>
+              <w:rPr>
+                <w:webHidden/>
+              </w:rPr>
+            </w:r>
+            <w:r>
+              <w:rPr>
+                <w:webHidden/>
+              </w:rPr>
+              <w:fldChar w:fldCharType="separate"/>
+            </w:r>
+            <w:r>
+              <w:rPr>
+                <w:webHidden/>
+              </w:rPr>
+              <w:t>22</w:t>
+            </w:r>
+            <w:r>
+              <w:rPr>
+                <w:webHidden/>
+              </w:rPr>
+              <w:fldChar w:fldCharType="end"/>
+            </w:r>
+          </w:hyperlink>
+        </w:p>
+        <w:p>
+          <w:pPr>
+            <w:pStyle w:val="TDC1"/>
+          </w:pPr>
+          <w:hyperlink w:anchor="_Toc228966598" w:history="1">
+            <w:r>
+              <w:rPr>
+                <w:rStyle w:val="Hipervnculo"/>
+                <w:color w:val="auto"/>
+              </w:rPr>
+              <w:t>6.</w:t>
+            </w:r>
+            <w:r>
+              <w:tab/>
+            </w:r>
+            <w:r>
+              <w:rPr>
+                <w:rStyle w:val="Hipervnculo"/>
+                <w:color w:val="auto"/>
+              </w:rPr>
+              <w:t>Conclusiones y trabajo futuro</w:t>
+            </w:r>
+            <w:r>
+              <w:rPr>
+                <w:webHidden/>
+              </w:rPr>
+              <w:tab/>
+            </w:r>
+            <w:r>
+              <w:rPr>
+                <w:webHidden/>
+              </w:rPr>
+              <w:fldChar w:fldCharType="begin"/>
+            </w:r>
+            <w:r>
+              <w:rPr>
+                <w:webHidden/>
+              </w:rPr>
+              <w:instrText xml:space="preserve"> PAGEREF _Toc228966598 \h </w:instrText>
+            </w:r>
+            <w:r>
+              <w:rPr>
+                <w:webHidden/>
+              </w:rPr>
+            </w:r>
+            <w:r>
+              <w:rPr>
+                <w:webHidden/>
+              </w:rPr>
+              <w:fldChar w:fldCharType="separate"/>
+            </w:r>
+            <w:r>
+              <w:rPr>
+                <w:webHidden/>
+              </w:rPr>
+              <w:t>22</w:t>
+            </w:r>
+            <w:r>
+              <w:rPr>
+                <w:webHidden/>
+              </w:rPr>
+              <w:fldChar w:fldCharType="end"/>
+            </w:r>
+          </w:hyperlink>
+        </w:p>
+        <w:p>
+          <w:pPr>
+            <w:spacing w:line="276" w:lineRule="auto"/>
+            <w:jc w:val="both"/>
+          </w:pPr>
+          <w:r>
+            <w:rPr>
+              <w:rFonts w:ascii="Arial" w:hAnsi="Arial" w:cs="Arial"/>
+              <w:b/>
+              <w:bCs/>
+              <w:sz w:val="24"/>
+              <w:szCs w:val="24"/>
+            </w:rPr>
+            <w:fldChar w:fldCharType="end"/>
+          </w:r>
+        </w:p>
+      </w:sdtContent>
+    </w:sdt>
+    <w:p>
+      <w:pPr>
+        <w:rPr>
+          <w:rFonts w:ascii="Arial" w:eastAsiaTheme="majorEastAsia" w:hAnsi="Arial" w:cs="Arial"/>
+          <w:b/>
+          <w:sz w:val="32"/>
+          <w:szCs w:val="32"/>
+        </w:rPr>
+      </w:pPr>
+      <w:r>
+        <w:rPr>
+          <w:rFonts w:ascii="Arial" w:hAnsi="Arial" w:cs="Arial"/>
+          <w:b/>
+        </w:rPr>
+        <w:br w:type="page"/>
+      </w:r>
+      <w:bookmarkStart w:id="0" w:name="_GoBack"/>
+      <w:bookmarkEnd w:id="0"/>
+    </w:p>
     <w:p>
       <w:pPr>
         <w:pStyle w:val="Ttulo1"/>
@@ -422,6 +3770,7 @@
           <w:color w:val="auto"/>
         </w:rPr>
       </w:pPr>
+      <w:bookmarkStart w:id="1" w:name="_Toc228966569"/>
       <w:r>
         <w:rPr>
           <w:rFonts w:ascii="Arial" w:hAnsi="Arial" w:cs="Arial"/>
@@ -431,6 +3780,7 @@
         <w:lastRenderedPageBreak/>
         <w:t>Definición y fundamentos</w:t>
       </w:r>
+      <w:bookmarkEnd w:id="1"/>
     </w:p>
     <w:p>
       <w:pPr>
@@ -447,6 +3797,7 @@
           <w:color w:val="auto"/>
         </w:rPr>
       </w:pPr>
+      <w:bookmarkStart w:id="2" w:name="_Toc228966570"/>
       <w:r>
         <w:rPr>
           <w:rFonts w:ascii="Arial" w:hAnsi="Arial" w:cs="Arial"/>
@@ -455,6 +3806,7 @@
         </w:rPr>
         <w:t>Contextualización y definición del problema</w:t>
       </w:r>
+      <w:bookmarkEnd w:id="2"/>
     </w:p>
     <w:p>
       <w:pPr>
@@ -589,6 +3941,7 @@
           <w:color w:val="auto"/>
         </w:rPr>
       </w:pPr>
+      <w:bookmarkStart w:id="3" w:name="_Toc228966571"/>
       <w:r>
         <w:rPr>
           <w:rFonts w:ascii="Arial" w:hAnsi="Arial" w:cs="Arial"/>
@@ -597,6 +3950,7 @@
         </w:rPr>
         <w:t>Justificación del uso de la IA</w:t>
       </w:r>
+      <w:bookmarkEnd w:id="3"/>
     </w:p>
     <w:p>
       <w:pPr>
@@ -647,6 +4001,7 @@
           <w:color w:val="auto"/>
         </w:rPr>
       </w:pPr>
+      <w:bookmarkStart w:id="4" w:name="_Toc228966572"/>
       <w:r>
         <w:rPr>
           <w:rFonts w:ascii="Arial" w:hAnsi="Arial" w:cs="Arial"/>
@@ -655,6 +4010,7 @@
         </w:rPr>
         <w:t>Valor e impacto</w:t>
       </w:r>
+      <w:bookmarkEnd w:id="4"/>
     </w:p>
     <w:p>
       <w:pPr>
@@ -748,6 +4104,7 @@
           <w:color w:val="auto"/>
         </w:rPr>
       </w:pPr>
+      <w:bookmarkStart w:id="5" w:name="_Toc228966573"/>
       <w:r>
         <w:rPr>
           <w:rFonts w:ascii="Arial" w:hAnsi="Arial" w:cs="Arial"/>
@@ -757,6 +4114,7 @@
         <w:lastRenderedPageBreak/>
         <w:t>Objetivos del proyecto</w:t>
       </w:r>
+      <w:bookmarkEnd w:id="5"/>
     </w:p>
     <w:p>
       <w:pPr>
@@ -913,7 +4271,23 @@
           <w:rFonts w:ascii="Arial" w:hAnsi="Arial" w:cs="Arial"/>
           <w:sz w:val="24"/>
         </w:rPr>
-        <w:t xml:space="preserve"> Entrenar el modelo aplicando técnicas de regularización, ajuste de hiperparámetros y prevención del </w:t>
+        <w:t xml:space="preserve"> Entrenar el modelo aplicando técnicas de regularización, ajuste de </w:t>
+      </w:r>
+      <w:proofErr w:type="spellStart"/>
+      <w:r>
+        <w:rPr>
+          <w:rFonts w:ascii="Arial" w:hAnsi="Arial" w:cs="Arial"/>
+          <w:sz w:val="24"/>
+        </w:rPr>
+        <w:t>hiperparámetros</w:t>
+      </w:r>
+      <w:proofErr w:type="spellEnd"/>
+      <w:r>
+        <w:rPr>
+          <w:rFonts w:ascii="Arial" w:hAnsi="Arial" w:cs="Arial"/>
+          <w:sz w:val="24"/>
+        </w:rPr>
+        <w:t xml:space="preserve"> y prevención del </w:t>
       </w:r>
       <w:r>
         <w:rPr>
@@ -1008,6 +4382,7 @@
           <w:color w:val="auto"/>
         </w:rPr>
       </w:pPr>
+      <w:bookmarkStart w:id="6" w:name="_Toc228966574"/>
       <w:r>
         <w:rPr>
           <w:rFonts w:ascii="Arial" w:hAnsi="Arial" w:cs="Arial"/>
@@ -1016,18 +4391,407 @@
         </w:rPr>
         <w:t>Estado del arte</w:t>
       </w:r>
-    </w:p>
-    <w:p>
-      <w:pPr>
-        <w:rPr>
-          <w:color w:val="FF0000"/>
-        </w:rPr>
-      </w:pPr>
-      <w:r>
-        <w:rPr>
-          <w:color w:val="FF0000"/>
-        </w:rPr>
-        <w:t>TO DO</w:t>
+      <w:bookmarkEnd w:id="6"/>
+    </w:p>
+    <w:p>
+      <w:pPr>
+        <w:spacing w:line="276" w:lineRule="auto"/>
+        <w:jc w:val="both"/>
+        <w:rPr>
+          <w:rFonts w:ascii="Arial" w:hAnsi="Arial" w:cs="Arial"/>
+          <w:sz w:val="24"/>
+        </w:rPr>
+      </w:pPr>
+      <w:r>
+        <w:rPr>
+          <w:rFonts w:ascii="Arial" w:hAnsi="Arial" w:cs="Arial"/>
+          <w:sz w:val="24"/>
+        </w:rPr>
+        <w:t>El reconocimiento au</w:t>
+      </w:r>
+      <w:r>
+        <w:rPr>
+          <w:rFonts w:ascii="Arial" w:hAnsi="Arial" w:cs="Arial"/>
+          <w:sz w:val="24"/>
+        </w:rPr>
+        <w:t xml:space="preserve">tomático del lenguaje de signos </w:t>
+      </w:r>
+      <w:r>
+        <w:rPr>
+          <w:rFonts w:ascii="Arial" w:hAnsi="Arial" w:cs="Arial"/>
+          <w:sz w:val="24"/>
+        </w:rPr>
+        <w:t xml:space="preserve">es un campo de investigación multidisciplinar que ha experimentado una evolución drástica. Tradicionalmente, las primeras aproximaciones para traducir este lenguaje dependían de hardware intrusivo, como guantes con sensores de flexión o trajes de captura de movimiento. Sin embargo, con la explosión del </w:t>
+      </w:r>
+      <w:r>
+        <w:rPr>
+          <w:rFonts w:ascii="Arial" w:hAnsi="Arial" w:cs="Arial"/>
+          <w:i/>
+          <w:sz w:val="24"/>
+        </w:rPr>
+        <w:t>Deep Learning</w:t>
+      </w:r>
+      <w:r>
+        <w:rPr>
+          <w:rFonts w:ascii="Arial" w:hAnsi="Arial" w:cs="Arial"/>
+          <w:sz w:val="24"/>
+        </w:rPr>
+        <w:t xml:space="preserve"> y la mejora en las capacidades de procesamiento de las </w:t>
+      </w:r>
+      <w:proofErr w:type="spellStart"/>
+      <w:r>
+        <w:rPr>
+          <w:rFonts w:ascii="Arial" w:hAnsi="Arial" w:cs="Arial"/>
+          <w:i/>
+          <w:sz w:val="24"/>
+        </w:rPr>
+        <w:t>GPUs</w:t>
+      </w:r>
+      <w:proofErr w:type="spellEnd"/>
+      <w:r>
+        <w:rPr>
+          <w:rFonts w:ascii="Arial" w:hAnsi="Arial" w:cs="Arial"/>
+          <w:sz w:val="24"/>
+        </w:rPr>
+        <w:t xml:space="preserve">, la comunidad científica ha </w:t>
+      </w:r>
+      <w:proofErr w:type="spellStart"/>
+      <w:r>
+        <w:rPr>
+          <w:rFonts w:ascii="Arial" w:hAnsi="Arial" w:cs="Arial"/>
+          <w:sz w:val="24"/>
+        </w:rPr>
+        <w:t>transicionado</w:t>
+      </w:r>
+      <w:proofErr w:type="spellEnd"/>
+      <w:r>
+        <w:rPr>
+          <w:rFonts w:ascii="Arial" w:hAnsi="Arial" w:cs="Arial"/>
+          <w:sz w:val="24"/>
+        </w:rPr>
+        <w:t xml:space="preserve"> de forma unánime hacia enfoques basados exclusiva</w:t>
+      </w:r>
+      <w:r>
+        <w:rPr>
+          <w:rFonts w:ascii="Arial" w:hAnsi="Arial" w:cs="Arial"/>
+          <w:sz w:val="24"/>
+        </w:rPr>
+        <w:t xml:space="preserve">mente en visión por computadora </w:t>
+      </w:r>
+      <w:r>
+        <w:rPr>
+          <w:rFonts w:ascii="Arial" w:hAnsi="Arial" w:cs="Arial"/>
+          <w:sz w:val="24"/>
+        </w:rPr>
+        <w:t>los cuales resultan mucho más económicos, accesibles y naturales para el usuario final.</w:t>
+      </w:r>
+    </w:p>
+    <w:p>
+      <w:pPr>
+        <w:spacing w:line="276" w:lineRule="auto"/>
+        <w:jc w:val="both"/>
+        <w:rPr>
+          <w:rFonts w:ascii="Arial" w:hAnsi="Arial" w:cs="Arial"/>
+          <w:sz w:val="24"/>
+        </w:rPr>
+      </w:pPr>
+      <w:r>
+        <w:rPr>
+          <w:rFonts w:ascii="Arial" w:hAnsi="Arial" w:cs="Arial"/>
+          <w:sz w:val="24"/>
+        </w:rPr>
+        <w:t>Dentro del reconocimiento basado en visión, el estado del arte se divide históricamente en dos grandes bloques: el reconocimiento de signos estáticos y el reconocimiento continuo.</w:t>
+      </w:r>
+    </w:p>
+    <w:p>
+      <w:pPr>
+        <w:pStyle w:val="Prrafodelista"/>
+        <w:numPr>
+          <w:ilvl w:val="0"/>
+          <w:numId w:val="2"/>
+        </w:numPr>
+        <w:spacing w:line="276" w:lineRule="auto"/>
+        <w:jc w:val="both"/>
+        <w:rPr>
+          <w:rFonts w:ascii="Arial" w:hAnsi="Arial" w:cs="Arial"/>
+          <w:sz w:val="24"/>
+        </w:rPr>
+      </w:pPr>
+      <w:r>
+        <w:rPr>
+          <w:rFonts w:ascii="Arial" w:hAnsi="Arial" w:cs="Arial"/>
+          <w:b/>
+          <w:sz w:val="24"/>
+        </w:rPr>
+        <w:t xml:space="preserve">Reconocimiento estático: </w:t>
+      </w:r>
+      <w:r>
+        <w:rPr>
+          <w:rFonts w:ascii="Arial" w:hAnsi="Arial" w:cs="Arial"/>
+          <w:sz w:val="24"/>
+        </w:rPr>
+        <w:t xml:space="preserve">Hoy en día la clasificación de letras aisladas del alfabeto ha sido resuelta con niveles de precisión casi perfectos. </w:t>
+      </w:r>
+      <w:r>
+        <w:rPr>
+          <w:rFonts w:ascii="Arial" w:hAnsi="Arial" w:cs="Arial"/>
+          <w:sz w:val="24"/>
+        </w:rPr>
+        <w:t xml:space="preserve">Este dominio está liderado por las </w:t>
+      </w:r>
+      <w:r>
+        <w:rPr>
+          <w:rFonts w:ascii="Arial" w:hAnsi="Arial" w:cs="Arial"/>
+          <w:i/>
+          <w:sz w:val="24"/>
+        </w:rPr>
+        <w:t>Redes Neuronales Convolucionales</w:t>
+      </w:r>
+      <w:r>
+        <w:rPr>
+          <w:rFonts w:ascii="Arial" w:hAnsi="Arial" w:cs="Arial"/>
+          <w:sz w:val="24"/>
+        </w:rPr>
+        <w:t xml:space="preserve"> (CNN) profundas, utilizando arquitecturas consolidadas como </w:t>
+      </w:r>
+      <w:r>
+        <w:rPr>
+          <w:rFonts w:ascii="Arial" w:hAnsi="Arial" w:cs="Arial"/>
+          <w:i/>
+          <w:sz w:val="24"/>
+        </w:rPr>
+        <w:t>VGG16</w:t>
+      </w:r>
+      <w:r>
+        <w:rPr>
+          <w:rFonts w:ascii="Arial" w:hAnsi="Arial" w:cs="Arial"/>
+          <w:sz w:val="24"/>
+        </w:rPr>
+        <w:t xml:space="preserve">, </w:t>
+      </w:r>
+      <w:proofErr w:type="spellStart"/>
+      <w:r>
+        <w:rPr>
+          <w:rFonts w:ascii="Arial" w:hAnsi="Arial" w:cs="Arial"/>
+          <w:i/>
+          <w:sz w:val="24"/>
+        </w:rPr>
+        <w:t>ResNet</w:t>
+      </w:r>
+      <w:proofErr w:type="spellEnd"/>
+      <w:r>
+        <w:rPr>
+          <w:rFonts w:ascii="Arial" w:hAnsi="Arial" w:cs="Arial"/>
+          <w:sz w:val="24"/>
+        </w:rPr>
+        <w:t xml:space="preserve"> o </w:t>
+      </w:r>
+      <w:proofErr w:type="spellStart"/>
+      <w:r>
+        <w:rPr>
+          <w:rFonts w:ascii="Arial" w:hAnsi="Arial" w:cs="Arial"/>
+          <w:i/>
+          <w:sz w:val="24"/>
+        </w:rPr>
+        <w:t>MobileNet</w:t>
+      </w:r>
+      <w:proofErr w:type="spellEnd"/>
+      <w:r>
+        <w:rPr>
+          <w:rFonts w:ascii="Arial" w:hAnsi="Arial" w:cs="Arial"/>
+          <w:sz w:val="24"/>
+        </w:rPr>
+        <w:t xml:space="preserve">. </w:t>
+      </w:r>
+      <w:r>
+        <w:rPr>
+          <w:rFonts w:ascii="Arial" w:hAnsi="Arial" w:cs="Arial"/>
+          <w:sz w:val="24"/>
+        </w:rPr>
+        <w:t>E</w:t>
+      </w:r>
+      <w:r>
+        <w:rPr>
+          <w:rFonts w:ascii="Arial" w:hAnsi="Arial" w:cs="Arial"/>
+          <w:sz w:val="24"/>
+        </w:rPr>
+        <w:t xml:space="preserve">stos modelos </w:t>
+      </w:r>
+      <w:r>
+        <w:rPr>
+          <w:rFonts w:ascii="Arial" w:hAnsi="Arial" w:cs="Arial"/>
+          <w:sz w:val="24"/>
+        </w:rPr>
+        <w:t>son capaces de extraer</w:t>
+      </w:r>
+      <w:r>
+        <w:rPr>
+          <w:rFonts w:ascii="Arial" w:hAnsi="Arial" w:cs="Arial"/>
+          <w:sz w:val="24"/>
+        </w:rPr>
+        <w:t xml:space="preserve"> mapas de características espaciales de las manos con gran facilidad. Sin embargo, </w:t>
+      </w:r>
+      <w:r>
+        <w:rPr>
+          <w:rFonts w:ascii="Arial" w:hAnsi="Arial" w:cs="Arial"/>
+          <w:sz w:val="24"/>
+        </w:rPr>
+        <w:t>existe una</w:t>
+      </w:r>
+      <w:r>
+        <w:rPr>
+          <w:rFonts w:ascii="Arial" w:hAnsi="Arial" w:cs="Arial"/>
+          <w:sz w:val="24"/>
+        </w:rPr>
+        <w:t xml:space="preserve"> una </w:t>
+      </w:r>
+      <w:r>
+        <w:rPr>
+          <w:rFonts w:ascii="Arial" w:hAnsi="Arial" w:cs="Arial"/>
+          <w:sz w:val="24"/>
+        </w:rPr>
+        <w:t>barrera natural en este enfoque, ya que</w:t>
+      </w:r>
+      <w:r>
+        <w:rPr>
+          <w:rFonts w:ascii="Arial" w:hAnsi="Arial" w:cs="Arial"/>
+          <w:sz w:val="24"/>
+        </w:rPr>
+        <w:t xml:space="preserve"> el lenguaje de signos real no es una sucesión estricta </w:t>
+      </w:r>
+      <w:r>
+        <w:rPr>
+          <w:rFonts w:ascii="Arial" w:hAnsi="Arial" w:cs="Arial"/>
+          <w:sz w:val="24"/>
+        </w:rPr>
+        <w:lastRenderedPageBreak/>
+        <w:t>de fotografías aisladas, sino un flujo dinámico. Por tanto, los modelos puramente estáticos resultan insuficientes para crear herramientas de comunicación o aprendizaje natural.</w:t>
+      </w:r>
+    </w:p>
+    <w:p>
+      <w:pPr>
+        <w:pStyle w:val="Prrafodelista"/>
+        <w:numPr>
+          <w:ilvl w:val="0"/>
+          <w:numId w:val="2"/>
+        </w:numPr>
+        <w:spacing w:line="276" w:lineRule="auto"/>
+        <w:jc w:val="both"/>
+        <w:rPr>
+          <w:rFonts w:ascii="Arial" w:hAnsi="Arial" w:cs="Arial"/>
+          <w:sz w:val="24"/>
+        </w:rPr>
+      </w:pPr>
+      <w:r>
+        <w:rPr>
+          <w:rFonts w:ascii="Arial" w:hAnsi="Arial" w:cs="Arial"/>
+          <w:b/>
+          <w:sz w:val="24"/>
+        </w:rPr>
+        <w:t>Reconocimiento continuo y arquitecturas híbridas:</w:t>
+      </w:r>
+      <w:r>
+        <w:rPr>
+          <w:rFonts w:ascii="Arial" w:hAnsi="Arial" w:cs="Arial"/>
+          <w:sz w:val="24"/>
+        </w:rPr>
+        <w:t xml:space="preserve"> </w:t>
+      </w:r>
+      <w:r>
+        <w:rPr>
+          <w:rFonts w:ascii="Arial" w:hAnsi="Arial" w:cs="Arial"/>
+          <w:sz w:val="24"/>
+        </w:rPr>
+        <w:t>Para dar el salto de la lectura de caracteres a la interpretación de secuencias de longitud variable</w:t>
+      </w:r>
+      <w:r>
+        <w:rPr>
+          <w:rFonts w:ascii="Arial" w:hAnsi="Arial" w:cs="Arial"/>
+          <w:sz w:val="24"/>
+        </w:rPr>
+        <w:t xml:space="preserve">, se ha pasado al reconocimiento continuo de lenguaje de signos. </w:t>
+      </w:r>
+      <w:r>
+        <w:rPr>
+          <w:rFonts w:ascii="Arial" w:hAnsi="Arial" w:cs="Arial"/>
+          <w:sz w:val="24"/>
+        </w:rPr>
+        <w:t>En este ámbito, el estado del arte dicta la fusión de la extracción espacial de las CNN con modelos de memoria temporal.</w:t>
+      </w:r>
+      <w:r>
+        <w:rPr>
+          <w:rFonts w:ascii="Arial" w:hAnsi="Arial" w:cs="Arial"/>
+          <w:sz w:val="24"/>
+        </w:rPr>
+        <w:t xml:space="preserve"> </w:t>
+      </w:r>
+      <w:r>
+        <w:rPr>
+          <w:rFonts w:ascii="Arial" w:hAnsi="Arial" w:cs="Arial"/>
+          <w:sz w:val="24"/>
+        </w:rPr>
+        <w:t>Las Redes Neuronales Recurrentes (RNN), y en particular sus variantes avanzadas como LSTM</w:t>
+      </w:r>
+      <w:r>
+        <w:rPr>
+          <w:rFonts w:ascii="Arial" w:hAnsi="Arial" w:cs="Arial"/>
+          <w:sz w:val="24"/>
+        </w:rPr>
+        <w:t xml:space="preserve"> </w:t>
+      </w:r>
+      <w:r>
+        <w:rPr>
+          <w:rFonts w:ascii="Arial" w:hAnsi="Arial" w:cs="Arial"/>
+          <w:sz w:val="24"/>
+        </w:rPr>
+        <w:t>se han convertido en el estándar para procesar secuencias visuales de izquierda a derecha. Esta arquitectura híbrida (CRNN) es, a día de hoy, el motor principal detrás de los sistemas más avanzados de reconocimiento óptico de caracteres (OCR) y transcripción de voz.</w:t>
+      </w:r>
+    </w:p>
+    <w:p>
+      <w:pPr>
+        <w:spacing w:line="276" w:lineRule="auto"/>
+        <w:jc w:val="both"/>
+        <w:rPr>
+          <w:rFonts w:ascii="Arial" w:hAnsi="Arial" w:cs="Arial"/>
+          <w:sz w:val="24"/>
+        </w:rPr>
+      </w:pPr>
+      <w:r>
+        <w:rPr>
+          <w:rFonts w:ascii="Arial" w:hAnsi="Arial" w:cs="Arial"/>
+          <w:sz w:val="24"/>
+        </w:rPr>
+        <w:t xml:space="preserve">Recientemente, </w:t>
+      </w:r>
+      <w:r>
+        <w:rPr>
+          <w:rFonts w:ascii="Arial" w:hAnsi="Arial" w:cs="Arial"/>
+          <w:sz w:val="24"/>
+        </w:rPr>
+        <w:t>se están empezando</w:t>
+      </w:r>
+      <w:r>
+        <w:rPr>
+          <w:rFonts w:ascii="Arial" w:hAnsi="Arial" w:cs="Arial"/>
+          <w:sz w:val="24"/>
+        </w:rPr>
+        <w:t xml:space="preserve"> a explorar arquitecturas puramente basadas en mecanismos de atención (como los Transformers) y </w:t>
+      </w:r>
+      <w:proofErr w:type="spellStart"/>
+      <w:r>
+        <w:rPr>
+          <w:rFonts w:ascii="Arial" w:hAnsi="Arial" w:cs="Arial"/>
+          <w:sz w:val="24"/>
+        </w:rPr>
+        <w:t>convoluciones</w:t>
+      </w:r>
+      <w:proofErr w:type="spellEnd"/>
+      <w:r>
+        <w:rPr>
+          <w:rFonts w:ascii="Arial" w:hAnsi="Arial" w:cs="Arial"/>
+          <w:sz w:val="24"/>
+        </w:rPr>
+        <w:t xml:space="preserve"> tridimensionales (3D-CNN) para procesar secuencias de vídeo. No obstante, para el desarrollo de herramientas educativas accesibles, interactivas y capaces de operar en dispositivos con recursos computacionales estándar, la combinación de una arquitectura CRNN acoplada a un decodificador CTC sigue representando el enfoque óptimo en la industria. Este modelo ofrece el mejor equilibrio documentado entre precisión secuencial, eficiencia de cálculo y viabilidad matemática para la lectura de signos dinámicos.</w:t>
       </w:r>
     </w:p>
     <w:p>
@@ -1045,6 +4809,7 @@
           <w:color w:val="auto"/>
         </w:rPr>
       </w:pPr>
+      <w:bookmarkStart w:id="7" w:name="_Toc228966575"/>
       <w:r>
         <w:rPr>
           <w:rFonts w:ascii="Arial" w:hAnsi="Arial" w:cs="Arial"/>
@@ -1053,6 +4818,7 @@
         </w:rPr>
         <w:t>Obtención y Análisis Exploratorio de Datos</w:t>
       </w:r>
+      <w:bookmarkEnd w:id="7"/>
     </w:p>
     <w:p>
       <w:pPr>
@@ -1069,6 +4835,7 @@
           <w:color w:val="auto"/>
         </w:rPr>
       </w:pPr>
+      <w:bookmarkStart w:id="8" w:name="_Toc228966576"/>
       <w:r>
         <w:rPr>
           <w:rFonts w:ascii="Arial" w:hAnsi="Arial" w:cs="Arial"/>
@@ -1077,6 +4844,7 @@
         </w:rPr>
         <w:t>Obtención de datos</w:t>
       </w:r>
+      <w:bookmarkEnd w:id="8"/>
     </w:p>
     <w:p>
       <w:pPr>
@@ -1125,6 +4893,7 @@
           <w:color w:val="auto"/>
         </w:rPr>
       </w:pPr>
+      <w:bookmarkStart w:id="9" w:name="_Toc228966577"/>
       <w:r>
         <w:rPr>
           <w:rFonts w:ascii="Arial" w:hAnsi="Arial" w:cs="Arial"/>
@@ -1133,6 +4902,7 @@
         </w:rPr>
         <w:t>Conjunto de datos de partida</w:t>
       </w:r>
+      <w:bookmarkEnd w:id="9"/>
     </w:p>
     <w:p>
       <w:pPr>
@@ -1150,6 +4920,7 @@
         </w:rPr>
         <w:t xml:space="preserve">Para la creación automática hemos partido del dataset obtenido en la plataforma de </w:t>
       </w:r>
+      <w:proofErr w:type="spellStart"/>
       <w:r>
         <w:rPr>
           <w:rFonts w:ascii="Arial" w:hAnsi="Arial" w:cs="Arial"/>
@@ -1158,6 +4929,7 @@
         </w:rPr>
         <w:t>Kaggle</w:t>
       </w:r>
+      <w:proofErr w:type="spellEnd"/>
       <w:r>
         <w:rPr>
           <w:rFonts w:ascii="Arial" w:hAnsi="Arial" w:cs="Arial"/>
@@ -1171,7 +4943,25 @@
           <w:i/>
           <w:sz w:val="24"/>
         </w:rPr>
-        <w:t>ASL Alphabet Dataset”</w:t>
+        <w:t xml:space="preserve">ASL </w:t>
+      </w:r>
+      <w:proofErr w:type="spellStart"/>
+      <w:r>
+        <w:rPr>
+          <w:rFonts w:ascii="Arial" w:hAnsi="Arial" w:cs="Arial"/>
+          <w:i/>
+          <w:sz w:val="24"/>
+        </w:rPr>
+        <w:t>Alphabet</w:t>
+      </w:r>
+      <w:proofErr w:type="spellEnd"/>
+      <w:r>
+        <w:rPr>
+          <w:rFonts w:ascii="Arial" w:hAnsi="Arial" w:cs="Arial"/>
+          <w:i/>
+          <w:sz w:val="24"/>
+        </w:rPr>
+        <w:t xml:space="preserve"> Dataset”</w:t>
       </w:r>
       <w:r>
         <w:rPr>
@@ -1196,6 +4986,7 @@
           <w:color w:val="auto"/>
         </w:rPr>
       </w:pPr>
+      <w:bookmarkStart w:id="10" w:name="_Toc228966578"/>
       <w:r>
         <w:rPr>
           <w:rFonts w:ascii="Arial" w:hAnsi="Arial" w:cs="Arial"/>
@@ -1205,6 +4996,7 @@
         <w:lastRenderedPageBreak/>
         <w:t>Limpieza y preprocesamiento</w:t>
       </w:r>
+      <w:bookmarkEnd w:id="10"/>
     </w:p>
     <w:p>
       <w:pPr>
@@ -1238,6 +5030,7 @@
           <w:color w:val="auto"/>
         </w:rPr>
       </w:pPr>
+      <w:bookmarkStart w:id="11" w:name="_Toc228966579"/>
       <w:r>
         <w:rPr>
           <w:rFonts w:ascii="Arial" w:hAnsi="Arial" w:cs="Arial"/>
@@ -1254,22 +5047,55 @@
         </w:rPr>
         <w:t xml:space="preserve"> para CNN</w:t>
       </w:r>
-    </w:p>
-    <w:p>
-      <w:pPr>
-        <w:spacing w:line="276" w:lineRule="auto"/>
-        <w:jc w:val="both"/>
-        <w:rPr>
-          <w:rFonts w:ascii="Arial" w:hAnsi="Arial" w:cs="Arial"/>
-          <w:sz w:val="24"/>
-        </w:rPr>
-      </w:pPr>
-      <w:r>
-        <w:rPr>
-          <w:rFonts w:ascii="Arial" w:hAnsi="Arial" w:cs="Arial"/>
-          <w:sz w:val="24"/>
-        </w:rPr>
-        <w:t>Para la generación de las imágenes con la secuencia de letras hemos empleado OpenCv y NumPy. De modo que lo pasos que hemos seguido han sido los siguientes:</w:t>
+      <w:bookmarkEnd w:id="11"/>
+    </w:p>
+    <w:p>
+      <w:pPr>
+        <w:spacing w:line="276" w:lineRule="auto"/>
+        <w:jc w:val="both"/>
+        <w:rPr>
+          <w:rFonts w:ascii="Arial" w:hAnsi="Arial" w:cs="Arial"/>
+          <w:sz w:val="24"/>
+        </w:rPr>
+      </w:pPr>
+      <w:r>
+        <w:rPr>
+          <w:rFonts w:ascii="Arial" w:hAnsi="Arial" w:cs="Arial"/>
+          <w:sz w:val="24"/>
+        </w:rPr>
+        <w:t xml:space="preserve">Para la generación de las imágenes con la secuencia de letras hemos empleado </w:t>
+      </w:r>
+      <w:proofErr w:type="spellStart"/>
+      <w:r>
+        <w:rPr>
+          <w:rFonts w:ascii="Arial" w:hAnsi="Arial" w:cs="Arial"/>
+          <w:sz w:val="24"/>
+        </w:rPr>
+        <w:t>OpenCv</w:t>
+      </w:r>
+      <w:proofErr w:type="spellEnd"/>
+      <w:r>
+        <w:rPr>
+          <w:rFonts w:ascii="Arial" w:hAnsi="Arial" w:cs="Arial"/>
+          <w:sz w:val="24"/>
+        </w:rPr>
+        <w:t xml:space="preserve"> y </w:t>
+      </w:r>
+      <w:proofErr w:type="spellStart"/>
+      <w:r>
+        <w:rPr>
+          <w:rFonts w:ascii="Arial" w:hAnsi="Arial" w:cs="Arial"/>
+          <w:sz w:val="24"/>
+        </w:rPr>
+        <w:t>NumPy</w:t>
+      </w:r>
+      <w:proofErr w:type="spellEnd"/>
+      <w:r>
+        <w:rPr>
+          <w:rFonts w:ascii="Arial" w:hAnsi="Arial" w:cs="Arial"/>
+          <w:sz w:val="24"/>
+        </w:rPr>
+        <w:t>. De modo que lo pasos que hemos seguido han sido los siguientes:</w:t>
       </w:r>
     </w:p>
     <w:p>
@@ -1599,6 +5425,7 @@
           <w:color w:val="auto"/>
         </w:rPr>
       </w:pPr>
+      <w:bookmarkStart w:id="12" w:name="_Toc228966580"/>
       <w:r>
         <w:rPr>
           <w:rFonts w:ascii="Arial" w:hAnsi="Arial" w:cs="Arial"/>
@@ -1607,6 +5434,7 @@
         </w:rPr>
         <w:t>Análisis exploratorio de datos (EDA)</w:t>
       </w:r>
+      <w:bookmarkEnd w:id="12"/>
     </w:p>
     <w:p>
       <w:pPr>
@@ -2058,7 +5886,9 @@
       <w:r>
         <w:rPr>
           <w:rFonts w:ascii="Arial" w:hAnsi="Arial" w:cs="Arial"/>
-          <w:sz w:val="24"/>
+          <w:noProof/>
+          <w:sz w:val="24"/>
+          <w:lang w:eastAsia="es-ES"/>
         </w:rPr>
         <w:drawing>
           <wp:inline distT="0" distB="0" distL="0" distR="0" wp14:anchorId="0EE7262D" wp14:editId="71260758">
@@ -2151,7 +5981,9 @@
       <w:r>
         <w:rPr>
           <w:rFonts w:ascii="Arial" w:hAnsi="Arial" w:cs="Arial"/>
-          <w:sz w:val="24"/>
+          <w:noProof/>
+          <w:sz w:val="24"/>
+          <w:lang w:eastAsia="es-ES"/>
         </w:rPr>
         <w:drawing>
           <wp:inline distT="0" distB="0" distL="0" distR="0" wp14:anchorId="4F53563F" wp14:editId="54D392C1">
@@ -2251,7 +6083,9 @@
       <w:r>
         <w:rPr>
           <w:rFonts w:ascii="Arial" w:hAnsi="Arial" w:cs="Arial"/>
-          <w:sz w:val="24"/>
+          <w:noProof/>
+          <w:sz w:val="24"/>
+          <w:lang w:eastAsia="es-ES"/>
         </w:rPr>
         <w:drawing>
           <wp:inline distT="0" distB="0" distL="0" distR="0" wp14:anchorId="76090538" wp14:editId="57817B3A">
@@ -2357,7 +6191,9 @@
       <w:r>
         <w:rPr>
           <w:rFonts w:ascii="Arial" w:hAnsi="Arial" w:cs="Arial"/>
-          <w:sz w:val="24"/>
+          <w:noProof/>
+          <w:sz w:val="24"/>
+          <w:lang w:eastAsia="es-ES"/>
         </w:rPr>
         <w:lastRenderedPageBreak/>
         <w:drawing>
@@ -2429,6 +6265,7 @@
           <w:color w:val="auto"/>
         </w:rPr>
       </w:pPr>
+      <w:bookmarkStart w:id="13" w:name="_Toc228966581"/>
       <w:r>
         <w:rPr>
           <w:rFonts w:ascii="Arial" w:hAnsi="Arial" w:cs="Arial"/>
@@ -2445,6 +6282,7 @@
         </w:rPr>
         <w:t xml:space="preserve"> de modelos</w:t>
       </w:r>
+      <w:bookmarkEnd w:id="13"/>
     </w:p>
     <w:p>
       <w:pPr>
@@ -2461,6 +6299,7 @@
           <w:color w:val="auto"/>
         </w:rPr>
       </w:pPr>
+      <w:bookmarkStart w:id="14" w:name="_Toc228966582"/>
       <w:r>
         <w:rPr>
           <w:rFonts w:ascii="Arial" w:hAnsi="Arial" w:cs="Arial"/>
@@ -2469,6 +6308,7 @@
         </w:rPr>
         <w:t>CNN con salida múltiple</w:t>
       </w:r>
+      <w:bookmarkEnd w:id="14"/>
     </w:p>
     <w:p>
       <w:pPr>
@@ -2502,6 +6342,7 @@
           <w:color w:val="auto"/>
         </w:rPr>
       </w:pPr>
+      <w:bookmarkStart w:id="15" w:name="_Toc228966583"/>
       <w:r>
         <w:rPr>
           <w:rFonts w:ascii="Arial" w:hAnsi="Arial" w:cs="Arial"/>
@@ -2510,6 +6351,7 @@
         </w:rPr>
         <w:t>Generación y preparación de los datos</w:t>
       </w:r>
+      <w:bookmarkEnd w:id="15"/>
     </w:p>
     <w:p>
       <w:pPr>
@@ -2576,6 +6418,7 @@
         </w:rPr>
         <w:t xml:space="preserve">Para generar los datos hemos tenido que crear una función que se encargue de etiquetar cada imagen, ya que los generadores proporcionados por la librería de </w:t>
       </w:r>
+      <w:proofErr w:type="spellStart"/>
       <w:r>
         <w:rPr>
           <w:rFonts w:ascii="Arial" w:hAnsi="Arial" w:cs="Arial"/>
@@ -2584,6 +6427,7 @@
         </w:rPr>
         <w:t>Keras</w:t>
       </w:r>
+      <w:proofErr w:type="spellEnd"/>
       <w:r>
         <w:rPr>
           <w:rFonts w:ascii="Arial" w:hAnsi="Arial" w:cs="Arial"/>
@@ -2654,6 +6498,7 @@
           <w:color w:val="auto"/>
         </w:rPr>
       </w:pPr>
+      <w:bookmarkStart w:id="16" w:name="_Toc228966584"/>
       <w:r>
         <w:rPr>
           <w:rFonts w:ascii="Arial" w:hAnsi="Arial" w:cs="Arial"/>
@@ -2662,6 +6507,7 @@
         </w:rPr>
         <w:t>Preparación de los conjuntos de entrenamiento, validación y test</w:t>
       </w:r>
+      <w:bookmarkEnd w:id="16"/>
     </w:p>
     <w:p>
       <w:pPr>
@@ -2785,6 +6631,7 @@
           <w:color w:val="auto"/>
         </w:rPr>
       </w:pPr>
+      <w:bookmarkStart w:id="17" w:name="_Toc228966585"/>
       <w:r>
         <w:rPr>
           <w:rFonts w:ascii="Arial" w:hAnsi="Arial" w:cs="Arial"/>
@@ -2793,6 +6640,7 @@
         </w:rPr>
         <w:t>Diseño del modelo (arquitectura)</w:t>
       </w:r>
+      <w:bookmarkEnd w:id="17"/>
     </w:p>
     <w:p>
       <w:pPr>
@@ -2949,13 +6797,23 @@
         </w:rPr>
         <w:t xml:space="preserve"> excepto la capa de salida que es </w:t>
       </w:r>
+      <w:proofErr w:type="spellStart"/>
       <w:r>
         <w:rPr>
           <w:rFonts w:ascii="Arial" w:hAnsi="Arial" w:cs="Arial"/>
           <w:i/>
           <w:sz w:val="24"/>
         </w:rPr>
-        <w:t>softmax.</w:t>
+        <w:t>softmax</w:t>
+      </w:r>
+      <w:proofErr w:type="spellEnd"/>
+      <w:r>
+        <w:rPr>
+          <w:rFonts w:ascii="Arial" w:hAnsi="Arial" w:cs="Arial"/>
+          <w:i/>
+          <w:sz w:val="24"/>
+        </w:rPr>
+        <w:t>.</w:t>
       </w:r>
     </w:p>
     <w:p>
@@ -3081,6 +6939,7 @@
         </w:rPr>
         <w:t xml:space="preserve"> con función de activación </w:t>
       </w:r>
+      <w:proofErr w:type="spellStart"/>
       <w:r>
         <w:rPr>
           <w:rFonts w:ascii="Arial" w:hAnsi="Arial" w:cs="Arial"/>
@@ -3089,6 +6948,7 @@
         </w:rPr>
         <w:t>softmax</w:t>
       </w:r>
+      <w:proofErr w:type="spellEnd"/>
       <w:r>
         <w:rPr>
           <w:rFonts w:ascii="Arial" w:hAnsi="Arial" w:cs="Arial"/>
@@ -3136,6 +6996,7 @@
           <w:color w:val="auto"/>
         </w:rPr>
       </w:pPr>
+      <w:bookmarkStart w:id="18" w:name="_Toc228966586"/>
       <w:r>
         <w:rPr>
           <w:rFonts w:ascii="Arial" w:hAnsi="Arial" w:cs="Arial"/>
@@ -3144,6 +7005,7 @@
         </w:rPr>
         <w:t>Entrenamiento y optimización</w:t>
       </w:r>
+      <w:bookmarkEnd w:id="18"/>
     </w:p>
     <w:p>
       <w:pPr>
@@ -3182,7 +7044,25 @@
           <w:sz w:val="24"/>
           <w:u w:val="single"/>
         </w:rPr>
-        <w:t>Regularización (Dropout):</w:t>
+        <w:t>Regularización (</w:t>
+      </w:r>
+      <w:proofErr w:type="spellStart"/>
+      <w:r>
+        <w:rPr>
+          <w:rFonts w:ascii="Arial" w:hAnsi="Arial" w:cs="Arial"/>
+          <w:sz w:val="24"/>
+          <w:u w:val="single"/>
+        </w:rPr>
+        <w:t>Dropout</w:t>
+      </w:r>
+      <w:proofErr w:type="spellEnd"/>
+      <w:r>
+        <w:rPr>
+          <w:rFonts w:ascii="Arial" w:hAnsi="Arial" w:cs="Arial"/>
+          <w:sz w:val="24"/>
+          <w:u w:val="single"/>
+        </w:rPr>
+        <w:t>):</w:t>
       </w:r>
       <w:r>
         <w:rPr>
@@ -3198,6 +7078,7 @@
         </w:rPr>
         <w:t xml:space="preserve">Implementamos una capa de </w:t>
       </w:r>
+      <w:proofErr w:type="spellStart"/>
       <w:r>
         <w:rPr>
           <w:rFonts w:ascii="Arial" w:hAnsi="Arial" w:cs="Arial"/>
@@ -3206,6 +7087,7 @@
         </w:rPr>
         <w:t>Dropout</w:t>
       </w:r>
+      <w:proofErr w:type="spellEnd"/>
       <w:r>
         <w:rPr>
           <w:rFonts w:ascii="Arial" w:hAnsi="Arial" w:cs="Arial"/>
@@ -3243,13 +7125,41 @@
           <w:sz w:val="24"/>
         </w:rPr>
       </w:pPr>
+      <w:proofErr w:type="spellStart"/>
       <w:r>
         <w:rPr>
           <w:rFonts w:ascii="Arial" w:hAnsi="Arial" w:cs="Arial"/>
           <w:sz w:val="24"/>
           <w:u w:val="single"/>
         </w:rPr>
-        <w:t>Early Stopping:</w:t>
+        <w:t>Early</w:t>
+      </w:r>
+      <w:proofErr w:type="spellEnd"/>
+      <w:r>
+        <w:rPr>
+          <w:rFonts w:ascii="Arial" w:hAnsi="Arial" w:cs="Arial"/>
+          <w:sz w:val="24"/>
+          <w:u w:val="single"/>
+        </w:rPr>
+        <w:t xml:space="preserve"> </w:t>
+      </w:r>
+      <w:proofErr w:type="spellStart"/>
+      <w:r>
+        <w:rPr>
+          <w:rFonts w:ascii="Arial" w:hAnsi="Arial" w:cs="Arial"/>
+          <w:sz w:val="24"/>
+          <w:u w:val="single"/>
+        </w:rPr>
+        <w:t>Stopping</w:t>
+      </w:r>
+      <w:proofErr w:type="spellEnd"/>
+      <w:r>
+        <w:rPr>
+          <w:rFonts w:ascii="Arial" w:hAnsi="Arial" w:cs="Arial"/>
+          <w:sz w:val="24"/>
+          <w:u w:val="single"/>
+        </w:rPr>
+        <w:t>:</w:t>
       </w:r>
       <w:r>
         <w:rPr>
@@ -3297,8 +7207,18 @@
           <w:i/>
           <w:sz w:val="24"/>
         </w:rPr>
-        <w:t>fine-tuning</w:t>
-      </w:r>
+        <w:t>fine-</w:t>
+      </w:r>
+      <w:proofErr w:type="spellStart"/>
+      <w:r>
+        <w:rPr>
+          <w:rFonts w:ascii="Arial" w:hAnsi="Arial" w:cs="Arial"/>
+          <w:i/>
+          <w:sz w:val="24"/>
+        </w:rPr>
+        <w:t>tuning</w:t>
+      </w:r>
+      <w:proofErr w:type="spellEnd"/>
       <w:r>
         <w:rPr>
           <w:rFonts w:ascii="Arial" w:hAnsi="Arial" w:cs="Arial"/>
@@ -3347,6 +7267,7 @@
       <w:r>
         <w:t xml:space="preserve"> </w:t>
       </w:r>
+      <w:bookmarkStart w:id="19" w:name="_Toc228966587"/>
       <w:r>
         <w:rPr>
           <w:rFonts w:ascii="Arial" w:hAnsi="Arial" w:cs="Arial"/>
@@ -3355,6 +7276,7 @@
         </w:rPr>
         <w:t>Evaluación del modelo</w:t>
       </w:r>
+      <w:bookmarkEnd w:id="19"/>
     </w:p>
     <w:p>
       <w:pPr>
@@ -3624,7 +7546,25 @@
           <w:b/>
           <w:sz w:val="24"/>
         </w:rPr>
-        <w:t>Pérdida Global (Loss)</w:t>
+        <w:t>Pérdida Global (</w:t>
+      </w:r>
+      <w:proofErr w:type="spellStart"/>
+      <w:r>
+        <w:rPr>
+          <w:rFonts w:ascii="Arial" w:hAnsi="Arial" w:cs="Arial"/>
+          <w:b/>
+          <w:sz w:val="24"/>
+        </w:rPr>
+        <w:t>Loss</w:t>
+      </w:r>
+      <w:proofErr w:type="spellEnd"/>
+      <w:r>
+        <w:rPr>
+          <w:rFonts w:ascii="Arial" w:hAnsi="Arial" w:cs="Arial"/>
+          <w:b/>
+          <w:sz w:val="24"/>
+        </w:rPr>
+        <w:t>)</w:t>
       </w:r>
       <w:r>
         <w:rPr>
@@ -3770,7 +7710,14 @@
           <w:rFonts w:ascii="Arial" w:hAnsi="Arial" w:cs="Arial"/>
           <w:sz w:val="24"/>
         </w:rPr>
-        <w:t>Finalmente, podemos determinar a ver en qué se puede llegar a equivocar esta red. Para ello, hemos detectado del conjunto de test cuales son los fallos que ha cometido.</w:t>
+        <w:t>Finalmente, podemos</w:t>
+      </w:r>
+      <w:r>
+        <w:rPr>
+          <w:rFonts w:ascii="Arial" w:hAnsi="Arial" w:cs="Arial"/>
+          <w:sz w:val="24"/>
+        </w:rPr>
+        <w:t xml:space="preserve"> ver en qué se puede llegar a equivocar esta red. Para ello, hemos detectado del conjunto de test cuales son los fallos que ha cometido.</w:t>
       </w:r>
     </w:p>
     <w:p>
@@ -3791,8 +7738,8 @@
         </w:rPr>
         <w:drawing>
           <wp:inline distT="0" distB="0" distL="0" distR="0" wp14:anchorId="22EE2B18" wp14:editId="312C4E90">
-            <wp:extent cx="5372100" cy="1105458"/>
-            <wp:effectExtent l="0" t="0" r="0" b="0"/>
+            <wp:extent cx="5369389" cy="828675"/>
+            <wp:effectExtent l="0" t="0" r="3175" b="0"/>
             <wp:docPr id="15" name="Imagen 15"/>
             <wp:cNvGraphicFramePr>
               <a:graphicFrameLocks xmlns:a="http://schemas.openxmlformats.org/drawingml/2006/main" noChangeAspect="1"/>
@@ -3806,13 +7753,13 @@
                   </pic:nvPicPr>
                   <pic:blipFill rotWithShape="1">
                     <a:blip r:embed="rId22"/>
-                    <a:srcRect l="40569"/>
+                    <a:srcRect l="40569" t="25000"/>
                     <a:stretch/>
                   </pic:blipFill>
                   <pic:spPr bwMode="auto">
                     <a:xfrm>
                       <a:off x="0" y="0"/>
-                      <a:ext cx="5662545" cy="1165225"/>
+                      <a:ext cx="5662545" cy="873919"/>
                     </a:xfrm>
                     <a:prstGeom prst="rect">
                       <a:avLst/>
@@ -3847,7 +7794,14 @@
           <w:rFonts w:ascii="Arial" w:hAnsi="Arial" w:cs="Arial"/>
           <w:sz w:val="24"/>
         </w:rPr>
-        <w:t>Podemos observar que a veces se equivoca en alguna letra y no en la palabra completa, de ahí que siempre acierte.</w:t>
+        <w:t>Observamos</w:t>
+      </w:r>
+      <w:r>
+        <w:rPr>
+          <w:rFonts w:ascii="Arial" w:hAnsi="Arial" w:cs="Arial"/>
+          <w:sz w:val="24"/>
+        </w:rPr>
+        <w:t xml:space="preserve"> que a veces se equivoca en alguna letra y no en la palabra completa, de ahí que siempre acierte.</w:t>
       </w:r>
     </w:p>
     <w:p>
@@ -3882,6 +7836,7 @@
           <w:color w:val="auto"/>
         </w:rPr>
       </w:pPr>
+      <w:bookmarkStart w:id="20" w:name="_Toc228966588"/>
       <w:r>
         <w:rPr>
           <w:rFonts w:ascii="Arial" w:hAnsi="Arial" w:cs="Arial"/>
@@ -3890,6 +7845,7 @@
         </w:rPr>
         <w:t>Limitaciones del modelo</w:t>
       </w:r>
+      <w:bookmarkEnd w:id="20"/>
     </w:p>
     <w:p>
       <w:pPr>
@@ -4045,6 +8001,7 @@
           <w:color w:val="auto"/>
         </w:rPr>
       </w:pPr>
+      <w:bookmarkStart w:id="21" w:name="_Toc228966589"/>
       <w:r>
         <w:rPr>
           <w:rFonts w:ascii="Arial" w:hAnsi="Arial" w:cs="Arial"/>
@@ -4053,30 +8010,23 @@
         </w:rPr>
         <w:t>Red Neuronal Recurrente (CRNN) con CTC</w:t>
       </w:r>
-    </w:p>
-    <w:p>
-      <w:pPr>
-        <w:spacing w:line="276" w:lineRule="auto"/>
-        <w:jc w:val="both"/>
-        <w:rPr>
-          <w:rFonts w:ascii="Arial" w:hAnsi="Arial" w:cs="Arial"/>
-          <w:sz w:val="24"/>
-        </w:rPr>
-      </w:pPr>
-      <w:r>
-        <w:rPr>
-          <w:rFonts w:ascii="Arial" w:hAnsi="Arial" w:cs="Arial"/>
-          <w:sz w:val="24"/>
-        </w:rPr>
-        <w:t xml:space="preserve">Como hemos dicho anteriormente la red CNN tenía limitaciones y requería siempre una longitud fija de letras (en nuestro caso de 4). Para resolver este problema y acercarnos a una aplicación real donde el usuario pueda deletrear </w:t>
-      </w:r>
-      <w:r>
-        <w:rPr>
-          <w:rFonts w:ascii="Arial" w:hAnsi="Arial" w:cs="Arial"/>
-          <w:sz w:val="24"/>
-        </w:rPr>
-        <w:lastRenderedPageBreak/>
-        <w:t>secuencias de 3, 4 o 5 letras, hemos implementado una CRNN</w:t>
+      <w:bookmarkEnd w:id="21"/>
+    </w:p>
+    <w:p>
+      <w:pPr>
+        <w:spacing w:line="276" w:lineRule="auto"/>
+        <w:jc w:val="both"/>
+        <w:rPr>
+          <w:rFonts w:ascii="Arial" w:hAnsi="Arial" w:cs="Arial"/>
+          <w:sz w:val="24"/>
+        </w:rPr>
+      </w:pPr>
+      <w:r>
+        <w:rPr>
+          <w:rFonts w:ascii="Arial" w:hAnsi="Arial" w:cs="Arial"/>
+          <w:sz w:val="24"/>
+        </w:rPr>
+        <w:t>Como hemos dicho anteriormente la red CNN tenía limitaciones y requería siempre una longitud fija de letras (en nuestro caso de 4). Para resolver este problema y acercarnos a una aplicación real donde el usuario pueda deletrear secuencias de 3, 4 o 5 letras, hemos implementado una CRNN</w:t>
       </w:r>
       <w:r>
         <w:rPr>
@@ -4101,14 +8051,17 @@
           <w:color w:val="auto"/>
         </w:rPr>
       </w:pPr>
+      <w:bookmarkStart w:id="22" w:name="_Toc228966590"/>
       <w:r>
         <w:rPr>
           <w:rFonts w:ascii="Arial" w:hAnsi="Arial" w:cs="Arial"/>
           <w:b/>
           <w:color w:val="auto"/>
         </w:rPr>
+        <w:lastRenderedPageBreak/>
         <w:t>Generación y preparación de los datos</w:t>
       </w:r>
+      <w:bookmarkEnd w:id="22"/>
     </w:p>
     <w:p>
       <w:pPr>
@@ -4291,6 +8244,7 @@
           <w:color w:val="auto"/>
         </w:rPr>
       </w:pPr>
+      <w:bookmarkStart w:id="23" w:name="_Toc228966591"/>
       <w:r>
         <w:rPr>
           <w:rFonts w:ascii="Arial" w:hAnsi="Arial" w:cs="Arial"/>
@@ -4299,6 +8253,7 @@
         </w:rPr>
         <w:t>Preparación de los conjuntos de entrenamiento, validación y test</w:t>
       </w:r>
+      <w:bookmarkEnd w:id="23"/>
     </w:p>
     <w:p>
       <w:pPr>
@@ -4451,15 +8406,16 @@
           <w:color w:val="auto"/>
         </w:rPr>
       </w:pPr>
+      <w:bookmarkStart w:id="24" w:name="_Toc228966592"/>
       <w:r>
         <w:rPr>
           <w:rFonts w:ascii="Arial" w:hAnsi="Arial" w:cs="Arial"/>
           <w:b/>
           <w:color w:val="auto"/>
         </w:rPr>
-        <w:lastRenderedPageBreak/>
         <w:t>Diseño del modelo</w:t>
       </w:r>
+      <w:bookmarkEnd w:id="24"/>
     </w:p>
     <w:p>
       <w:pPr>
@@ -4502,6 +8458,7 @@
           <w:rFonts w:ascii="Arial" w:hAnsi="Arial" w:cs="Arial"/>
           <w:noProof/>
         </w:rPr>
+        <w:lastRenderedPageBreak/>
         <w:drawing>
           <wp:inline distT="0" distB="0" distL="0" distR="0">
             <wp:extent cx="1566407" cy="3504411"/>
@@ -4598,6 +8555,7 @@
         </w:rPr>
         <w:t xml:space="preserve">En el bloque recurrente tenemos utilizamos capas </w:t>
       </w:r>
+      <w:proofErr w:type="spellStart"/>
       <w:r>
         <w:rPr>
           <w:rFonts w:ascii="Arial" w:hAnsi="Arial" w:cs="Arial"/>
@@ -4605,6 +8563,7 @@
         </w:rPr>
         <w:t>BiLSTM</w:t>
       </w:r>
+      <w:proofErr w:type="spellEnd"/>
       <w:r>
         <w:rPr>
           <w:rFonts w:ascii="Arial" w:hAnsi="Arial" w:cs="Arial"/>
@@ -4655,14 +8614,7 @@
         <w:rPr>
           <w:rFonts w:ascii="Arial" w:hAnsi="Arial" w:cs="Arial"/>
         </w:rPr>
-        <w:t xml:space="preserve"> y la longitud de la palabra </w:t>
-      </w:r>
-      <w:r>
-        <w:rPr>
-          <w:rFonts w:ascii="Arial" w:hAnsi="Arial" w:cs="Arial"/>
-        </w:rPr>
-        <w:lastRenderedPageBreak/>
-        <w:t>real). Y es este algoritmo el que determina la salida final del modelo y permite calcular la función de perdida.</w:t>
+        <w:t xml:space="preserve"> y la longitud de la palabra real). Y es este algoritmo el que determina la salida final del modelo y permite calcular la función de perdida.</w:t>
       </w:r>
     </w:p>
     <w:p>
@@ -4695,7 +8647,14 @@
         <w:rPr>
           <w:rFonts w:ascii="Arial" w:hAnsi="Arial" w:cs="Arial"/>
         </w:rPr>
-        <w:t>El mayor desafío al transcribir secuencias en una imagen no es identificar qué letra hay, sino el alineamiento: no sabemos en qué píxel exacto empieza o termina cada signo, ni cómo encajar el ancho del lienzo con una palabra de 3, 4 o 5 letras. Para resolver este problema, la red utiliza un enfoque de escaneo temporal y un algoritmo de decodificación llamado CTC</w:t>
+        <w:t xml:space="preserve">El mayor desafío al transcribir secuencias en una imagen no es identificar qué letra hay, sino el alineamiento: no sabemos en qué </w:t>
+      </w:r>
+      <w:r>
+        <w:rPr>
+          <w:rFonts w:ascii="Arial" w:hAnsi="Arial" w:cs="Arial"/>
+        </w:rPr>
+        <w:lastRenderedPageBreak/>
+        <w:t>píxel exacto empieza o termina cada signo, ni cómo encajar el ancho del lienzo con una palabra de 3, 4 o 5 letras. Para resolver este problema, la red utiliza un enfoque de escaneo temporal y un algoritmo de decodificación llamado CTC</w:t>
       </w:r>
       <w:r>
         <w:rPr>
@@ -4945,6 +8904,7 @@
           <w:color w:val="auto"/>
         </w:rPr>
       </w:pPr>
+      <w:bookmarkStart w:id="25" w:name="_Toc228966593"/>
       <w:r>
         <w:rPr>
           <w:rFonts w:ascii="Arial" w:hAnsi="Arial" w:cs="Arial"/>
@@ -4961,6 +8921,7 @@
         </w:rPr>
         <w:t xml:space="preserve"> y optimización</w:t>
       </w:r>
+      <w:bookmarkEnd w:id="25"/>
     </w:p>
     <w:p>
       <w:pPr>
@@ -4978,6 +8939,7 @@
         </w:rPr>
         <w:t xml:space="preserve">Durante el entrenamiento de una red neuronal tradicional, la librería </w:t>
       </w:r>
+      <w:proofErr w:type="spellStart"/>
       <w:r>
         <w:rPr>
           <w:rFonts w:ascii="Arial" w:hAnsi="Arial" w:cs="Arial"/>
@@ -4986,6 +8948,7 @@
         </w:rPr>
         <w:t>Keras</w:t>
       </w:r>
+      <w:proofErr w:type="spellEnd"/>
       <w:r>
         <w:rPr>
           <w:rFonts w:ascii="Arial" w:hAnsi="Arial" w:cs="Arial"/>
@@ -5005,7 +8968,62 @@
           <w:rFonts w:ascii="Arial" w:hAnsi="Arial" w:cs="Arial"/>
           <w:sz w:val="24"/>
         </w:rPr>
-        <w:t xml:space="preserve">Sin embargo, para que el algoritmo CTC pueda calcular el error durante </w:t>
+        <w:t xml:space="preserve">Sin embargo, para que el algoritmo CTC pueda calcular el error durante el entrenamiento, necesita </w:t>
+      </w:r>
+      <w:r>
+        <w:rPr>
+          <w:rFonts w:ascii="Arial" w:hAnsi="Arial" w:cs="Arial"/>
+          <w:sz w:val="24"/>
+        </w:rPr>
+        <w:t xml:space="preserve">las cuatro entradas que hemos mencionado anteriormente. </w:t>
+      </w:r>
+    </w:p>
+    <w:p>
+      <w:pPr>
+        <w:spacing w:line="276" w:lineRule="auto"/>
+        <w:jc w:val="both"/>
+        <w:rPr>
+          <w:rFonts w:ascii="Arial" w:hAnsi="Arial" w:cs="Arial"/>
+          <w:sz w:val="24"/>
+        </w:rPr>
+      </w:pPr>
+      <w:r>
+        <w:rPr>
+          <w:rFonts w:ascii="Arial" w:hAnsi="Arial" w:cs="Arial"/>
+          <w:sz w:val="24"/>
+        </w:rPr>
+        <w:t xml:space="preserve">Como </w:t>
+      </w:r>
+      <w:proofErr w:type="spellStart"/>
+      <w:r>
+        <w:rPr>
+          <w:rFonts w:ascii="Arial" w:hAnsi="Arial" w:cs="Arial"/>
+          <w:i/>
+          <w:sz w:val="24"/>
+        </w:rPr>
+        <w:t>Keras</w:t>
+      </w:r>
+      <w:proofErr w:type="spellEnd"/>
+      <w:r>
+        <w:rPr>
+          <w:rFonts w:ascii="Arial" w:hAnsi="Arial" w:cs="Arial"/>
+          <w:sz w:val="24"/>
+        </w:rPr>
+        <w:t xml:space="preserve"> no permite enviar cuatro parámetros directamente a su sistema de entrenamiento por defecto, t</w:t>
+      </w:r>
+      <w:r>
+        <w:rPr>
+          <w:rFonts w:ascii="Arial" w:hAnsi="Arial" w:cs="Arial"/>
+          <w:sz w:val="24"/>
+        </w:rPr>
+        <w:t xml:space="preserve">uvimos que aplicar una solución </w:t>
+      </w:r>
+      <w:r>
+        <w:rPr>
+          <w:rFonts w:ascii="Arial" w:hAnsi="Arial" w:cs="Arial"/>
+          <w:sz w:val="24"/>
+        </w:rPr>
+        <w:t xml:space="preserve">conocida como cálculo interno de pérdida. En lugar de calcular el error al final, creamos una capa </w:t>
       </w:r>
       <w:r>
         <w:rPr>
@@ -5013,60 +9031,7 @@
           <w:sz w:val="24"/>
         </w:rPr>
         <w:lastRenderedPageBreak/>
-        <w:t xml:space="preserve">el entrenamiento, necesita </w:t>
-      </w:r>
-      <w:r>
-        <w:rPr>
-          <w:rFonts w:ascii="Arial" w:hAnsi="Arial" w:cs="Arial"/>
-          <w:sz w:val="24"/>
-        </w:rPr>
-        <w:t xml:space="preserve">las cuatro entradas que hemos mencionado anteriormente. </w:t>
-      </w:r>
-    </w:p>
-    <w:p>
-      <w:pPr>
-        <w:spacing w:line="276" w:lineRule="auto"/>
-        <w:jc w:val="both"/>
-        <w:rPr>
-          <w:rFonts w:ascii="Arial" w:hAnsi="Arial" w:cs="Arial"/>
-          <w:sz w:val="24"/>
-        </w:rPr>
-      </w:pPr>
-      <w:r>
-        <w:rPr>
-          <w:rFonts w:ascii="Arial" w:hAnsi="Arial" w:cs="Arial"/>
-          <w:sz w:val="24"/>
-        </w:rPr>
-        <w:t xml:space="preserve">Como </w:t>
-      </w:r>
-      <w:r>
-        <w:rPr>
-          <w:rFonts w:ascii="Arial" w:hAnsi="Arial" w:cs="Arial"/>
-          <w:i/>
-          <w:sz w:val="24"/>
-        </w:rPr>
-        <w:t>Keras</w:t>
-      </w:r>
-      <w:r>
-        <w:rPr>
-          <w:rFonts w:ascii="Arial" w:hAnsi="Arial" w:cs="Arial"/>
-          <w:sz w:val="24"/>
-        </w:rPr>
-        <w:t xml:space="preserve"> no permite enviar cuatro parámetros directamente a su sistema de entrenamiento por defecto, t</w:t>
-      </w:r>
-      <w:r>
-        <w:rPr>
-          <w:rFonts w:ascii="Arial" w:hAnsi="Arial" w:cs="Arial"/>
-          <w:sz w:val="24"/>
-        </w:rPr>
-        <w:t xml:space="preserve">uvimos que aplicar una solución </w:t>
-      </w:r>
-      <w:r>
-        <w:rPr>
-          <w:rFonts w:ascii="Arial" w:hAnsi="Arial" w:cs="Arial"/>
-          <w:sz w:val="24"/>
-        </w:rPr>
-        <w:t>conocida como cálculo interno de pérdida. En lugar de calcular el error al final, creamos una capa especial (Lambda) dentro de la propia arquitectura de la red que realiza la fórmula matemática del CTC.</w:t>
+        <w:t>especial (Lambda) dentro de la propia arquitectura de la red que realiza la fórmula matemática del CTC.</w:t>
       </w:r>
       <w:r>
         <w:rPr>
@@ -5113,7 +9078,25 @@
           <w:sz w:val="24"/>
           <w:u w:val="single"/>
         </w:rPr>
-        <w:t>Regularización (Dropout):</w:t>
+        <w:t>Regularización (</w:t>
+      </w:r>
+      <w:proofErr w:type="spellStart"/>
+      <w:r>
+        <w:rPr>
+          <w:rFonts w:ascii="Arial" w:hAnsi="Arial" w:cs="Arial"/>
+          <w:sz w:val="24"/>
+          <w:u w:val="single"/>
+        </w:rPr>
+        <w:t>Dropout</w:t>
+      </w:r>
+      <w:proofErr w:type="spellEnd"/>
+      <w:r>
+        <w:rPr>
+          <w:rFonts w:ascii="Arial" w:hAnsi="Arial" w:cs="Arial"/>
+          <w:sz w:val="24"/>
+          <w:u w:val="single"/>
+        </w:rPr>
+        <w:t>):</w:t>
       </w:r>
       <w:r>
         <w:rPr>
@@ -5144,13 +9127,41 @@
           <w:sz w:val="24"/>
         </w:rPr>
       </w:pPr>
+      <w:proofErr w:type="spellStart"/>
       <w:r>
         <w:rPr>
           <w:rFonts w:ascii="Arial" w:hAnsi="Arial" w:cs="Arial"/>
           <w:sz w:val="24"/>
           <w:u w:val="single"/>
         </w:rPr>
-        <w:t>Early Stopping:</w:t>
+        <w:t>Early</w:t>
+      </w:r>
+      <w:proofErr w:type="spellEnd"/>
+      <w:r>
+        <w:rPr>
+          <w:rFonts w:ascii="Arial" w:hAnsi="Arial" w:cs="Arial"/>
+          <w:sz w:val="24"/>
+          <w:u w:val="single"/>
+        </w:rPr>
+        <w:t xml:space="preserve"> </w:t>
+      </w:r>
+      <w:proofErr w:type="spellStart"/>
+      <w:r>
+        <w:rPr>
+          <w:rFonts w:ascii="Arial" w:hAnsi="Arial" w:cs="Arial"/>
+          <w:sz w:val="24"/>
+          <w:u w:val="single"/>
+        </w:rPr>
+        <w:t>Stopping</w:t>
+      </w:r>
+      <w:proofErr w:type="spellEnd"/>
+      <w:r>
+        <w:rPr>
+          <w:rFonts w:ascii="Arial" w:hAnsi="Arial" w:cs="Arial"/>
+          <w:sz w:val="24"/>
+          <w:u w:val="single"/>
+        </w:rPr>
+        <w:t>:</w:t>
       </w:r>
       <w:r>
         <w:rPr>
@@ -5174,12 +9185,21 @@
           <w:sz w:val="24"/>
         </w:rPr>
       </w:pPr>
-      <w:r>
-        <w:rPr>
-          <w:rFonts w:ascii="Arial" w:hAnsi="Arial" w:cs="Arial"/>
-          <w:sz w:val="24"/>
-        </w:rPr>
-        <w:t>ReduceLROnPlateau: Incorporamos un monitor dinámico que reducía la tasa de aprendizaje (</w:t>
+      <w:proofErr w:type="spellStart"/>
+      <w:r>
+        <w:rPr>
+          <w:rFonts w:ascii="Arial" w:hAnsi="Arial" w:cs="Arial"/>
+          <w:sz w:val="24"/>
+        </w:rPr>
+        <w:t>ReduceLROnPlateau</w:t>
+      </w:r>
+      <w:proofErr w:type="spellEnd"/>
+      <w:r>
+        <w:rPr>
+          <w:rFonts w:ascii="Arial" w:hAnsi="Arial" w:cs="Arial"/>
+          <w:sz w:val="24"/>
+        </w:rPr>
+        <w:t>: Incorporamos un monitor dinámico que reducía la tasa de aprendizaje (</w:t>
       </w:r>
       <w:r>
         <w:rPr>
@@ -5187,8 +9207,18 @@
           <w:i/>
           <w:sz w:val="24"/>
         </w:rPr>
-        <w:t>Learning Rate</w:t>
-      </w:r>
+        <w:t xml:space="preserve">Learning </w:t>
+      </w:r>
+      <w:proofErr w:type="spellStart"/>
+      <w:r>
+        <w:rPr>
+          <w:rFonts w:ascii="Arial" w:hAnsi="Arial" w:cs="Arial"/>
+          <w:i/>
+          <w:sz w:val="24"/>
+        </w:rPr>
+        <w:t>Rate</w:t>
+      </w:r>
+      <w:proofErr w:type="spellEnd"/>
       <w:r>
         <w:rPr>
           <w:rFonts w:ascii="Arial" w:hAnsi="Arial" w:cs="Arial"/>
@@ -5240,6 +9270,7 @@
           <w:color w:val="auto"/>
         </w:rPr>
       </w:pPr>
+      <w:bookmarkStart w:id="26" w:name="_Toc228966594"/>
       <w:r>
         <w:rPr>
           <w:rFonts w:ascii="Arial" w:hAnsi="Arial" w:cs="Arial"/>
@@ -5248,6 +9279,7 @@
         </w:rPr>
         <w:t>Evaluación del modelo</w:t>
       </w:r>
+      <w:bookmarkEnd w:id="26"/>
     </w:p>
     <w:p>
       <w:pPr>
@@ -5320,7 +9352,9 @@
       <w:r>
         <w:rPr>
           <w:rFonts w:ascii="Arial" w:hAnsi="Arial" w:cs="Arial"/>
-          <w:sz w:val="24"/>
+          <w:noProof/>
+          <w:sz w:val="24"/>
+          <w:lang w:eastAsia="es-ES"/>
         </w:rPr>
         <w:drawing>
           <wp:inline distT="0" distB="0" distL="0" distR="0" wp14:anchorId="64D8ED42" wp14:editId="71998C5A">
@@ -5373,24 +9407,24 @@
           <w:rFonts w:ascii="Arial" w:hAnsi="Arial" w:cs="Arial"/>
           <w:sz w:val="24"/>
         </w:rPr>
+        <w:t>En las primeras épocas, la pérdida parte de un valor elevado, pero el optimizador logra un descenso brusco y continuo, demostrando que las capas convolucionales y recurrentes consiguen alinear rápidamente las características visuales con el texto.</w:t>
+      </w:r>
+    </w:p>
+    <w:p>
+      <w:pPr>
+        <w:spacing w:line="276" w:lineRule="auto"/>
+        <w:jc w:val="both"/>
+        <w:rPr>
+          <w:rFonts w:ascii="Arial" w:hAnsi="Arial" w:cs="Arial"/>
+          <w:sz w:val="24"/>
+        </w:rPr>
+      </w:pPr>
+      <w:r>
+        <w:rPr>
+          <w:rFonts w:ascii="Arial" w:hAnsi="Arial" w:cs="Arial"/>
+          <w:sz w:val="24"/>
+        </w:rPr>
         <w:lastRenderedPageBreak/>
-        <w:t>En las primeras épocas, la pérdida parte de un valor elevado, pero el optimizador logra un descenso brusco y continuo, demostrando que las capas convolucionales y recurrentes consiguen alinear rápidamente las características visuales con el texto.</w:t>
-      </w:r>
-    </w:p>
-    <w:p>
-      <w:pPr>
-        <w:spacing w:line="276" w:lineRule="auto"/>
-        <w:jc w:val="both"/>
-        <w:rPr>
-          <w:rFonts w:ascii="Arial" w:hAnsi="Arial" w:cs="Arial"/>
-          <w:sz w:val="24"/>
-        </w:rPr>
-      </w:pPr>
-      <w:r>
-        <w:rPr>
-          <w:rFonts w:ascii="Arial" w:hAnsi="Arial" w:cs="Arial"/>
-          <w:sz w:val="24"/>
-        </w:rPr>
         <w:t>La curva de pérdida de validación acompaña en todo momento a la cur</w:t>
       </w:r>
       <w:r>
@@ -5400,8 +9434,6 @@
         </w:rPr>
         <w:t>va de entrenamiento</w:t>
       </w:r>
-      <w:bookmarkStart w:id="0" w:name="_GoBack"/>
-      <w:bookmarkEnd w:id="0"/>
       <w:r>
         <w:rPr>
           <w:rFonts w:ascii="Arial" w:hAnsi="Arial" w:cs="Arial"/>
@@ -5419,26 +9451,732 @@
           <w:sz w:val="24"/>
         </w:rPr>
       </w:pPr>
-    </w:p>
-    <w:p>
-      <w:pPr>
-        <w:spacing w:line="276" w:lineRule="auto"/>
-        <w:jc w:val="both"/>
-        <w:rPr>
-          <w:rFonts w:ascii="Arial" w:hAnsi="Arial" w:cs="Arial"/>
-          <w:sz w:val="24"/>
-        </w:rPr>
-      </w:pPr>
-    </w:p>
-    <w:p>
-      <w:pPr>
-        <w:spacing w:line="276" w:lineRule="auto"/>
-        <w:jc w:val="both"/>
-        <w:rPr>
-          <w:rFonts w:ascii="Arial" w:hAnsi="Arial" w:cs="Arial"/>
-          <w:sz w:val="24"/>
-        </w:rPr>
-      </w:pPr>
+      <w:r>
+        <w:rPr>
+          <w:rFonts w:ascii="Arial" w:hAnsi="Arial" w:cs="Arial"/>
+          <w:sz w:val="24"/>
+        </w:rPr>
+        <w:t>Para una mejor evaluación del modelo comprobamos como se comportaba con el conjunto de datos de test. Aquí hemos obtenido un total de aciertos de 899 del total de 900 secuencias que hay en el test, es decir, que hay una precisión del 99,8%. La secuencia en la que se ha equivocado ha sido:</w:t>
+      </w:r>
+    </w:p>
+    <w:p>
+      <w:pPr>
+        <w:spacing w:line="276" w:lineRule="auto"/>
+        <w:jc w:val="both"/>
+        <w:rPr>
+          <w:rFonts w:ascii="Arial" w:hAnsi="Arial" w:cs="Arial"/>
+          <w:sz w:val="24"/>
+        </w:rPr>
+      </w:pPr>
+      <w:r>
+        <w:rPr>
+          <w:rFonts w:ascii="Arial" w:hAnsi="Arial" w:cs="Arial"/>
+          <w:sz w:val="24"/>
+        </w:rPr>
+        <w:drawing>
+          <wp:inline distT="0" distB="0" distL="0" distR="0" wp14:anchorId="222D5324" wp14:editId="697D37CD">
+            <wp:extent cx="5400040" cy="1434465"/>
+            <wp:effectExtent l="0" t="0" r="0" b="0"/>
+            <wp:docPr id="9" name="Imagen 9"/>
+            <wp:cNvGraphicFramePr>
+              <a:graphicFrameLocks xmlns:a="http://schemas.openxmlformats.org/drawingml/2006/main" noChangeAspect="1"/>
+            </wp:cNvGraphicFramePr>
+            <a:graphic xmlns:a="http://schemas.openxmlformats.org/drawingml/2006/main">
+              <a:graphicData uri="http://schemas.openxmlformats.org/drawingml/2006/picture">
+                <pic:pic xmlns:pic="http://schemas.openxmlformats.org/drawingml/2006/picture">
+                  <pic:nvPicPr>
+                    <pic:cNvPr id="1" name=""/>
+                    <pic:cNvPicPr/>
+                  </pic:nvPicPr>
+                  <pic:blipFill>
+                    <a:blip r:embed="rId25"/>
+                    <a:stretch>
+                      <a:fillRect/>
+                    </a:stretch>
+                  </pic:blipFill>
+                  <pic:spPr>
+                    <a:xfrm>
+                      <a:off x="0" y="0"/>
+                      <a:ext cx="5400040" cy="1434465"/>
+                    </a:xfrm>
+                    <a:prstGeom prst="rect">
+                      <a:avLst/>
+                    </a:prstGeom>
+                  </pic:spPr>
+                </pic:pic>
+              </a:graphicData>
+            </a:graphic>
+          </wp:inline>
+        </w:drawing>
+      </w:r>
+    </w:p>
+    <w:p>
+      <w:pPr>
+        <w:spacing w:line="276" w:lineRule="auto"/>
+        <w:jc w:val="both"/>
+        <w:rPr>
+          <w:rFonts w:ascii="Arial" w:hAnsi="Arial" w:cs="Arial"/>
+          <w:sz w:val="24"/>
+        </w:rPr>
+      </w:pPr>
+      <w:r>
+        <w:rPr>
+          <w:rFonts w:ascii="Arial" w:hAnsi="Arial" w:cs="Arial"/>
+          <w:sz w:val="24"/>
+        </w:rPr>
+        <w:t>Como observamos de toda la secuencia tan solo se ha equivocado en una letra, esto puede ser porque la imagen sea más oscura, porque este algo cortada o porque se parezcan las formas de la mano.</w:t>
+      </w:r>
+      <w:r>
+        <w:rPr>
+          <w:rFonts w:ascii="Arial" w:hAnsi="Arial" w:cs="Arial"/>
+          <w:sz w:val="24"/>
+        </w:rPr>
+        <w:t xml:space="preserve"> Y este fallo no se debe a problemas en el alineamiento temporal (como decodifica el algoritmo CTC).</w:t>
+      </w:r>
+    </w:p>
+    <w:p>
+      <w:pPr>
+        <w:pStyle w:val="Ttulo3"/>
+        <w:numPr>
+          <w:ilvl w:val="0"/>
+          <w:numId w:val="12"/>
+        </w:numPr>
+        <w:spacing w:line="276" w:lineRule="auto"/>
+        <w:jc w:val="both"/>
+        <w:rPr>
+          <w:rFonts w:ascii="Arial" w:hAnsi="Arial" w:cs="Arial"/>
+          <w:b/>
+          <w:color w:val="auto"/>
+        </w:rPr>
+      </w:pPr>
+      <w:bookmarkStart w:id="27" w:name="_Toc228966595"/>
+      <w:r>
+        <w:rPr>
+          <w:rFonts w:ascii="Arial" w:hAnsi="Arial" w:cs="Arial"/>
+          <w:b/>
+          <w:color w:val="auto"/>
+        </w:rPr>
+        <w:t>Análisis de predicciones</w:t>
+      </w:r>
+      <w:bookmarkEnd w:id="27"/>
+    </w:p>
+    <w:p>
+      <w:pPr>
+        <w:spacing w:line="276" w:lineRule="auto"/>
+        <w:jc w:val="both"/>
+        <w:rPr>
+          <w:rFonts w:ascii="Arial" w:hAnsi="Arial" w:cs="Arial"/>
+          <w:sz w:val="24"/>
+        </w:rPr>
+      </w:pPr>
+      <w:r>
+        <w:rPr>
+          <w:rFonts w:ascii="Arial" w:hAnsi="Arial" w:cs="Arial"/>
+          <w:sz w:val="24"/>
+        </w:rPr>
+        <w:t>La creación de este modelo tenía como finalidad poder generalizar palabras de diferentes tamaños (3, 4 y 5 de longitud). Para ello, nos hemos generado un dataset de prueba con palabras reales</w:t>
+      </w:r>
+      <w:r>
+        <w:rPr>
+          <w:rFonts w:ascii="Arial" w:hAnsi="Arial" w:cs="Arial"/>
+          <w:sz w:val="24"/>
+        </w:rPr>
+        <w:t xml:space="preserve"> de cada una de las longitudes y aplicando el modelo obtenido hemos conseguido muchos aciertos:</w:t>
+      </w:r>
+    </w:p>
+    <w:p>
+      <w:pPr>
+        <w:spacing w:line="276" w:lineRule="auto"/>
+        <w:jc w:val="both"/>
+        <w:rPr>
+          <w:rFonts w:ascii="Arial" w:hAnsi="Arial" w:cs="Arial"/>
+          <w:sz w:val="24"/>
+        </w:rPr>
+      </w:pPr>
+      <w:r>
+        <w:rPr>
+          <w:rFonts w:ascii="Arial" w:hAnsi="Arial" w:cs="Arial"/>
+          <w:sz w:val="24"/>
+        </w:rPr>
+        <w:drawing>
+          <wp:inline distT="0" distB="0" distL="0" distR="0" wp14:anchorId="35765636" wp14:editId="2491DF54">
+            <wp:extent cx="5400040" cy="2160270"/>
+            <wp:effectExtent l="0" t="0" r="0" b="0"/>
+            <wp:docPr id="19" name="Imagen 19"/>
+            <wp:cNvGraphicFramePr>
+              <a:graphicFrameLocks xmlns:a="http://schemas.openxmlformats.org/drawingml/2006/main" noChangeAspect="1"/>
+            </wp:cNvGraphicFramePr>
+            <a:graphic xmlns:a="http://schemas.openxmlformats.org/drawingml/2006/main">
+              <a:graphicData uri="http://schemas.openxmlformats.org/drawingml/2006/picture">
+                <pic:pic xmlns:pic="http://schemas.openxmlformats.org/drawingml/2006/picture">
+                  <pic:nvPicPr>
+                    <pic:cNvPr id="1" name=""/>
+                    <pic:cNvPicPr/>
+                  </pic:nvPicPr>
+                  <pic:blipFill>
+                    <a:blip r:embed="rId26"/>
+                    <a:stretch>
+                      <a:fillRect/>
+                    </a:stretch>
+                  </pic:blipFill>
+                  <pic:spPr>
+                    <a:xfrm>
+                      <a:off x="0" y="0"/>
+                      <a:ext cx="5400040" cy="2160270"/>
+                    </a:xfrm>
+                    <a:prstGeom prst="rect">
+                      <a:avLst/>
+                    </a:prstGeom>
+                  </pic:spPr>
+                </pic:pic>
+              </a:graphicData>
+            </a:graphic>
+          </wp:inline>
+        </w:drawing>
+      </w:r>
+    </w:p>
+    <w:p>
+      <w:pPr>
+        <w:spacing w:line="276" w:lineRule="auto"/>
+        <w:jc w:val="both"/>
+        <w:rPr>
+          <w:rFonts w:ascii="Arial" w:hAnsi="Arial" w:cs="Arial"/>
+          <w:sz w:val="24"/>
+        </w:rPr>
+      </w:pPr>
+      <w:r>
+        <w:rPr>
+          <w:rFonts w:ascii="Arial" w:hAnsi="Arial" w:cs="Arial"/>
+          <w:sz w:val="24"/>
+        </w:rPr>
+        <w:lastRenderedPageBreak/>
+        <w:drawing>
+          <wp:inline distT="0" distB="0" distL="0" distR="0" wp14:anchorId="2E4E206A" wp14:editId="5CB22FFC">
+            <wp:extent cx="5400040" cy="1721485"/>
+            <wp:effectExtent l="0" t="0" r="0" b="0"/>
+            <wp:docPr id="20" name="Imagen 20"/>
+            <wp:cNvGraphicFramePr>
+              <a:graphicFrameLocks xmlns:a="http://schemas.openxmlformats.org/drawingml/2006/main" noChangeAspect="1"/>
+            </wp:cNvGraphicFramePr>
+            <a:graphic xmlns:a="http://schemas.openxmlformats.org/drawingml/2006/main">
+              <a:graphicData uri="http://schemas.openxmlformats.org/drawingml/2006/picture">
+                <pic:pic xmlns:pic="http://schemas.openxmlformats.org/drawingml/2006/picture">
+                  <pic:nvPicPr>
+                    <pic:cNvPr id="1" name=""/>
+                    <pic:cNvPicPr/>
+                  </pic:nvPicPr>
+                  <pic:blipFill>
+                    <a:blip r:embed="rId27"/>
+                    <a:stretch>
+                      <a:fillRect/>
+                    </a:stretch>
+                  </pic:blipFill>
+                  <pic:spPr>
+                    <a:xfrm>
+                      <a:off x="0" y="0"/>
+                      <a:ext cx="5400040" cy="1721485"/>
+                    </a:xfrm>
+                    <a:prstGeom prst="rect">
+                      <a:avLst/>
+                    </a:prstGeom>
+                  </pic:spPr>
+                </pic:pic>
+              </a:graphicData>
+            </a:graphic>
+          </wp:inline>
+        </w:drawing>
+      </w:r>
+    </w:p>
+    <w:p>
+      <w:pPr>
+        <w:spacing w:line="276" w:lineRule="auto"/>
+        <w:jc w:val="both"/>
+        <w:rPr>
+          <w:rFonts w:ascii="Arial" w:hAnsi="Arial" w:cs="Arial"/>
+          <w:sz w:val="24"/>
+        </w:rPr>
+      </w:pPr>
+      <w:r>
+        <w:rPr>
+          <w:rFonts w:ascii="Arial" w:hAnsi="Arial" w:cs="Arial"/>
+          <w:sz w:val="24"/>
+        </w:rPr>
+        <w:drawing>
+          <wp:inline distT="0" distB="0" distL="0" distR="0" wp14:anchorId="71909421" wp14:editId="510B9CE8">
+            <wp:extent cx="5400040" cy="1450975"/>
+            <wp:effectExtent l="0" t="0" r="0" b="0"/>
+            <wp:docPr id="21" name="Imagen 21"/>
+            <wp:cNvGraphicFramePr>
+              <a:graphicFrameLocks xmlns:a="http://schemas.openxmlformats.org/drawingml/2006/main" noChangeAspect="1"/>
+            </wp:cNvGraphicFramePr>
+            <a:graphic xmlns:a="http://schemas.openxmlformats.org/drawingml/2006/main">
+              <a:graphicData uri="http://schemas.openxmlformats.org/drawingml/2006/picture">
+                <pic:pic xmlns:pic="http://schemas.openxmlformats.org/drawingml/2006/picture">
+                  <pic:nvPicPr>
+                    <pic:cNvPr id="1" name=""/>
+                    <pic:cNvPicPr/>
+                  </pic:nvPicPr>
+                  <pic:blipFill>
+                    <a:blip r:embed="rId28"/>
+                    <a:stretch>
+                      <a:fillRect/>
+                    </a:stretch>
+                  </pic:blipFill>
+                  <pic:spPr>
+                    <a:xfrm>
+                      <a:off x="0" y="0"/>
+                      <a:ext cx="5400040" cy="1450975"/>
+                    </a:xfrm>
+                    <a:prstGeom prst="rect">
+                      <a:avLst/>
+                    </a:prstGeom>
+                  </pic:spPr>
+                </pic:pic>
+              </a:graphicData>
+            </a:graphic>
+          </wp:inline>
+        </w:drawing>
+      </w:r>
+    </w:p>
+    <w:p>
+      <w:pPr>
+        <w:spacing w:line="276" w:lineRule="auto"/>
+        <w:jc w:val="both"/>
+        <w:rPr>
+          <w:rFonts w:ascii="Arial" w:hAnsi="Arial" w:cs="Arial"/>
+          <w:sz w:val="24"/>
+        </w:rPr>
+      </w:pPr>
+      <w:r>
+        <w:rPr>
+          <w:rFonts w:ascii="Arial" w:hAnsi="Arial" w:cs="Arial"/>
+          <w:sz w:val="24"/>
+        </w:rPr>
+        <w:t>Como podemos observar en las muestras, el modelo es capaz de leer la secuencia independientemente del tamaño de la palabra. De modo, que nuestro sistema funciona correctamente ante palabras que no ha empleado para el entrenamiento consiguiendo un modelo que generalizar bastante bien.</w:t>
+      </w:r>
+    </w:p>
+    <w:p>
+      <w:pPr>
+        <w:pStyle w:val="Ttulo3"/>
+        <w:numPr>
+          <w:ilvl w:val="0"/>
+          <w:numId w:val="12"/>
+        </w:numPr>
+        <w:spacing w:line="276" w:lineRule="auto"/>
+        <w:jc w:val="both"/>
+        <w:rPr>
+          <w:rFonts w:ascii="Arial" w:hAnsi="Arial" w:cs="Arial"/>
+          <w:b/>
+          <w:color w:val="auto"/>
+        </w:rPr>
+      </w:pPr>
+      <w:bookmarkStart w:id="28" w:name="_Toc228966596"/>
+      <w:r>
+        <w:rPr>
+          <w:rFonts w:ascii="Arial" w:hAnsi="Arial" w:cs="Arial"/>
+          <w:b/>
+          <w:color w:val="auto"/>
+        </w:rPr>
+        <w:t>Limitaciones del modelo</w:t>
+      </w:r>
+      <w:bookmarkEnd w:id="28"/>
+    </w:p>
+    <w:p>
+      <w:pPr>
+        <w:spacing w:line="276" w:lineRule="auto"/>
+        <w:jc w:val="both"/>
+        <w:rPr>
+          <w:rFonts w:ascii="Arial" w:hAnsi="Arial" w:cs="Arial"/>
+          <w:sz w:val="24"/>
+        </w:rPr>
+      </w:pPr>
+      <w:r>
+        <w:rPr>
+          <w:rFonts w:ascii="Arial" w:hAnsi="Arial" w:cs="Arial"/>
+          <w:sz w:val="24"/>
+        </w:rPr>
+        <w:t xml:space="preserve">Aunque la arquitectura CRNN ha supuesto un salto cualitativo </w:t>
+      </w:r>
+      <w:r>
+        <w:rPr>
+          <w:rFonts w:ascii="Arial" w:hAnsi="Arial" w:cs="Arial"/>
+          <w:sz w:val="24"/>
+        </w:rPr>
+        <w:t>grande</w:t>
+      </w:r>
+      <w:r>
+        <w:rPr>
+          <w:rFonts w:ascii="Arial" w:hAnsi="Arial" w:cs="Arial"/>
+          <w:sz w:val="24"/>
+        </w:rPr>
+        <w:t xml:space="preserve"> respecto al modelo </w:t>
+      </w:r>
+      <w:r>
+        <w:rPr>
+          <w:rFonts w:ascii="Arial" w:hAnsi="Arial" w:cs="Arial"/>
+          <w:sz w:val="24"/>
+        </w:rPr>
+        <w:t>que solo permite 4 letras</w:t>
+      </w:r>
+      <w:r>
+        <w:rPr>
+          <w:rFonts w:ascii="Arial" w:hAnsi="Arial" w:cs="Arial"/>
+          <w:sz w:val="24"/>
+        </w:rPr>
+        <w:t>, resolviendo el problema de las palabras de longitud variable, sigue presentando limitaciones inherentes a los datos de origen</w:t>
+      </w:r>
+      <w:r>
+        <w:rPr>
+          <w:rFonts w:ascii="Arial" w:hAnsi="Arial" w:cs="Arial"/>
+          <w:sz w:val="24"/>
+        </w:rPr>
+        <w:t>.</w:t>
+      </w:r>
+    </w:p>
+    <w:p>
+      <w:pPr>
+        <w:spacing w:line="276" w:lineRule="auto"/>
+        <w:jc w:val="both"/>
+        <w:rPr>
+          <w:rFonts w:ascii="Arial" w:hAnsi="Arial" w:cs="Arial"/>
+          <w:sz w:val="24"/>
+        </w:rPr>
+      </w:pPr>
+      <w:r>
+        <w:rPr>
+          <w:rFonts w:ascii="Arial" w:hAnsi="Arial" w:cs="Arial"/>
+          <w:sz w:val="24"/>
+        </w:rPr>
+        <w:t>El modelo es experto en leer secuencias generadas a pa</w:t>
+      </w:r>
+      <w:r>
+        <w:rPr>
+          <w:rFonts w:ascii="Arial" w:hAnsi="Arial" w:cs="Arial"/>
+          <w:sz w:val="24"/>
+        </w:rPr>
+        <w:t>rtir del conjunto de datos base.</w:t>
+      </w:r>
+      <w:r>
+        <w:t xml:space="preserve"> </w:t>
+      </w:r>
+      <w:r>
+        <w:rPr>
+          <w:rFonts w:ascii="Arial" w:hAnsi="Arial" w:cs="Arial"/>
+          <w:sz w:val="24"/>
+        </w:rPr>
+        <w:t>Si este modelo es sometido a inferencia con imágenes capturadas por la cámara de un teléfono móvil en un entorno ruidoso</w:t>
+      </w:r>
+      <w:r>
+        <w:rPr>
+          <w:rFonts w:ascii="Arial" w:hAnsi="Arial" w:cs="Arial"/>
+          <w:sz w:val="24"/>
+        </w:rPr>
+        <w:t xml:space="preserve"> </w:t>
+      </w:r>
+      <w:r>
+        <w:rPr>
+          <w:rFonts w:ascii="Arial" w:hAnsi="Arial" w:cs="Arial"/>
+          <w:sz w:val="24"/>
+        </w:rPr>
+        <w:t>el rendimiento decaerá drásticamente</w:t>
+      </w:r>
+      <w:r>
+        <w:rPr>
+          <w:rFonts w:ascii="Arial" w:hAnsi="Arial" w:cs="Arial"/>
+          <w:sz w:val="24"/>
+        </w:rPr>
+        <w:t>.</w:t>
+      </w:r>
+    </w:p>
+    <w:p>
+      <w:pPr>
+        <w:spacing w:line="276" w:lineRule="auto"/>
+        <w:jc w:val="both"/>
+        <w:rPr>
+          <w:rFonts w:ascii="Arial" w:hAnsi="Arial" w:cs="Arial"/>
+          <w:sz w:val="24"/>
+        </w:rPr>
+      </w:pPr>
+      <w:r>
+        <w:rPr>
+          <w:rFonts w:ascii="Arial" w:hAnsi="Arial" w:cs="Arial"/>
+          <w:sz w:val="24"/>
+        </w:rPr>
+        <w:t>Aunque el modelo lee secuencias de izquierda a derecha, la entrada siguen siendo imágenes estáticas concatenadas. Letras del lenguaje de signos que requieren movimiento tridimensional</w:t>
+      </w:r>
+      <w:r>
+        <w:rPr>
+          <w:rFonts w:ascii="Arial" w:hAnsi="Arial" w:cs="Arial"/>
+          <w:sz w:val="24"/>
+        </w:rPr>
+        <w:t xml:space="preserve"> </w:t>
+      </w:r>
+      <w:r>
+        <w:rPr>
+          <w:rFonts w:ascii="Arial" w:hAnsi="Arial" w:cs="Arial"/>
+          <w:sz w:val="24"/>
+        </w:rPr>
+        <w:t>no pueden ser representadas ni procesadas adecuadamente bajo este enfoque bidimensional</w:t>
+      </w:r>
+      <w:r>
+        <w:rPr>
+          <w:rFonts w:ascii="Arial" w:hAnsi="Arial" w:cs="Arial"/>
+          <w:sz w:val="24"/>
+        </w:rPr>
+        <w:t>.</w:t>
+      </w:r>
+    </w:p>
+    <w:p>
+      <w:pPr>
+        <w:pStyle w:val="Ttulo1"/>
+        <w:numPr>
+          <w:ilvl w:val="0"/>
+          <w:numId w:val="1"/>
+        </w:numPr>
+        <w:spacing w:line="276" w:lineRule="auto"/>
+        <w:jc w:val="both"/>
+        <w:rPr>
+          <w:rFonts w:ascii="Arial" w:hAnsi="Arial" w:cs="Arial"/>
+          <w:b/>
+          <w:color w:val="auto"/>
+        </w:rPr>
+      </w:pPr>
+      <w:bookmarkStart w:id="29" w:name="_Toc228966597"/>
+      <w:r>
+        <w:rPr>
+          <w:rFonts w:ascii="Arial" w:hAnsi="Arial" w:cs="Arial"/>
+          <w:b/>
+          <w:color w:val="auto"/>
+        </w:rPr>
+        <w:t>Despliegue del modelo e integración</w:t>
+      </w:r>
+      <w:bookmarkEnd w:id="29"/>
+    </w:p>
+    <w:p>
+      <w:pPr>
+        <w:pStyle w:val="Ttulo1"/>
+        <w:numPr>
+          <w:ilvl w:val="0"/>
+          <w:numId w:val="1"/>
+        </w:numPr>
+        <w:spacing w:line="276" w:lineRule="auto"/>
+        <w:jc w:val="both"/>
+        <w:rPr>
+          <w:rFonts w:ascii="Arial" w:hAnsi="Arial" w:cs="Arial"/>
+          <w:b/>
+          <w:color w:val="auto"/>
+        </w:rPr>
+      </w:pPr>
+      <w:bookmarkStart w:id="30" w:name="_Toc228966598"/>
+      <w:r>
+        <w:rPr>
+          <w:rFonts w:ascii="Arial" w:hAnsi="Arial" w:cs="Arial"/>
+          <w:b/>
+          <w:color w:val="auto"/>
+        </w:rPr>
+        <w:t>Conclusiones y trabajo futuro</w:t>
+      </w:r>
+      <w:bookmarkEnd w:id="30"/>
+    </w:p>
+    <w:p>
+      <w:pPr>
+        <w:spacing w:line="276" w:lineRule="auto"/>
+        <w:jc w:val="both"/>
+        <w:rPr>
+          <w:rFonts w:ascii="Arial" w:hAnsi="Arial" w:cs="Arial"/>
+          <w:sz w:val="24"/>
+        </w:rPr>
+      </w:pPr>
+      <w:r>
+        <w:rPr>
+          <w:rFonts w:ascii="Arial" w:hAnsi="Arial" w:cs="Arial"/>
+          <w:sz w:val="24"/>
+        </w:rPr>
+        <w:t xml:space="preserve">El presente proyecto nació con el firme objetivo de reducir la curva de aprendizaje del lenguaje de signos mediante la creación de un asistente inteligente capaz de interpretar secuencias dinámicas. Tras superar las fases de investigación, diseño y entrenamiento de múltiples arquitecturas de Deep </w:t>
+      </w:r>
+      <w:r>
+        <w:rPr>
+          <w:rFonts w:ascii="Arial" w:hAnsi="Arial" w:cs="Arial"/>
+          <w:sz w:val="24"/>
+        </w:rPr>
+        <w:lastRenderedPageBreak/>
+        <w:t>Learning, podemos concluir que los objetivos planteados se han cumplido con éxito. El resultado no es solo un clasificador de imágenes, sino un motor de inferencia secuencial que imita la fluidez de la comunicación real, aportando un gran valor tanto desde la perspectiva de la inclusión social como desde la innovación tecnológica.</w:t>
+      </w:r>
+    </w:p>
+    <w:p>
+      <w:pPr>
+        <w:spacing w:line="276" w:lineRule="auto"/>
+        <w:jc w:val="both"/>
+        <w:rPr>
+          <w:rFonts w:ascii="Arial" w:hAnsi="Arial" w:cs="Arial"/>
+          <w:sz w:val="24"/>
+        </w:rPr>
+      </w:pPr>
+      <w:r>
+        <w:rPr>
+          <w:rFonts w:ascii="Arial" w:hAnsi="Arial" w:cs="Arial"/>
+          <w:sz w:val="24"/>
+        </w:rPr>
+        <w:t>El desarrollo técnico del proyecto ha estado marcado por una evolución arquitectónica constante y necesaria. En una primera fase, logramos diseñar un modelo estático basado en redes neuronales convolucionales (utilizando la base de VGG16) que demostró una precisión superior al 99% al leer imágenes de cuatro signos. Sin embargo, conscientes de que una aplicación real requiere flexibilidad, dimos un salto cualitativo hacia el estado del arte implementando una red neuronal recurrente convolucional (CRNN). Esta segunda arquitectura resolvió con éxito el desafío de procesar palabras de longitud variable (de 3 a 5 letras) y tolerar el alineamiento asimétrico en lienzos estandarizados.</w:t>
+      </w:r>
+    </w:p>
+    <w:p>
+      <w:pPr>
+        <w:spacing w:line="276" w:lineRule="auto"/>
+        <w:jc w:val="both"/>
+        <w:rPr>
+          <w:rFonts w:ascii="Arial" w:hAnsi="Arial" w:cs="Arial"/>
+          <w:sz w:val="24"/>
+        </w:rPr>
+      </w:pPr>
+      <w:r>
+        <w:rPr>
+          <w:rFonts w:ascii="Arial" w:hAnsi="Arial" w:cs="Arial"/>
+          <w:sz w:val="24"/>
+        </w:rPr>
+        <w:t>A pesar de los excelentes resultados obtenidos en un entorno controlado</w:t>
+      </w:r>
+      <w:r>
+        <w:rPr>
+          <w:rFonts w:ascii="Arial" w:hAnsi="Arial" w:cs="Arial"/>
+          <w:sz w:val="24"/>
+        </w:rPr>
+        <w:t xml:space="preserve"> </w:t>
+      </w:r>
+      <w:r>
+        <w:rPr>
+          <w:rFonts w:ascii="Arial" w:hAnsi="Arial" w:cs="Arial"/>
+          <w:sz w:val="24"/>
+        </w:rPr>
+        <w:t>hemos identificado varias líneas de trabajo futuro imprescindibles.</w:t>
+      </w:r>
+      <w:r>
+        <w:rPr>
+          <w:rFonts w:ascii="Arial" w:hAnsi="Arial" w:cs="Arial"/>
+          <w:sz w:val="24"/>
+        </w:rPr>
+        <w:t xml:space="preserve"> Por un lado</w:t>
+      </w:r>
+      <w:r>
+        <w:rPr>
+          <w:rFonts w:ascii="Arial" w:hAnsi="Arial" w:cs="Arial"/>
+          <w:sz w:val="24"/>
+        </w:rPr>
+        <w:t xml:space="preserve">, es necesario mejorar la robustez del modelo en entornos no controlados </w:t>
+      </w:r>
+      <w:r>
+        <w:rPr>
+          <w:rFonts w:ascii="Arial" w:hAnsi="Arial" w:cs="Arial"/>
+          <w:sz w:val="24"/>
+        </w:rPr>
+        <w:t>ya que el</w:t>
+      </w:r>
+      <w:r>
+        <w:rPr>
+          <w:rFonts w:ascii="Arial" w:hAnsi="Arial" w:cs="Arial"/>
+          <w:sz w:val="24"/>
+        </w:rPr>
+        <w:t xml:space="preserve"> sistema actual presenta un sesgo hacia las i</w:t>
+      </w:r>
+      <w:r>
+        <w:rPr>
+          <w:rFonts w:ascii="Arial" w:hAnsi="Arial" w:cs="Arial"/>
+          <w:sz w:val="24"/>
+        </w:rPr>
+        <w:t>mágenes de nuestro dataset base</w:t>
+      </w:r>
+      <w:r>
+        <w:rPr>
+          <w:rFonts w:ascii="Arial" w:hAnsi="Arial" w:cs="Arial"/>
+          <w:sz w:val="24"/>
+        </w:rPr>
+        <w:t>.</w:t>
+      </w:r>
+      <w:r>
+        <w:rPr>
+          <w:rFonts w:ascii="Arial" w:hAnsi="Arial" w:cs="Arial"/>
+          <w:sz w:val="24"/>
+        </w:rPr>
+        <w:t xml:space="preserve"> Para ello, se podrían aplicar</w:t>
+      </w:r>
+      <w:r>
+        <w:rPr>
+          <w:rFonts w:ascii="Arial" w:hAnsi="Arial" w:cs="Arial"/>
+          <w:sz w:val="24"/>
+        </w:rPr>
+        <w:t xml:space="preserve"> técnicas de </w:t>
+      </w:r>
+      <w:r>
+        <w:rPr>
+          <w:rFonts w:ascii="Arial" w:hAnsi="Arial" w:cs="Arial"/>
+          <w:i/>
+          <w:sz w:val="24"/>
+        </w:rPr>
+        <w:t xml:space="preserve">Data </w:t>
+      </w:r>
+      <w:proofErr w:type="spellStart"/>
+      <w:r>
+        <w:rPr>
+          <w:rFonts w:ascii="Arial" w:hAnsi="Arial" w:cs="Arial"/>
+          <w:i/>
+          <w:sz w:val="24"/>
+        </w:rPr>
+        <w:t>Augmentation</w:t>
+      </w:r>
+      <w:proofErr w:type="spellEnd"/>
+      <w:r>
+        <w:rPr>
+          <w:rFonts w:ascii="Arial" w:hAnsi="Arial" w:cs="Arial"/>
+          <w:i/>
+          <w:sz w:val="24"/>
+        </w:rPr>
+        <w:t xml:space="preserve"> </w:t>
+      </w:r>
+      <w:r>
+        <w:rPr>
+          <w:rFonts w:ascii="Arial" w:hAnsi="Arial" w:cs="Arial"/>
+          <w:sz w:val="24"/>
+        </w:rPr>
+        <w:t>para obligar a la red a extraer exclusivamente la morfología de la mano, independientemente de la cámara o el entorno del usuario final.</w:t>
+      </w:r>
+    </w:p>
+    <w:p>
+      <w:pPr>
+        <w:spacing w:line="276" w:lineRule="auto"/>
+        <w:jc w:val="both"/>
+        <w:rPr>
+          <w:rFonts w:ascii="Arial" w:hAnsi="Arial" w:cs="Arial"/>
+          <w:sz w:val="24"/>
+        </w:rPr>
+      </w:pPr>
+      <w:r>
+        <w:rPr>
+          <w:rFonts w:ascii="Arial" w:hAnsi="Arial" w:cs="Arial"/>
+          <w:sz w:val="24"/>
+        </w:rPr>
+        <w:t xml:space="preserve">Y por otro lado, será la transición </w:t>
+      </w:r>
+      <w:r>
+        <w:rPr>
+          <w:rFonts w:ascii="Arial" w:hAnsi="Arial" w:cs="Arial"/>
+          <w:sz w:val="24"/>
+        </w:rPr>
+        <w:t>del análisis de imágenes estáticas al procesamiento de vídeo en tiempo real. Puesto que el lenguaje de signos real implica movimiento tridimensional</w:t>
+      </w:r>
+      <w:r>
+        <w:rPr>
+          <w:rFonts w:ascii="Arial" w:hAnsi="Arial" w:cs="Arial"/>
+          <w:sz w:val="24"/>
+        </w:rPr>
+        <w:t xml:space="preserve"> </w:t>
+      </w:r>
+      <w:r>
+        <w:rPr>
+          <w:rFonts w:ascii="Arial" w:hAnsi="Arial" w:cs="Arial"/>
+          <w:sz w:val="24"/>
+        </w:rPr>
+        <w:t>el objetivo a largo plazo es sustituir nuestro lienzo actual por tensores de vídeo. La combinación de redes 3D-CNN con nuestro núcleo recurrente actual permitiría lograr una traducción verdaderamente simultánea, en vivo y directamente desde la cámara de un dispositivo móvil.</w:t>
+      </w:r>
     </w:p>
     <w:p>
       <w:pPr>
@@ -5475,9 +10213,11 @@
       </w:pPr>
     </w:p>
     <w:sectPr>
+      <w:footerReference w:type="default" r:id="rId29"/>
       <w:pgSz w:w="11906" w:h="16838"/>
       <w:pgMar w:top="1417" w:right="1701" w:bottom="1417" w:left="1701" w:header="708" w:footer="708" w:gutter="0"/>
       <w:cols w:space="708"/>
+      <w:titlePg/>
       <w:docGrid w:linePitch="360"/>
     </w:sectPr>
   </w:body>
@@ -5507,6 +10247,51 @@
     </w:p>
   </w:endnote>
 </w:endnotes>
+</file>
+
+<file path=word/footer1.xml><?xml version="1.0" encoding="utf-8"?>
+<w:ftr xmlns:wpc="http://schemas.microsoft.com/office/word/2010/wordprocessingCanvas" xmlns:mc="http://schemas.openxmlformats.org/markup-compatibility/2006" xmlns:o="urn:schemas-microsoft-com:office:office" xmlns:r="http://schemas.openxmlformats.org/officeDocument/2006/relationships" xmlns:m="http://schemas.openxmlformats.org/officeDocument/2006/math" xmlns:v="urn:schemas-microsoft-com:vml" xmlns:wp14="http://schemas.microsoft.com/office/word/2010/wordprocessingDrawing" xmlns:wp="http://schemas.openxmlformats.org/drawingml/2006/wordprocessingDrawing" xmlns:w10="urn:schemas-microsoft-com:office:word" xmlns:w="http://schemas.openxmlformats.org/wordprocessingml/2006/main" xmlns:w14="http://schemas.microsoft.com/office/word/2010/wordml" xmlns:w15="http://schemas.microsoft.com/office/word/2012/wordml" xmlns:wpg="http://schemas.microsoft.com/office/word/2010/wordprocessingGroup" xmlns:wpi="http://schemas.microsoft.com/office/word/2010/wordprocessingInk" xmlns:wne="http://schemas.microsoft.com/office/word/2006/wordml" xmlns:wps="http://schemas.microsoft.com/office/word/2010/wordprocessingShape" mc:Ignorable="w14 w15 wp14">
+  <w:sdt>
+    <w:sdtPr>
+      <w:id w:val="479200617"/>
+      <w:docPartObj>
+        <w:docPartGallery w:val="Page Numbers (Bottom of Page)"/>
+        <w:docPartUnique/>
+      </w:docPartObj>
+    </w:sdtPr>
+    <w:sdtContent>
+      <w:p>
+        <w:pPr>
+          <w:pStyle w:val="Piedepgina"/>
+          <w:jc w:val="right"/>
+        </w:pPr>
+        <w:r>
+          <w:fldChar w:fldCharType="begin"/>
+        </w:r>
+        <w:r>
+          <w:instrText>PAGE   \* MERGEFORMAT</w:instrText>
+        </w:r>
+        <w:r>
+          <w:fldChar w:fldCharType="separate"/>
+        </w:r>
+        <w:r>
+          <w:rPr>
+            <w:noProof/>
+          </w:rPr>
+          <w:t>21</w:t>
+        </w:r>
+        <w:r>
+          <w:fldChar w:fldCharType="end"/>
+        </w:r>
+      </w:p>
+    </w:sdtContent>
+  </w:sdt>
+  <w:p>
+    <w:pPr>
+      <w:pStyle w:val="Piedepgina"/>
+    </w:pPr>
+  </w:p>
+</w:ftr>
 </file>
 
 <file path=word/footnotes.xml><?xml version="1.0" encoding="utf-8"?>
@@ -7542,6 +12327,82 @@
       <w:lang w:eastAsia="es-ES"/>
     </w:rPr>
   </w:style>
+  <w:style w:type="paragraph" w:styleId="TtulodeTDC">
+    <w:name w:val="TOC Heading"/>
+    <w:basedOn w:val="Ttulo1"/>
+    <w:next w:val="Normal"/>
+    <w:uiPriority w:val="39"/>
+    <w:unhideWhenUsed/>
+    <w:qFormat/>
+    <w:rsid w:val="00C71977"/>
+    <w:pPr>
+      <w:outlineLvl w:val="9"/>
+    </w:pPr>
+    <w:rPr>
+      <w:lang w:eastAsia="es-ES"/>
+    </w:rPr>
+  </w:style>
+  <w:style w:type="paragraph" w:styleId="TDC1">
+    <w:name w:val="toc 1"/>
+    <w:basedOn w:val="Normal"/>
+    <w:next w:val="Normal"/>
+    <w:autoRedefine/>
+    <w:uiPriority w:val="39"/>
+    <w:unhideWhenUsed/>
+    <w:rsid w:val="00C71977"/>
+    <w:pPr>
+      <w:tabs>
+        <w:tab w:val="left" w:pos="440"/>
+        <w:tab w:val="right" w:leader="dot" w:pos="8494"/>
+      </w:tabs>
+      <w:spacing w:after="100" w:line="276" w:lineRule="auto"/>
+      <w:jc w:val="both"/>
+    </w:pPr>
+    <w:rPr>
+      <w:rFonts w:ascii="Arial" w:hAnsi="Arial" w:cs="Arial"/>
+      <w:b/>
+      <w:noProof/>
+      <w:sz w:val="24"/>
+      <w:szCs w:val="24"/>
+    </w:rPr>
+  </w:style>
+  <w:style w:type="paragraph" w:styleId="TDC2">
+    <w:name w:val="toc 2"/>
+    <w:basedOn w:val="Normal"/>
+    <w:next w:val="Normal"/>
+    <w:autoRedefine/>
+    <w:uiPriority w:val="39"/>
+    <w:unhideWhenUsed/>
+    <w:rsid w:val="00C71977"/>
+    <w:pPr>
+      <w:spacing w:after="100"/>
+      <w:ind w:left="220"/>
+    </w:pPr>
+  </w:style>
+  <w:style w:type="paragraph" w:styleId="TDC3">
+    <w:name w:val="toc 3"/>
+    <w:basedOn w:val="Normal"/>
+    <w:next w:val="Normal"/>
+    <w:autoRedefine/>
+    <w:uiPriority w:val="39"/>
+    <w:unhideWhenUsed/>
+    <w:rsid w:val="00C71977"/>
+    <w:pPr>
+      <w:spacing w:after="100"/>
+      <w:ind w:left="440"/>
+    </w:pPr>
+  </w:style>
+  <w:style w:type="character" w:styleId="Hipervnculo">
+    <w:name w:val="Hyperlink"/>
+    <w:basedOn w:val="Fuentedeprrafopredeter"/>
+    <w:uiPriority w:val="99"/>
+    <w:unhideWhenUsed/>
+    <w:rsid w:val="00C71977"/>
+    <w:rPr>
+      <w:color w:val="0563C1" w:themeColor="hyperlink"/>
+      <w:u w:val="single"/>
+    </w:rPr>
+  </w:style>
 </w:styles>
 </file>
 
@@ -7811,7 +12672,7 @@
 </file>
 
 <file path=customXml/itemProps1.xml><?xml version="1.0" encoding="utf-8"?>
-<ds:datastoreItem xmlns:ds="http://schemas.openxmlformats.org/officeDocument/2006/customXml" ds:itemID="{AA96FD68-B6FF-4015-995F-FBF35DDE9EC6}">
+<ds:datastoreItem xmlns:ds="http://schemas.openxmlformats.org/officeDocument/2006/customXml" ds:itemID="{1264D040-22F8-4CF6-9FCC-43BF19242B36}">
   <ds:schemaRefs>
     <ds:schemaRef ds:uri="http://schemas.openxmlformats.org/officeDocument/2006/bibliography"/>
   </ds:schemaRefs>

--- a/memoria.docx
+++ b/memoria.docx
@@ -1,6 +1,6 @@
 
 <file path=word/document.xml><?xml version="1.0" encoding="utf-8"?>
-<w:document xmlns:wpc="http://schemas.microsoft.com/office/word/2010/wordprocessingCanvas" xmlns:mc="http://schemas.openxmlformats.org/markup-compatibility/2006" xmlns:o="urn:schemas-microsoft-com:office:office" xmlns:r="http://schemas.openxmlformats.org/officeDocument/2006/relationships" xmlns:m="http://schemas.openxmlformats.org/officeDocument/2006/math" xmlns:v="urn:schemas-microsoft-com:vml" xmlns:wp14="http://schemas.microsoft.com/office/word/2010/wordprocessingDrawing" xmlns:wp="http://schemas.openxmlformats.org/drawingml/2006/wordprocessingDrawing" xmlns:w10="urn:schemas-microsoft-com:office:word" xmlns:w="http://schemas.openxmlformats.org/wordprocessingml/2006/main" xmlns:w14="http://schemas.microsoft.com/office/word/2010/wordml" xmlns:w15="http://schemas.microsoft.com/office/word/2012/wordml" xmlns:wpg="http://schemas.microsoft.com/office/word/2010/wordprocessingGroup" xmlns:wpi="http://schemas.microsoft.com/office/word/2010/wordprocessingInk" xmlns:wne="http://schemas.microsoft.com/office/word/2006/wordml" xmlns:wps="http://schemas.microsoft.com/office/word/2010/wordprocessingShape" mc:Ignorable="w14 w15 wp14">
+<w:document xmlns:wpc="http://schemas.microsoft.com/office/word/2010/wordprocessingCanvas" xmlns:cx="http://schemas.microsoft.com/office/drawing/2014/chartex" xmlns:cx1="http://schemas.microsoft.com/office/drawing/2015/9/8/chartex" xmlns:cx2="http://schemas.microsoft.com/office/drawing/2015/10/21/chartex" xmlns:cx3="http://schemas.microsoft.com/office/drawing/2016/5/9/chartex" xmlns:cx4="http://schemas.microsoft.com/office/drawing/2016/5/10/chartex" xmlns:cx5="http://schemas.microsoft.com/office/drawing/2016/5/11/chartex" xmlns:cx6="http://schemas.microsoft.com/office/drawing/2016/5/12/chartex" xmlns:cx7="http://schemas.microsoft.com/office/drawing/2016/5/13/chartex" xmlns:cx8="http://schemas.microsoft.com/office/drawing/2016/5/14/chartex" xmlns:mc="http://schemas.openxmlformats.org/markup-compatibility/2006" xmlns:aink="http://schemas.microsoft.com/office/drawing/2016/ink" xmlns:am3d="http://schemas.microsoft.com/office/drawing/2017/model3d" xmlns:o="urn:schemas-microsoft-com:office:office" xmlns:oel="http://schemas.microsoft.com/office/2019/extlst" xmlns:r="http://schemas.openxmlformats.org/officeDocument/2006/relationships" xmlns:m="http://schemas.openxmlformats.org/officeDocument/2006/math" xmlns:v="urn:schemas-microsoft-com:vml" xmlns:wp14="http://schemas.microsoft.com/office/word/2010/wordprocessingDrawing" xmlns:wp="http://schemas.openxmlformats.org/drawingml/2006/wordprocessingDrawing" xmlns:w10="urn:schemas-microsoft-com:office:word" xmlns:w="http://schemas.openxmlformats.org/wordprocessingml/2006/main" xmlns:w14="http://schemas.microsoft.com/office/word/2010/wordml" xmlns:w15="http://schemas.microsoft.com/office/word/2012/wordml" xmlns:w16cex="http://schemas.microsoft.com/office/word/2018/wordml/cex" xmlns:w16cid="http://schemas.microsoft.com/office/word/2016/wordml/cid" xmlns:w16="http://schemas.microsoft.com/office/word/2018/wordml" xmlns:w16du="http://schemas.microsoft.com/office/word/2023/wordml/word16du" xmlns:w16sdtdh="http://schemas.microsoft.com/office/word/2020/wordml/sdtdatahash" xmlns:w16sdtfl="http://schemas.microsoft.com/office/word/2024/wordml/sdtformatlock" xmlns:w16se="http://schemas.microsoft.com/office/word/2015/wordml/symex" xmlns:wpg="http://schemas.microsoft.com/office/word/2010/wordprocessingGroup" xmlns:wpi="http://schemas.microsoft.com/office/word/2010/wordprocessingInk" xmlns:wne="http://schemas.microsoft.com/office/word/2006/wordml" xmlns:wps="http://schemas.microsoft.com/office/word/2010/wordprocessingShape" mc:Ignorable="w14 w15 w16se w16cid w16 w16cex w16sdtdh w16sdtfl w16du wp14">
   <w:body>
     <w:p>
       <w:pPr>
@@ -410,11 +410,12 @@
     <w:sdt>
       <w:sdtPr>
         <w:rPr>
-          <w:rFonts w:ascii="Arial" w:hAnsi="Arial" w:cs="Arial"/>
+          <w:rFonts w:ascii="Arial" w:eastAsiaTheme="minorHAnsi" w:hAnsi="Arial" w:cs="Arial"/>
           <w:b/>
           <w:color w:val="auto"/>
           <w:sz w:val="24"/>
           <w:szCs w:val="24"/>
+          <w:lang w:eastAsia="en-US"/>
         </w:rPr>
         <w:id w:val="799580332"/>
         <w:docPartObj>
@@ -424,17 +425,16 @@
       </w:sdtPr>
       <w:sdtEndPr>
         <w:rPr>
-          <w:rFonts w:asciiTheme="minorHAnsi" w:eastAsiaTheme="minorHAnsi" w:hAnsiTheme="minorHAnsi" w:cstheme="minorBidi"/>
+          <w:rFonts w:asciiTheme="minorHAnsi" w:hAnsiTheme="minorHAnsi" w:cstheme="minorBidi"/>
           <w:bCs/>
           <w:sz w:val="22"/>
           <w:szCs w:val="22"/>
-          <w:lang w:eastAsia="en-US"/>
         </w:rPr>
       </w:sdtEndPr>
       <w:sdtContent>
         <w:p>
           <w:pPr>
-            <w:pStyle w:val="TtulodeTDC"/>
+            <w:pStyle w:val="TtuloTDC"/>
             <w:spacing w:line="276" w:lineRule="auto"/>
             <w:jc w:val="both"/>
             <w:rPr>
@@ -3752,8 +3752,6 @@
         </w:rPr>
         <w:br w:type="page"/>
       </w:r>
-      <w:bookmarkStart w:id="0" w:name="_GoBack"/>
-      <w:bookmarkEnd w:id="0"/>
     </w:p>
     <w:p>
       <w:pPr>
@@ -3770,17 +3768,16 @@
           <w:color w:val="auto"/>
         </w:rPr>
       </w:pPr>
-      <w:bookmarkStart w:id="1" w:name="_Toc228966569"/>
+      <w:bookmarkStart w:id="0" w:name="_Toc228966569"/>
       <w:r>
         <w:rPr>
           <w:rFonts w:ascii="Arial" w:hAnsi="Arial" w:cs="Arial"/>
           <w:b/>
           <w:color w:val="auto"/>
         </w:rPr>
-        <w:lastRenderedPageBreak/>
         <w:t>Definición y fundamentos</w:t>
       </w:r>
-      <w:bookmarkEnd w:id="1"/>
+      <w:bookmarkEnd w:id="0"/>
     </w:p>
     <w:p>
       <w:pPr>
@@ -3797,7 +3794,7 @@
           <w:color w:val="auto"/>
         </w:rPr>
       </w:pPr>
-      <w:bookmarkStart w:id="2" w:name="_Toc228966570"/>
+      <w:bookmarkStart w:id="1" w:name="_Toc228966570"/>
       <w:r>
         <w:rPr>
           <w:rFonts w:ascii="Arial" w:hAnsi="Arial" w:cs="Arial"/>
@@ -3806,7 +3803,7 @@
         </w:rPr>
         <w:t>Contextualización y definición del problema</w:t>
       </w:r>
-      <w:bookmarkEnd w:id="2"/>
+      <w:bookmarkEnd w:id="1"/>
     </w:p>
     <w:p>
       <w:pPr>
@@ -3941,7 +3938,7 @@
           <w:color w:val="auto"/>
         </w:rPr>
       </w:pPr>
-      <w:bookmarkStart w:id="3" w:name="_Toc228966571"/>
+      <w:bookmarkStart w:id="2" w:name="_Toc228966571"/>
       <w:r>
         <w:rPr>
           <w:rFonts w:ascii="Arial" w:hAnsi="Arial" w:cs="Arial"/>
@@ -3950,7 +3947,7 @@
         </w:rPr>
         <w:t>Justificación del uso de la IA</w:t>
       </w:r>
-      <w:bookmarkEnd w:id="3"/>
+      <w:bookmarkEnd w:id="2"/>
     </w:p>
     <w:p>
       <w:pPr>
@@ -4001,7 +3998,7 @@
           <w:color w:val="auto"/>
         </w:rPr>
       </w:pPr>
-      <w:bookmarkStart w:id="4" w:name="_Toc228966572"/>
+      <w:bookmarkStart w:id="3" w:name="_Toc228966572"/>
       <w:r>
         <w:rPr>
           <w:rFonts w:ascii="Arial" w:hAnsi="Arial" w:cs="Arial"/>
@@ -4010,7 +4007,7 @@
         </w:rPr>
         <w:t>Valor e impacto</w:t>
       </w:r>
-      <w:bookmarkEnd w:id="4"/>
+      <w:bookmarkEnd w:id="3"/>
     </w:p>
     <w:p>
       <w:pPr>
@@ -4104,17 +4101,16 @@
           <w:color w:val="auto"/>
         </w:rPr>
       </w:pPr>
-      <w:bookmarkStart w:id="5" w:name="_Toc228966573"/>
+      <w:bookmarkStart w:id="4" w:name="_Toc228966573"/>
       <w:r>
         <w:rPr>
           <w:rFonts w:ascii="Arial" w:hAnsi="Arial" w:cs="Arial"/>
           <w:b/>
           <w:color w:val="auto"/>
         </w:rPr>
-        <w:lastRenderedPageBreak/>
         <w:t>Objetivos del proyecto</w:t>
       </w:r>
-      <w:bookmarkEnd w:id="5"/>
+      <w:bookmarkEnd w:id="4"/>
     </w:p>
     <w:p>
       <w:pPr>
@@ -4382,7 +4378,7 @@
           <w:color w:val="auto"/>
         </w:rPr>
       </w:pPr>
-      <w:bookmarkStart w:id="6" w:name="_Toc228966574"/>
+      <w:bookmarkStart w:id="5" w:name="_Toc228966574"/>
       <w:r>
         <w:rPr>
           <w:rFonts w:ascii="Arial" w:hAnsi="Arial" w:cs="Arial"/>
@@ -4391,7 +4387,7 @@
         </w:rPr>
         <w:t>Estado del arte</w:t>
       </w:r>
-      <w:bookmarkEnd w:id="6"/>
+      <w:bookmarkEnd w:id="5"/>
     </w:p>
     <w:p>
       <w:pPr>
@@ -4657,15 +4653,7 @@
           <w:rFonts w:ascii="Arial" w:hAnsi="Arial" w:cs="Arial"/>
           <w:sz w:val="24"/>
         </w:rPr>
-        <w:t xml:space="preserve"> el lenguaje de signos real no es una sucesión estricta </w:t>
-      </w:r>
-      <w:r>
-        <w:rPr>
-          <w:rFonts w:ascii="Arial" w:hAnsi="Arial" w:cs="Arial"/>
-          <w:sz w:val="24"/>
-        </w:rPr>
-        <w:lastRenderedPageBreak/>
-        <w:t>de fotografías aisladas, sino un flujo dinámico. Por tanto, los modelos puramente estáticos resultan insuficientes para crear herramientas de comunicación o aprendizaje natural.</w:t>
+        <w:t xml:space="preserve"> el lenguaje de signos real no es una sucesión estricta de fotografías aisladas, sino un flujo dinámico. Por tanto, los modelos puramente estáticos resultan insuficientes para crear herramientas de comunicación o aprendizaje natural.</w:t>
       </w:r>
     </w:p>
     <w:p>
@@ -4775,23 +4763,7 @@
           <w:rFonts w:ascii="Arial" w:hAnsi="Arial" w:cs="Arial"/>
           <w:sz w:val="24"/>
         </w:rPr>
-        <w:t xml:space="preserve"> a explorar arquitecturas puramente basadas en mecanismos de atención (como los Transformers) y </w:t>
-      </w:r>
-      <w:proofErr w:type="spellStart"/>
-      <w:r>
-        <w:rPr>
-          <w:rFonts w:ascii="Arial" w:hAnsi="Arial" w:cs="Arial"/>
-          <w:sz w:val="24"/>
-        </w:rPr>
-        <w:t>convoluciones</w:t>
-      </w:r>
-      <w:proofErr w:type="spellEnd"/>
-      <w:r>
-        <w:rPr>
-          <w:rFonts w:ascii="Arial" w:hAnsi="Arial" w:cs="Arial"/>
-          <w:sz w:val="24"/>
-        </w:rPr>
-        <w:t xml:space="preserve"> tridimensionales (3D-CNN) para procesar secuencias de vídeo. No obstante, para el desarrollo de herramientas educativas accesibles, interactivas y capaces de operar en dispositivos con recursos computacionales estándar, la combinación de una arquitectura CRNN acoplada a un decodificador CTC sigue representando el enfoque óptimo en la industria. Este modelo ofrece el mejor equilibrio documentado entre precisión secuencial, eficiencia de cálculo y viabilidad matemática para la lectura de signos dinámicos.</w:t>
+        <w:t xml:space="preserve"> a explorar arquitecturas puramente basadas en mecanismos de atención (como los Transformers) y convoluciones tridimensionales (3D-CNN) para procesar secuencias de vídeo. No obstante, para el desarrollo de herramientas educativas accesibles, interactivas y capaces de operar en dispositivos con recursos computacionales estándar, la combinación de una arquitectura CRNN acoplada a un decodificador CTC sigue representando el enfoque óptimo en la industria. Este modelo ofrece el mejor equilibrio documentado entre precisión secuencial, eficiencia de cálculo y viabilidad matemática para la lectura de signos dinámicos.</w:t>
       </w:r>
     </w:p>
     <w:p>
@@ -4809,7 +4781,7 @@
           <w:color w:val="auto"/>
         </w:rPr>
       </w:pPr>
-      <w:bookmarkStart w:id="7" w:name="_Toc228966575"/>
+      <w:bookmarkStart w:id="6" w:name="_Toc228966575"/>
       <w:r>
         <w:rPr>
           <w:rFonts w:ascii="Arial" w:hAnsi="Arial" w:cs="Arial"/>
@@ -4818,7 +4790,7 @@
         </w:rPr>
         <w:t>Obtención y Análisis Exploratorio de Datos</w:t>
       </w:r>
-      <w:bookmarkEnd w:id="7"/>
+      <w:bookmarkEnd w:id="6"/>
     </w:p>
     <w:p>
       <w:pPr>
@@ -4835,7 +4807,7 @@
           <w:color w:val="auto"/>
         </w:rPr>
       </w:pPr>
-      <w:bookmarkStart w:id="8" w:name="_Toc228966576"/>
+      <w:bookmarkStart w:id="7" w:name="_Toc228966576"/>
       <w:r>
         <w:rPr>
           <w:rFonts w:ascii="Arial" w:hAnsi="Arial" w:cs="Arial"/>
@@ -4844,7 +4816,7 @@
         </w:rPr>
         <w:t>Obtención de datos</w:t>
       </w:r>
-      <w:bookmarkEnd w:id="8"/>
+      <w:bookmarkEnd w:id="7"/>
     </w:p>
     <w:p>
       <w:pPr>
@@ -4893,7 +4865,7 @@
           <w:color w:val="auto"/>
         </w:rPr>
       </w:pPr>
-      <w:bookmarkStart w:id="9" w:name="_Toc228966577"/>
+      <w:bookmarkStart w:id="8" w:name="_Toc228966577"/>
       <w:r>
         <w:rPr>
           <w:rFonts w:ascii="Arial" w:hAnsi="Arial" w:cs="Arial"/>
@@ -4902,7 +4874,7 @@
         </w:rPr>
         <w:t>Conjunto de datos de partida</w:t>
       </w:r>
-      <w:bookmarkEnd w:id="9"/>
+      <w:bookmarkEnd w:id="8"/>
     </w:p>
     <w:p>
       <w:pPr>
@@ -4961,7 +4933,25 @@
           <w:i/>
           <w:sz w:val="24"/>
         </w:rPr>
-        <w:t xml:space="preserve"> Dataset”</w:t>
+        <w:t xml:space="preserve"> </w:t>
+      </w:r>
+      <w:proofErr w:type="spellStart"/>
+      <w:r>
+        <w:rPr>
+          <w:rFonts w:ascii="Arial" w:hAnsi="Arial" w:cs="Arial"/>
+          <w:i/>
+          <w:sz w:val="24"/>
+        </w:rPr>
+        <w:t>Dataset</w:t>
+      </w:r>
+      <w:proofErr w:type="spellEnd"/>
+      <w:r>
+        <w:rPr>
+          <w:rFonts w:ascii="Arial" w:hAnsi="Arial" w:cs="Arial"/>
+          <w:i/>
+          <w:sz w:val="24"/>
+        </w:rPr>
+        <w:t>”</w:t>
       </w:r>
       <w:r>
         <w:rPr>
@@ -4986,17 +4976,16 @@
           <w:color w:val="auto"/>
         </w:rPr>
       </w:pPr>
-      <w:bookmarkStart w:id="10" w:name="_Toc228966578"/>
+      <w:bookmarkStart w:id="9" w:name="_Toc228966578"/>
       <w:r>
         <w:rPr>
           <w:rFonts w:ascii="Arial" w:hAnsi="Arial" w:cs="Arial"/>
           <w:b/>
           <w:color w:val="auto"/>
         </w:rPr>
-        <w:lastRenderedPageBreak/>
         <w:t>Limpieza y preprocesamiento</w:t>
       </w:r>
-      <w:bookmarkEnd w:id="10"/>
+      <w:bookmarkEnd w:id="9"/>
     </w:p>
     <w:p>
       <w:pPr>
@@ -5030,7 +5019,7 @@
           <w:color w:val="auto"/>
         </w:rPr>
       </w:pPr>
-      <w:bookmarkStart w:id="11" w:name="_Toc228966579"/>
+      <w:bookmarkStart w:id="10" w:name="_Toc228966579"/>
       <w:r>
         <w:rPr>
           <w:rFonts w:ascii="Arial" w:hAnsi="Arial" w:cs="Arial"/>
@@ -5047,7 +5036,7 @@
         </w:rPr>
         <w:t xml:space="preserve"> para CNN</w:t>
       </w:r>
-      <w:bookmarkEnd w:id="11"/>
+      <w:bookmarkEnd w:id="10"/>
     </w:p>
     <w:p>
       <w:pPr>
@@ -5346,15 +5335,7 @@
           <w:rFonts w:ascii="Arial" w:hAnsi="Arial" w:cs="Arial"/>
           <w:sz w:val="24"/>
         </w:rPr>
-        <w:t xml:space="preserve">Una vez obtenidas las imágenes de la secuencia, las concatenamos aplicando una superposición difuminada para eliminar posibles uniones artificiales que pueda hacer que la red aprenda patrones. Después, </w:t>
-      </w:r>
-      <w:r>
-        <w:rPr>
-          <w:rFonts w:ascii="Arial" w:hAnsi="Arial" w:cs="Arial"/>
-          <w:sz w:val="24"/>
-        </w:rPr>
-        <w:lastRenderedPageBreak/>
-        <w:t>integramos la secuencia en un lienzo negro de longitud de 620 pixeles de ancho y 128 pixeles de alto (dimensiones máximas para 5 letras). En el caso de que las secuencias sean de 3 o 4 letras, estas se alinean a la izquierda dejando un relleno negro a la derecha. Esto es fundamental para que el algoritmo de decodificación CTC aprenda a ignorar espacios vacíos.</w:t>
+        <w:t>Una vez obtenidas las imágenes de la secuencia, las concatenamos aplicando una superposición difuminada para eliminar posibles uniones artificiales que pueda hacer que la red aprenda patrones. Después, integramos la secuencia en un lienzo negro de longitud de 620 pixeles de ancho y 128 pixeles de alto (dimensiones máximas para 5 letras). En el caso de que las secuencias sean de 3 o 4 letras, estas se alinean a la izquierda dejando un relleno negro a la derecha. Esto es fundamental para que el algoritmo de decodificación CTC aprenda a ignorar espacios vacíos.</w:t>
       </w:r>
     </w:p>
     <w:p>
@@ -5425,7 +5406,7 @@
           <w:color w:val="auto"/>
         </w:rPr>
       </w:pPr>
-      <w:bookmarkStart w:id="12" w:name="_Toc228966580"/>
+      <w:bookmarkStart w:id="11" w:name="_Toc228966580"/>
       <w:r>
         <w:rPr>
           <w:rFonts w:ascii="Arial" w:hAnsi="Arial" w:cs="Arial"/>
@@ -5434,7 +5415,7 @@
         </w:rPr>
         <w:t>Análisis exploratorio de datos (EDA)</w:t>
       </w:r>
-      <w:bookmarkEnd w:id="12"/>
+      <w:bookmarkEnd w:id="11"/>
     </w:p>
     <w:p>
       <w:pPr>
@@ -5603,7 +5584,6 @@
           <w:sz w:val="24"/>
           <w:lang w:eastAsia="es-ES"/>
         </w:rPr>
-        <w:lastRenderedPageBreak/>
         <w:drawing>
           <wp:inline distT="0" distB="0" distL="0" distR="0" wp14:anchorId="5D320653" wp14:editId="634898B9">
             <wp:extent cx="5400040" cy="2225675"/>
@@ -5778,7 +5758,6 @@
           <w:sz w:val="24"/>
           <w:lang w:eastAsia="es-ES"/>
         </w:rPr>
-        <w:lastRenderedPageBreak/>
         <w:drawing>
           <wp:inline distT="0" distB="0" distL="0" distR="0" wp14:anchorId="66115799" wp14:editId="4D9CF040">
             <wp:extent cx="5400040" cy="2675255"/>
@@ -5941,15 +5920,7 @@
           <w:rFonts w:ascii="Arial" w:hAnsi="Arial" w:cs="Arial"/>
           <w:sz w:val="24"/>
         </w:rPr>
-        <w:t xml:space="preserve">Tal como pensamos en la generación del dataset, hemos conseguido que todas las secuencias (3, 4 y 5 letras) tengan un total de 3.000 imágenes. Esto suma un </w:t>
-      </w:r>
-      <w:r>
-        <w:rPr>
-          <w:rFonts w:ascii="Arial" w:hAnsi="Arial" w:cs="Arial"/>
-          <w:sz w:val="24"/>
-        </w:rPr>
-        <w:lastRenderedPageBreak/>
-        <w:t>total de 9.000 imágenes de secuencias de letras. Esto es crucial para que la red neuronal no desarrolle preferencias o sesgos.</w:t>
+        <w:t>Tal como pensamos en la generación del dataset, hemos conseguido que todas las secuencias (3, 4 y 5 letras) tengan un total de 3.000 imágenes. Esto suma un total de 9.000 imágenes de secuencias de letras. Esto es crucial para que la red neuronal no desarrolle preferencias o sesgos.</w:t>
       </w:r>
     </w:p>
     <w:p>
@@ -6195,7 +6166,6 @@
           <w:sz w:val="24"/>
           <w:lang w:eastAsia="es-ES"/>
         </w:rPr>
-        <w:lastRenderedPageBreak/>
         <w:drawing>
           <wp:inline distT="0" distB="0" distL="0" distR="0" wp14:anchorId="4D1BDF26" wp14:editId="34E00188">
             <wp:extent cx="5400040" cy="3015615"/>
@@ -6265,7 +6235,7 @@
           <w:color w:val="auto"/>
         </w:rPr>
       </w:pPr>
-      <w:bookmarkStart w:id="13" w:name="_Toc228966581"/>
+      <w:bookmarkStart w:id="12" w:name="_Toc228966581"/>
       <w:r>
         <w:rPr>
           <w:rFonts w:ascii="Arial" w:hAnsi="Arial" w:cs="Arial"/>
@@ -6282,7 +6252,7 @@
         </w:rPr>
         <w:t xml:space="preserve"> de modelos</w:t>
       </w:r>
-      <w:bookmarkEnd w:id="13"/>
+      <w:bookmarkEnd w:id="12"/>
     </w:p>
     <w:p>
       <w:pPr>
@@ -6299,7 +6269,7 @@
           <w:color w:val="auto"/>
         </w:rPr>
       </w:pPr>
-      <w:bookmarkStart w:id="14" w:name="_Toc228966582"/>
+      <w:bookmarkStart w:id="13" w:name="_Toc228966582"/>
       <w:r>
         <w:rPr>
           <w:rFonts w:ascii="Arial" w:hAnsi="Arial" w:cs="Arial"/>
@@ -6308,7 +6278,7 @@
         </w:rPr>
         <w:t>CNN con salida múltiple</w:t>
       </w:r>
-      <w:bookmarkEnd w:id="14"/>
+      <w:bookmarkEnd w:id="13"/>
     </w:p>
     <w:p>
       <w:pPr>
@@ -6342,7 +6312,7 @@
           <w:color w:val="auto"/>
         </w:rPr>
       </w:pPr>
-      <w:bookmarkStart w:id="15" w:name="_Toc228966583"/>
+      <w:bookmarkStart w:id="14" w:name="_Toc228966583"/>
       <w:r>
         <w:rPr>
           <w:rFonts w:ascii="Arial" w:hAnsi="Arial" w:cs="Arial"/>
@@ -6351,7 +6321,7 @@
         </w:rPr>
         <w:t>Generación y preparación de los datos</w:t>
       </w:r>
-      <w:bookmarkEnd w:id="15"/>
+      <w:bookmarkEnd w:id="14"/>
     </w:p>
     <w:p>
       <w:pPr>
@@ -6440,15 +6410,7 @@
           <w:rFonts w:ascii="Arial" w:hAnsi="Arial" w:cs="Arial"/>
           <w:sz w:val="24"/>
         </w:rPr>
-        <w:t xml:space="preserve">Nuestro generador no lee el dataset completo para evitar problemas de memoria, </w:t>
-      </w:r>
-      <w:r>
-        <w:rPr>
-          <w:rFonts w:ascii="Arial" w:hAnsi="Arial" w:cs="Arial"/>
-          <w:sz w:val="24"/>
-        </w:rPr>
-        <w:lastRenderedPageBreak/>
-        <w:t xml:space="preserve">sino que carga las imágenes en pequeños lotes. Para cada imagen que se procesa el generador lee la imagen, realiza la conversión de color (BGR a RGB, necesario para </w:t>
+        <w:t xml:space="preserve">Nuestro generador no lee el dataset completo para evitar problemas de memoria, sino que carga las imágenes en pequeños lotes. Para cada imagen que se procesa el generador lee la imagen, realiza la conversión de color (BGR a RGB, necesario para </w:t>
       </w:r>
       <w:r>
         <w:rPr>
@@ -6498,7 +6460,7 @@
           <w:color w:val="auto"/>
         </w:rPr>
       </w:pPr>
-      <w:bookmarkStart w:id="16" w:name="_Toc228966584"/>
+      <w:bookmarkStart w:id="15" w:name="_Toc228966584"/>
       <w:r>
         <w:rPr>
           <w:rFonts w:ascii="Arial" w:hAnsi="Arial" w:cs="Arial"/>
@@ -6507,7 +6469,7 @@
         </w:rPr>
         <w:t>Preparación de los conjuntos de entrenamiento, validación y test</w:t>
       </w:r>
-      <w:bookmarkEnd w:id="16"/>
+      <w:bookmarkEnd w:id="15"/>
     </w:p>
     <w:p>
       <w:pPr>
@@ -6631,7 +6593,7 @@
           <w:color w:val="auto"/>
         </w:rPr>
       </w:pPr>
-      <w:bookmarkStart w:id="17" w:name="_Toc228966585"/>
+      <w:bookmarkStart w:id="16" w:name="_Toc228966585"/>
       <w:r>
         <w:rPr>
           <w:rFonts w:ascii="Arial" w:hAnsi="Arial" w:cs="Arial"/>
@@ -6640,7 +6602,7 @@
         </w:rPr>
         <w:t>Diseño del modelo (arquitectura)</w:t>
       </w:r>
-      <w:bookmarkEnd w:id="17"/>
+      <w:bookmarkEnd w:id="16"/>
     </w:p>
     <w:p>
       <w:pPr>
@@ -6700,9 +6662,8 @@
           <w:noProof/>
           <w:lang w:eastAsia="es-ES"/>
         </w:rPr>
-        <w:lastRenderedPageBreak/>
         <w:drawing>
-          <wp:inline distT="0" distB="0" distL="0" distR="0">
+          <wp:inline distT="0" distB="0" distL="0" distR="0" wp14:anchorId="17D8D86B" wp14:editId="74F341E8">
             <wp:extent cx="4476750" cy="2628900"/>
             <wp:effectExtent l="0" t="0" r="0" b="0"/>
             <wp:docPr id="11" name="Imagen 11" descr="VGG architecture"/>
@@ -6856,7 +6817,6 @@
           <w:sz w:val="24"/>
           <w:lang w:eastAsia="es-ES"/>
         </w:rPr>
-        <w:lastRenderedPageBreak/>
         <w:drawing>
           <wp:inline distT="0" distB="0" distL="0" distR="0" wp14:anchorId="3359AC88" wp14:editId="28CB7BF8">
             <wp:extent cx="3820058" cy="4210638"/>
@@ -6996,7 +6956,7 @@
           <w:color w:val="auto"/>
         </w:rPr>
       </w:pPr>
-      <w:bookmarkStart w:id="18" w:name="_Toc228966586"/>
+      <w:bookmarkStart w:id="17" w:name="_Toc228966586"/>
       <w:r>
         <w:rPr>
           <w:rFonts w:ascii="Arial" w:hAnsi="Arial" w:cs="Arial"/>
@@ -7005,7 +6965,7 @@
         </w:rPr>
         <w:t>Entrenamiento y optimización</w:t>
       </w:r>
-      <w:bookmarkEnd w:id="18"/>
+      <w:bookmarkEnd w:id="17"/>
     </w:p>
     <w:p>
       <w:pPr>
@@ -7125,6 +7085,14 @@
           <w:sz w:val="24"/>
         </w:rPr>
       </w:pPr>
+      <w:r>
+        <w:rPr>
+          <w:rFonts w:ascii="Arial" w:hAnsi="Arial" w:cs="Arial"/>
+          <w:sz w:val="24"/>
+          <w:u w:val="single"/>
+        </w:rPr>
+        <w:t xml:space="preserve">Early </w:t>
+      </w:r>
       <w:proofErr w:type="spellStart"/>
       <w:r>
         <w:rPr>
@@ -7132,7 +7100,7 @@
           <w:sz w:val="24"/>
           <w:u w:val="single"/>
         </w:rPr>
-        <w:t>Early</w:t>
+        <w:t>Stopping</w:t>
       </w:r>
       <w:proofErr w:type="spellEnd"/>
       <w:r>
@@ -7141,24 +7109,6 @@
           <w:sz w:val="24"/>
           <w:u w:val="single"/>
         </w:rPr>
-        <w:t xml:space="preserve"> </w:t>
-      </w:r>
-      <w:proofErr w:type="spellStart"/>
-      <w:r>
-        <w:rPr>
-          <w:rFonts w:ascii="Arial" w:hAnsi="Arial" w:cs="Arial"/>
-          <w:sz w:val="24"/>
-          <w:u w:val="single"/>
-        </w:rPr>
-        <w:t>Stopping</w:t>
-      </w:r>
-      <w:proofErr w:type="spellEnd"/>
-      <w:r>
-        <w:rPr>
-          <w:rFonts w:ascii="Arial" w:hAnsi="Arial" w:cs="Arial"/>
-          <w:sz w:val="24"/>
-          <w:u w:val="single"/>
-        </w:rPr>
         <w:t>:</w:t>
       </w:r>
       <w:r>
@@ -7183,7 +7133,6 @@
           <w:rFonts w:ascii="Arial" w:hAnsi="Arial" w:cs="Arial"/>
           <w:sz w:val="24"/>
         </w:rPr>
-        <w:lastRenderedPageBreak/>
         <w:t xml:space="preserve">Durante el entrenamiento hemos realizados dos fases con las que hemos obtenido dos resultados diferentes. En la primera fase, hemos partido de la congelación total de todas las capas de la red VGG16, usando un optimizador </w:t>
       </w:r>
       <w:r>
@@ -7267,7 +7216,7 @@
       <w:r>
         <w:t xml:space="preserve"> </w:t>
       </w:r>
-      <w:bookmarkStart w:id="19" w:name="_Toc228966587"/>
+      <w:bookmarkStart w:id="18" w:name="_Toc228966587"/>
       <w:r>
         <w:rPr>
           <w:rFonts w:ascii="Arial" w:hAnsi="Arial" w:cs="Arial"/>
@@ -7276,7 +7225,7 @@
         </w:rPr>
         <w:t>Evaluación del modelo</w:t>
       </w:r>
-      <w:bookmarkEnd w:id="19"/>
+      <w:bookmarkEnd w:id="18"/>
     </w:p>
     <w:p>
       <w:pPr>
@@ -7546,25 +7495,7 @@
           <w:b/>
           <w:sz w:val="24"/>
         </w:rPr>
-        <w:t>Pérdida Global (</w:t>
-      </w:r>
-      <w:proofErr w:type="spellStart"/>
-      <w:r>
-        <w:rPr>
-          <w:rFonts w:ascii="Arial" w:hAnsi="Arial" w:cs="Arial"/>
-          <w:b/>
-          <w:sz w:val="24"/>
-        </w:rPr>
-        <w:t>Loss</w:t>
-      </w:r>
-      <w:proofErr w:type="spellEnd"/>
-      <w:r>
-        <w:rPr>
-          <w:rFonts w:ascii="Arial" w:hAnsi="Arial" w:cs="Arial"/>
-          <w:b/>
-          <w:sz w:val="24"/>
-        </w:rPr>
-        <w:t>)</w:t>
+        <w:t>Pérdida Global (Loss)</w:t>
       </w:r>
       <w:r>
         <w:rPr>
@@ -7632,7 +7563,6 @@
           <w:rFonts w:ascii="Arial" w:hAnsi="Arial" w:cs="Arial"/>
           <w:sz w:val="24"/>
         </w:rPr>
-        <w:lastRenderedPageBreak/>
         <w:t>Por ello, podemos decir que</w:t>
       </w:r>
       <w:r>
@@ -7836,7 +7766,7 @@
           <w:color w:val="auto"/>
         </w:rPr>
       </w:pPr>
-      <w:bookmarkStart w:id="20" w:name="_Toc228966588"/>
+      <w:bookmarkStart w:id="19" w:name="_Toc228966588"/>
       <w:r>
         <w:rPr>
           <w:rFonts w:ascii="Arial" w:hAnsi="Arial" w:cs="Arial"/>
@@ -7845,7 +7775,7 @@
         </w:rPr>
         <w:t>Limitaciones del modelo</w:t>
       </w:r>
-      <w:bookmarkEnd w:id="20"/>
+      <w:bookmarkEnd w:id="19"/>
     </w:p>
     <w:p>
       <w:pPr>
@@ -8001,7 +7931,7 @@
           <w:color w:val="auto"/>
         </w:rPr>
       </w:pPr>
-      <w:bookmarkStart w:id="21" w:name="_Toc228966589"/>
+      <w:bookmarkStart w:id="20" w:name="_Toc228966589"/>
       <w:r>
         <w:rPr>
           <w:rFonts w:ascii="Arial" w:hAnsi="Arial" w:cs="Arial"/>
@@ -8010,7 +7940,7 @@
         </w:rPr>
         <w:t>Red Neuronal Recurrente (CRNN) con CTC</w:t>
       </w:r>
-      <w:bookmarkEnd w:id="21"/>
+      <w:bookmarkEnd w:id="20"/>
     </w:p>
     <w:p>
       <w:pPr>
@@ -8051,17 +7981,16 @@
           <w:color w:val="auto"/>
         </w:rPr>
       </w:pPr>
-      <w:bookmarkStart w:id="22" w:name="_Toc228966590"/>
+      <w:bookmarkStart w:id="21" w:name="_Toc228966590"/>
       <w:r>
         <w:rPr>
           <w:rFonts w:ascii="Arial" w:hAnsi="Arial" w:cs="Arial"/>
           <w:b/>
           <w:color w:val="auto"/>
         </w:rPr>
-        <w:lastRenderedPageBreak/>
         <w:t>Generación y preparación de los datos</w:t>
       </w:r>
-      <w:bookmarkEnd w:id="22"/>
+      <w:bookmarkEnd w:id="21"/>
     </w:p>
     <w:p>
       <w:pPr>
@@ -8244,7 +8173,7 @@
           <w:color w:val="auto"/>
         </w:rPr>
       </w:pPr>
-      <w:bookmarkStart w:id="23" w:name="_Toc228966591"/>
+      <w:bookmarkStart w:id="22" w:name="_Toc228966591"/>
       <w:r>
         <w:rPr>
           <w:rFonts w:ascii="Arial" w:hAnsi="Arial" w:cs="Arial"/>
@@ -8253,7 +8182,7 @@
         </w:rPr>
         <w:t>Preparación de los conjuntos de entrenamiento, validación y test</w:t>
       </w:r>
-      <w:bookmarkEnd w:id="23"/>
+      <w:bookmarkEnd w:id="22"/>
     </w:p>
     <w:p>
       <w:pPr>
@@ -8406,7 +8335,7 @@
           <w:color w:val="auto"/>
         </w:rPr>
       </w:pPr>
-      <w:bookmarkStart w:id="24" w:name="_Toc228966592"/>
+      <w:bookmarkStart w:id="23" w:name="_Toc228966592"/>
       <w:r>
         <w:rPr>
           <w:rFonts w:ascii="Arial" w:hAnsi="Arial" w:cs="Arial"/>
@@ -8415,7 +8344,7 @@
         </w:rPr>
         <w:t>Diseño del modelo</w:t>
       </w:r>
-      <w:bookmarkEnd w:id="24"/>
+      <w:bookmarkEnd w:id="23"/>
     </w:p>
     <w:p>
       <w:pPr>
@@ -8458,9 +8387,8 @@
           <w:rFonts w:ascii="Arial" w:hAnsi="Arial" w:cs="Arial"/>
           <w:noProof/>
         </w:rPr>
-        <w:lastRenderedPageBreak/>
         <w:drawing>
-          <wp:inline distT="0" distB="0" distL="0" distR="0">
+          <wp:inline distT="0" distB="0" distL="0" distR="0" wp14:anchorId="33345499" wp14:editId="799E3A09">
             <wp:extent cx="1566407" cy="3504411"/>
             <wp:effectExtent l="0" t="0" r="0" b="1270"/>
             <wp:docPr id="17" name="Imagen 17" descr="C:\Users\Ccp0897\Downloads\Convolutional Neural-2026-05-04-123507.png"/>
@@ -8647,14 +8575,7 @@
         <w:rPr>
           <w:rFonts w:ascii="Arial" w:hAnsi="Arial" w:cs="Arial"/>
         </w:rPr>
-        <w:t xml:space="preserve">El mayor desafío al transcribir secuencias en una imagen no es identificar qué letra hay, sino el alineamiento: no sabemos en qué </w:t>
-      </w:r>
-      <w:r>
-        <w:rPr>
-          <w:rFonts w:ascii="Arial" w:hAnsi="Arial" w:cs="Arial"/>
-        </w:rPr>
-        <w:lastRenderedPageBreak/>
-        <w:t>píxel exacto empieza o termina cada signo, ni cómo encajar el ancho del lienzo con una palabra de 3, 4 o 5 letras. Para resolver este problema, la red utiliza un enfoque de escaneo temporal y un algoritmo de decodificación llamado CTC</w:t>
+        <w:t>El mayor desafío al transcribir secuencias en una imagen no es identificar qué letra hay, sino el alineamiento: no sabemos en qué píxel exacto empieza o termina cada signo, ni cómo encajar el ancho del lienzo con una palabra de 3, 4 o 5 letras. Para resolver este problema, la red utiliza un enfoque de escaneo temporal y un algoritmo de decodificación llamado CTC</w:t>
       </w:r>
       <w:r>
         <w:rPr>
@@ -8904,7 +8825,7 @@
           <w:color w:val="auto"/>
         </w:rPr>
       </w:pPr>
-      <w:bookmarkStart w:id="25" w:name="_Toc228966593"/>
+      <w:bookmarkStart w:id="24" w:name="_Toc228966593"/>
       <w:r>
         <w:rPr>
           <w:rFonts w:ascii="Arial" w:hAnsi="Arial" w:cs="Arial"/>
@@ -8921,7 +8842,7 @@
         </w:rPr>
         <w:t xml:space="preserve"> y optimización</w:t>
       </w:r>
-      <w:bookmarkEnd w:id="25"/>
+      <w:bookmarkEnd w:id="24"/>
     </w:p>
     <w:p>
       <w:pPr>
@@ -9023,15 +8944,7 @@
           <w:rFonts w:ascii="Arial" w:hAnsi="Arial" w:cs="Arial"/>
           <w:sz w:val="24"/>
         </w:rPr>
-        <w:t xml:space="preserve">conocida como cálculo interno de pérdida. En lugar de calcular el error al final, creamos una capa </w:t>
-      </w:r>
-      <w:r>
-        <w:rPr>
-          <w:rFonts w:ascii="Arial" w:hAnsi="Arial" w:cs="Arial"/>
-          <w:sz w:val="24"/>
-        </w:rPr>
-        <w:lastRenderedPageBreak/>
-        <w:t>especial (Lambda) dentro de la propia arquitectura de la red que realiza la fórmula matemática del CTC.</w:t>
+        <w:t>conocida como cálculo interno de pérdida. En lugar de calcular el error al final, creamos una capa especial (Lambda) dentro de la propia arquitectura de la red que realiza la fórmula matemática del CTC.</w:t>
       </w:r>
       <w:r>
         <w:rPr>
@@ -9127,23 +9040,13 @@
           <w:sz w:val="24"/>
         </w:rPr>
       </w:pPr>
-      <w:proofErr w:type="spellStart"/>
       <w:r>
         <w:rPr>
           <w:rFonts w:ascii="Arial" w:hAnsi="Arial" w:cs="Arial"/>
           <w:sz w:val="24"/>
           <w:u w:val="single"/>
         </w:rPr>
-        <w:t>Early</w:t>
-      </w:r>
-      <w:proofErr w:type="spellEnd"/>
-      <w:r>
-        <w:rPr>
-          <w:rFonts w:ascii="Arial" w:hAnsi="Arial" w:cs="Arial"/>
-          <w:sz w:val="24"/>
-          <w:u w:val="single"/>
-        </w:rPr>
-        <w:t xml:space="preserve"> </w:t>
+        <w:t xml:space="preserve">Early </w:t>
       </w:r>
       <w:proofErr w:type="spellStart"/>
       <w:r>
@@ -9201,24 +9104,24 @@
         </w:rPr>
         <w:t>: Incorporamos un monitor dinámico que reducía la tasa de aprendizaje (</w:t>
       </w:r>
+      <w:proofErr w:type="spellStart"/>
       <w:r>
         <w:rPr>
           <w:rFonts w:ascii="Arial" w:hAnsi="Arial" w:cs="Arial"/>
           <w:i/>
           <w:sz w:val="24"/>
         </w:rPr>
-        <w:t xml:space="preserve">Learning </w:t>
-      </w:r>
-      <w:proofErr w:type="spellStart"/>
+        <w:t>Learning</w:t>
+      </w:r>
+      <w:proofErr w:type="spellEnd"/>
       <w:r>
         <w:rPr>
           <w:rFonts w:ascii="Arial" w:hAnsi="Arial" w:cs="Arial"/>
           <w:i/>
           <w:sz w:val="24"/>
         </w:rPr>
-        <w:t>Rate</w:t>
-      </w:r>
-      <w:proofErr w:type="spellEnd"/>
+        <w:t xml:space="preserve"> Rate</w:t>
+      </w:r>
       <w:r>
         <w:rPr>
           <w:rFonts w:ascii="Arial" w:hAnsi="Arial" w:cs="Arial"/>
@@ -9270,7 +9173,7 @@
           <w:color w:val="auto"/>
         </w:rPr>
       </w:pPr>
-      <w:bookmarkStart w:id="26" w:name="_Toc228966594"/>
+      <w:bookmarkStart w:id="25" w:name="_Toc228966594"/>
       <w:r>
         <w:rPr>
           <w:rFonts w:ascii="Arial" w:hAnsi="Arial" w:cs="Arial"/>
@@ -9279,7 +9182,7 @@
         </w:rPr>
         <w:t>Evaluación del modelo</w:t>
       </w:r>
-      <w:bookmarkEnd w:id="26"/>
+      <w:bookmarkEnd w:id="25"/>
     </w:p>
     <w:p>
       <w:pPr>
@@ -9424,7 +9327,6 @@
           <w:rFonts w:ascii="Arial" w:hAnsi="Arial" w:cs="Arial"/>
           <w:sz w:val="24"/>
         </w:rPr>
-        <w:lastRenderedPageBreak/>
         <w:t>La curva de pérdida de validación acompaña en todo momento a la cur</w:t>
       </w:r>
       <w:r>
@@ -9471,6 +9373,7 @@
       <w:r>
         <w:rPr>
           <w:rFonts w:ascii="Arial" w:hAnsi="Arial" w:cs="Arial"/>
+          <w:noProof/>
           <w:sz w:val="24"/>
         </w:rPr>
         <w:drawing>
@@ -9549,7 +9452,7 @@
           <w:color w:val="auto"/>
         </w:rPr>
       </w:pPr>
-      <w:bookmarkStart w:id="27" w:name="_Toc228966595"/>
+      <w:bookmarkStart w:id="26" w:name="_Toc228966595"/>
       <w:r>
         <w:rPr>
           <w:rFonts w:ascii="Arial" w:hAnsi="Arial" w:cs="Arial"/>
@@ -9558,7 +9461,7 @@
         </w:rPr>
         <w:t>Análisis de predicciones</w:t>
       </w:r>
-      <w:bookmarkEnd w:id="27"/>
+      <w:bookmarkEnd w:id="26"/>
     </w:p>
     <w:p>
       <w:pPr>
@@ -9596,6 +9499,7 @@
       <w:r>
         <w:rPr>
           <w:rFonts w:ascii="Arial" w:hAnsi="Arial" w:cs="Arial"/>
+          <w:noProof/>
           <w:sz w:val="24"/>
         </w:rPr>
         <w:drawing>
@@ -9647,9 +9551,9 @@
       <w:r>
         <w:rPr>
           <w:rFonts w:ascii="Arial" w:hAnsi="Arial" w:cs="Arial"/>
-          <w:sz w:val="24"/>
-        </w:rPr>
-        <w:lastRenderedPageBreak/>
+          <w:noProof/>
+          <w:sz w:val="24"/>
+        </w:rPr>
         <w:drawing>
           <wp:inline distT="0" distB="0" distL="0" distR="0" wp14:anchorId="2E4E206A" wp14:editId="5CB22FFC">
             <wp:extent cx="5400040" cy="1721485"/>
@@ -9699,6 +9603,7 @@
       <w:r>
         <w:rPr>
           <w:rFonts w:ascii="Arial" w:hAnsi="Arial" w:cs="Arial"/>
+          <w:noProof/>
           <w:sz w:val="24"/>
         </w:rPr>
         <w:drawing>
@@ -9770,7 +9675,7 @@
           <w:color w:val="auto"/>
         </w:rPr>
       </w:pPr>
-      <w:bookmarkStart w:id="28" w:name="_Toc228966596"/>
+      <w:bookmarkStart w:id="27" w:name="_Toc228966596"/>
       <w:r>
         <w:rPr>
           <w:rFonts w:ascii="Arial" w:hAnsi="Arial" w:cs="Arial"/>
@@ -9779,7 +9684,7 @@
         </w:rPr>
         <w:t>Limitaciones del modelo</w:t>
       </w:r>
-      <w:bookmarkEnd w:id="28"/>
+      <w:bookmarkEnd w:id="27"/>
     </w:p>
     <w:p>
       <w:pPr>
@@ -9941,7 +9846,7 @@
           <w:color w:val="auto"/>
         </w:rPr>
       </w:pPr>
-      <w:bookmarkStart w:id="29" w:name="_Toc228966597"/>
+      <w:bookmarkStart w:id="28" w:name="_Toc228966597"/>
       <w:r>
         <w:rPr>
           <w:rFonts w:ascii="Arial" w:hAnsi="Arial" w:cs="Arial"/>
@@ -9950,8 +9855,589 @@
         </w:rPr>
         <w:t>Despliegue del modelo e integración</w:t>
       </w:r>
-      <w:bookmarkEnd w:id="29"/>
-    </w:p>
+      <w:bookmarkEnd w:id="28"/>
+    </w:p>
+    <w:p>
+      <w:pPr>
+        <w:jc w:val="both"/>
+        <w:rPr>
+          <w:rFonts w:ascii="Arial" w:hAnsi="Arial" w:cs="Arial"/>
+          <w:sz w:val="24"/>
+          <w:szCs w:val="24"/>
+        </w:rPr>
+      </w:pPr>
+      <w:r>
+        <w:rPr>
+          <w:rFonts w:ascii="Arial" w:hAnsi="Arial" w:cs="Arial"/>
+          <w:sz w:val="24"/>
+          <w:szCs w:val="24"/>
+        </w:rPr>
+        <w:t>En este apartado se detalla la arquitectura del sistema, dividida en un cliente web (</w:t>
+      </w:r>
+      <w:proofErr w:type="spellStart"/>
+      <w:r>
+        <w:rPr>
+          <w:rFonts w:ascii="Arial" w:hAnsi="Arial" w:cs="Arial"/>
+          <w:sz w:val="24"/>
+          <w:szCs w:val="24"/>
+        </w:rPr>
+        <w:t>Frontend</w:t>
+      </w:r>
+      <w:proofErr w:type="spellEnd"/>
+      <w:r>
+        <w:rPr>
+          <w:rFonts w:ascii="Arial" w:hAnsi="Arial" w:cs="Arial"/>
+          <w:sz w:val="24"/>
+          <w:szCs w:val="24"/>
+        </w:rPr>
+        <w:t>) y un servidor de inferencia (</w:t>
+      </w:r>
+      <w:proofErr w:type="spellStart"/>
+      <w:r>
+        <w:rPr>
+          <w:rFonts w:ascii="Arial" w:hAnsi="Arial" w:cs="Arial"/>
+          <w:sz w:val="24"/>
+          <w:szCs w:val="24"/>
+        </w:rPr>
+        <w:t>Backend</w:t>
+      </w:r>
+      <w:proofErr w:type="spellEnd"/>
+      <w:r>
+        <w:rPr>
+          <w:rFonts w:ascii="Arial" w:hAnsi="Arial" w:cs="Arial"/>
+          <w:sz w:val="24"/>
+          <w:szCs w:val="24"/>
+        </w:rPr>
+        <w:t>), que permiten la interacción del usuario con los modelos de Redes Neuronales.</w:t>
+      </w:r>
+    </w:p>
+    <w:p>
+      <w:pPr>
+        <w:jc w:val="both"/>
+        <w:rPr>
+          <w:rFonts w:ascii="Arial" w:hAnsi="Arial" w:cs="Arial"/>
+          <w:sz w:val="24"/>
+          <w:szCs w:val="24"/>
+        </w:rPr>
+      </w:pPr>
+      <w:r>
+        <w:rPr>
+          <w:rFonts w:ascii="Arial" w:hAnsi="Arial" w:cs="Arial"/>
+          <w:sz w:val="24"/>
+          <w:szCs w:val="24"/>
+        </w:rPr>
+        <w:t xml:space="preserve">La interfaz se ha diseñado como una </w:t>
+      </w:r>
+      <w:r>
+        <w:rPr>
+          <w:rFonts w:ascii="Arial" w:hAnsi="Arial" w:cs="Arial"/>
+          <w:sz w:val="24"/>
+          <w:szCs w:val="24"/>
+        </w:rPr>
+        <w:t>página</w:t>
+      </w:r>
+      <w:r>
+        <w:rPr>
+          <w:rFonts w:ascii="Arial" w:hAnsi="Arial" w:cs="Arial"/>
+          <w:sz w:val="24"/>
+          <w:szCs w:val="24"/>
+        </w:rPr>
+        <w:t xml:space="preserve"> sencilla y funcional, utilizando HTML5, CSS3 para el diseño visual y JavaScript para la lógica de interacción.</w:t>
+      </w:r>
+    </w:p>
+    <w:p>
+      <w:pPr>
+        <w:jc w:val="both"/>
+        <w:rPr>
+          <w:rFonts w:ascii="Arial" w:hAnsi="Arial" w:cs="Arial"/>
+          <w:sz w:val="24"/>
+          <w:szCs w:val="24"/>
+        </w:rPr>
+      </w:pPr>
+      <w:r>
+        <w:rPr>
+          <w:rFonts w:ascii="Arial" w:hAnsi="Arial" w:cs="Arial"/>
+          <w:sz w:val="24"/>
+          <w:szCs w:val="24"/>
+        </w:rPr>
+        <w:t>El diseño se centra en una "tarjeta de procesamiento" centralizada que guía al usuario a través de tres estados:</w:t>
+      </w:r>
+    </w:p>
+    <w:p>
+      <w:pPr>
+        <w:pStyle w:val="Prrafodelista"/>
+        <w:numPr>
+          <w:ilvl w:val="0"/>
+          <w:numId w:val="15"/>
+        </w:numPr>
+        <w:jc w:val="both"/>
+        <w:rPr>
+          <w:rFonts w:ascii="Arial" w:hAnsi="Arial" w:cs="Arial"/>
+          <w:sz w:val="24"/>
+          <w:szCs w:val="24"/>
+        </w:rPr>
+      </w:pPr>
+      <w:r>
+        <w:rPr>
+          <w:rFonts w:ascii="Arial" w:hAnsi="Arial" w:cs="Arial"/>
+          <w:sz w:val="24"/>
+          <w:szCs w:val="24"/>
+        </w:rPr>
+        <w:t>Carga de datos: Una zona de interacción que permite la selección de archivos locales. Se ha implementado una restricción estricta mediante validación por software que solo permite archivos con extensión .</w:t>
+      </w:r>
+      <w:proofErr w:type="spellStart"/>
+      <w:r>
+        <w:rPr>
+          <w:rFonts w:ascii="Arial" w:hAnsi="Arial" w:cs="Arial"/>
+          <w:sz w:val="24"/>
+          <w:szCs w:val="24"/>
+        </w:rPr>
+        <w:t>jpg</w:t>
+      </w:r>
+      <w:proofErr w:type="spellEnd"/>
+      <w:r>
+        <w:rPr>
+          <w:rFonts w:ascii="Arial" w:hAnsi="Arial" w:cs="Arial"/>
+          <w:sz w:val="24"/>
+          <w:szCs w:val="24"/>
+        </w:rPr>
+        <w:t>.</w:t>
+      </w:r>
+    </w:p>
+    <w:p>
+      <w:pPr>
+        <w:pStyle w:val="Prrafodelista"/>
+        <w:numPr>
+          <w:ilvl w:val="0"/>
+          <w:numId w:val="15"/>
+        </w:numPr>
+        <w:jc w:val="both"/>
+        <w:rPr>
+          <w:rFonts w:ascii="Arial" w:hAnsi="Arial" w:cs="Arial"/>
+          <w:sz w:val="24"/>
+          <w:szCs w:val="24"/>
+        </w:rPr>
+      </w:pPr>
+      <w:r>
+        <w:rPr>
+          <w:rFonts w:ascii="Arial" w:hAnsi="Arial" w:cs="Arial"/>
+          <w:sz w:val="24"/>
+          <w:szCs w:val="24"/>
+        </w:rPr>
+        <w:t xml:space="preserve">Visualización: Una vez validado el archivo, se utiliza la API </w:t>
+      </w:r>
+      <w:proofErr w:type="spellStart"/>
+      <w:r>
+        <w:rPr>
+          <w:rFonts w:ascii="Arial" w:hAnsi="Arial" w:cs="Arial"/>
+          <w:sz w:val="24"/>
+          <w:szCs w:val="24"/>
+        </w:rPr>
+        <w:t>FileReader</w:t>
+      </w:r>
+      <w:proofErr w:type="spellEnd"/>
+      <w:r>
+        <w:rPr>
+          <w:rFonts w:ascii="Arial" w:hAnsi="Arial" w:cs="Arial"/>
+          <w:sz w:val="24"/>
+          <w:szCs w:val="24"/>
+        </w:rPr>
+        <w:t xml:space="preserve"> de JavaScript para generar una vista previa inmediata de la imagen sin necesidad de haberla subido aún al servidor.</w:t>
+      </w:r>
+    </w:p>
+    <w:p>
+      <w:pPr>
+        <w:pStyle w:val="Prrafodelista"/>
+        <w:numPr>
+          <w:ilvl w:val="0"/>
+          <w:numId w:val="15"/>
+        </w:numPr>
+        <w:jc w:val="both"/>
+        <w:rPr>
+          <w:rFonts w:ascii="Arial" w:hAnsi="Arial" w:cs="Arial"/>
+          <w:sz w:val="24"/>
+          <w:szCs w:val="24"/>
+        </w:rPr>
+      </w:pPr>
+      <w:r>
+        <w:rPr>
+          <w:rFonts w:ascii="Arial" w:hAnsi="Arial" w:cs="Arial"/>
+          <w:sz w:val="24"/>
+          <w:szCs w:val="24"/>
+        </w:rPr>
+        <w:t>Control de ejecución: Tras una carga válida, se despliega un panel lateral con opciones para seleccionar distintas versiones del modelo, permitiendo al usuario comparar resultados de diferentes arquitecturas o entrenamientos.</w:t>
+      </w:r>
+    </w:p>
+    <w:p>
+      <w:pPr>
+        <w:jc w:val="both"/>
+        <w:rPr>
+          <w:rFonts w:ascii="Arial" w:hAnsi="Arial" w:cs="Arial"/>
+          <w:sz w:val="24"/>
+          <w:szCs w:val="24"/>
+        </w:rPr>
+      </w:pPr>
+      <w:r>
+        <w:rPr>
+          <w:rFonts w:ascii="Arial" w:hAnsi="Arial" w:cs="Arial"/>
+          <w:sz w:val="24"/>
+          <w:szCs w:val="24"/>
+        </w:rPr>
+        <w:t xml:space="preserve">El motor de procesamiento se basa en un microservicio desarrollado en Python, utilizando el </w:t>
+      </w:r>
+      <w:proofErr w:type="spellStart"/>
+      <w:r>
+        <w:rPr>
+          <w:rFonts w:ascii="Arial" w:hAnsi="Arial" w:cs="Arial"/>
+          <w:sz w:val="24"/>
+          <w:szCs w:val="24"/>
+        </w:rPr>
+        <w:t>framework</w:t>
+      </w:r>
+      <w:proofErr w:type="spellEnd"/>
+      <w:r>
+        <w:rPr>
+          <w:rFonts w:ascii="Arial" w:hAnsi="Arial" w:cs="Arial"/>
+          <w:sz w:val="24"/>
+          <w:szCs w:val="24"/>
+        </w:rPr>
+        <w:t xml:space="preserve"> Flask. Su función principal es actuar como puente entre las peticiones HTTP y los modelos de Deep </w:t>
+      </w:r>
+      <w:proofErr w:type="spellStart"/>
+      <w:r>
+        <w:rPr>
+          <w:rFonts w:ascii="Arial" w:hAnsi="Arial" w:cs="Arial"/>
+          <w:sz w:val="24"/>
+          <w:szCs w:val="24"/>
+        </w:rPr>
+        <w:t>Learning</w:t>
+      </w:r>
+      <w:proofErr w:type="spellEnd"/>
+      <w:r>
+        <w:rPr>
+          <w:rFonts w:ascii="Arial" w:hAnsi="Arial" w:cs="Arial"/>
+          <w:sz w:val="24"/>
+          <w:szCs w:val="24"/>
+        </w:rPr>
+        <w:t xml:space="preserve"> desarrollados</w:t>
+      </w:r>
+      <w:r>
+        <w:rPr>
+          <w:rFonts w:ascii="Arial" w:hAnsi="Arial" w:cs="Arial"/>
+          <w:sz w:val="24"/>
+          <w:szCs w:val="24"/>
+        </w:rPr>
+        <w:t>.</w:t>
+      </w:r>
+    </w:p>
+    <w:p>
+      <w:pPr>
+        <w:jc w:val="both"/>
+        <w:rPr>
+          <w:rFonts w:ascii="Arial" w:hAnsi="Arial" w:cs="Arial"/>
+          <w:sz w:val="24"/>
+          <w:szCs w:val="24"/>
+        </w:rPr>
+      </w:pPr>
+      <w:r>
+        <w:rPr>
+          <w:rFonts w:ascii="Arial" w:hAnsi="Arial" w:cs="Arial"/>
+          <w:sz w:val="24"/>
+          <w:szCs w:val="24"/>
+        </w:rPr>
+        <w:t xml:space="preserve">Para optimizar los tiempos de respuesta, el servidor carga los modelos </w:t>
+      </w:r>
+      <w:proofErr w:type="spellStart"/>
+      <w:r>
+        <w:rPr>
+          <w:rFonts w:ascii="Arial" w:hAnsi="Arial" w:cs="Arial"/>
+          <w:sz w:val="24"/>
+          <w:szCs w:val="24"/>
+        </w:rPr>
+        <w:t>pre-entrenados</w:t>
+      </w:r>
+      <w:proofErr w:type="spellEnd"/>
+      <w:r>
+        <w:rPr>
+          <w:rFonts w:ascii="Arial" w:hAnsi="Arial" w:cs="Arial"/>
+          <w:sz w:val="24"/>
+          <w:szCs w:val="24"/>
+        </w:rPr>
+        <w:t xml:space="preserve"> en memoria RAM durante el arranque de la aplicación. Antes de realizar cualquier predicción, las imágenes recibidas pasan por una canalización de preprocesamiento</w:t>
+      </w:r>
+      <w:r>
+        <w:rPr>
+          <w:rFonts w:ascii="Arial" w:hAnsi="Arial" w:cs="Arial"/>
+          <w:sz w:val="24"/>
+          <w:szCs w:val="24"/>
+        </w:rPr>
+        <w:t xml:space="preserve"> para asegurar un formato de entrada correcto:</w:t>
+      </w:r>
+    </w:p>
+    <w:p>
+      <w:pPr>
+        <w:pStyle w:val="Prrafodelista"/>
+        <w:numPr>
+          <w:ilvl w:val="0"/>
+          <w:numId w:val="16"/>
+        </w:numPr>
+        <w:jc w:val="both"/>
+        <w:rPr>
+          <w:rFonts w:ascii="Arial" w:hAnsi="Arial" w:cs="Arial"/>
+          <w:sz w:val="24"/>
+          <w:szCs w:val="24"/>
+        </w:rPr>
+      </w:pPr>
+      <w:r>
+        <w:rPr>
+          <w:rFonts w:ascii="Arial" w:hAnsi="Arial" w:cs="Arial"/>
+          <w:sz w:val="24"/>
+          <w:szCs w:val="24"/>
+        </w:rPr>
+        <w:t>Normalización de formato: Conversión a espacio de color RGB.</w:t>
+      </w:r>
+    </w:p>
+    <w:p>
+      <w:pPr>
+        <w:pStyle w:val="Prrafodelista"/>
+        <w:numPr>
+          <w:ilvl w:val="0"/>
+          <w:numId w:val="16"/>
+        </w:numPr>
+        <w:jc w:val="both"/>
+        <w:rPr>
+          <w:rFonts w:ascii="Arial" w:hAnsi="Arial" w:cs="Arial"/>
+          <w:sz w:val="24"/>
+          <w:szCs w:val="24"/>
+        </w:rPr>
+      </w:pPr>
+      <w:proofErr w:type="spellStart"/>
+      <w:r>
+        <w:rPr>
+          <w:rFonts w:ascii="Arial" w:hAnsi="Arial" w:cs="Arial"/>
+          <w:sz w:val="24"/>
+          <w:szCs w:val="24"/>
+        </w:rPr>
+        <w:t>Reescalado</w:t>
+      </w:r>
+      <w:proofErr w:type="spellEnd"/>
+      <w:r>
+        <w:rPr>
+          <w:rFonts w:ascii="Arial" w:hAnsi="Arial" w:cs="Arial"/>
+          <w:sz w:val="24"/>
+          <w:szCs w:val="24"/>
+        </w:rPr>
+        <w:t>: Ajuste forzado a las dimensiones de entrada del modelo.</w:t>
+      </w:r>
+    </w:p>
+    <w:p>
+      <w:pPr>
+        <w:pStyle w:val="Prrafodelista"/>
+        <w:numPr>
+          <w:ilvl w:val="0"/>
+          <w:numId w:val="16"/>
+        </w:numPr>
+        <w:jc w:val="both"/>
+        <w:rPr>
+          <w:rFonts w:ascii="Arial" w:hAnsi="Arial" w:cs="Arial"/>
+          <w:sz w:val="24"/>
+          <w:szCs w:val="24"/>
+        </w:rPr>
+      </w:pPr>
+      <w:r>
+        <w:rPr>
+          <w:rFonts w:ascii="Arial" w:hAnsi="Arial" w:cs="Arial"/>
+          <w:sz w:val="24"/>
+          <w:szCs w:val="24"/>
+        </w:rPr>
+        <w:t xml:space="preserve">Normalización de píxeles: Escalado de valores. </w:t>
+      </w:r>
+    </w:p>
+    <w:p>
+      <w:pPr>
+        <w:jc w:val="both"/>
+        <w:rPr>
+          <w:rFonts w:ascii="Arial" w:hAnsi="Arial" w:cs="Arial"/>
+          <w:sz w:val="24"/>
+          <w:szCs w:val="24"/>
+        </w:rPr>
+      </w:pPr>
+      <w:r>
+        <w:rPr>
+          <w:rFonts w:ascii="Arial" w:hAnsi="Arial" w:cs="Arial"/>
+          <w:sz w:val="24"/>
+          <w:szCs w:val="24"/>
+        </w:rPr>
+        <w:t xml:space="preserve">El servidor expone el </w:t>
+      </w:r>
+      <w:proofErr w:type="spellStart"/>
+      <w:r>
+        <w:rPr>
+          <w:rFonts w:ascii="Arial" w:hAnsi="Arial" w:cs="Arial"/>
+          <w:sz w:val="24"/>
+          <w:szCs w:val="24"/>
+        </w:rPr>
+        <w:t>endpoint</w:t>
+      </w:r>
+      <w:proofErr w:type="spellEnd"/>
+      <w:r>
+        <w:rPr>
+          <w:rFonts w:ascii="Arial" w:hAnsi="Arial" w:cs="Arial"/>
+          <w:sz w:val="24"/>
+          <w:szCs w:val="24"/>
+        </w:rPr>
+        <w:t xml:space="preserve"> POST /</w:t>
+      </w:r>
+      <w:proofErr w:type="spellStart"/>
+      <w:r>
+        <w:rPr>
+          <w:rFonts w:ascii="Arial" w:hAnsi="Arial" w:cs="Arial"/>
+          <w:sz w:val="24"/>
+          <w:szCs w:val="24"/>
+        </w:rPr>
+        <w:t>predict</w:t>
+      </w:r>
+      <w:proofErr w:type="spellEnd"/>
+      <w:r>
+        <w:rPr>
+          <w:rFonts w:ascii="Arial" w:hAnsi="Arial" w:cs="Arial"/>
+          <w:sz w:val="24"/>
+          <w:szCs w:val="24"/>
+        </w:rPr>
+        <w:t>, que sigue el siguiente flujo de ejecución:</w:t>
+      </w:r>
+    </w:p>
+    <w:p>
+      <w:pPr>
+        <w:pStyle w:val="Prrafodelista"/>
+        <w:numPr>
+          <w:ilvl w:val="0"/>
+          <w:numId w:val="17"/>
+        </w:numPr>
+        <w:jc w:val="both"/>
+        <w:rPr>
+          <w:rFonts w:ascii="Arial" w:hAnsi="Arial" w:cs="Arial"/>
+          <w:sz w:val="24"/>
+          <w:szCs w:val="24"/>
+        </w:rPr>
+      </w:pPr>
+      <w:r>
+        <w:rPr>
+          <w:rFonts w:ascii="Arial" w:hAnsi="Arial" w:cs="Arial"/>
+          <w:sz w:val="24"/>
+          <w:szCs w:val="24"/>
+        </w:rPr>
+        <w:t>Extracción: Recupera el archivo binario y el parámetro de versión de la petición.</w:t>
+      </w:r>
+    </w:p>
+    <w:p>
+      <w:pPr>
+        <w:pStyle w:val="Prrafodelista"/>
+        <w:numPr>
+          <w:ilvl w:val="0"/>
+          <w:numId w:val="17"/>
+        </w:numPr>
+        <w:jc w:val="both"/>
+        <w:rPr>
+          <w:rFonts w:ascii="Arial" w:hAnsi="Arial" w:cs="Arial"/>
+          <w:sz w:val="24"/>
+          <w:szCs w:val="24"/>
+        </w:rPr>
+      </w:pPr>
+      <w:r>
+        <w:rPr>
+          <w:rFonts w:ascii="Arial" w:hAnsi="Arial" w:cs="Arial"/>
+          <w:sz w:val="24"/>
+          <w:szCs w:val="24"/>
+        </w:rPr>
+        <w:t xml:space="preserve">Inferencia: Selecciona el modelo correspondiente y ejecuta el </w:t>
+      </w:r>
+      <w:proofErr w:type="spellStart"/>
+      <w:proofErr w:type="gramStart"/>
+      <w:r>
+        <w:rPr>
+          <w:rFonts w:ascii="Arial" w:hAnsi="Arial" w:cs="Arial"/>
+          <w:sz w:val="24"/>
+          <w:szCs w:val="24"/>
+        </w:rPr>
+        <w:t>método.predict</w:t>
+      </w:r>
+      <w:proofErr w:type="spellEnd"/>
+      <w:proofErr w:type="gramEnd"/>
+      <w:r>
+        <w:rPr>
+          <w:rFonts w:ascii="Arial" w:hAnsi="Arial" w:cs="Arial"/>
+          <w:sz w:val="24"/>
+          <w:szCs w:val="24"/>
+        </w:rPr>
+        <w:t>().</w:t>
+      </w:r>
+    </w:p>
+    <w:p>
+      <w:pPr>
+        <w:pStyle w:val="Prrafodelista"/>
+        <w:numPr>
+          <w:ilvl w:val="0"/>
+          <w:numId w:val="17"/>
+        </w:numPr>
+        <w:jc w:val="both"/>
+        <w:rPr>
+          <w:rFonts w:ascii="Arial" w:hAnsi="Arial" w:cs="Arial"/>
+          <w:sz w:val="24"/>
+          <w:szCs w:val="24"/>
+        </w:rPr>
+      </w:pPr>
+      <w:r>
+        <w:rPr>
+          <w:rFonts w:ascii="Arial" w:hAnsi="Arial" w:cs="Arial"/>
+          <w:sz w:val="24"/>
+          <w:szCs w:val="24"/>
+        </w:rPr>
+        <w:t xml:space="preserve">Decodificación: El modelo devuelve tensores de probabilidad. El servidor aplica una función </w:t>
+      </w:r>
+      <w:proofErr w:type="spellStart"/>
+      <w:r>
+        <w:rPr>
+          <w:rFonts w:ascii="Arial" w:hAnsi="Arial" w:cs="Arial"/>
+          <w:sz w:val="24"/>
+          <w:szCs w:val="24"/>
+        </w:rPr>
+        <w:t>argmax</w:t>
+      </w:r>
+      <w:proofErr w:type="spellEnd"/>
+      <w:r>
+        <w:rPr>
+          <w:rFonts w:ascii="Arial" w:hAnsi="Arial" w:cs="Arial"/>
+          <w:sz w:val="24"/>
+          <w:szCs w:val="24"/>
+        </w:rPr>
+        <w:t xml:space="preserve"> sobre el alfabeto definido ("A-Z") para convertir las predicciones numéricas en caracteres legibles por humanos.</w:t>
+      </w:r>
+    </w:p>
+    <w:p>
+      <w:pPr>
+        <w:pStyle w:val="Prrafodelista"/>
+        <w:numPr>
+          <w:ilvl w:val="0"/>
+          <w:numId w:val="17"/>
+        </w:numPr>
+        <w:jc w:val="both"/>
+        <w:rPr>
+          <w:rFonts w:ascii="Arial" w:hAnsi="Arial" w:cs="Arial"/>
+          <w:sz w:val="24"/>
+          <w:szCs w:val="24"/>
+        </w:rPr>
+      </w:pPr>
+      <w:r>
+        <w:rPr>
+          <w:rFonts w:ascii="Arial" w:hAnsi="Arial" w:cs="Arial"/>
+          <w:sz w:val="24"/>
+          <w:szCs w:val="24"/>
+        </w:rPr>
+        <w:t>Respuesta: Devuelve un objeto JSON con el estado de la operación y el texto resultante de la lectura de la imagen.</w:t>
+      </w:r>
+    </w:p>
+    <w:p/>
     <w:p>
       <w:pPr>
         <w:pStyle w:val="Ttulo1"/>
@@ -9967,7 +10453,7 @@
           <w:color w:val="auto"/>
         </w:rPr>
       </w:pPr>
-      <w:bookmarkStart w:id="30" w:name="_Toc228966598"/>
+      <w:bookmarkStart w:id="29" w:name="_Toc228966598"/>
       <w:r>
         <w:rPr>
           <w:rFonts w:ascii="Arial" w:hAnsi="Arial" w:cs="Arial"/>
@@ -9976,31 +10462,23 @@
         </w:rPr>
         <w:t>Conclusiones y trabajo futuro</w:t>
       </w:r>
-      <w:bookmarkEnd w:id="30"/>
-    </w:p>
-    <w:p>
-      <w:pPr>
-        <w:spacing w:line="276" w:lineRule="auto"/>
-        <w:jc w:val="both"/>
-        <w:rPr>
-          <w:rFonts w:ascii="Arial" w:hAnsi="Arial" w:cs="Arial"/>
-          <w:sz w:val="24"/>
-        </w:rPr>
-      </w:pPr>
-      <w:r>
-        <w:rPr>
-          <w:rFonts w:ascii="Arial" w:hAnsi="Arial" w:cs="Arial"/>
-          <w:sz w:val="24"/>
-        </w:rPr>
-        <w:t xml:space="preserve">El presente proyecto nació con el firme objetivo de reducir la curva de aprendizaje del lenguaje de signos mediante la creación de un asistente inteligente capaz de interpretar secuencias dinámicas. Tras superar las fases de investigación, diseño y entrenamiento de múltiples arquitecturas de Deep </w:t>
-      </w:r>
-      <w:r>
-        <w:rPr>
-          <w:rFonts w:ascii="Arial" w:hAnsi="Arial" w:cs="Arial"/>
-          <w:sz w:val="24"/>
-        </w:rPr>
-        <w:lastRenderedPageBreak/>
-        <w:t>Learning, podemos concluir que los objetivos planteados se han cumplido con éxito. El resultado no es solo un clasificador de imágenes, sino un motor de inferencia secuencial que imita la fluidez de la comunicación real, aportando un gran valor tanto desde la perspectiva de la inclusión social como desde la innovación tecnológica.</w:t>
+      <w:bookmarkEnd w:id="29"/>
+    </w:p>
+    <w:p>
+      <w:pPr>
+        <w:spacing w:line="276" w:lineRule="auto"/>
+        <w:jc w:val="both"/>
+        <w:rPr>
+          <w:rFonts w:ascii="Arial" w:hAnsi="Arial" w:cs="Arial"/>
+          <w:sz w:val="24"/>
+        </w:rPr>
+      </w:pPr>
+      <w:r>
+        <w:rPr>
+          <w:rFonts w:ascii="Arial" w:hAnsi="Arial" w:cs="Arial"/>
+          <w:sz w:val="24"/>
+        </w:rPr>
+        <w:t>El presente proyecto nació con el firme objetivo de reducir la curva de aprendizaje del lenguaje de signos mediante la creación de un asistente inteligente capaz de interpretar secuencias dinámicas. Tras superar las fases de investigación, diseño y entrenamiento de múltiples arquitecturas de Deep Learning, podemos concluir que los objetivos planteados se han cumplido con éxito. El resultado no es solo un clasificador de imágenes, sino un motor de inferencia secuencial que imita la fluidez de la comunicación real, aportando un gran valor tanto desde la perspectiva de la inclusión social como desde la innovación tecnológica.</w:t>
       </w:r>
     </w:p>
     <w:p>
@@ -10225,7 +10703,7 @@
 </file>
 
 <file path=word/endnotes.xml><?xml version="1.0" encoding="utf-8"?>
-<w:endnotes xmlns:wpc="http://schemas.microsoft.com/office/word/2010/wordprocessingCanvas" xmlns:mc="http://schemas.openxmlformats.org/markup-compatibility/2006" xmlns:o="urn:schemas-microsoft-com:office:office" xmlns:r="http://schemas.openxmlformats.org/officeDocument/2006/relationships" xmlns:m="http://schemas.openxmlformats.org/officeDocument/2006/math" xmlns:v="urn:schemas-microsoft-com:vml" xmlns:wp14="http://schemas.microsoft.com/office/word/2010/wordprocessingDrawing" xmlns:wp="http://schemas.openxmlformats.org/drawingml/2006/wordprocessingDrawing" xmlns:w10="urn:schemas-microsoft-com:office:word" xmlns:w="http://schemas.openxmlformats.org/wordprocessingml/2006/main" xmlns:w14="http://schemas.microsoft.com/office/word/2010/wordml" xmlns:w15="http://schemas.microsoft.com/office/word/2012/wordml" xmlns:wpg="http://schemas.microsoft.com/office/word/2010/wordprocessingGroup" xmlns:wpi="http://schemas.microsoft.com/office/word/2010/wordprocessingInk" xmlns:wne="http://schemas.microsoft.com/office/word/2006/wordml" xmlns:wps="http://schemas.microsoft.com/office/word/2010/wordprocessingShape" mc:Ignorable="w14 w15 wp14">
+<w:endnotes xmlns:wpc="http://schemas.microsoft.com/office/word/2010/wordprocessingCanvas" xmlns:cx="http://schemas.microsoft.com/office/drawing/2014/chartex" xmlns:cx1="http://schemas.microsoft.com/office/drawing/2015/9/8/chartex" xmlns:cx2="http://schemas.microsoft.com/office/drawing/2015/10/21/chartex" xmlns:cx3="http://schemas.microsoft.com/office/drawing/2016/5/9/chartex" xmlns:cx4="http://schemas.microsoft.com/office/drawing/2016/5/10/chartex" xmlns:cx5="http://schemas.microsoft.com/office/drawing/2016/5/11/chartex" xmlns:cx6="http://schemas.microsoft.com/office/drawing/2016/5/12/chartex" xmlns:cx7="http://schemas.microsoft.com/office/drawing/2016/5/13/chartex" xmlns:cx8="http://schemas.microsoft.com/office/drawing/2016/5/14/chartex" xmlns:mc="http://schemas.openxmlformats.org/markup-compatibility/2006" xmlns:aink="http://schemas.microsoft.com/office/drawing/2016/ink" xmlns:am3d="http://schemas.microsoft.com/office/drawing/2017/model3d" xmlns:o="urn:schemas-microsoft-com:office:office" xmlns:oel="http://schemas.microsoft.com/office/2019/extlst" xmlns:r="http://schemas.openxmlformats.org/officeDocument/2006/relationships" xmlns:m="http://schemas.openxmlformats.org/officeDocument/2006/math" xmlns:v="urn:schemas-microsoft-com:vml" xmlns:wp14="http://schemas.microsoft.com/office/word/2010/wordprocessingDrawing" xmlns:wp="http://schemas.openxmlformats.org/drawingml/2006/wordprocessingDrawing" xmlns:w10="urn:schemas-microsoft-com:office:word" xmlns:w="http://schemas.openxmlformats.org/wordprocessingml/2006/main" xmlns:w14="http://schemas.microsoft.com/office/word/2010/wordml" xmlns:w15="http://schemas.microsoft.com/office/word/2012/wordml" xmlns:w16cex="http://schemas.microsoft.com/office/word/2018/wordml/cex" xmlns:w16cid="http://schemas.microsoft.com/office/word/2016/wordml/cid" xmlns:w16="http://schemas.microsoft.com/office/word/2018/wordml" xmlns:w16du="http://schemas.microsoft.com/office/word/2023/wordml/word16du" xmlns:w16sdtdh="http://schemas.microsoft.com/office/word/2020/wordml/sdtdatahash" xmlns:w16sdtfl="http://schemas.microsoft.com/office/word/2024/wordml/sdtformatlock" xmlns:w16se="http://schemas.microsoft.com/office/word/2015/wordml/symex" xmlns:wpg="http://schemas.microsoft.com/office/word/2010/wordprocessingGroup" xmlns:wpi="http://schemas.microsoft.com/office/word/2010/wordprocessingInk" xmlns:wne="http://schemas.microsoft.com/office/word/2006/wordml" xmlns:wps="http://schemas.microsoft.com/office/word/2010/wordprocessingShape" mc:Ignorable="w14 w15 w16se w16cid w16 w16cex w16sdtdh w16sdtfl w16du wp14">
   <w:endnote w:type="separator" w:id="-1">
     <w:p>
       <w:pPr>
@@ -10250,7 +10728,7 @@
 </file>
 
 <file path=word/footer1.xml><?xml version="1.0" encoding="utf-8"?>
-<w:ftr xmlns:wpc="http://schemas.microsoft.com/office/word/2010/wordprocessingCanvas" xmlns:mc="http://schemas.openxmlformats.org/markup-compatibility/2006" xmlns:o="urn:schemas-microsoft-com:office:office" xmlns:r="http://schemas.openxmlformats.org/officeDocument/2006/relationships" xmlns:m="http://schemas.openxmlformats.org/officeDocument/2006/math" xmlns:v="urn:schemas-microsoft-com:vml" xmlns:wp14="http://schemas.microsoft.com/office/word/2010/wordprocessingDrawing" xmlns:wp="http://schemas.openxmlformats.org/drawingml/2006/wordprocessingDrawing" xmlns:w10="urn:schemas-microsoft-com:office:word" xmlns:w="http://schemas.openxmlformats.org/wordprocessingml/2006/main" xmlns:w14="http://schemas.microsoft.com/office/word/2010/wordml" xmlns:w15="http://schemas.microsoft.com/office/word/2012/wordml" xmlns:wpg="http://schemas.microsoft.com/office/word/2010/wordprocessingGroup" xmlns:wpi="http://schemas.microsoft.com/office/word/2010/wordprocessingInk" xmlns:wne="http://schemas.microsoft.com/office/word/2006/wordml" xmlns:wps="http://schemas.microsoft.com/office/word/2010/wordprocessingShape" mc:Ignorable="w14 w15 wp14">
+<w:ftr xmlns:wpc="http://schemas.microsoft.com/office/word/2010/wordprocessingCanvas" xmlns:cx="http://schemas.microsoft.com/office/drawing/2014/chartex" xmlns:cx1="http://schemas.microsoft.com/office/drawing/2015/9/8/chartex" xmlns:cx2="http://schemas.microsoft.com/office/drawing/2015/10/21/chartex" xmlns:cx3="http://schemas.microsoft.com/office/drawing/2016/5/9/chartex" xmlns:cx4="http://schemas.microsoft.com/office/drawing/2016/5/10/chartex" xmlns:cx5="http://schemas.microsoft.com/office/drawing/2016/5/11/chartex" xmlns:cx6="http://schemas.microsoft.com/office/drawing/2016/5/12/chartex" xmlns:cx7="http://schemas.microsoft.com/office/drawing/2016/5/13/chartex" xmlns:cx8="http://schemas.microsoft.com/office/drawing/2016/5/14/chartex" xmlns:mc="http://schemas.openxmlformats.org/markup-compatibility/2006" xmlns:aink="http://schemas.microsoft.com/office/drawing/2016/ink" xmlns:am3d="http://schemas.microsoft.com/office/drawing/2017/model3d" xmlns:o="urn:schemas-microsoft-com:office:office" xmlns:oel="http://schemas.microsoft.com/office/2019/extlst" xmlns:r="http://schemas.openxmlformats.org/officeDocument/2006/relationships" xmlns:m="http://schemas.openxmlformats.org/officeDocument/2006/math" xmlns:v="urn:schemas-microsoft-com:vml" xmlns:wp14="http://schemas.microsoft.com/office/word/2010/wordprocessingDrawing" xmlns:wp="http://schemas.openxmlformats.org/drawingml/2006/wordprocessingDrawing" xmlns:w10="urn:schemas-microsoft-com:office:word" xmlns:w="http://schemas.openxmlformats.org/wordprocessingml/2006/main" xmlns:w14="http://schemas.microsoft.com/office/word/2010/wordml" xmlns:w15="http://schemas.microsoft.com/office/word/2012/wordml" xmlns:w16cex="http://schemas.microsoft.com/office/word/2018/wordml/cex" xmlns:w16cid="http://schemas.microsoft.com/office/word/2016/wordml/cid" xmlns:w16="http://schemas.microsoft.com/office/word/2018/wordml" xmlns:w16du="http://schemas.microsoft.com/office/word/2023/wordml/word16du" xmlns:w16sdtdh="http://schemas.microsoft.com/office/word/2020/wordml/sdtdatahash" xmlns:w16sdtfl="http://schemas.microsoft.com/office/word/2024/wordml/sdtformatlock" xmlns:w16se="http://schemas.microsoft.com/office/word/2015/wordml/symex" xmlns:wpg="http://schemas.microsoft.com/office/word/2010/wordprocessingGroup" xmlns:wpi="http://schemas.microsoft.com/office/word/2010/wordprocessingInk" xmlns:wne="http://schemas.microsoft.com/office/word/2006/wordml" xmlns:wps="http://schemas.microsoft.com/office/word/2010/wordprocessingShape" mc:Ignorable="w14 w15 w16se w16cid w16 w16cex w16sdtdh w16sdtfl w16du wp14">
   <w:sdt>
     <w:sdtPr>
       <w:id w:val="479200617"/>
@@ -10295,7 +10773,7 @@
 </file>
 
 <file path=word/footnotes.xml><?xml version="1.0" encoding="utf-8"?>
-<w:footnotes xmlns:wpc="http://schemas.microsoft.com/office/word/2010/wordprocessingCanvas" xmlns:mc="http://schemas.openxmlformats.org/markup-compatibility/2006" xmlns:o="urn:schemas-microsoft-com:office:office" xmlns:r="http://schemas.openxmlformats.org/officeDocument/2006/relationships" xmlns:m="http://schemas.openxmlformats.org/officeDocument/2006/math" xmlns:v="urn:schemas-microsoft-com:vml" xmlns:wp14="http://schemas.microsoft.com/office/word/2010/wordprocessingDrawing" xmlns:wp="http://schemas.openxmlformats.org/drawingml/2006/wordprocessingDrawing" xmlns:w10="urn:schemas-microsoft-com:office:word" xmlns:w="http://schemas.openxmlformats.org/wordprocessingml/2006/main" xmlns:w14="http://schemas.microsoft.com/office/word/2010/wordml" xmlns:w15="http://schemas.microsoft.com/office/word/2012/wordml" xmlns:wpg="http://schemas.microsoft.com/office/word/2010/wordprocessingGroup" xmlns:wpi="http://schemas.microsoft.com/office/word/2010/wordprocessingInk" xmlns:wne="http://schemas.microsoft.com/office/word/2006/wordml" xmlns:wps="http://schemas.microsoft.com/office/word/2010/wordprocessingShape" mc:Ignorable="w14 w15 wp14">
+<w:footnotes xmlns:wpc="http://schemas.microsoft.com/office/word/2010/wordprocessingCanvas" xmlns:cx="http://schemas.microsoft.com/office/drawing/2014/chartex" xmlns:cx1="http://schemas.microsoft.com/office/drawing/2015/9/8/chartex" xmlns:cx2="http://schemas.microsoft.com/office/drawing/2015/10/21/chartex" xmlns:cx3="http://schemas.microsoft.com/office/drawing/2016/5/9/chartex" xmlns:cx4="http://schemas.microsoft.com/office/drawing/2016/5/10/chartex" xmlns:cx5="http://schemas.microsoft.com/office/drawing/2016/5/11/chartex" xmlns:cx6="http://schemas.microsoft.com/office/drawing/2016/5/12/chartex" xmlns:cx7="http://schemas.microsoft.com/office/drawing/2016/5/13/chartex" xmlns:cx8="http://schemas.microsoft.com/office/drawing/2016/5/14/chartex" xmlns:mc="http://schemas.openxmlformats.org/markup-compatibility/2006" xmlns:aink="http://schemas.microsoft.com/office/drawing/2016/ink" xmlns:am3d="http://schemas.microsoft.com/office/drawing/2017/model3d" xmlns:o="urn:schemas-microsoft-com:office:office" xmlns:oel="http://schemas.microsoft.com/office/2019/extlst" xmlns:r="http://schemas.openxmlformats.org/officeDocument/2006/relationships" xmlns:m="http://schemas.openxmlformats.org/officeDocument/2006/math" xmlns:v="urn:schemas-microsoft-com:vml" xmlns:wp14="http://schemas.microsoft.com/office/word/2010/wordprocessingDrawing" xmlns:wp="http://schemas.openxmlformats.org/drawingml/2006/wordprocessingDrawing" xmlns:w10="urn:schemas-microsoft-com:office:word" xmlns:w="http://schemas.openxmlformats.org/wordprocessingml/2006/main" xmlns:w14="http://schemas.microsoft.com/office/word/2010/wordml" xmlns:w15="http://schemas.microsoft.com/office/word/2012/wordml" xmlns:w16cex="http://schemas.microsoft.com/office/word/2018/wordml/cex" xmlns:w16cid="http://schemas.microsoft.com/office/word/2016/wordml/cid" xmlns:w16="http://schemas.microsoft.com/office/word/2018/wordml" xmlns:w16du="http://schemas.microsoft.com/office/word/2023/wordml/word16du" xmlns:w16sdtdh="http://schemas.microsoft.com/office/word/2020/wordml/sdtdatahash" xmlns:w16sdtfl="http://schemas.microsoft.com/office/word/2024/wordml/sdtformatlock" xmlns:w16se="http://schemas.microsoft.com/office/word/2015/wordml/symex" xmlns:wpg="http://schemas.microsoft.com/office/word/2010/wordprocessingGroup" xmlns:wpi="http://schemas.microsoft.com/office/word/2010/wordprocessingInk" xmlns:wne="http://schemas.microsoft.com/office/word/2006/wordml" xmlns:wps="http://schemas.microsoft.com/office/word/2010/wordprocessingShape" mc:Ignorable="w14 w15 w16se w16cid w16 w16cex w16sdtdh w16sdtfl w16du wp14">
   <w:footnote w:type="separator" w:id="-1">
     <w:p>
       <w:pPr>
@@ -10320,7 +10798,7 @@
 </file>
 
 <file path=word/numbering.xml><?xml version="1.0" encoding="utf-8"?>
-<w:numbering xmlns:wpc="http://schemas.microsoft.com/office/word/2010/wordprocessingCanvas" xmlns:mc="http://schemas.openxmlformats.org/markup-compatibility/2006" xmlns:o="urn:schemas-microsoft-com:office:office" xmlns:r="http://schemas.openxmlformats.org/officeDocument/2006/relationships" xmlns:m="http://schemas.openxmlformats.org/officeDocument/2006/math" xmlns:v="urn:schemas-microsoft-com:vml" xmlns:wp14="http://schemas.microsoft.com/office/word/2010/wordprocessingDrawing" xmlns:wp="http://schemas.openxmlformats.org/drawingml/2006/wordprocessingDrawing" xmlns:w10="urn:schemas-microsoft-com:office:word" xmlns:w="http://schemas.openxmlformats.org/wordprocessingml/2006/main" xmlns:w14="http://schemas.microsoft.com/office/word/2010/wordml" xmlns:w15="http://schemas.microsoft.com/office/word/2012/wordml" xmlns:wpg="http://schemas.microsoft.com/office/word/2010/wordprocessingGroup" xmlns:wpi="http://schemas.microsoft.com/office/word/2010/wordprocessingInk" xmlns:wne="http://schemas.microsoft.com/office/word/2006/wordml" xmlns:wps="http://schemas.microsoft.com/office/word/2010/wordprocessingShape" mc:Ignorable="w14 w15 wp14">
+<w:numbering xmlns:wpc="http://schemas.microsoft.com/office/word/2010/wordprocessingCanvas" xmlns:cx="http://schemas.microsoft.com/office/drawing/2014/chartex" xmlns:cx1="http://schemas.microsoft.com/office/drawing/2015/9/8/chartex" xmlns:cx2="http://schemas.microsoft.com/office/drawing/2015/10/21/chartex" xmlns:cx3="http://schemas.microsoft.com/office/drawing/2016/5/9/chartex" xmlns:cx4="http://schemas.microsoft.com/office/drawing/2016/5/10/chartex" xmlns:cx5="http://schemas.microsoft.com/office/drawing/2016/5/11/chartex" xmlns:cx6="http://schemas.microsoft.com/office/drawing/2016/5/12/chartex" xmlns:cx7="http://schemas.microsoft.com/office/drawing/2016/5/13/chartex" xmlns:cx8="http://schemas.microsoft.com/office/drawing/2016/5/14/chartex" xmlns:mc="http://schemas.openxmlformats.org/markup-compatibility/2006" xmlns:aink="http://schemas.microsoft.com/office/drawing/2016/ink" xmlns:am3d="http://schemas.microsoft.com/office/drawing/2017/model3d" xmlns:o="urn:schemas-microsoft-com:office:office" xmlns:oel="http://schemas.microsoft.com/office/2019/extlst" xmlns:r="http://schemas.openxmlformats.org/officeDocument/2006/relationships" xmlns:m="http://schemas.openxmlformats.org/officeDocument/2006/math" xmlns:v="urn:schemas-microsoft-com:vml" xmlns:wp14="http://schemas.microsoft.com/office/word/2010/wordprocessingDrawing" xmlns:wp="http://schemas.openxmlformats.org/drawingml/2006/wordprocessingDrawing" xmlns:w10="urn:schemas-microsoft-com:office:word" xmlns:w="http://schemas.openxmlformats.org/wordprocessingml/2006/main" xmlns:w14="http://schemas.microsoft.com/office/word/2010/wordml" xmlns:w15="http://schemas.microsoft.com/office/word/2012/wordml" xmlns:w16cex="http://schemas.microsoft.com/office/word/2018/wordml/cex" xmlns:w16cid="http://schemas.microsoft.com/office/word/2016/wordml/cid" xmlns:w16="http://schemas.microsoft.com/office/word/2018/wordml" xmlns:w16du="http://schemas.microsoft.com/office/word/2023/wordml/word16du" xmlns:w16sdtdh="http://schemas.microsoft.com/office/word/2020/wordml/sdtdatahash" xmlns:w16sdtfl="http://schemas.microsoft.com/office/word/2024/wordml/sdtformatlock" xmlns:w16se="http://schemas.microsoft.com/office/word/2015/wordml/symex" xmlns:wpg="http://schemas.microsoft.com/office/word/2010/wordprocessingGroup" xmlns:wpi="http://schemas.microsoft.com/office/word/2010/wordprocessingInk" xmlns:wne="http://schemas.microsoft.com/office/word/2006/wordml" xmlns:wps="http://schemas.microsoft.com/office/word/2010/wordprocessingShape" mc:Ignorable="w14 w15 w16se w16cid w16 w16cex w16sdtdh w16sdtfl w16du wp14">
   <w:abstractNum w:abstractNumId="0" w15:restartNumberingAfterBreak="0">
     <w:nsid w:val="01AF50F7"/>
     <w:multiLevelType w:val="hybridMultilevel"/>
@@ -10678,6 +11156,119 @@
     </w:lvl>
   </w:abstractNum>
   <w:abstractNum w:abstractNumId="4" w15:restartNumberingAfterBreak="0">
+    <w:nsid w:val="172E65CB"/>
+    <w:multiLevelType w:val="hybridMultilevel"/>
+    <w:tmpl w:val="EDD22C14"/>
+    <w:lvl w:ilvl="0" w:tplc="0854EA4E">
+      <w:start w:val="1"/>
+      <w:numFmt w:val="bullet"/>
+      <w:lvlText w:val="-"/>
+      <w:lvlJc w:val="left"/>
+      <w:pPr>
+        <w:ind w:left="720" w:hanging="360"/>
+      </w:pPr>
+      <w:rPr>
+        <w:rFonts w:ascii="Arial" w:eastAsiaTheme="minorHAnsi" w:hAnsi="Arial" w:cs="Arial" w:hint="default"/>
+      </w:rPr>
+    </w:lvl>
+    <w:lvl w:ilvl="1" w:tplc="0C0A0003" w:tentative="1">
+      <w:start w:val="1"/>
+      <w:numFmt w:val="bullet"/>
+      <w:lvlText w:val="o"/>
+      <w:lvlJc w:val="left"/>
+      <w:pPr>
+        <w:ind w:left="1440" w:hanging="360"/>
+      </w:pPr>
+      <w:rPr>
+        <w:rFonts w:ascii="Courier New" w:hAnsi="Courier New" w:cs="Courier New" w:hint="default"/>
+      </w:rPr>
+    </w:lvl>
+    <w:lvl w:ilvl="2" w:tplc="0C0A0005" w:tentative="1">
+      <w:start w:val="1"/>
+      <w:numFmt w:val="bullet"/>
+      <w:lvlText w:val=""/>
+      <w:lvlJc w:val="left"/>
+      <w:pPr>
+        <w:ind w:left="2160" w:hanging="360"/>
+      </w:pPr>
+      <w:rPr>
+        <w:rFonts w:ascii="Wingdings" w:hAnsi="Wingdings" w:hint="default"/>
+      </w:rPr>
+    </w:lvl>
+    <w:lvl w:ilvl="3" w:tplc="0C0A0001" w:tentative="1">
+      <w:start w:val="1"/>
+      <w:numFmt w:val="bullet"/>
+      <w:lvlText w:val=""/>
+      <w:lvlJc w:val="left"/>
+      <w:pPr>
+        <w:ind w:left="2880" w:hanging="360"/>
+      </w:pPr>
+      <w:rPr>
+        <w:rFonts w:ascii="Symbol" w:hAnsi="Symbol" w:hint="default"/>
+      </w:rPr>
+    </w:lvl>
+    <w:lvl w:ilvl="4" w:tplc="0C0A0003" w:tentative="1">
+      <w:start w:val="1"/>
+      <w:numFmt w:val="bullet"/>
+      <w:lvlText w:val="o"/>
+      <w:lvlJc w:val="left"/>
+      <w:pPr>
+        <w:ind w:left="3600" w:hanging="360"/>
+      </w:pPr>
+      <w:rPr>
+        <w:rFonts w:ascii="Courier New" w:hAnsi="Courier New" w:cs="Courier New" w:hint="default"/>
+      </w:rPr>
+    </w:lvl>
+    <w:lvl w:ilvl="5" w:tplc="0C0A0005" w:tentative="1">
+      <w:start w:val="1"/>
+      <w:numFmt w:val="bullet"/>
+      <w:lvlText w:val=""/>
+      <w:lvlJc w:val="left"/>
+      <w:pPr>
+        <w:ind w:left="4320" w:hanging="360"/>
+      </w:pPr>
+      <w:rPr>
+        <w:rFonts w:ascii="Wingdings" w:hAnsi="Wingdings" w:hint="default"/>
+      </w:rPr>
+    </w:lvl>
+    <w:lvl w:ilvl="6" w:tplc="0C0A0001" w:tentative="1">
+      <w:start w:val="1"/>
+      <w:numFmt w:val="bullet"/>
+      <w:lvlText w:val=""/>
+      <w:lvlJc w:val="left"/>
+      <w:pPr>
+        <w:ind w:left="5040" w:hanging="360"/>
+      </w:pPr>
+      <w:rPr>
+        <w:rFonts w:ascii="Symbol" w:hAnsi="Symbol" w:hint="default"/>
+      </w:rPr>
+    </w:lvl>
+    <w:lvl w:ilvl="7" w:tplc="0C0A0003" w:tentative="1">
+      <w:start w:val="1"/>
+      <w:numFmt w:val="bullet"/>
+      <w:lvlText w:val="o"/>
+      <w:lvlJc w:val="left"/>
+      <w:pPr>
+        <w:ind w:left="5760" w:hanging="360"/>
+      </w:pPr>
+      <w:rPr>
+        <w:rFonts w:ascii="Courier New" w:hAnsi="Courier New" w:cs="Courier New" w:hint="default"/>
+      </w:rPr>
+    </w:lvl>
+    <w:lvl w:ilvl="8" w:tplc="0C0A0005" w:tentative="1">
+      <w:start w:val="1"/>
+      <w:numFmt w:val="bullet"/>
+      <w:lvlText w:val=""/>
+      <w:lvlJc w:val="left"/>
+      <w:pPr>
+        <w:ind w:left="6480" w:hanging="360"/>
+      </w:pPr>
+      <w:rPr>
+        <w:rFonts w:ascii="Wingdings" w:hAnsi="Wingdings" w:hint="default"/>
+      </w:rPr>
+    </w:lvl>
+  </w:abstractNum>
+  <w:abstractNum w:abstractNumId="5" w15:restartNumberingAfterBreak="0">
     <w:nsid w:val="47B95726"/>
     <w:multiLevelType w:val="hybridMultilevel"/>
     <w:tmpl w:val="0CFA47D8"/>
@@ -10767,7 +11358,7 @@
       </w:pPr>
     </w:lvl>
   </w:abstractNum>
-  <w:abstractNum w:abstractNumId="5" w15:restartNumberingAfterBreak="0">
+  <w:abstractNum w:abstractNumId="6" w15:restartNumberingAfterBreak="0">
     <w:nsid w:val="4B0722C2"/>
     <w:multiLevelType w:val="hybridMultilevel"/>
     <w:tmpl w:val="06B48DE4"/>
@@ -10858,7 +11449,120 @@
       </w:pPr>
     </w:lvl>
   </w:abstractNum>
-  <w:abstractNum w:abstractNumId="6" w15:restartNumberingAfterBreak="0">
+  <w:abstractNum w:abstractNumId="7" w15:restartNumberingAfterBreak="0">
+    <w:nsid w:val="61E72CD0"/>
+    <w:multiLevelType w:val="hybridMultilevel"/>
+    <w:tmpl w:val="CE6C9A9C"/>
+    <w:lvl w:ilvl="0" w:tplc="0854EA4E">
+      <w:start w:val="1"/>
+      <w:numFmt w:val="bullet"/>
+      <w:lvlText w:val="-"/>
+      <w:lvlJc w:val="left"/>
+      <w:pPr>
+        <w:ind w:left="1428" w:hanging="360"/>
+      </w:pPr>
+      <w:rPr>
+        <w:rFonts w:ascii="Arial" w:eastAsiaTheme="minorHAnsi" w:hAnsi="Arial" w:cs="Arial" w:hint="default"/>
+      </w:rPr>
+    </w:lvl>
+    <w:lvl w:ilvl="1" w:tplc="0C0A0003" w:tentative="1">
+      <w:start w:val="1"/>
+      <w:numFmt w:val="bullet"/>
+      <w:lvlText w:val="o"/>
+      <w:lvlJc w:val="left"/>
+      <w:pPr>
+        <w:ind w:left="2148" w:hanging="360"/>
+      </w:pPr>
+      <w:rPr>
+        <w:rFonts w:ascii="Courier New" w:hAnsi="Courier New" w:cs="Courier New" w:hint="default"/>
+      </w:rPr>
+    </w:lvl>
+    <w:lvl w:ilvl="2" w:tplc="0C0A0005" w:tentative="1">
+      <w:start w:val="1"/>
+      <w:numFmt w:val="bullet"/>
+      <w:lvlText w:val=""/>
+      <w:lvlJc w:val="left"/>
+      <w:pPr>
+        <w:ind w:left="2868" w:hanging="360"/>
+      </w:pPr>
+      <w:rPr>
+        <w:rFonts w:ascii="Wingdings" w:hAnsi="Wingdings" w:hint="default"/>
+      </w:rPr>
+    </w:lvl>
+    <w:lvl w:ilvl="3" w:tplc="0C0A0001" w:tentative="1">
+      <w:start w:val="1"/>
+      <w:numFmt w:val="bullet"/>
+      <w:lvlText w:val=""/>
+      <w:lvlJc w:val="left"/>
+      <w:pPr>
+        <w:ind w:left="3588" w:hanging="360"/>
+      </w:pPr>
+      <w:rPr>
+        <w:rFonts w:ascii="Symbol" w:hAnsi="Symbol" w:hint="default"/>
+      </w:rPr>
+    </w:lvl>
+    <w:lvl w:ilvl="4" w:tplc="0C0A0003" w:tentative="1">
+      <w:start w:val="1"/>
+      <w:numFmt w:val="bullet"/>
+      <w:lvlText w:val="o"/>
+      <w:lvlJc w:val="left"/>
+      <w:pPr>
+        <w:ind w:left="4308" w:hanging="360"/>
+      </w:pPr>
+      <w:rPr>
+        <w:rFonts w:ascii="Courier New" w:hAnsi="Courier New" w:cs="Courier New" w:hint="default"/>
+      </w:rPr>
+    </w:lvl>
+    <w:lvl w:ilvl="5" w:tplc="0C0A0005" w:tentative="1">
+      <w:start w:val="1"/>
+      <w:numFmt w:val="bullet"/>
+      <w:lvlText w:val=""/>
+      <w:lvlJc w:val="left"/>
+      <w:pPr>
+        <w:ind w:left="5028" w:hanging="360"/>
+      </w:pPr>
+      <w:rPr>
+        <w:rFonts w:ascii="Wingdings" w:hAnsi="Wingdings" w:hint="default"/>
+      </w:rPr>
+    </w:lvl>
+    <w:lvl w:ilvl="6" w:tplc="0C0A0001" w:tentative="1">
+      <w:start w:val="1"/>
+      <w:numFmt w:val="bullet"/>
+      <w:lvlText w:val=""/>
+      <w:lvlJc w:val="left"/>
+      <w:pPr>
+        <w:ind w:left="5748" w:hanging="360"/>
+      </w:pPr>
+      <w:rPr>
+        <w:rFonts w:ascii="Symbol" w:hAnsi="Symbol" w:hint="default"/>
+      </w:rPr>
+    </w:lvl>
+    <w:lvl w:ilvl="7" w:tplc="0C0A0003" w:tentative="1">
+      <w:start w:val="1"/>
+      <w:numFmt w:val="bullet"/>
+      <w:lvlText w:val="o"/>
+      <w:lvlJc w:val="left"/>
+      <w:pPr>
+        <w:ind w:left="6468" w:hanging="360"/>
+      </w:pPr>
+      <w:rPr>
+        <w:rFonts w:ascii="Courier New" w:hAnsi="Courier New" w:cs="Courier New" w:hint="default"/>
+      </w:rPr>
+    </w:lvl>
+    <w:lvl w:ilvl="8" w:tplc="0C0A0005" w:tentative="1">
+      <w:start w:val="1"/>
+      <w:numFmt w:val="bullet"/>
+      <w:lvlText w:val=""/>
+      <w:lvlJc w:val="left"/>
+      <w:pPr>
+        <w:ind w:left="7188" w:hanging="360"/>
+      </w:pPr>
+      <w:rPr>
+        <w:rFonts w:ascii="Wingdings" w:hAnsi="Wingdings" w:hint="default"/>
+      </w:rPr>
+    </w:lvl>
+  </w:abstractNum>
+  <w:abstractNum w:abstractNumId="8" w15:restartNumberingAfterBreak="0">
     <w:nsid w:val="623D78F9"/>
     <w:multiLevelType w:val="hybridMultilevel"/>
     <w:tmpl w:val="DE6EADBA"/>
@@ -10947,7 +11651,7 @@
       </w:pPr>
     </w:lvl>
   </w:abstractNum>
-  <w:abstractNum w:abstractNumId="7" w15:restartNumberingAfterBreak="0">
+  <w:abstractNum w:abstractNumId="9" w15:restartNumberingAfterBreak="0">
     <w:nsid w:val="65901350"/>
     <w:multiLevelType w:val="hybridMultilevel"/>
     <w:tmpl w:val="6C3E0BB0"/>
@@ -11036,7 +11740,7 @@
       </w:pPr>
     </w:lvl>
   </w:abstractNum>
-  <w:abstractNum w:abstractNumId="8" w15:restartNumberingAfterBreak="0">
+  <w:abstractNum w:abstractNumId="10" w15:restartNumberingAfterBreak="0">
     <w:nsid w:val="6A2855A6"/>
     <w:multiLevelType w:val="multilevel"/>
     <w:tmpl w:val="1ADA6C1E"/>
@@ -11158,7 +11862,7 @@
       </w:rPr>
     </w:lvl>
   </w:abstractNum>
-  <w:abstractNum w:abstractNumId="9" w15:restartNumberingAfterBreak="0">
+  <w:abstractNum w:abstractNumId="11" w15:restartNumberingAfterBreak="0">
     <w:nsid w:val="6CC87724"/>
     <w:multiLevelType w:val="hybridMultilevel"/>
     <w:tmpl w:val="2158786E"/>
@@ -11247,7 +11951,7 @@
       </w:pPr>
     </w:lvl>
   </w:abstractNum>
-  <w:abstractNum w:abstractNumId="10" w15:restartNumberingAfterBreak="0">
+  <w:abstractNum w:abstractNumId="12" w15:restartNumberingAfterBreak="0">
     <w:nsid w:val="74941415"/>
     <w:multiLevelType w:val="hybridMultilevel"/>
     <w:tmpl w:val="06B48DE4"/>
@@ -11338,7 +12042,7 @@
       </w:pPr>
     </w:lvl>
   </w:abstractNum>
-  <w:abstractNum w:abstractNumId="11" w15:restartNumberingAfterBreak="0">
+  <w:abstractNum w:abstractNumId="13" w15:restartNumberingAfterBreak="0">
     <w:nsid w:val="75603B7B"/>
     <w:multiLevelType w:val="hybridMultilevel"/>
     <w:tmpl w:val="06B48DE4"/>
@@ -11429,7 +12133,120 @@
       </w:pPr>
     </w:lvl>
   </w:abstractNum>
-  <w:abstractNum w:abstractNumId="12" w15:restartNumberingAfterBreak="0">
+  <w:abstractNum w:abstractNumId="14" w15:restartNumberingAfterBreak="0">
+    <w:nsid w:val="76FB525E"/>
+    <w:multiLevelType w:val="hybridMultilevel"/>
+    <w:tmpl w:val="4F0CEC30"/>
+    <w:lvl w:ilvl="0" w:tplc="0C0A000F">
+      <w:start w:val="1"/>
+      <w:numFmt w:val="decimal"/>
+      <w:lvlText w:val="%1."/>
+      <w:lvlJc w:val="left"/>
+      <w:pPr>
+        <w:ind w:left="720" w:hanging="360"/>
+      </w:pPr>
+      <w:rPr>
+        <w:rFonts w:hint="default"/>
+      </w:rPr>
+    </w:lvl>
+    <w:lvl w:ilvl="1" w:tplc="FFFFFFFF" w:tentative="1">
+      <w:start w:val="1"/>
+      <w:numFmt w:val="bullet"/>
+      <w:lvlText w:val="o"/>
+      <w:lvlJc w:val="left"/>
+      <w:pPr>
+        <w:ind w:left="1440" w:hanging="360"/>
+      </w:pPr>
+      <w:rPr>
+        <w:rFonts w:ascii="Courier New" w:hAnsi="Courier New" w:cs="Courier New" w:hint="default"/>
+      </w:rPr>
+    </w:lvl>
+    <w:lvl w:ilvl="2" w:tplc="FFFFFFFF" w:tentative="1">
+      <w:start w:val="1"/>
+      <w:numFmt w:val="bullet"/>
+      <w:lvlText w:val=""/>
+      <w:lvlJc w:val="left"/>
+      <w:pPr>
+        <w:ind w:left="2160" w:hanging="360"/>
+      </w:pPr>
+      <w:rPr>
+        <w:rFonts w:ascii="Wingdings" w:hAnsi="Wingdings" w:hint="default"/>
+      </w:rPr>
+    </w:lvl>
+    <w:lvl w:ilvl="3" w:tplc="FFFFFFFF" w:tentative="1">
+      <w:start w:val="1"/>
+      <w:numFmt w:val="bullet"/>
+      <w:lvlText w:val=""/>
+      <w:lvlJc w:val="left"/>
+      <w:pPr>
+        <w:ind w:left="2880" w:hanging="360"/>
+      </w:pPr>
+      <w:rPr>
+        <w:rFonts w:ascii="Symbol" w:hAnsi="Symbol" w:hint="default"/>
+      </w:rPr>
+    </w:lvl>
+    <w:lvl w:ilvl="4" w:tplc="FFFFFFFF" w:tentative="1">
+      <w:start w:val="1"/>
+      <w:numFmt w:val="bullet"/>
+      <w:lvlText w:val="o"/>
+      <w:lvlJc w:val="left"/>
+      <w:pPr>
+        <w:ind w:left="3600" w:hanging="360"/>
+      </w:pPr>
+      <w:rPr>
+        <w:rFonts w:ascii="Courier New" w:hAnsi="Courier New" w:cs="Courier New" w:hint="default"/>
+      </w:rPr>
+    </w:lvl>
+    <w:lvl w:ilvl="5" w:tplc="FFFFFFFF" w:tentative="1">
+      <w:start w:val="1"/>
+      <w:numFmt w:val="bullet"/>
+      <w:lvlText w:val=""/>
+      <w:lvlJc w:val="left"/>
+      <w:pPr>
+        <w:ind w:left="4320" w:hanging="360"/>
+      </w:pPr>
+      <w:rPr>
+        <w:rFonts w:ascii="Wingdings" w:hAnsi="Wingdings" w:hint="default"/>
+      </w:rPr>
+    </w:lvl>
+    <w:lvl w:ilvl="6" w:tplc="FFFFFFFF" w:tentative="1">
+      <w:start w:val="1"/>
+      <w:numFmt w:val="bullet"/>
+      <w:lvlText w:val=""/>
+      <w:lvlJc w:val="left"/>
+      <w:pPr>
+        <w:ind w:left="5040" w:hanging="360"/>
+      </w:pPr>
+      <w:rPr>
+        <w:rFonts w:ascii="Symbol" w:hAnsi="Symbol" w:hint="default"/>
+      </w:rPr>
+    </w:lvl>
+    <w:lvl w:ilvl="7" w:tplc="FFFFFFFF" w:tentative="1">
+      <w:start w:val="1"/>
+      <w:numFmt w:val="bullet"/>
+      <w:lvlText w:val="o"/>
+      <w:lvlJc w:val="left"/>
+      <w:pPr>
+        <w:ind w:left="5760" w:hanging="360"/>
+      </w:pPr>
+      <w:rPr>
+        <w:rFonts w:ascii="Courier New" w:hAnsi="Courier New" w:cs="Courier New" w:hint="default"/>
+      </w:rPr>
+    </w:lvl>
+    <w:lvl w:ilvl="8" w:tplc="FFFFFFFF" w:tentative="1">
+      <w:start w:val="1"/>
+      <w:numFmt w:val="bullet"/>
+      <w:lvlText w:val=""/>
+      <w:lvlJc w:val="left"/>
+      <w:pPr>
+        <w:ind w:left="6480" w:hanging="360"/>
+      </w:pPr>
+      <w:rPr>
+        <w:rFonts w:ascii="Wingdings" w:hAnsi="Wingdings" w:hint="default"/>
+      </w:rPr>
+    </w:lvl>
+  </w:abstractNum>
+  <w:abstractNum w:abstractNumId="15" w15:restartNumberingAfterBreak="0">
     <w:nsid w:val="773163D5"/>
     <w:multiLevelType w:val="hybridMultilevel"/>
     <w:tmpl w:val="3FD662FE"/>
@@ -11542,7 +12359,7 @@
       </w:rPr>
     </w:lvl>
   </w:abstractNum>
-  <w:abstractNum w:abstractNumId="13" w15:restartNumberingAfterBreak="0">
+  <w:abstractNum w:abstractNumId="16" w15:restartNumberingAfterBreak="0">
     <w:nsid w:val="7D184BA2"/>
     <w:multiLevelType w:val="hybridMultilevel"/>
     <w:tmpl w:val="C0B097C4"/>
@@ -11631,53 +12448,62 @@
       </w:pPr>
     </w:lvl>
   </w:abstractNum>
-  <w:num w:numId="1">
+  <w:num w:numId="1" w16cid:durableId="726270363">
+    <w:abstractNumId w:val="10"/>
+  </w:num>
+  <w:num w:numId="2" w16cid:durableId="345522726">
+    <w:abstractNumId w:val="15"/>
+  </w:num>
+  <w:num w:numId="3" w16cid:durableId="649360498">
+    <w:abstractNumId w:val="2"/>
+  </w:num>
+  <w:num w:numId="4" w16cid:durableId="1703703143">
+    <w:abstractNumId w:val="9"/>
+  </w:num>
+  <w:num w:numId="5" w16cid:durableId="542208464">
+    <w:abstractNumId w:val="3"/>
+  </w:num>
+  <w:num w:numId="6" w16cid:durableId="719398319">
+    <w:abstractNumId w:val="16"/>
+  </w:num>
+  <w:num w:numId="7" w16cid:durableId="1830710717">
+    <w:abstractNumId w:val="13"/>
+  </w:num>
+  <w:num w:numId="8" w16cid:durableId="539513883">
+    <w:abstractNumId w:val="0"/>
+  </w:num>
+  <w:num w:numId="9" w16cid:durableId="1609578681">
+    <w:abstractNumId w:val="1"/>
+  </w:num>
+  <w:num w:numId="10" w16cid:durableId="1915973355">
+    <w:abstractNumId w:val="11"/>
+  </w:num>
+  <w:num w:numId="11" w16cid:durableId="2014338146">
+    <w:abstractNumId w:val="12"/>
+  </w:num>
+  <w:num w:numId="12" w16cid:durableId="225189198">
     <w:abstractNumId w:val="8"/>
   </w:num>
-  <w:num w:numId="2">
-    <w:abstractNumId w:val="12"/>
+  <w:num w:numId="13" w16cid:durableId="1911232442">
+    <w:abstractNumId w:val="6"/>
   </w:num>
-  <w:num w:numId="3">
-    <w:abstractNumId w:val="2"/>
+  <w:num w:numId="14" w16cid:durableId="346953843">
+    <w:abstractNumId w:val="5"/>
   </w:num>
-  <w:num w:numId="4">
+  <w:num w:numId="15" w16cid:durableId="1467161743">
     <w:abstractNumId w:val="7"/>
   </w:num>
-  <w:num w:numId="5">
-    <w:abstractNumId w:val="3"/>
+  <w:num w:numId="16" w16cid:durableId="964237683">
+    <w:abstractNumId w:val="4"/>
   </w:num>
-  <w:num w:numId="6">
-    <w:abstractNumId w:val="13"/>
-  </w:num>
-  <w:num w:numId="7">
-    <w:abstractNumId w:val="11"/>
-  </w:num>
-  <w:num w:numId="8">
-    <w:abstractNumId w:val="0"/>
-  </w:num>
-  <w:num w:numId="9">
-    <w:abstractNumId w:val="1"/>
-  </w:num>
-  <w:num w:numId="10">
-    <w:abstractNumId w:val="9"/>
-  </w:num>
-  <w:num w:numId="11">
-    <w:abstractNumId w:val="10"/>
-  </w:num>
-  <w:num w:numId="12">
-    <w:abstractNumId w:val="6"/>
-  </w:num>
-  <w:num w:numId="13">
-    <w:abstractNumId w:val="5"/>
-  </w:num>
-  <w:num w:numId="14">
-    <w:abstractNumId w:val="4"/>
+  <w:num w:numId="17" w16cid:durableId="400176015">
+    <w:abstractNumId w:val="14"/>
   </w:num>
 </w:numbering>
 </file>
 
 <file path=word/styles.xml><?xml version="1.0" encoding="utf-8"?>
-<w:styles xmlns:mc="http://schemas.openxmlformats.org/markup-compatibility/2006" xmlns:r="http://schemas.openxmlformats.org/officeDocument/2006/relationships" xmlns:w="http://schemas.openxmlformats.org/wordprocessingml/2006/main" xmlns:w14="http://schemas.microsoft.com/office/word/2010/wordml" xmlns:w15="http://schemas.microsoft.com/office/word/2012/wordml" mc:Ignorable="w14 w15">
+<w:styles xmlns:mc="http://schemas.openxmlformats.org/markup-compatibility/2006" xmlns:r="http://schemas.openxmlformats.org/officeDocument/2006/relationships" xmlns:w="http://schemas.openxmlformats.org/wordprocessingml/2006/main" xmlns:w14="http://schemas.microsoft.com/office/word/2010/wordml" xmlns:w15="http://schemas.microsoft.com/office/word/2012/wordml" xmlns:w16cex="http://schemas.microsoft.com/office/word/2018/wordml/cex" xmlns:w16cid="http://schemas.microsoft.com/office/word/2016/wordml/cid" xmlns:w16="http://schemas.microsoft.com/office/word/2018/wordml" xmlns:w16du="http://schemas.microsoft.com/office/word/2023/wordml/word16du" xmlns:w16sdtdh="http://schemas.microsoft.com/office/word/2020/wordml/sdtdatahash" xmlns:w16sdtfl="http://schemas.microsoft.com/office/word/2024/wordml/sdtformatlock" xmlns:w16se="http://schemas.microsoft.com/office/word/2015/wordml/symex" mc:Ignorable="w14 w15 w16se w16cid w16 w16cex w16sdtdh w16sdtfl w16du">
   <w:docDefaults>
     <w:rPrDefault>
       <w:rPr>
@@ -11693,7 +12519,7 @@
       </w:pPr>
     </w:pPrDefault>
   </w:docDefaults>
-  <w:latentStyles w:defLockedState="0" w:defUIPriority="99" w:defSemiHidden="0" w:defUnhideWhenUsed="0" w:defQFormat="0" w:count="371">
+  <w:latentStyles w:defLockedState="0" w:defUIPriority="99" w:defSemiHidden="0" w:defUnhideWhenUsed="0" w:defQFormat="0" w:count="376">
     <w:lsdException w:name="Normal" w:uiPriority="0" w:qFormat="1"/>
     <w:lsdException w:name="heading 1" w:uiPriority="9" w:qFormat="1"/>
     <w:lsdException w:name="heading 2" w:semiHidden="1" w:uiPriority="9" w:unhideWhenUsed="1" w:qFormat="1"/>
@@ -12065,6 +12891,11 @@
     <w:lsdException w:name="List Table 5 Dark Accent 6" w:uiPriority="50"/>
     <w:lsdException w:name="List Table 6 Colorful Accent 6" w:uiPriority="51"/>
     <w:lsdException w:name="List Table 7 Colorful Accent 6" w:uiPriority="52"/>
+    <w:lsdException w:name="Mention" w:semiHidden="1" w:unhideWhenUsed="1"/>
+    <w:lsdException w:name="Smart Hyperlink" w:semiHidden="1" w:unhideWhenUsed="1"/>
+    <w:lsdException w:name="Hashtag" w:semiHidden="1" w:unhideWhenUsed="1"/>
+    <w:lsdException w:name="Unresolved Mention" w:semiHidden="1" w:unhideWhenUsed="1"/>
+    <w:lsdException w:name="Smart Link" w:semiHidden="1" w:unhideWhenUsed="1"/>
   </w:latentStyles>
   <w:style w:type="paragraph" w:default="1" w:styleId="Normal">
     <w:name w:val="Normal"/>
@@ -12327,7 +13158,7 @@
       <w:lang w:eastAsia="es-ES"/>
     </w:rPr>
   </w:style>
-  <w:style w:type="paragraph" w:styleId="TtulodeTDC">
+  <w:style w:type="paragraph" w:styleId="TtuloTDC">
     <w:name w:val="TOC Heading"/>
     <w:basedOn w:val="Ttulo1"/>
     <w:next w:val="Normal"/>
